--- a/docs/files/ast/ast_6M2026_lt.docx
+++ b/docs/files/ast/ast_6M2026_lt.docx
@@ -3207,24 +3207,10 @@
         <w:rPr>
           <w:sz w:val="24"/>
         </w:rPr>
-        <w:t xml:space="preserve">☐ </w:t>
+        <w:t xml:space="preserve">☑ </w:t>
       </w:r>
       <w:r>
         <w:t>Yes, the company is not in the list of sanctions (add a screenshot)</w:t>
-      </w:r>
-    </w:p>
-    <w:p>
-      <w:pPr>
-        <w:spacing w:after="0"/>
-        <w:ind w:left="397"/>
-      </w:pPr>
-      <w:r>
-        <w:rPr>
-          <w:b/>
-          <w:color w:val="B42318"/>
-          <w:sz w:val="19"/>
-        </w:rPr>
-        <w:t>Reikia peržiūrėti</w:t>
       </w:r>
     </w:p>
     <w:p>
@@ -3244,7 +3230,7 @@
           <w:color w:val="333333"/>
           <w:sz w:val="19"/>
         </w:rPr>
-        <w:t>Automatinė patikra ES, JT, JAV OFAC ir JK konsoliduotuose sankcijų sąrašuose.</w:t>
+        <w:t>Nerasta EU, UN, UK, US OFAC konsoliduotuose sankcijų sąrašuose (automatinė patikra 2026-10-22).</w:t>
       </w:r>
     </w:p>
     <w:p>

--- a/docs/files/ast/ast_6M2026_lt.docx
+++ b/docs/files/ast/ast_6M2026_lt.docx
@@ -2,139 +2,314 @@
 <file path=word/document.xml><?xml version="1.0" encoding="utf-8"?>
 <w:document xmlns:wpc="http://schemas.microsoft.com/office/word/2010/wordprocessingCanvas" xmlns:mo="http://schemas.microsoft.com/office/mac/office/2008/main" xmlns:mc="http://schemas.openxmlformats.org/markup-compatibility/2006" xmlns:mv="urn:schemas-microsoft-com:mac:vml" xmlns:o="urn:schemas-microsoft-com:office:office" xmlns:r="http://schemas.openxmlformats.org/officeDocument/2006/relationships" xmlns:m="http://schemas.openxmlformats.org/officeDocument/2006/math" xmlns:v="urn:schemas-microsoft-com:vml" xmlns:wp14="http://schemas.microsoft.com/office/word/2010/wordprocessingDrawing" xmlns:wp="http://schemas.openxmlformats.org/drawingml/2006/wordprocessingDrawing" xmlns:w10="urn:schemas-microsoft-com:office:word" xmlns:w="http://schemas.openxmlformats.org/wordprocessingml/2006/main" xmlns:w14="http://schemas.microsoft.com/office/word/2010/wordml" xmlns:wpg="http://schemas.microsoft.com/office/word/2010/wordprocessingGroup" xmlns:wpi="http://schemas.microsoft.com/office/word/2010/wordprocessingInk" xmlns:wne="http://schemas.microsoft.com/office/word/2006/wordml" xmlns:wps="http://schemas.microsoft.com/office/word/2010/wordprocessingShape" mc:Ignorable="w14 wp14">
   <w:body>
+    <w:tbl>
+      <w:tblPr>
+        <w:tblW w:w="9639" w:type="dxa"/>
+        <w:tblBorders>
+          <w:top w:val="nil"/>
+          <w:left w:val="nil"/>
+          <w:bottom w:val="nil"/>
+          <w:right w:val="nil"/>
+          <w:insideH w:val="nil"/>
+          <w:insideV w:val="nil"/>
+        </w:tblBorders>
+        <w:tblLayout w:type="fixed"/>
+        <w:tblCellMar>
+          <w:top w:w="260" w:type="dxa"/>
+          <w:left w:w="280" w:type="dxa"/>
+          <w:bottom w:w="260" w:type="dxa"/>
+          <w:right w:w="280" w:type="dxa"/>
+        </w:tblCellMar>
+        <w:tblLook w:firstColumn="1" w:firstRow="1" w:lastColumn="0" w:lastRow="0" w:noHBand="0" w:noVBand="1" w:val="04A0"/>
+      </w:tblPr>
+      <w:tblGrid>
+        <w:gridCol w:w="7030"/>
+        <w:gridCol w:w="2608"/>
+      </w:tblGrid>
+      <w:tr>
+        <w:tc>
+          <w:tcPr>
+            <w:tcW w:type="dxa" w:w="7030"/>
+            <w:shd w:val="clear" w:color="auto" w:fill="1F4E79"/>
+          </w:tcPr>
+          <w:p>
+            <w:pPr>
+              <w:spacing w:before="0" w:after="0"/>
+            </w:pPr>
+            <w:r>
+              <w:rPr>
+                <w:b/>
+                <w:caps/>
+                <w:color w:val="AFC6DD"/>
+                <w:sz w:val="17"/>
+              </w:rPr>
+              <w:t>Emitento apžvalga · 6M2026</w:t>
+            </w:r>
+          </w:p>
+          <w:p>
+            <w:pPr>
+              <w:spacing w:before="40" w:after="0"/>
+            </w:pPr>
+            <w:r>
+              <w:rPr>
+                <w:b/>
+                <w:color w:val="FFFFFF"/>
+                <w:sz w:val="52"/>
+              </w:rPr>
+              <w:t>Augstsprieguma tīkls (AST)</w:t>
+            </w:r>
+          </w:p>
+        </w:tc>
+        <w:tc>
+          <w:tcPr>
+            <w:tcW w:type="dxa" w:w="2608"/>
+            <w:shd w:val="clear" w:color="auto" w:fill="1F4E79"/>
+          </w:tcPr>
+          <w:p>
+            <w:pPr>
+              <w:spacing w:before="280" w:after="0"/>
+              <w:jc w:val="right"/>
+            </w:pPr>
+            <w:r>
+              <w:rPr>
+                <w:b/>
+                <w:color w:val="1B7F3B"/>
+                <w:sz w:val="19"/>
+                <w:shd w:val="clear" w:color="auto" w:fill="E3F3E8"/>
+              </w:rPr>
+              <w:t xml:space="preserve">  ●  TVARKINGA  </w:t>
+            </w:r>
+          </w:p>
+        </w:tc>
+      </w:tr>
+    </w:tbl>
     <w:p>
       <w:pPr>
-        <w:spacing w:after="0"/>
+        <w:pBdr>
+          <w:top w:val="single" w:sz="12" w:color="2A78D6" w:space="0"/>
+        </w:pBdr>
+        <w:spacing w:before="0" w:after="200" w:line="120" w:lineRule="auto"/>
       </w:pPr>
-      <w:r>
-        <w:rPr>
-          <w:b/>
-          <w:color w:val="1F4E79"/>
-          <w:sz w:val="48"/>
-        </w:rPr>
-        <w:t>Augstsprieguma tīkls (AST)</w:t>
-      </w:r>
-    </w:p>
-    <w:p>
-      <w:r>
-        <w:rPr>
-          <w:color w:val="5F6B7A"/>
-          <w:sz w:val="24"/>
-        </w:rPr>
-        <w:t>Emitento apžvalga · 6M2026</w:t>
-      </w:r>
-    </w:p>
-    <w:p>
-      <w:pPr>
-        <w:spacing w:after="0"/>
-      </w:pPr>
-      <w:r>
-        <w:rPr>
-          <w:b/>
-          <w:sz w:val="19"/>
-        </w:rPr>
-        <w:t xml:space="preserve">Analizės data: </w:t>
-      </w:r>
-      <w:r>
-        <w:rPr>
-          <w:b w:val="0"/>
-          <w:sz w:val="19"/>
-        </w:rPr>
-        <w:t>2026-10-22</w:t>
-      </w:r>
-    </w:p>
-    <w:p>
-      <w:pPr>
-        <w:spacing w:after="0"/>
-      </w:pPr>
-      <w:r>
-        <w:rPr>
-          <w:b/>
-          <w:sz w:val="19"/>
-        </w:rPr>
-        <w:t xml:space="preserve">Reitingas: </w:t>
-      </w:r>
-      <w:r>
-        <w:rPr>
-          <w:b w:val="0"/>
-          <w:sz w:val="19"/>
-        </w:rPr>
-        <w:t>A- with a stable outlook (agency not named in the report)</w:t>
-      </w:r>
-      <w:hyperlink r:id="rId10">
-        <w:r>
-          <w:rPr>
-            <w:color w:val="2A78D6"/>
-            <w:vertAlign w:val="superscript"/>
-            <w:sz w:val="16"/>
-          </w:rPr>
-          <w:t xml:space="preserve">1</w:t>
-        </w:r>
-      </w:hyperlink>
-      <w:r>
-        <w:rPr>
-          <w:color w:val="2A78D6"/>
-          <w:vertAlign w:val="superscript"/>
-        </w:rPr>
-        <w:t>,</w:t>
-      </w:r>
-      <w:hyperlink r:id="rId11">
-        <w:r>
-          <w:rPr>
-            <w:color w:val="2A78D6"/>
-            <w:vertAlign w:val="superscript"/>
-            <w:sz w:val="16"/>
-          </w:rPr>
-          <w:t xml:space="preserve">2</w:t>
-        </w:r>
-      </w:hyperlink>
-    </w:p>
-    <w:p>
-      <w:pPr>
-        <w:spacing w:after="0"/>
-      </w:pPr>
-      <w:r>
-        <w:rPr>
-          <w:b/>
-          <w:sz w:val="19"/>
-        </w:rPr>
-        <w:t xml:space="preserve">Kita ataskaita: </w:t>
-      </w:r>
-      <w:r>
-        <w:rPr>
-          <w:b w:val="0"/>
-          <w:sz w:val="19"/>
-        </w:rPr>
-        <w:t>9M 2026 interim report - 2026-11-30</w:t>
-      </w:r>
-      <w:hyperlink r:id="rId12">
-        <w:r>
-          <w:rPr>
-            <w:color w:val="2A78D6"/>
-            <w:vertAlign w:val="superscript"/>
-            <w:sz w:val="16"/>
-          </w:rPr>
-          <w:t xml:space="preserve">3</w:t>
-        </w:r>
-      </w:hyperlink>
     </w:p>
     <w:tbl>
       <w:tblPr>
-        <w:tblW w:type="auto" w:w="0"/>
+        <w:tblW w:w="9639" w:type="dxa"/>
+        <w:tblBorders>
+          <w:top w:val="nil"/>
+          <w:left w:val="nil"/>
+          <w:bottom w:val="nil"/>
+          <w:right w:val="nil"/>
+          <w:insideH w:val="nil"/>
+          <w:insideV w:val="nil"/>
+        </w:tblBorders>
+        <w:tblLayout w:type="fixed"/>
+        <w:tblCellMar>
+          <w:top w:w="0" w:type="dxa"/>
+          <w:left w:w="0" w:type="dxa"/>
+          <w:bottom w:w="120" w:type="dxa"/>
+          <w:right w:w="160" w:type="dxa"/>
+        </w:tblCellMar>
         <w:tblLook w:firstColumn="1" w:firstRow="1" w:lastColumn="0" w:lastRow="0" w:noHBand="0" w:noVBand="1" w:val="04A0"/>
       </w:tblPr>
       <w:tblGrid>
-        <w:gridCol w:w="9972"/>
+        <w:gridCol w:w="3213"/>
+        <w:gridCol w:w="3213"/>
+        <w:gridCol w:w="3213"/>
+      </w:tblGrid>
+      <w:tr>
+        <w:tc>
+          <w:tcPr>
+            <w:tcW w:type="dxa" w:w="3213"/>
+            <w:tcBorders>
+              <w:top w:val="nil"/>
+              <w:left w:val="nil"/>
+              <w:bottom w:val="single" w:sz="4" w:color="C9D3DE" w:space="0"/>
+              <w:right w:val="nil"/>
+            </w:tcBorders>
+          </w:tcPr>
+          <w:p>
+            <w:pPr>
+              <w:spacing w:before="0" w:after="20"/>
+            </w:pPr>
+            <w:r>
+              <w:rPr>
+                <w:b/>
+                <w:caps/>
+                <w:color w:val="5F6B7A"/>
+                <w:sz w:val="15"/>
+              </w:rPr>
+              <w:t>Analizės data</w:t>
+            </w:r>
+          </w:p>
+          <w:p>
+            <w:pPr>
+              <w:spacing w:before="0" w:after="0"/>
+            </w:pPr>
+            <w:r>
+              <w:rPr>
+                <w:b w:val="0"/>
+                <w:sz w:val="19"/>
+              </w:rPr>
+              <w:t>2026-10-22</w:t>
+            </w:r>
+          </w:p>
+        </w:tc>
+        <w:tc>
+          <w:tcPr>
+            <w:tcW w:type="dxa" w:w="3213"/>
+            <w:tcBorders>
+              <w:top w:val="nil"/>
+              <w:left w:val="nil"/>
+              <w:bottom w:val="single" w:sz="4" w:color="C9D3DE" w:space="0"/>
+              <w:right w:val="nil"/>
+            </w:tcBorders>
+          </w:tcPr>
+          <w:p>
+            <w:pPr>
+              <w:spacing w:before="0" w:after="20"/>
+            </w:pPr>
+            <w:r>
+              <w:rPr>
+                <w:b/>
+                <w:caps/>
+                <w:color w:val="5F6B7A"/>
+                <w:sz w:val="15"/>
+              </w:rPr>
+              <w:t>Reitingas</w:t>
+            </w:r>
+          </w:p>
+          <w:p>
+            <w:pPr>
+              <w:spacing w:before="0" w:after="0"/>
+            </w:pPr>
+            <w:r>
+              <w:rPr>
+                <w:b w:val="0"/>
+                <w:sz w:val="19"/>
+              </w:rPr>
+              <w:t>A- with a stable outlook (agency not named in the report)</w:t>
+            </w:r>
+            <w:hyperlink r:id="rId12">
+              <w:r>
+                <w:rPr>
+                  <w:color w:val="2A78D6"/>
+                  <w:vertAlign w:val="superscript"/>
+                  <w:sz w:val="16"/>
+                </w:rPr>
+                <w:t xml:space="preserve">1</w:t>
+              </w:r>
+            </w:hyperlink>
+            <w:r>
+              <w:rPr>
+                <w:color w:val="2A78D6"/>
+                <w:vertAlign w:val="superscript"/>
+              </w:rPr>
+              <w:t>,</w:t>
+            </w:r>
+            <w:hyperlink r:id="rId13">
+              <w:r>
+                <w:rPr>
+                  <w:color w:val="2A78D6"/>
+                  <w:vertAlign w:val="superscript"/>
+                  <w:sz w:val="16"/>
+                </w:rPr>
+                <w:t xml:space="preserve">2</w:t>
+              </w:r>
+            </w:hyperlink>
+          </w:p>
+        </w:tc>
+        <w:tc>
+          <w:tcPr>
+            <w:tcW w:type="dxa" w:w="3213"/>
+            <w:tcBorders>
+              <w:top w:val="nil"/>
+              <w:left w:val="nil"/>
+              <w:bottom w:val="single" w:sz="4" w:color="C9D3DE" w:space="0"/>
+              <w:right w:val="nil"/>
+            </w:tcBorders>
+          </w:tcPr>
+          <w:p>
+            <w:pPr>
+              <w:spacing w:before="0" w:after="20"/>
+            </w:pPr>
+            <w:r>
+              <w:rPr>
+                <w:b/>
+                <w:caps/>
+                <w:color w:val="5F6B7A"/>
+                <w:sz w:val="15"/>
+              </w:rPr>
+              <w:t>Kita ataskaita</w:t>
+            </w:r>
+          </w:p>
+          <w:p>
+            <w:pPr>
+              <w:spacing w:before="0" w:after="0"/>
+            </w:pPr>
+            <w:r>
+              <w:rPr>
+                <w:b w:val="0"/>
+                <w:sz w:val="19"/>
+              </w:rPr>
+              <w:t>9M 2026 interim report - 2026-11-30</w:t>
+            </w:r>
+            <w:hyperlink r:id="rId14">
+              <w:r>
+                <w:rPr>
+                  <w:color w:val="2A78D6"/>
+                  <w:vertAlign w:val="superscript"/>
+                  <w:sz w:val="16"/>
+                </w:rPr>
+                <w:t xml:space="preserve">3</w:t>
+              </w:r>
+            </w:hyperlink>
+          </w:p>
+        </w:tc>
+      </w:tr>
+    </w:tbl>
+    <w:p>
+      <w:pPr>
+        <w:spacing w:before="0" w:after="80"/>
+      </w:pPr>
+    </w:p>
+    <w:tbl>
+      <w:tblPr>
+        <w:tblW w:w="9639" w:type="dxa"/>
+        <w:tblBorders>
+          <w:top w:val="nil"/>
+          <w:left w:val="nil"/>
+          <w:bottom w:val="nil"/>
+          <w:right w:val="nil"/>
+          <w:insideH w:val="nil"/>
+          <w:insideV w:val="nil"/>
+        </w:tblBorders>
+        <w:tblLayout w:type="fixed"/>
+        <w:tblCellMar>
+          <w:top w:w="180" w:type="dxa"/>
+          <w:left w:w="260" w:type="dxa"/>
+          <w:bottom w:w="200" w:type="dxa"/>
+          <w:right w:w="260" w:type="dxa"/>
+        </w:tblCellMar>
+        <w:tblLook w:firstColumn="1" w:firstRow="1" w:lastColumn="0" w:lastRow="0" w:noHBand="0" w:noVBand="1" w:val="04A0"/>
+      </w:tblPr>
+      <w:tblGrid>
+        <w:gridCol w:w="9639"/>
       </w:tblGrid>
       <w:tr>
         <w:tc>
           <w:tcPr>
             <w:tcW w:type="dxa" w:w="9638"/>
+            <w:tcBorders>
+              <w:top w:val="nil"/>
+              <w:left w:val="single" w:sz="24" w:color="1B7F3B" w:space="0"/>
+              <w:bottom w:val="nil"/>
+              <w:right w:val="nil"/>
+            </w:tcBorders>
             <w:shd w:val="clear" w:color="auto" w:fill="E3F3E8"/>
           </w:tcPr>
           <w:p>
             <w:pPr>
-              <w:spacing w:before="60" w:after="60"/>
+              <w:spacing w:before="0" w:after="0" w:line="276" w:lineRule="auto"/>
             </w:pPr>
             <w:r>
               <w:rPr>
@@ -152,7 +327,7 @@
               </w:rPr>
               <w:t xml:space="preserve"> AST – 100 % valstybinis Latvijos elektros perdavimo operatorius su A- reitingu</w:t>
             </w:r>
-            <w:hyperlink r:id="rId13">
+            <w:hyperlink r:id="rId15">
               <w:r>
                 <w:rPr>
                   <w:color w:val="2A78D6"/>
@@ -169,7 +344,7 @@
               </w:rPr>
               <w:t>,</w:t>
             </w:r>
-            <w:hyperlink r:id="rId10">
+            <w:hyperlink r:id="rId12">
               <w:r>
                 <w:rPr>
                   <w:color w:val="2A78D6"/>
@@ -187,7 +362,7 @@
               </w:rPr>
               <w:t>. 2027-01-20 išperkamai 100 mln. EUR obligacijai turima 94,7 mln. EUR pinigų ir nepanaudota SEB overdrafto linija iki 90 mln. EUR</w:t>
             </w:r>
-            <w:hyperlink r:id="rId14">
+            <w:hyperlink r:id="rId16">
               <w:r>
                 <w:rPr>
                   <w:color w:val="2A78D6"/>
@@ -211,63 +386,101 @@
     </w:tbl>
     <w:p>
       <w:pPr>
-        <w:spacing w:after="0"/>
+        <w:spacing w:before="0" w:after="120"/>
       </w:pPr>
     </w:p>
     <w:tbl>
       <w:tblPr>
-        <w:tblW w:type="auto" w:w="0"/>
-        <w:jc w:val="center"/>
+        <w:tblW w:w="9639" w:type="dxa"/>
+        <w:tblBorders>
+          <w:top w:val="nil"/>
+          <w:left w:val="nil"/>
+          <w:bottom w:val="nil"/>
+          <w:right w:val="nil"/>
+          <w:insideH w:val="nil"/>
+          <w:insideV w:val="nil"/>
+        </w:tblBorders>
+        <w:tblLayout w:type="fixed"/>
+        <w:tblCellMar>
+          <w:top w:w="150" w:type="dxa"/>
+          <w:left w:w="170" w:type="dxa"/>
+          <w:bottom w:w="150" w:type="dxa"/>
+          <w:right w:w="100" w:type="dxa"/>
+        </w:tblCellMar>
         <w:tblLook w:firstColumn="1" w:firstRow="1" w:lastColumn="0" w:lastRow="0" w:noHBand="0" w:noVBand="1" w:val="04A0"/>
-        <w:tblBorders>
-          <w:top w:val="single" w:sz="4" w:color="FFFFFF"/>
-          <w:left w:val="nil"/>
-          <w:bottom w:val="single" w:sz="4" w:color="FFFFFF"/>
-          <w:right w:val="nil"/>
-          <w:insideH w:val="single" w:sz="4" w:color="FFFFFF"/>
-          <w:insideV w:val="nil"/>
-        </w:tblBorders>
       </w:tblPr>
       <w:tblGrid>
-        <w:gridCol w:w="2493"/>
-        <w:gridCol w:w="2493"/>
-        <w:gridCol w:w="2493"/>
-        <w:gridCol w:w="2493"/>
+        <w:gridCol w:w="2260"/>
+        <w:gridCol w:w="198"/>
+        <w:gridCol w:w="2260"/>
+        <w:gridCol w:w="198"/>
+        <w:gridCol w:w="2260"/>
+        <w:gridCol w:w="198"/>
+        <w:gridCol w:w="2260"/>
       </w:tblGrid>
       <w:tr>
         <w:tc>
           <w:tcPr>
-            <w:tcW w:type="dxa" w:w="2493"/>
-            <w:shd w:val="clear" w:color="auto" w:fill="EAF1F8"/>
+            <w:tcW w:type="dxa" w:w="2261"/>
+            <w:tcBorders>
+              <w:top w:val="single" w:sz="18" w:color="2A78D6" w:space="0"/>
+              <w:left w:val="single" w:sz="4" w:color="C9D3DE" w:space="0"/>
+              <w:bottom w:val="single" w:sz="4" w:color="C9D3DE" w:space="0"/>
+              <w:right w:val="single" w:sz="4" w:color="C9D3DE" w:space="0"/>
+            </w:tcBorders>
           </w:tcPr>
           <w:p>
-            <w:r/>
+            <w:pPr>
+              <w:spacing w:before="0" w:after="60"/>
+            </w:pPr>
             <w:r>
               <w:rPr>
+                <w:b/>
+                <w:caps/>
                 <w:color w:val="5F6B7A"/>
-                <w:sz w:val="16"/>
+                <w:sz w:val="14"/>
               </w:rPr>
-              <w:t>EBITDA (6M2026)</w:t>
+              <w:t>EBITDA</w:t>
+            </w:r>
+            <w:r>
+              <w:rPr>
+                <w:b w:val="0"/>
+                <w:color w:val="5F6B7A"/>
+                <w:sz w:val="14"/>
+              </w:rPr>
+              <w:t xml:space="preserve">  ·  6M2026</w:t>
             </w:r>
           </w:p>
           <w:p>
             <w:pPr>
-              <w:spacing w:after="0"/>
+              <w:spacing w:before="0" w:after="20"/>
             </w:pPr>
             <w:r>
               <w:rPr>
                 <w:b/>
                 <w:color w:val="1F4E79"/>
-                <w:sz w:val="26"/>
+                <w:sz w:val="34"/>
               </w:rPr>
-              <w:t>61,4 mln. EUR</w:t>
+              <w:t>61,4</w:t>
+            </w:r>
+            <w:r>
+              <w:rPr>
+                <w:b w:val="0"/>
+                <w:color w:val="5F6B7A"/>
+                <w:sz w:val="18"/>
+              </w:rPr>
+              <w:t xml:space="preserve"> mln. EUR</w:t>
             </w:r>
           </w:p>
           <w:p>
+            <w:pPr>
+              <w:spacing w:before="0" w:after="0"/>
+            </w:pPr>
             <w:r>
               <w:rPr>
+                <w:b w:val="0"/>
                 <w:color w:val="5F6B7A"/>
-                <w:sz w:val="16"/>
+                <w:sz w:val="15"/>
               </w:rPr>
               <w:t>▲ 22,3 % vs 6M2025</w:t>
             </w:r>
@@ -275,37 +488,72 @@
         </w:tc>
         <w:tc>
           <w:tcPr>
-            <w:tcW w:type="dxa" w:w="2493"/>
-            <w:shd w:val="clear" w:color="auto" w:fill="EAF1F8"/>
+            <w:tcW w:type="dxa" w:w="198"/>
+          </w:tcPr>
+          <w:p/>
+        </w:tc>
+        <w:tc>
+          <w:tcPr>
+            <w:tcW w:type="dxa" w:w="2261"/>
+            <w:tcBorders>
+              <w:top w:val="single" w:sz="18" w:color="2A78D6" w:space="0"/>
+              <w:left w:val="single" w:sz="4" w:color="C9D3DE" w:space="0"/>
+              <w:bottom w:val="single" w:sz="4" w:color="C9D3DE" w:space="0"/>
+              <w:right w:val="single" w:sz="4" w:color="C9D3DE" w:space="0"/>
+            </w:tcBorders>
           </w:tcPr>
           <w:p>
-            <w:r/>
+            <w:pPr>
+              <w:spacing w:before="0" w:after="60"/>
+            </w:pPr>
             <w:r>
               <w:rPr>
+                <w:b/>
+                <w:caps/>
                 <w:color w:val="5F6B7A"/>
-                <w:sz w:val="16"/>
+                <w:sz w:val="14"/>
               </w:rPr>
-              <w:t>Grynasis pelnas (6M2026)</w:t>
+              <w:t>Grynasis pelnas</w:t>
+            </w:r>
+            <w:r>
+              <w:rPr>
+                <w:b w:val="0"/>
+                <w:color w:val="5F6B7A"/>
+                <w:sz w:val="14"/>
+              </w:rPr>
+              <w:t xml:space="preserve">  ·  6M2026</w:t>
             </w:r>
           </w:p>
           <w:p>
             <w:pPr>
-              <w:spacing w:after="0"/>
+              <w:spacing w:before="0" w:after="20"/>
             </w:pPr>
             <w:r>
               <w:rPr>
                 <w:b/>
                 <w:color w:val="1F4E79"/>
-                <w:sz w:val="26"/>
+                <w:sz w:val="34"/>
               </w:rPr>
-              <w:t>22,5 mln. EUR</w:t>
+              <w:t>22,5</w:t>
+            </w:r>
+            <w:r>
+              <w:rPr>
+                <w:b w:val="0"/>
+                <w:color w:val="5F6B7A"/>
+                <w:sz w:val="18"/>
+              </w:rPr>
+              <w:t xml:space="preserve"> mln. EUR</w:t>
             </w:r>
           </w:p>
           <w:p>
+            <w:pPr>
+              <w:spacing w:before="0" w:after="0"/>
+            </w:pPr>
             <w:r>
               <w:rPr>
+                <w:b w:val="0"/>
                 <w:color w:val="5F6B7A"/>
-                <w:sz w:val="16"/>
+                <w:sz w:val="15"/>
               </w:rPr>
               <w:t>▲ 17,8 % vs 6M2025</w:t>
             </w:r>
@@ -313,37 +561,72 @@
         </w:tc>
         <w:tc>
           <w:tcPr>
-            <w:tcW w:type="dxa" w:w="2493"/>
-            <w:shd w:val="clear" w:color="auto" w:fill="EAF1F8"/>
+            <w:tcW w:type="dxa" w:w="198"/>
+          </w:tcPr>
+          <w:p/>
+        </w:tc>
+        <w:tc>
+          <w:tcPr>
+            <w:tcW w:type="dxa" w:w="2261"/>
+            <w:tcBorders>
+              <w:top w:val="single" w:sz="18" w:color="2A78D6" w:space="0"/>
+              <w:left w:val="single" w:sz="4" w:color="C9D3DE" w:space="0"/>
+              <w:bottom w:val="single" w:sz="4" w:color="C9D3DE" w:space="0"/>
+              <w:right w:val="single" w:sz="4" w:color="C9D3DE" w:space="0"/>
+            </w:tcBorders>
           </w:tcPr>
           <w:p>
-            <w:r/>
+            <w:pPr>
+              <w:spacing w:before="0" w:after="60"/>
+            </w:pPr>
             <w:r>
               <w:rPr>
+                <w:b/>
+                <w:caps/>
                 <w:color w:val="5F6B7A"/>
-                <w:sz w:val="16"/>
+                <w:sz w:val="14"/>
               </w:rPr>
-              <w:t>Grynoji skola / EBITDA (6M2026)</w:t>
+              <w:t>Grynoji skola / EBITDA</w:t>
+            </w:r>
+            <w:r>
+              <w:rPr>
+                <w:b w:val="0"/>
+                <w:color w:val="5F6B7A"/>
+                <w:sz w:val="14"/>
+              </w:rPr>
+              <w:t xml:space="preserve">  ·  6M2026</w:t>
             </w:r>
           </w:p>
           <w:p>
             <w:pPr>
-              <w:spacing w:after="0"/>
+              <w:spacing w:before="0" w:after="20"/>
             </w:pPr>
             <w:r>
               <w:rPr>
                 <w:b/>
                 <w:color w:val="1F4E79"/>
-                <w:sz w:val="26"/>
+                <w:sz w:val="34"/>
               </w:rPr>
-              <w:t>0,93x</w:t>
+              <w:t>0,93</w:t>
+            </w:r>
+            <w:r>
+              <w:rPr>
+                <w:b w:val="0"/>
+                <w:color w:val="5F6B7A"/>
+                <w:sz w:val="18"/>
+              </w:rPr>
+              <w:t xml:space="preserve"> x</w:t>
             </w:r>
           </w:p>
           <w:p>
+            <w:pPr>
+              <w:spacing w:before="0" w:after="0"/>
+            </w:pPr>
             <w:r>
               <w:rPr>
+                <w:b w:val="0"/>
                 <w:color w:val="5F6B7A"/>
-                <w:sz w:val="16"/>
+                <w:sz w:val="15"/>
               </w:rPr>
               <w:t>▼ 0,39x vs FY2025</w:t>
             </w:r>
@@ -351,37 +634,72 @@
         </w:tc>
         <w:tc>
           <w:tcPr>
-            <w:tcW w:type="dxa" w:w="2493"/>
-            <w:shd w:val="clear" w:color="auto" w:fill="EAF1F8"/>
+            <w:tcW w:type="dxa" w:w="198"/>
+          </w:tcPr>
+          <w:p/>
+        </w:tc>
+        <w:tc>
+          <w:tcPr>
+            <w:tcW w:type="dxa" w:w="2261"/>
+            <w:tcBorders>
+              <w:top w:val="single" w:sz="18" w:color="2A78D6" w:space="0"/>
+              <w:left w:val="single" w:sz="4" w:color="C9D3DE" w:space="0"/>
+              <w:bottom w:val="single" w:sz="4" w:color="C9D3DE" w:space="0"/>
+              <w:right w:val="single" w:sz="4" w:color="C9D3DE" w:space="0"/>
+            </w:tcBorders>
           </w:tcPr>
           <w:p>
-            <w:r/>
+            <w:pPr>
+              <w:spacing w:before="0" w:after="60"/>
+            </w:pPr>
             <w:r>
               <w:rPr>
+                <w:b/>
+                <w:caps/>
                 <w:color w:val="5F6B7A"/>
-                <w:sz w:val="16"/>
+                <w:sz w:val="14"/>
               </w:rPr>
-              <w:t>Nuosavo kapitalo dalis (6M2026)</w:t>
+              <w:t>Nuosavo kapitalo dalis</w:t>
+            </w:r>
+            <w:r>
+              <w:rPr>
+                <w:b w:val="0"/>
+                <w:color w:val="5F6B7A"/>
+                <w:sz w:val="14"/>
+              </w:rPr>
+              <w:t xml:space="preserve">  ·  6M2026</w:t>
             </w:r>
           </w:p>
           <w:p>
             <w:pPr>
-              <w:spacing w:after="0"/>
+              <w:spacing w:before="0" w:after="20"/>
             </w:pPr>
             <w:r>
               <w:rPr>
                 <w:b/>
                 <w:color w:val="1F4E79"/>
-                <w:sz w:val="26"/>
+                <w:sz w:val="34"/>
               </w:rPr>
-              <w:t>40 %</w:t>
+              <w:t>40</w:t>
+            </w:r>
+            <w:r>
+              <w:rPr>
+                <w:b w:val="0"/>
+                <w:color w:val="5F6B7A"/>
+                <w:sz w:val="18"/>
+              </w:rPr>
+              <w:t xml:space="preserve"> %</w:t>
             </w:r>
           </w:p>
           <w:p>
+            <w:pPr>
+              <w:spacing w:before="0" w:after="0"/>
+            </w:pPr>
             <w:r>
               <w:rPr>
+                <w:b w:val="0"/>
                 <w:color w:val="5F6B7A"/>
-                <w:sz w:val="16"/>
+                <w:sz w:val="15"/>
               </w:rPr>
               <w:t>▼ 1 p. p. vs 6M2025</w:t>
             </w:r>
@@ -391,11 +709,29 @@
     </w:tbl>
     <w:p>
       <w:pPr>
-        <w:spacing w:before="280" w:after="80"/>
+        <w:spacing w:before="0" w:after="40"/>
+      </w:pPr>
+    </w:p>
+    <w:p>
+      <w:pPr>
+        <w:keepNext/>
         <w:pBdr>
-          <w:bottom w:val="single" w:sz="6" w:color="C9D3DE" w:space="2"/>
+          <w:bottom w:val="single" w:sz="8" w:color="1F4E79" w:space="4"/>
         </w:pBdr>
+        <w:tabs>
+          <w:tab w:pos="482" w:val="left"/>
+        </w:tabs>
+        <w:spacing w:before="360" w:after="160"/>
       </w:pPr>
+      <w:r>
+        <w:rPr>
+          <w:b/>
+          <w:color w:val="2A78D6"/>
+          <w:sz w:val="18"/>
+        </w:rPr>
+        <w:t>01</w:t>
+        <w:tab/>
+      </w:r>
       <w:r>
         <w:rPr>
           <w:b/>
@@ -407,9 +743,21 @@
     </w:p>
     <w:p>
       <w:pPr>
-        <w:pStyle w:val="ListBullet"/>
-        <w:spacing w:after="60"/>
+        <w:tabs>
+          <w:tab w:pos="255" w:val="left"/>
+        </w:tabs>
+        <w:spacing w:before="0" w:after="80"/>
+        <w:ind w:left="255" w:hanging="255"/>
       </w:pPr>
+      <w:r>
+        <w:rPr>
+          <w:b/>
+          <w:color w:val="2A78D6"/>
+          <w:sz w:val="20"/>
+        </w:rPr>
+        <w:t>▪</w:t>
+        <w:tab/>
+      </w:r>
       <w:r>
         <w:rPr>
           <w:b/>
@@ -422,7 +770,7 @@
         </w:rPr>
         <w:t xml:space="preserve"> I pusm. EBITDA 61,4 mln. EUR (50,2 mln.), marža 33 % (28 %); pelnas 22,5 mln. EUR (19,1 mln.)</w:t>
       </w:r>
-      <w:hyperlink r:id="rId14">
+      <w:hyperlink r:id="rId16">
         <w:r>
           <w:rPr>
             <w:color w:val="2A78D6"/>
@@ -441,9 +789,21 @@
     </w:p>
     <w:p>
       <w:pPr>
-        <w:pStyle w:val="ListBullet"/>
-        <w:spacing w:after="60"/>
+        <w:tabs>
+          <w:tab w:pos="255" w:val="left"/>
+        </w:tabs>
+        <w:spacing w:before="0" w:after="80"/>
+        <w:ind w:left="255" w:hanging="255"/>
       </w:pPr>
+      <w:r>
+        <w:rPr>
+          <w:b/>
+          <w:color w:val="2A78D6"/>
+          <w:sz w:val="20"/>
+        </w:rPr>
+        <w:t>▪</w:t>
+        <w:tab/>
+      </w:r>
       <w:r>
         <w:rPr>
           <w:b/>
@@ -456,7 +816,7 @@
         </w:rPr>
         <w:t xml:space="preserve"> grynoji skola apie 94 mln. EUR, apie 0,9 karto metinės EBITDA (apskaičiuota įrankio); nuosavo kapitalo dalis 40 %</w:t>
       </w:r>
-      <w:hyperlink r:id="rId14">
+      <w:hyperlink r:id="rId16">
         <w:r>
           <w:rPr>
             <w:color w:val="2A78D6"/>
@@ -475,9 +835,21 @@
     </w:p>
     <w:p>
       <w:pPr>
-        <w:pStyle w:val="ListBullet"/>
-        <w:spacing w:after="60"/>
+        <w:tabs>
+          <w:tab w:pos="255" w:val="left"/>
+        </w:tabs>
+        <w:spacing w:before="0" w:after="80"/>
+        <w:ind w:left="255" w:hanging="255"/>
       </w:pPr>
+      <w:r>
+        <w:rPr>
+          <w:b/>
+          <w:color w:val="2A78D6"/>
+          <w:sz w:val="20"/>
+        </w:rPr>
+        <w:t>▪</w:t>
+        <w:tab/>
+      </w:r>
       <w:r>
         <w:rPr>
           <w:b/>
@@ -490,7 +862,7 @@
         </w:rPr>
         <w:t xml:space="preserve"> 2027-01 išperkamai 100 mln. EUR žaliajai obligacijai – SEB overdraftas iki 90 mln. EUR (iki 2027-03-10), 2026-06-30 nepanaudotas</w:t>
       </w:r>
-      <w:hyperlink r:id="rId11">
+      <w:hyperlink r:id="rId13">
         <w:r>
           <w:rPr>
             <w:color w:val="2A78D6"/>
@@ -507,7 +879,7 @@
         </w:rPr>
         <w:t>,</w:t>
       </w:r>
-      <w:hyperlink r:id="rId10">
+      <w:hyperlink r:id="rId12">
         <w:r>
           <w:rPr>
             <w:color w:val="2A78D6"/>
@@ -526,9 +898,21 @@
     </w:p>
     <w:p>
       <w:pPr>
-        <w:pStyle w:val="ListBullet"/>
-        <w:spacing w:after="60"/>
+        <w:tabs>
+          <w:tab w:pos="255" w:val="left"/>
+        </w:tabs>
+        <w:spacing w:before="0" w:after="80"/>
+        <w:ind w:left="255" w:hanging="255"/>
       </w:pPr>
+      <w:r>
+        <w:rPr>
+          <w:b/>
+          <w:color w:val="2A78D6"/>
+          <w:sz w:val="20"/>
+        </w:rPr>
+        <w:t>▪</w:t>
+        <w:tab/>
+      </w:r>
       <w:r>
         <w:rPr>
           <w:b/>
@@ -541,7 +925,7 @@
         </w:rPr>
         <w:t xml:space="preserve"> 2025 m. investuota 209 mln. EUR; Plėtros planas 2027–2036 – 1 066 mln. EUR, iš jų iki 289 mln. EUR ES lėšų</w:t>
       </w:r>
-      <w:hyperlink r:id="rId15">
+      <w:hyperlink r:id="rId17">
         <w:r>
           <w:rPr>
             <w:color w:val="2A78D6"/>
@@ -558,7 +942,7 @@
         </w:rPr>
         <w:t>,</w:t>
       </w:r>
-      <w:hyperlink r:id="rId11">
+      <w:hyperlink r:id="rId13">
         <w:r>
           <w:rPr>
             <w:color w:val="2A78D6"/>
@@ -577,11 +961,24 @@
     </w:p>
     <w:p>
       <w:pPr>
-        <w:spacing w:before="280" w:after="80"/>
+        <w:keepNext/>
         <w:pBdr>
-          <w:bottom w:val="single" w:sz="6" w:color="C9D3DE" w:space="2"/>
+          <w:bottom w:val="single" w:sz="8" w:color="1F4E79" w:space="4"/>
         </w:pBdr>
+        <w:tabs>
+          <w:tab w:pos="482" w:val="left"/>
+        </w:tabs>
+        <w:spacing w:before="360" w:after="160"/>
       </w:pPr>
+      <w:r>
+        <w:rPr>
+          <w:b/>
+          <w:color w:val="2A78D6"/>
+          <w:sz w:val="18"/>
+        </w:rPr>
+        <w:t>02</w:t>
+        <w:tab/>
+      </w:r>
       <w:r>
         <w:rPr>
           <w:b/>
@@ -593,37 +990,53 @@
     </w:p>
     <w:tbl>
       <w:tblPr>
-        <w:tblW w:type="auto" w:w="0"/>
+        <w:tblW w:w="9639" w:type="dxa"/>
+        <w:tblBorders>
+          <w:top w:val="nil"/>
+          <w:left w:val="nil"/>
+          <w:bottom w:val="nil"/>
+          <w:right w:val="nil"/>
+          <w:insideH w:val="nil"/>
+          <w:insideV w:val="nil"/>
+        </w:tblBorders>
+        <w:tblLayout w:type="fixed"/>
+        <w:tblCellMar>
+          <w:top w:w="70" w:type="dxa"/>
+          <w:left w:w="100" w:type="dxa"/>
+          <w:bottom w:w="70" w:type="dxa"/>
+          <w:right w:w="100" w:type="dxa"/>
+        </w:tblCellMar>
         <w:tblLook w:firstColumn="1" w:firstRow="1" w:lastColumn="0" w:lastRow="0" w:noHBand="0" w:noVBand="1" w:val="04A0"/>
-        <w:tblBorders>
-          <w:top w:val="single" w:sz="4" w:color="C9D3DE"/>
-          <w:left w:val="nil"/>
-          <w:bottom w:val="single" w:sz="4" w:color="C9D3DE"/>
-          <w:right w:val="nil"/>
-          <w:insideH w:val="single" w:sz="4" w:color="C9D3DE"/>
-          <w:insideV w:val="nil"/>
-        </w:tblBorders>
       </w:tblPr>
       <w:tblGrid>
-        <w:gridCol w:w="1994"/>
-        <w:gridCol w:w="1994"/>
-        <w:gridCol w:w="1994"/>
-        <w:gridCol w:w="1994"/>
-        <w:gridCol w:w="1994"/>
+        <w:gridCol w:w="1701"/>
+        <w:gridCol w:w="2608"/>
+        <w:gridCol w:w="963"/>
+        <w:gridCol w:w="1304"/>
+        <w:gridCol w:w="3061"/>
       </w:tblGrid>
       <w:tr>
         <w:tc>
           <w:tcPr>
             <w:tcW w:type="dxa" w:w="1701"/>
-            <w:shd w:val="clear" w:color="auto" w:fill="1F4E79"/>
+            <w:tcBorders>
+              <w:top w:val="single" w:sz="12" w:color="1F4E79" w:space="0"/>
+              <w:left w:val="nil"/>
+              <w:bottom w:val="single" w:sz="4" w:color="C9D3DE" w:space="0"/>
+              <w:right w:val="nil"/>
+            </w:tcBorders>
+            <w:shd w:val="clear" w:color="auto" w:fill="EAF1F8"/>
           </w:tcPr>
           <w:p>
-            <w:r/>
+            <w:pPr>
+              <w:spacing w:before="0" w:after="0"/>
+            </w:pPr>
             <w:r>
               <w:rPr>
                 <w:b/>
-                <w:color w:val="FFFFFF"/>
-                <w:sz w:val="17"/>
+                <w:caps/>
+                <w:color w:val="1F4E79"/>
+                <w:sz w:val="16"/>
               </w:rPr>
               <w:t>ISIN</w:t>
             </w:r>
@@ -632,15 +1045,24 @@
         <w:tc>
           <w:tcPr>
             <w:tcW w:type="dxa" w:w="2608"/>
-            <w:shd w:val="clear" w:color="auto" w:fill="1F4E79"/>
+            <w:tcBorders>
+              <w:top w:val="single" w:sz="12" w:color="1F4E79" w:space="0"/>
+              <w:left w:val="nil"/>
+              <w:bottom w:val="single" w:sz="4" w:color="C9D3DE" w:space="0"/>
+              <w:right w:val="nil"/>
+            </w:tcBorders>
+            <w:shd w:val="clear" w:color="auto" w:fill="EAF1F8"/>
           </w:tcPr>
           <w:p>
-            <w:r/>
+            <w:pPr>
+              <w:spacing w:before="0" w:after="0"/>
+            </w:pPr>
             <w:r>
               <w:rPr>
                 <w:b/>
-                <w:color w:val="FFFFFF"/>
-                <w:sz w:val="17"/>
+                <w:caps/>
+                <w:color w:val="1F4E79"/>
+                <w:sz w:val="16"/>
               </w:rPr>
               <w:t>Priemonė</w:t>
             </w:r>
@@ -649,18 +1071,25 @@
         <w:tc>
           <w:tcPr>
             <w:tcW w:type="dxa" w:w="964"/>
-            <w:shd w:val="clear" w:color="auto" w:fill="1F4E79"/>
+            <w:tcBorders>
+              <w:top w:val="single" w:sz="12" w:color="1F4E79" w:space="0"/>
+              <w:left w:val="nil"/>
+              <w:bottom w:val="single" w:sz="4" w:color="C9D3DE" w:space="0"/>
+              <w:right w:val="nil"/>
+            </w:tcBorders>
+            <w:shd w:val="clear" w:color="auto" w:fill="EAF1F8"/>
           </w:tcPr>
           <w:p>
             <w:pPr>
+              <w:spacing w:before="0" w:after="0"/>
               <w:jc w:val="right"/>
             </w:pPr>
-            <w:r/>
             <w:r>
               <w:rPr>
                 <w:b/>
-                <w:color w:val="FFFFFF"/>
-                <w:sz w:val="17"/>
+                <w:caps/>
+                <w:color w:val="1F4E79"/>
+                <w:sz w:val="16"/>
               </w:rPr>
               <w:t>Kuponas</w:t>
             </w:r>
@@ -669,15 +1098,24 @@
         <w:tc>
           <w:tcPr>
             <w:tcW w:type="dxa" w:w="1304"/>
-            <w:shd w:val="clear" w:color="auto" w:fill="1F4E79"/>
+            <w:tcBorders>
+              <w:top w:val="single" w:sz="12" w:color="1F4E79" w:space="0"/>
+              <w:left w:val="nil"/>
+              <w:bottom w:val="single" w:sz="4" w:color="C9D3DE" w:space="0"/>
+              <w:right w:val="nil"/>
+            </w:tcBorders>
+            <w:shd w:val="clear" w:color="auto" w:fill="EAF1F8"/>
           </w:tcPr>
           <w:p>
-            <w:r/>
+            <w:pPr>
+              <w:spacing w:before="0" w:after="0"/>
+            </w:pPr>
             <w:r>
               <w:rPr>
                 <w:b/>
-                <w:color w:val="FFFFFF"/>
-                <w:sz w:val="17"/>
+                <w:caps/>
+                <w:color w:val="1F4E79"/>
+                <w:sz w:val="16"/>
               </w:rPr>
               <w:t>Išpirkimas</w:t>
             </w:r>
@@ -686,15 +1124,24 @@
         <w:tc>
           <w:tcPr>
             <w:tcW w:type="dxa" w:w="3061"/>
-            <w:shd w:val="clear" w:color="auto" w:fill="1F4E79"/>
+            <w:tcBorders>
+              <w:top w:val="single" w:sz="12" w:color="1F4E79" w:space="0"/>
+              <w:left w:val="nil"/>
+              <w:bottom w:val="single" w:sz="4" w:color="C9D3DE" w:space="0"/>
+              <w:right w:val="nil"/>
+            </w:tcBorders>
+            <w:shd w:val="clear" w:color="auto" w:fill="EAF1F8"/>
           </w:tcPr>
           <w:p>
-            <w:r/>
+            <w:pPr>
+              <w:spacing w:before="0" w:after="0"/>
+            </w:pPr>
             <w:r>
               <w:rPr>
                 <w:b/>
-                <w:color w:val="FFFFFF"/>
-                <w:sz w:val="17"/>
+                <w:caps/>
+                <w:color w:val="1F4E79"/>
+                <w:sz w:val="16"/>
               </w:rPr>
               <w:t>Pastaba</w:t>
             </w:r>
@@ -705,12 +1152,17 @@
         <w:tc>
           <w:tcPr>
             <w:tcW w:type="dxa" w:w="1701"/>
+            <w:tcBorders>
+              <w:top w:val="nil"/>
+              <w:left w:val="nil"/>
+              <w:bottom w:val="single" w:sz="4" w:color="DDE3EA" w:space="0"/>
+              <w:right w:val="nil"/>
+            </w:tcBorders>
           </w:tcPr>
           <w:p>
             <w:pPr>
-              <w:spacing w:after="0"/>
+              <w:spacing w:before="0" w:after="0"/>
             </w:pPr>
-            <w:r/>
             <w:r>
               <w:rPr>
                 <w:b w:val="0"/>
@@ -723,12 +1175,17 @@
         <w:tc>
           <w:tcPr>
             <w:tcW w:type="dxa" w:w="2608"/>
+            <w:tcBorders>
+              <w:top w:val="nil"/>
+              <w:left w:val="nil"/>
+              <w:bottom w:val="single" w:sz="4" w:color="DDE3EA" w:space="0"/>
+              <w:right w:val="nil"/>
+            </w:tcBorders>
           </w:tcPr>
           <w:p>
             <w:pPr>
-              <w:spacing w:after="0"/>
+              <w:spacing w:before="0" w:after="0"/>
             </w:pPr>
-            <w:r/>
             <w:r>
               <w:rPr>
                 <w:b w:val="0"/>
@@ -741,13 +1198,18 @@
         <w:tc>
           <w:tcPr>
             <w:tcW w:type="dxa" w:w="964"/>
+            <w:tcBorders>
+              <w:top w:val="nil"/>
+              <w:left w:val="nil"/>
+              <w:bottom w:val="single" w:sz="4" w:color="DDE3EA" w:space="0"/>
+              <w:right w:val="nil"/>
+            </w:tcBorders>
           </w:tcPr>
           <w:p>
             <w:pPr>
-              <w:spacing w:after="0"/>
+              <w:spacing w:before="0" w:after="0"/>
               <w:jc w:val="right"/>
             </w:pPr>
-            <w:r/>
             <w:r>
               <w:rPr>
                 <w:b w:val="0"/>
@@ -760,12 +1222,17 @@
         <w:tc>
           <w:tcPr>
             <w:tcW w:type="dxa" w:w="1304"/>
+            <w:tcBorders>
+              <w:top w:val="nil"/>
+              <w:left w:val="nil"/>
+              <w:bottom w:val="single" w:sz="4" w:color="DDE3EA" w:space="0"/>
+              <w:right w:val="nil"/>
+            </w:tcBorders>
           </w:tcPr>
           <w:p>
             <w:pPr>
-              <w:spacing w:after="0"/>
+              <w:spacing w:before="0" w:after="0"/>
             </w:pPr>
-            <w:r/>
             <w:r>
               <w:rPr>
                 <w:b w:val="0"/>
@@ -778,12 +1245,17 @@
         <w:tc>
           <w:tcPr>
             <w:tcW w:type="dxa" w:w="3061"/>
+            <w:tcBorders>
+              <w:top w:val="nil"/>
+              <w:left w:val="nil"/>
+              <w:bottom w:val="single" w:sz="4" w:color="DDE3EA" w:space="0"/>
+              <w:right w:val="nil"/>
+            </w:tcBorders>
           </w:tcPr>
           <w:p>
             <w:pPr>
-              <w:spacing w:after="0"/>
+              <w:spacing w:before="0" w:after="0"/>
             </w:pPr>
-            <w:r/>
             <w:r>
               <w:rPr>
                 <w:b w:val="0"/>
@@ -797,11 +1269,29 @@
     </w:tbl>
     <w:p>
       <w:pPr>
-        <w:spacing w:before="280" w:after="80"/>
+        <w:spacing w:before="0" w:after="40"/>
+      </w:pPr>
+    </w:p>
+    <w:p>
+      <w:pPr>
+        <w:keepNext/>
         <w:pBdr>
-          <w:bottom w:val="single" w:sz="6" w:color="C9D3DE" w:space="2"/>
+          <w:bottom w:val="single" w:sz="8" w:color="1F4E79" w:space="4"/>
         </w:pBdr>
+        <w:tabs>
+          <w:tab w:pos="482" w:val="left"/>
+        </w:tabs>
+        <w:spacing w:before="360" w:after="160"/>
       </w:pPr>
+      <w:r>
+        <w:rPr>
+          <w:b/>
+          <w:color w:val="2A78D6"/>
+          <w:sz w:val="18"/>
+        </w:rPr>
+        <w:t>03</w:t>
+        <w:tab/>
+      </w:r>
       <w:r>
         <w:rPr>
           <w:b/>
@@ -813,38 +1303,54 @@
     </w:p>
     <w:tbl>
       <w:tblPr>
-        <w:tblW w:type="auto" w:w="0"/>
+        <w:tblW w:w="9639" w:type="dxa"/>
+        <w:tblBorders>
+          <w:top w:val="nil"/>
+          <w:left w:val="nil"/>
+          <w:bottom w:val="nil"/>
+          <w:right w:val="nil"/>
+          <w:insideH w:val="nil"/>
+          <w:insideV w:val="nil"/>
+        </w:tblBorders>
+        <w:tblLayout w:type="fixed"/>
+        <w:tblCellMar>
+          <w:top w:w="70" w:type="dxa"/>
+          <w:left w:w="100" w:type="dxa"/>
+          <w:bottom w:w="70" w:type="dxa"/>
+          <w:right w:w="100" w:type="dxa"/>
+        </w:tblCellMar>
         <w:tblLook w:firstColumn="1" w:firstRow="1" w:lastColumn="0" w:lastRow="0" w:noHBand="0" w:noVBand="1" w:val="04A0"/>
-        <w:tblBorders>
-          <w:top w:val="single" w:sz="4" w:color="C9D3DE"/>
-          <w:left w:val="nil"/>
-          <w:bottom w:val="single" w:sz="4" w:color="C9D3DE"/>
-          <w:right w:val="nil"/>
-          <w:insideH w:val="single" w:sz="4" w:color="C9D3DE"/>
-          <w:insideV w:val="nil"/>
-        </w:tblBorders>
       </w:tblPr>
       <w:tblGrid>
-        <w:gridCol w:w="1662"/>
-        <w:gridCol w:w="1662"/>
-        <w:gridCol w:w="1662"/>
-        <w:gridCol w:w="1662"/>
-        <w:gridCol w:w="1662"/>
-        <w:gridCol w:w="1662"/>
+        <w:gridCol w:w="2864"/>
+        <w:gridCol w:w="1156"/>
+        <w:gridCol w:w="1156"/>
+        <w:gridCol w:w="1156"/>
+        <w:gridCol w:w="1156"/>
+        <w:gridCol w:w="2148"/>
       </w:tblGrid>
       <w:tr>
         <w:tc>
           <w:tcPr>
-            <w:tcW w:type="dxa" w:w="2948"/>
-            <w:shd w:val="clear" w:color="auto" w:fill="1F4E79"/>
+            <w:tcW w:type="dxa" w:w="2864"/>
+            <w:tcBorders>
+              <w:top w:val="single" w:sz="12" w:color="1F4E79" w:space="0"/>
+              <w:left w:val="nil"/>
+              <w:bottom w:val="single" w:sz="4" w:color="C9D3DE" w:space="0"/>
+              <w:right w:val="nil"/>
+            </w:tcBorders>
+            <w:shd w:val="clear" w:color="auto" w:fill="EAF1F8"/>
           </w:tcPr>
           <w:p>
-            <w:r/>
+            <w:pPr>
+              <w:spacing w:before="0" w:after="0"/>
+            </w:pPr>
             <w:r>
               <w:rPr>
                 <w:b/>
-                <w:color w:val="FFFFFF"/>
-                <w:sz w:val="17"/>
+                <w:caps/>
+                <w:color w:val="1F4E79"/>
+                <w:sz w:val="16"/>
               </w:rPr>
               <w:t>Rodiklis</w:t>
             </w:r>
@@ -852,19 +1358,26 @@
         </w:tc>
         <w:tc>
           <w:tcPr>
-            <w:tcW w:type="dxa" w:w="1191"/>
-            <w:shd w:val="clear" w:color="auto" w:fill="1F4E79"/>
+            <w:tcW w:type="dxa" w:w="1157"/>
+            <w:tcBorders>
+              <w:top w:val="single" w:sz="12" w:color="1F4E79" w:space="0"/>
+              <w:left w:val="nil"/>
+              <w:bottom w:val="single" w:sz="4" w:color="C9D3DE" w:space="0"/>
+              <w:right w:val="nil"/>
+            </w:tcBorders>
+            <w:shd w:val="clear" w:color="auto" w:fill="EAF1F8"/>
           </w:tcPr>
           <w:p>
             <w:pPr>
+              <w:spacing w:before="0" w:after="0"/>
               <w:jc w:val="right"/>
             </w:pPr>
-            <w:r/>
             <w:r>
               <w:rPr>
                 <w:b/>
-                <w:color w:val="FFFFFF"/>
-                <w:sz w:val="17"/>
+                <w:caps/>
+                <w:color w:val="1F4E79"/>
+                <w:sz w:val="16"/>
               </w:rPr>
               <w:t>FY2024</w:t>
             </w:r>
@@ -872,19 +1385,26 @@
         </w:tc>
         <w:tc>
           <w:tcPr>
-            <w:tcW w:type="dxa" w:w="1191"/>
-            <w:shd w:val="clear" w:color="auto" w:fill="1F4E79"/>
+            <w:tcW w:type="dxa" w:w="1157"/>
+            <w:tcBorders>
+              <w:top w:val="single" w:sz="12" w:color="1F4E79" w:space="0"/>
+              <w:left w:val="nil"/>
+              <w:bottom w:val="single" w:sz="4" w:color="C9D3DE" w:space="0"/>
+              <w:right w:val="nil"/>
+            </w:tcBorders>
+            <w:shd w:val="clear" w:color="auto" w:fill="EAF1F8"/>
           </w:tcPr>
           <w:p>
             <w:pPr>
+              <w:spacing w:before="0" w:after="0"/>
               <w:jc w:val="right"/>
             </w:pPr>
-            <w:r/>
             <w:r>
               <w:rPr>
                 <w:b/>
-                <w:color w:val="FFFFFF"/>
-                <w:sz w:val="17"/>
+                <w:caps/>
+                <w:color w:val="1F4E79"/>
+                <w:sz w:val="16"/>
               </w:rPr>
               <w:t>FY2025</w:t>
             </w:r>
@@ -892,19 +1412,26 @@
         </w:tc>
         <w:tc>
           <w:tcPr>
-            <w:tcW w:type="dxa" w:w="1191"/>
-            <w:shd w:val="clear" w:color="auto" w:fill="1F4E79"/>
+            <w:tcW w:type="dxa" w:w="1157"/>
+            <w:tcBorders>
+              <w:top w:val="single" w:sz="12" w:color="1F4E79" w:space="0"/>
+              <w:left w:val="nil"/>
+              <w:bottom w:val="single" w:sz="4" w:color="C9D3DE" w:space="0"/>
+              <w:right w:val="nil"/>
+            </w:tcBorders>
+            <w:shd w:val="clear" w:color="auto" w:fill="EAF1F8"/>
           </w:tcPr>
           <w:p>
             <w:pPr>
+              <w:spacing w:before="0" w:after="0"/>
               <w:jc w:val="right"/>
             </w:pPr>
-            <w:r/>
             <w:r>
               <w:rPr>
                 <w:b/>
-                <w:color w:val="FFFFFF"/>
-                <w:sz w:val="17"/>
+                <w:caps/>
+                <w:color w:val="1F4E79"/>
+                <w:sz w:val="16"/>
               </w:rPr>
               <w:t>6M2025</w:t>
             </w:r>
@@ -912,19 +1439,26 @@
         </w:tc>
         <w:tc>
           <w:tcPr>
-            <w:tcW w:type="dxa" w:w="1191"/>
-            <w:shd w:val="clear" w:color="auto" w:fill="1F4E79"/>
+            <w:tcW w:type="dxa" w:w="1157"/>
+            <w:tcBorders>
+              <w:top w:val="single" w:sz="12" w:color="1F4E79" w:space="0"/>
+              <w:left w:val="nil"/>
+              <w:bottom w:val="single" w:sz="4" w:color="C9D3DE" w:space="0"/>
+              <w:right w:val="nil"/>
+            </w:tcBorders>
+            <w:shd w:val="clear" w:color="auto" w:fill="EAF1F8"/>
           </w:tcPr>
           <w:p>
             <w:pPr>
+              <w:spacing w:before="0" w:after="0"/>
               <w:jc w:val="right"/>
             </w:pPr>
-            <w:r/>
             <w:r>
               <w:rPr>
                 <w:b/>
-                <w:color w:val="FFFFFF"/>
-                <w:sz w:val="17"/>
+                <w:caps/>
+                <w:color w:val="1F4E79"/>
+                <w:sz w:val="16"/>
               </w:rPr>
               <w:t>6M2026</w:t>
             </w:r>
@@ -932,19 +1466,26 @@
         </w:tc>
         <w:tc>
           <w:tcPr>
-            <w:tcW w:type="dxa" w:w="2211"/>
-            <w:shd w:val="clear" w:color="auto" w:fill="1F4E79"/>
+            <w:tcW w:type="dxa" w:w="2148"/>
+            <w:tcBorders>
+              <w:top w:val="single" w:sz="12" w:color="1F4E79" w:space="0"/>
+              <w:left w:val="nil"/>
+              <w:bottom w:val="single" w:sz="4" w:color="C9D3DE" w:space="0"/>
+              <w:right w:val="nil"/>
+            </w:tcBorders>
+            <w:shd w:val="clear" w:color="auto" w:fill="EAF1F8"/>
           </w:tcPr>
           <w:p>
             <w:pPr>
+              <w:spacing w:before="0" w:after="0"/>
               <w:jc w:val="right"/>
             </w:pPr>
-            <w:r/>
             <w:r>
               <w:rPr>
                 <w:b/>
-                <w:color w:val="FFFFFF"/>
-                <w:sz w:val="17"/>
+                <w:caps/>
+                <w:color w:val="1F4E79"/>
+                <w:sz w:val="16"/>
               </w:rPr>
               <w:t>Pokytis</w:t>
             </w:r>
@@ -954,13 +1495,18 @@
       <w:tr>
         <w:tc>
           <w:tcPr>
-            <w:tcW w:type="dxa" w:w="2948"/>
+            <w:tcW w:type="dxa" w:w="2864"/>
+            <w:tcBorders>
+              <w:top w:val="nil"/>
+              <w:left w:val="nil"/>
+              <w:bottom w:val="single" w:sz="4" w:color="DDE3EA" w:space="0"/>
+              <w:right w:val="nil"/>
+            </w:tcBorders>
           </w:tcPr>
           <w:p>
             <w:pPr>
-              <w:spacing w:after="0"/>
+              <w:spacing w:before="0" w:after="0"/>
             </w:pPr>
-            <w:r/>
             <w:r>
               <w:rPr>
                 <w:b w:val="0"/>
@@ -968,7 +1514,7 @@
               </w:rPr>
               <w:t>Pajamos, mln. EUR</w:t>
             </w:r>
-            <w:hyperlink r:id="rId16">
+            <w:hyperlink r:id="rId18">
               <w:r>
                 <w:rPr>
                   <w:color w:val="2A78D6"/>
@@ -985,7 +1531,7 @@
               </w:rPr>
               <w:t>,</w:t>
             </w:r>
-            <w:hyperlink r:id="rId14">
+            <w:hyperlink r:id="rId16">
               <w:r>
                 <w:rPr>
                   <w:color w:val="2A78D6"/>
@@ -999,14 +1545,19 @@
         </w:tc>
         <w:tc>
           <w:tcPr>
-            <w:tcW w:type="dxa" w:w="1191"/>
+            <w:tcW w:type="dxa" w:w="1157"/>
+            <w:tcBorders>
+              <w:top w:val="nil"/>
+              <w:left w:val="nil"/>
+              <w:bottom w:val="single" w:sz="4" w:color="DDE3EA" w:space="0"/>
+              <w:right w:val="nil"/>
+            </w:tcBorders>
           </w:tcPr>
           <w:p>
             <w:pPr>
-              <w:spacing w:after="0"/>
+              <w:spacing w:before="0" w:after="0"/>
               <w:jc w:val="right"/>
             </w:pPr>
-            <w:r/>
             <w:r>
               <w:rPr>
                 <w:b w:val="0"/>
@@ -1018,14 +1569,19 @@
         </w:tc>
         <w:tc>
           <w:tcPr>
-            <w:tcW w:type="dxa" w:w="1191"/>
+            <w:tcW w:type="dxa" w:w="1157"/>
+            <w:tcBorders>
+              <w:top w:val="nil"/>
+              <w:left w:val="nil"/>
+              <w:bottom w:val="single" w:sz="4" w:color="DDE3EA" w:space="0"/>
+              <w:right w:val="nil"/>
+            </w:tcBorders>
           </w:tcPr>
           <w:p>
             <w:pPr>
-              <w:spacing w:after="0"/>
+              <w:spacing w:before="0" w:after="0"/>
               <w:jc w:val="right"/>
             </w:pPr>
-            <w:r/>
             <w:r>
               <w:rPr>
                 <w:b w:val="0"/>
@@ -1037,14 +1593,19 @@
         </w:tc>
         <w:tc>
           <w:tcPr>
-            <w:tcW w:type="dxa" w:w="1191"/>
+            <w:tcW w:type="dxa" w:w="1157"/>
+            <w:tcBorders>
+              <w:top w:val="nil"/>
+              <w:left w:val="nil"/>
+              <w:bottom w:val="single" w:sz="4" w:color="DDE3EA" w:space="0"/>
+              <w:right w:val="nil"/>
+            </w:tcBorders>
           </w:tcPr>
           <w:p>
             <w:pPr>
-              <w:spacing w:after="0"/>
+              <w:spacing w:before="0" w:after="0"/>
               <w:jc w:val="right"/>
             </w:pPr>
-            <w:r/>
             <w:r>
               <w:rPr>
                 <w:b w:val="0"/>
@@ -1056,14 +1617,19 @@
         </w:tc>
         <w:tc>
           <w:tcPr>
-            <w:tcW w:type="dxa" w:w="1191"/>
+            <w:tcW w:type="dxa" w:w="1157"/>
+            <w:tcBorders>
+              <w:top w:val="nil"/>
+              <w:left w:val="nil"/>
+              <w:bottom w:val="single" w:sz="4" w:color="DDE3EA" w:space="0"/>
+              <w:right w:val="nil"/>
+            </w:tcBorders>
           </w:tcPr>
           <w:p>
             <w:pPr>
-              <w:spacing w:after="0"/>
+              <w:spacing w:before="0" w:after="0"/>
               <w:jc w:val="right"/>
             </w:pPr>
-            <w:r/>
             <w:r>
               <w:rPr>
                 <w:b w:val="0"/>
@@ -1075,14 +1641,19 @@
         </w:tc>
         <w:tc>
           <w:tcPr>
-            <w:tcW w:type="dxa" w:w="2211"/>
+            <w:tcW w:type="dxa" w:w="2148"/>
+            <w:tcBorders>
+              <w:top w:val="nil"/>
+              <w:left w:val="nil"/>
+              <w:bottom w:val="single" w:sz="4" w:color="DDE3EA" w:space="0"/>
+              <w:right w:val="nil"/>
+            </w:tcBorders>
           </w:tcPr>
           <w:p>
             <w:pPr>
-              <w:spacing w:after="0"/>
+              <w:spacing w:before="0" w:after="0"/>
               <w:jc w:val="right"/>
             </w:pPr>
-            <w:r/>
             <w:r>
               <w:rPr>
                 <w:b/>
@@ -1097,14 +1668,18 @@
       <w:tr>
         <w:tc>
           <w:tcPr>
-            <w:tcW w:type="dxa" w:w="2948"/>
-            <w:shd w:val="clear" w:color="auto" w:fill="F6F8FA"/>
+            <w:tcW w:type="dxa" w:w="2864"/>
+            <w:tcBorders>
+              <w:top w:val="nil"/>
+              <w:left w:val="nil"/>
+              <w:bottom w:val="single" w:sz="4" w:color="DDE3EA" w:space="0"/>
+              <w:right w:val="nil"/>
+            </w:tcBorders>
           </w:tcPr>
           <w:p>
             <w:pPr>
-              <w:spacing w:after="0"/>
+              <w:spacing w:before="0" w:after="0"/>
             </w:pPr>
-            <w:r/>
             <w:r>
               <w:rPr>
                 <w:b w:val="0"/>
@@ -1112,7 +1687,7 @@
               </w:rPr>
               <w:t>EBITDA, mln. EUR</w:t>
             </w:r>
-            <w:hyperlink r:id="rId16">
+            <w:hyperlink r:id="rId18">
               <w:r>
                 <w:rPr>
                   <w:color w:val="2A78D6"/>
@@ -1129,7 +1704,7 @@
               </w:rPr>
               <w:t>,</w:t>
             </w:r>
-            <w:hyperlink r:id="rId14">
+            <w:hyperlink r:id="rId16">
               <w:r>
                 <w:rPr>
                   <w:color w:val="2A78D6"/>
@@ -1143,15 +1718,19 @@
         </w:tc>
         <w:tc>
           <w:tcPr>
-            <w:tcW w:type="dxa" w:w="1191"/>
-            <w:shd w:val="clear" w:color="auto" w:fill="F6F8FA"/>
+            <w:tcW w:type="dxa" w:w="1157"/>
+            <w:tcBorders>
+              <w:top w:val="nil"/>
+              <w:left w:val="nil"/>
+              <w:bottom w:val="single" w:sz="4" w:color="DDE3EA" w:space="0"/>
+              <w:right w:val="nil"/>
+            </w:tcBorders>
           </w:tcPr>
           <w:p>
             <w:pPr>
-              <w:spacing w:after="0"/>
+              <w:spacing w:before="0" w:after="0"/>
               <w:jc w:val="right"/>
             </w:pPr>
-            <w:r/>
             <w:r>
               <w:rPr>
                 <w:b w:val="0"/>
@@ -1163,15 +1742,19 @@
         </w:tc>
         <w:tc>
           <w:tcPr>
-            <w:tcW w:type="dxa" w:w="1191"/>
-            <w:shd w:val="clear" w:color="auto" w:fill="F6F8FA"/>
+            <w:tcW w:type="dxa" w:w="1157"/>
+            <w:tcBorders>
+              <w:top w:val="nil"/>
+              <w:left w:val="nil"/>
+              <w:bottom w:val="single" w:sz="4" w:color="DDE3EA" w:space="0"/>
+              <w:right w:val="nil"/>
+            </w:tcBorders>
           </w:tcPr>
           <w:p>
             <w:pPr>
-              <w:spacing w:after="0"/>
+              <w:spacing w:before="0" w:after="0"/>
               <w:jc w:val="right"/>
             </w:pPr>
-            <w:r/>
             <w:r>
               <w:rPr>
                 <w:b w:val="0"/>
@@ -1183,15 +1766,19 @@
         </w:tc>
         <w:tc>
           <w:tcPr>
-            <w:tcW w:type="dxa" w:w="1191"/>
-            <w:shd w:val="clear" w:color="auto" w:fill="F6F8FA"/>
+            <w:tcW w:type="dxa" w:w="1157"/>
+            <w:tcBorders>
+              <w:top w:val="nil"/>
+              <w:left w:val="nil"/>
+              <w:bottom w:val="single" w:sz="4" w:color="DDE3EA" w:space="0"/>
+              <w:right w:val="nil"/>
+            </w:tcBorders>
           </w:tcPr>
           <w:p>
             <w:pPr>
-              <w:spacing w:after="0"/>
+              <w:spacing w:before="0" w:after="0"/>
               <w:jc w:val="right"/>
             </w:pPr>
-            <w:r/>
             <w:r>
               <w:rPr>
                 <w:b w:val="0"/>
@@ -1203,15 +1790,19 @@
         </w:tc>
         <w:tc>
           <w:tcPr>
-            <w:tcW w:type="dxa" w:w="1191"/>
-            <w:shd w:val="clear" w:color="auto" w:fill="F6F8FA"/>
+            <w:tcW w:type="dxa" w:w="1157"/>
+            <w:tcBorders>
+              <w:top w:val="nil"/>
+              <w:left w:val="nil"/>
+              <w:bottom w:val="single" w:sz="4" w:color="DDE3EA" w:space="0"/>
+              <w:right w:val="nil"/>
+            </w:tcBorders>
           </w:tcPr>
           <w:p>
             <w:pPr>
-              <w:spacing w:after="0"/>
+              <w:spacing w:before="0" w:after="0"/>
               <w:jc w:val="right"/>
             </w:pPr>
-            <w:r/>
             <w:r>
               <w:rPr>
                 <w:b w:val="0"/>
@@ -1223,15 +1814,19 @@
         </w:tc>
         <w:tc>
           <w:tcPr>
-            <w:tcW w:type="dxa" w:w="2211"/>
-            <w:shd w:val="clear" w:color="auto" w:fill="F6F8FA"/>
+            <w:tcW w:type="dxa" w:w="2148"/>
+            <w:tcBorders>
+              <w:top w:val="nil"/>
+              <w:left w:val="nil"/>
+              <w:bottom w:val="single" w:sz="4" w:color="DDE3EA" w:space="0"/>
+              <w:right w:val="nil"/>
+            </w:tcBorders>
           </w:tcPr>
           <w:p>
             <w:pPr>
-              <w:spacing w:after="0"/>
+              <w:spacing w:before="0" w:after="0"/>
               <w:jc w:val="right"/>
             </w:pPr>
-            <w:r/>
             <w:r>
               <w:rPr>
                 <w:b/>
@@ -1246,13 +1841,18 @@
       <w:tr>
         <w:tc>
           <w:tcPr>
-            <w:tcW w:type="dxa" w:w="2948"/>
+            <w:tcW w:type="dxa" w:w="2864"/>
+            <w:tcBorders>
+              <w:top w:val="nil"/>
+              <w:left w:val="nil"/>
+              <w:bottom w:val="single" w:sz="4" w:color="DDE3EA" w:space="0"/>
+              <w:right w:val="nil"/>
+            </w:tcBorders>
           </w:tcPr>
           <w:p>
             <w:pPr>
-              <w:spacing w:after="0"/>
+              <w:spacing w:before="0" w:after="0"/>
             </w:pPr>
-            <w:r/>
             <w:r>
               <w:rPr>
                 <w:b w:val="0"/>
@@ -1260,7 +1860,7 @@
               </w:rPr>
               <w:t>Grynasis pelnas, mln. EUR</w:t>
             </w:r>
-            <w:hyperlink r:id="rId16">
+            <w:hyperlink r:id="rId18">
               <w:r>
                 <w:rPr>
                   <w:color w:val="2A78D6"/>
@@ -1277,7 +1877,7 @@
               </w:rPr>
               <w:t>,</w:t>
             </w:r>
-            <w:hyperlink r:id="rId14">
+            <w:hyperlink r:id="rId16">
               <w:r>
                 <w:rPr>
                   <w:color w:val="2A78D6"/>
@@ -1291,14 +1891,19 @@
         </w:tc>
         <w:tc>
           <w:tcPr>
-            <w:tcW w:type="dxa" w:w="1191"/>
+            <w:tcW w:type="dxa" w:w="1157"/>
+            <w:tcBorders>
+              <w:top w:val="nil"/>
+              <w:left w:val="nil"/>
+              <w:bottom w:val="single" w:sz="4" w:color="DDE3EA" w:space="0"/>
+              <w:right w:val="nil"/>
+            </w:tcBorders>
           </w:tcPr>
           <w:p>
             <w:pPr>
-              <w:spacing w:after="0"/>
+              <w:spacing w:before="0" w:after="0"/>
               <w:jc w:val="right"/>
             </w:pPr>
-            <w:r/>
             <w:r>
               <w:rPr>
                 <w:b w:val="0"/>
@@ -1310,14 +1915,19 @@
         </w:tc>
         <w:tc>
           <w:tcPr>
-            <w:tcW w:type="dxa" w:w="1191"/>
+            <w:tcW w:type="dxa" w:w="1157"/>
+            <w:tcBorders>
+              <w:top w:val="nil"/>
+              <w:left w:val="nil"/>
+              <w:bottom w:val="single" w:sz="4" w:color="DDE3EA" w:space="0"/>
+              <w:right w:val="nil"/>
+            </w:tcBorders>
           </w:tcPr>
           <w:p>
             <w:pPr>
-              <w:spacing w:after="0"/>
+              <w:spacing w:before="0" w:after="0"/>
               <w:jc w:val="right"/>
             </w:pPr>
-            <w:r/>
             <w:r>
               <w:rPr>
                 <w:b w:val="0"/>
@@ -1329,14 +1939,19 @@
         </w:tc>
         <w:tc>
           <w:tcPr>
-            <w:tcW w:type="dxa" w:w="1191"/>
+            <w:tcW w:type="dxa" w:w="1157"/>
+            <w:tcBorders>
+              <w:top w:val="nil"/>
+              <w:left w:val="nil"/>
+              <w:bottom w:val="single" w:sz="4" w:color="DDE3EA" w:space="0"/>
+              <w:right w:val="nil"/>
+            </w:tcBorders>
           </w:tcPr>
           <w:p>
             <w:pPr>
-              <w:spacing w:after="0"/>
+              <w:spacing w:before="0" w:after="0"/>
               <w:jc w:val="right"/>
             </w:pPr>
-            <w:r/>
             <w:r>
               <w:rPr>
                 <w:b w:val="0"/>
@@ -1348,14 +1963,19 @@
         </w:tc>
         <w:tc>
           <w:tcPr>
-            <w:tcW w:type="dxa" w:w="1191"/>
+            <w:tcW w:type="dxa" w:w="1157"/>
+            <w:tcBorders>
+              <w:top w:val="nil"/>
+              <w:left w:val="nil"/>
+              <w:bottom w:val="single" w:sz="4" w:color="DDE3EA" w:space="0"/>
+              <w:right w:val="nil"/>
+            </w:tcBorders>
           </w:tcPr>
           <w:p>
             <w:pPr>
-              <w:spacing w:after="0"/>
+              <w:spacing w:before="0" w:after="0"/>
               <w:jc w:val="right"/>
             </w:pPr>
-            <w:r/>
             <w:r>
               <w:rPr>
                 <w:b w:val="0"/>
@@ -1367,14 +1987,19 @@
         </w:tc>
         <w:tc>
           <w:tcPr>
-            <w:tcW w:type="dxa" w:w="2211"/>
+            <w:tcW w:type="dxa" w:w="2148"/>
+            <w:tcBorders>
+              <w:top w:val="nil"/>
+              <w:left w:val="nil"/>
+              <w:bottom w:val="single" w:sz="4" w:color="DDE3EA" w:space="0"/>
+              <w:right w:val="nil"/>
+            </w:tcBorders>
           </w:tcPr>
           <w:p>
             <w:pPr>
-              <w:spacing w:after="0"/>
+              <w:spacing w:before="0" w:after="0"/>
               <w:jc w:val="right"/>
             </w:pPr>
-            <w:r/>
             <w:r>
               <w:rPr>
                 <w:b/>
@@ -1389,14 +2014,18 @@
       <w:tr>
         <w:tc>
           <w:tcPr>
-            <w:tcW w:type="dxa" w:w="2948"/>
-            <w:shd w:val="clear" w:color="auto" w:fill="F6F8FA"/>
+            <w:tcW w:type="dxa" w:w="2864"/>
+            <w:tcBorders>
+              <w:top w:val="nil"/>
+              <w:left w:val="nil"/>
+              <w:bottom w:val="single" w:sz="4" w:color="DDE3EA" w:space="0"/>
+              <w:right w:val="nil"/>
+            </w:tcBorders>
           </w:tcPr>
           <w:p>
             <w:pPr>
-              <w:spacing w:after="0"/>
+              <w:spacing w:before="0" w:after="0"/>
             </w:pPr>
-            <w:r/>
             <w:r>
               <w:rPr>
                 <w:b w:val="0"/>
@@ -1404,7 +2033,7 @@
               </w:rPr>
               <w:t>Investicijos, mln. EUR</w:t>
             </w:r>
-            <w:hyperlink r:id="rId15">
+            <w:hyperlink r:id="rId17">
               <w:r>
                 <w:rPr>
                   <w:color w:val="2A78D6"/>
@@ -1421,7 +2050,7 @@
               </w:rPr>
               <w:t>,</w:t>
             </w:r>
-            <w:hyperlink r:id="rId14">
+            <w:hyperlink r:id="rId16">
               <w:r>
                 <w:rPr>
                   <w:color w:val="2A78D6"/>
@@ -1435,15 +2064,19 @@
         </w:tc>
         <w:tc>
           <w:tcPr>
-            <w:tcW w:type="dxa" w:w="1191"/>
-            <w:shd w:val="clear" w:color="auto" w:fill="F6F8FA"/>
+            <w:tcW w:type="dxa" w:w="1157"/>
+            <w:tcBorders>
+              <w:top w:val="nil"/>
+              <w:left w:val="nil"/>
+              <w:bottom w:val="single" w:sz="4" w:color="DDE3EA" w:space="0"/>
+              <w:right w:val="nil"/>
+            </w:tcBorders>
           </w:tcPr>
           <w:p>
             <w:pPr>
-              <w:spacing w:after="0"/>
+              <w:spacing w:before="0" w:after="0"/>
               <w:jc w:val="right"/>
             </w:pPr>
-            <w:r/>
             <w:r>
               <w:rPr>
                 <w:b w:val="0"/>
@@ -1455,15 +2088,19 @@
         </w:tc>
         <w:tc>
           <w:tcPr>
-            <w:tcW w:type="dxa" w:w="1191"/>
-            <w:shd w:val="clear" w:color="auto" w:fill="F6F8FA"/>
+            <w:tcW w:type="dxa" w:w="1157"/>
+            <w:tcBorders>
+              <w:top w:val="nil"/>
+              <w:left w:val="nil"/>
+              <w:bottom w:val="single" w:sz="4" w:color="DDE3EA" w:space="0"/>
+              <w:right w:val="nil"/>
+            </w:tcBorders>
           </w:tcPr>
           <w:p>
             <w:pPr>
-              <w:spacing w:after="0"/>
+              <w:spacing w:before="0" w:after="0"/>
               <w:jc w:val="right"/>
             </w:pPr>
-            <w:r/>
             <w:r>
               <w:rPr>
                 <w:b w:val="0"/>
@@ -1475,15 +2112,19 @@
         </w:tc>
         <w:tc>
           <w:tcPr>
-            <w:tcW w:type="dxa" w:w="1191"/>
-            <w:shd w:val="clear" w:color="auto" w:fill="F6F8FA"/>
+            <w:tcW w:type="dxa" w:w="1157"/>
+            <w:tcBorders>
+              <w:top w:val="nil"/>
+              <w:left w:val="nil"/>
+              <w:bottom w:val="single" w:sz="4" w:color="DDE3EA" w:space="0"/>
+              <w:right w:val="nil"/>
+            </w:tcBorders>
           </w:tcPr>
           <w:p>
             <w:pPr>
-              <w:spacing w:after="0"/>
+              <w:spacing w:before="0" w:after="0"/>
               <w:jc w:val="right"/>
             </w:pPr>
-            <w:r/>
             <w:r>
               <w:rPr>
                 <w:b w:val="0"/>
@@ -1495,15 +2136,19 @@
         </w:tc>
         <w:tc>
           <w:tcPr>
-            <w:tcW w:type="dxa" w:w="1191"/>
-            <w:shd w:val="clear" w:color="auto" w:fill="F6F8FA"/>
+            <w:tcW w:type="dxa" w:w="1157"/>
+            <w:tcBorders>
+              <w:top w:val="nil"/>
+              <w:left w:val="nil"/>
+              <w:bottom w:val="single" w:sz="4" w:color="DDE3EA" w:space="0"/>
+              <w:right w:val="nil"/>
+            </w:tcBorders>
           </w:tcPr>
           <w:p>
             <w:pPr>
-              <w:spacing w:after="0"/>
+              <w:spacing w:before="0" w:after="0"/>
               <w:jc w:val="right"/>
             </w:pPr>
-            <w:r/>
             <w:r>
               <w:rPr>
                 <w:b w:val="0"/>
@@ -1515,15 +2160,19 @@
         </w:tc>
         <w:tc>
           <w:tcPr>
-            <w:tcW w:type="dxa" w:w="2211"/>
-            <w:shd w:val="clear" w:color="auto" w:fill="F6F8FA"/>
+            <w:tcW w:type="dxa" w:w="2148"/>
+            <w:tcBorders>
+              <w:top w:val="nil"/>
+              <w:left w:val="nil"/>
+              <w:bottom w:val="single" w:sz="4" w:color="DDE3EA" w:space="0"/>
+              <w:right w:val="nil"/>
+            </w:tcBorders>
           </w:tcPr>
           <w:p>
             <w:pPr>
-              <w:spacing w:after="0"/>
+              <w:spacing w:before="0" w:after="0"/>
               <w:jc w:val="right"/>
             </w:pPr>
-            <w:r/>
             <w:r>
               <w:rPr>
                 <w:b w:val="0"/>
@@ -1538,13 +2187,18 @@
       <w:tr>
         <w:tc>
           <w:tcPr>
-            <w:tcW w:type="dxa" w:w="2948"/>
+            <w:tcW w:type="dxa" w:w="2864"/>
+            <w:tcBorders>
+              <w:top w:val="nil"/>
+              <w:left w:val="nil"/>
+              <w:bottom w:val="single" w:sz="4" w:color="DDE3EA" w:space="0"/>
+              <w:right w:val="nil"/>
+            </w:tcBorders>
           </w:tcPr>
           <w:p>
             <w:pPr>
-              <w:spacing w:after="0"/>
+              <w:spacing w:before="0" w:after="0"/>
             </w:pPr>
-            <w:r/>
             <w:r>
               <w:rPr>
                 <w:b w:val="0"/>
@@ -1552,7 +2206,7 @@
               </w:rPr>
               <w:t>Grynoji skola, mln. EUR</w:t>
             </w:r>
-            <w:hyperlink r:id="rId16">
+            <w:hyperlink r:id="rId18">
               <w:r>
                 <w:rPr>
                   <w:color w:val="2A78D6"/>
@@ -1569,7 +2223,7 @@
               </w:rPr>
               <w:t>,</w:t>
             </w:r>
-            <w:hyperlink r:id="rId14">
+            <w:hyperlink r:id="rId16">
               <w:r>
                 <w:rPr>
                   <w:color w:val="2A78D6"/>
@@ -1583,14 +2237,19 @@
         </w:tc>
         <w:tc>
           <w:tcPr>
-            <w:tcW w:type="dxa" w:w="1191"/>
+            <w:tcW w:type="dxa" w:w="1157"/>
+            <w:tcBorders>
+              <w:top w:val="nil"/>
+              <w:left w:val="nil"/>
+              <w:bottom w:val="single" w:sz="4" w:color="DDE3EA" w:space="0"/>
+              <w:right w:val="nil"/>
+            </w:tcBorders>
           </w:tcPr>
           <w:p>
             <w:pPr>
-              <w:spacing w:after="0"/>
+              <w:spacing w:before="0" w:after="0"/>
               <w:jc w:val="right"/>
             </w:pPr>
-            <w:r/>
             <w:r>
               <w:rPr>
                 <w:b w:val="0"/>
@@ -1602,14 +2261,19 @@
         </w:tc>
         <w:tc>
           <w:tcPr>
-            <w:tcW w:type="dxa" w:w="1191"/>
+            <w:tcW w:type="dxa" w:w="1157"/>
+            <w:tcBorders>
+              <w:top w:val="nil"/>
+              <w:left w:val="nil"/>
+              <w:bottom w:val="single" w:sz="4" w:color="DDE3EA" w:space="0"/>
+              <w:right w:val="nil"/>
+            </w:tcBorders>
           </w:tcPr>
           <w:p>
             <w:pPr>
-              <w:spacing w:after="0"/>
+              <w:spacing w:before="0" w:after="0"/>
               <w:jc w:val="right"/>
             </w:pPr>
-            <w:r/>
             <w:r>
               <w:rPr>
                 <w:b w:val="0"/>
@@ -1621,14 +2285,19 @@
         </w:tc>
         <w:tc>
           <w:tcPr>
-            <w:tcW w:type="dxa" w:w="1191"/>
+            <w:tcW w:type="dxa" w:w="1157"/>
+            <w:tcBorders>
+              <w:top w:val="nil"/>
+              <w:left w:val="nil"/>
+              <w:bottom w:val="single" w:sz="4" w:color="DDE3EA" w:space="0"/>
+              <w:right w:val="nil"/>
+            </w:tcBorders>
           </w:tcPr>
           <w:p>
             <w:pPr>
-              <w:spacing w:after="0"/>
+              <w:spacing w:before="0" w:after="0"/>
               <w:jc w:val="right"/>
             </w:pPr>
-            <w:r/>
             <w:r>
               <w:rPr>
                 <w:b w:val="0"/>
@@ -1640,14 +2309,19 @@
         </w:tc>
         <w:tc>
           <w:tcPr>
-            <w:tcW w:type="dxa" w:w="1191"/>
+            <w:tcW w:type="dxa" w:w="1157"/>
+            <w:tcBorders>
+              <w:top w:val="nil"/>
+              <w:left w:val="nil"/>
+              <w:bottom w:val="single" w:sz="4" w:color="DDE3EA" w:space="0"/>
+              <w:right w:val="nil"/>
+            </w:tcBorders>
           </w:tcPr>
           <w:p>
             <w:pPr>
-              <w:spacing w:after="0"/>
+              <w:spacing w:before="0" w:after="0"/>
               <w:jc w:val="right"/>
             </w:pPr>
-            <w:r/>
             <w:r>
               <w:rPr>
                 <w:b w:val="0"/>
@@ -1659,14 +2333,19 @@
         </w:tc>
         <w:tc>
           <w:tcPr>
-            <w:tcW w:type="dxa" w:w="2211"/>
+            <w:tcW w:type="dxa" w:w="2148"/>
+            <w:tcBorders>
+              <w:top w:val="nil"/>
+              <w:left w:val="nil"/>
+              <w:bottom w:val="single" w:sz="4" w:color="DDE3EA" w:space="0"/>
+              <w:right w:val="nil"/>
+            </w:tcBorders>
           </w:tcPr>
           <w:p>
             <w:pPr>
-              <w:spacing w:after="0"/>
+              <w:spacing w:before="0" w:after="0"/>
               <w:jc w:val="right"/>
             </w:pPr>
-            <w:r/>
             <w:r>
               <w:rPr>
                 <w:b/>
@@ -1681,14 +2360,18 @@
       <w:tr>
         <w:tc>
           <w:tcPr>
-            <w:tcW w:type="dxa" w:w="2948"/>
-            <w:shd w:val="clear" w:color="auto" w:fill="F6F8FA"/>
+            <w:tcW w:type="dxa" w:w="2864"/>
+            <w:tcBorders>
+              <w:top w:val="nil"/>
+              <w:left w:val="nil"/>
+              <w:bottom w:val="single" w:sz="4" w:color="DDE3EA" w:space="0"/>
+              <w:right w:val="nil"/>
+            </w:tcBorders>
           </w:tcPr>
           <w:p>
             <w:pPr>
-              <w:spacing w:after="0"/>
+              <w:spacing w:before="0" w:after="0"/>
             </w:pPr>
-            <w:r/>
             <w:r>
               <w:rPr>
                 <w:b w:val="0"/>
@@ -1696,7 +2379,7 @@
               </w:rPr>
               <w:t>Grynoji skola / EBITDA</w:t>
             </w:r>
-            <w:hyperlink r:id="rId16">
+            <w:hyperlink r:id="rId18">
               <w:r>
                 <w:rPr>
                   <w:color w:val="2A78D6"/>
@@ -1713,7 +2396,7 @@
               </w:rPr>
               <w:t>,</w:t>
             </w:r>
-            <w:hyperlink r:id="rId14">
+            <w:hyperlink r:id="rId16">
               <w:r>
                 <w:rPr>
                   <w:color w:val="2A78D6"/>
@@ -1727,15 +2410,19 @@
         </w:tc>
         <w:tc>
           <w:tcPr>
-            <w:tcW w:type="dxa" w:w="1191"/>
-            <w:shd w:val="clear" w:color="auto" w:fill="F6F8FA"/>
+            <w:tcW w:type="dxa" w:w="1157"/>
+            <w:tcBorders>
+              <w:top w:val="nil"/>
+              <w:left w:val="nil"/>
+              <w:bottom w:val="single" w:sz="4" w:color="DDE3EA" w:space="0"/>
+              <w:right w:val="nil"/>
+            </w:tcBorders>
           </w:tcPr>
           <w:p>
             <w:pPr>
-              <w:spacing w:after="0"/>
+              <w:spacing w:before="0" w:after="0"/>
               <w:jc w:val="right"/>
             </w:pPr>
-            <w:r/>
             <w:r>
               <w:rPr>
                 <w:b w:val="0"/>
@@ -1747,15 +2434,19 @@
         </w:tc>
         <w:tc>
           <w:tcPr>
-            <w:tcW w:type="dxa" w:w="1191"/>
-            <w:shd w:val="clear" w:color="auto" w:fill="F6F8FA"/>
+            <w:tcW w:type="dxa" w:w="1157"/>
+            <w:tcBorders>
+              <w:top w:val="nil"/>
+              <w:left w:val="nil"/>
+              <w:bottom w:val="single" w:sz="4" w:color="DDE3EA" w:space="0"/>
+              <w:right w:val="nil"/>
+            </w:tcBorders>
           </w:tcPr>
           <w:p>
             <w:pPr>
-              <w:spacing w:after="0"/>
+              <w:spacing w:before="0" w:after="0"/>
               <w:jc w:val="right"/>
             </w:pPr>
-            <w:r/>
             <w:r>
               <w:rPr>
                 <w:b w:val="0"/>
@@ -1767,15 +2458,19 @@
         </w:tc>
         <w:tc>
           <w:tcPr>
-            <w:tcW w:type="dxa" w:w="1191"/>
-            <w:shd w:val="clear" w:color="auto" w:fill="F6F8FA"/>
+            <w:tcW w:type="dxa" w:w="1157"/>
+            <w:tcBorders>
+              <w:top w:val="nil"/>
+              <w:left w:val="nil"/>
+              <w:bottom w:val="single" w:sz="4" w:color="DDE3EA" w:space="0"/>
+              <w:right w:val="nil"/>
+            </w:tcBorders>
           </w:tcPr>
           <w:p>
             <w:pPr>
-              <w:spacing w:after="0"/>
+              <w:spacing w:before="0" w:after="0"/>
               <w:jc w:val="right"/>
             </w:pPr>
-            <w:r/>
             <w:r>
               <w:rPr>
                 <w:b w:val="0"/>
@@ -1787,15 +2482,20 @@
         </w:tc>
         <w:tc>
           <w:tcPr>
-            <w:tcW w:type="dxa" w:w="1191"/>
+            <w:tcW w:type="dxa" w:w="1157"/>
+            <w:tcBorders>
+              <w:top w:val="nil"/>
+              <w:left w:val="nil"/>
+              <w:bottom w:val="single" w:sz="4" w:color="DDE3EA" w:space="0"/>
+              <w:right w:val="nil"/>
+            </w:tcBorders>
             <w:shd w:val="clear" w:color="auto" w:fill="E3F3E8"/>
           </w:tcPr>
           <w:p>
             <w:pPr>
-              <w:spacing w:after="0"/>
+              <w:spacing w:before="0" w:after="0"/>
               <w:jc w:val="right"/>
             </w:pPr>
-            <w:r/>
             <w:r>
               <w:rPr>
                 <w:b/>
@@ -1807,15 +2507,19 @@
         </w:tc>
         <w:tc>
           <w:tcPr>
-            <w:tcW w:type="dxa" w:w="2211"/>
-            <w:shd w:val="clear" w:color="auto" w:fill="F6F8FA"/>
+            <w:tcW w:type="dxa" w:w="2148"/>
+            <w:tcBorders>
+              <w:top w:val="nil"/>
+              <w:left w:val="nil"/>
+              <w:bottom w:val="single" w:sz="4" w:color="DDE3EA" w:space="0"/>
+              <w:right w:val="nil"/>
+            </w:tcBorders>
           </w:tcPr>
           <w:p>
             <w:pPr>
-              <w:spacing w:after="0"/>
+              <w:spacing w:before="0" w:after="0"/>
               <w:jc w:val="right"/>
             </w:pPr>
-            <w:r/>
             <w:r>
               <w:rPr>
                 <w:b/>
@@ -1830,13 +2534,18 @@
       <w:tr>
         <w:tc>
           <w:tcPr>
-            <w:tcW w:type="dxa" w:w="2948"/>
+            <w:tcW w:type="dxa" w:w="2864"/>
+            <w:tcBorders>
+              <w:top w:val="nil"/>
+              <w:left w:val="nil"/>
+              <w:bottom w:val="single" w:sz="4" w:color="DDE3EA" w:space="0"/>
+              <w:right w:val="nil"/>
+            </w:tcBorders>
           </w:tcPr>
           <w:p>
             <w:pPr>
-              <w:spacing w:after="0"/>
+              <w:spacing w:before="0" w:after="0"/>
             </w:pPr>
-            <w:r/>
             <w:r>
               <w:rPr>
                 <w:b w:val="0"/>
@@ -1844,7 +2553,7 @@
               </w:rPr>
               <w:t>Nuosavas kapitalas, mln. EUR</w:t>
             </w:r>
-            <w:hyperlink r:id="rId16">
+            <w:hyperlink r:id="rId18">
               <w:r>
                 <w:rPr>
                   <w:color w:val="2A78D6"/>
@@ -1861,7 +2570,7 @@
               </w:rPr>
               <w:t>,</w:t>
             </w:r>
-            <w:hyperlink r:id="rId14">
+            <w:hyperlink r:id="rId16">
               <w:r>
                 <w:rPr>
                   <w:color w:val="2A78D6"/>
@@ -1875,14 +2584,19 @@
         </w:tc>
         <w:tc>
           <w:tcPr>
-            <w:tcW w:type="dxa" w:w="1191"/>
+            <w:tcW w:type="dxa" w:w="1157"/>
+            <w:tcBorders>
+              <w:top w:val="nil"/>
+              <w:left w:val="nil"/>
+              <w:bottom w:val="single" w:sz="4" w:color="DDE3EA" w:space="0"/>
+              <w:right w:val="nil"/>
+            </w:tcBorders>
           </w:tcPr>
           <w:p>
             <w:pPr>
-              <w:spacing w:after="0"/>
+              <w:spacing w:before="0" w:after="0"/>
               <w:jc w:val="right"/>
             </w:pPr>
-            <w:r/>
             <w:r>
               <w:rPr>
                 <w:b w:val="0"/>
@@ -1894,14 +2608,19 @@
         </w:tc>
         <w:tc>
           <w:tcPr>
-            <w:tcW w:type="dxa" w:w="1191"/>
+            <w:tcW w:type="dxa" w:w="1157"/>
+            <w:tcBorders>
+              <w:top w:val="nil"/>
+              <w:left w:val="nil"/>
+              <w:bottom w:val="single" w:sz="4" w:color="DDE3EA" w:space="0"/>
+              <w:right w:val="nil"/>
+            </w:tcBorders>
           </w:tcPr>
           <w:p>
             <w:pPr>
-              <w:spacing w:after="0"/>
+              <w:spacing w:before="0" w:after="0"/>
               <w:jc w:val="right"/>
             </w:pPr>
-            <w:r/>
             <w:r>
               <w:rPr>
                 <w:b w:val="0"/>
@@ -1913,14 +2632,19 @@
         </w:tc>
         <w:tc>
           <w:tcPr>
-            <w:tcW w:type="dxa" w:w="1191"/>
+            <w:tcW w:type="dxa" w:w="1157"/>
+            <w:tcBorders>
+              <w:top w:val="nil"/>
+              <w:left w:val="nil"/>
+              <w:bottom w:val="single" w:sz="4" w:color="DDE3EA" w:space="0"/>
+              <w:right w:val="nil"/>
+            </w:tcBorders>
           </w:tcPr>
           <w:p>
             <w:pPr>
-              <w:spacing w:after="0"/>
+              <w:spacing w:before="0" w:after="0"/>
               <w:jc w:val="right"/>
             </w:pPr>
-            <w:r/>
             <w:r>
               <w:rPr>
                 <w:b w:val="0"/>
@@ -1932,14 +2656,19 @@
         </w:tc>
         <w:tc>
           <w:tcPr>
-            <w:tcW w:type="dxa" w:w="1191"/>
+            <w:tcW w:type="dxa" w:w="1157"/>
+            <w:tcBorders>
+              <w:top w:val="nil"/>
+              <w:left w:val="nil"/>
+              <w:bottom w:val="single" w:sz="4" w:color="DDE3EA" w:space="0"/>
+              <w:right w:val="nil"/>
+            </w:tcBorders>
           </w:tcPr>
           <w:p>
             <w:pPr>
-              <w:spacing w:after="0"/>
+              <w:spacing w:before="0" w:after="0"/>
               <w:jc w:val="right"/>
             </w:pPr>
-            <w:r/>
             <w:r>
               <w:rPr>
                 <w:b w:val="0"/>
@@ -1951,14 +2680,19 @@
         </w:tc>
         <w:tc>
           <w:tcPr>
-            <w:tcW w:type="dxa" w:w="2211"/>
+            <w:tcW w:type="dxa" w:w="2148"/>
+            <w:tcBorders>
+              <w:top w:val="nil"/>
+              <w:left w:val="nil"/>
+              <w:bottom w:val="single" w:sz="4" w:color="DDE3EA" w:space="0"/>
+              <w:right w:val="nil"/>
+            </w:tcBorders>
           </w:tcPr>
           <w:p>
             <w:pPr>
-              <w:spacing w:after="0"/>
+              <w:spacing w:before="0" w:after="0"/>
               <w:jc w:val="right"/>
             </w:pPr>
-            <w:r/>
             <w:r>
               <w:rPr>
                 <w:b/>
@@ -1973,14 +2707,18 @@
       <w:tr>
         <w:tc>
           <w:tcPr>
-            <w:tcW w:type="dxa" w:w="2948"/>
-            <w:shd w:val="clear" w:color="auto" w:fill="F6F8FA"/>
+            <w:tcW w:type="dxa" w:w="2864"/>
+            <w:tcBorders>
+              <w:top w:val="nil"/>
+              <w:left w:val="nil"/>
+              <w:bottom w:val="single" w:sz="4" w:color="DDE3EA" w:space="0"/>
+              <w:right w:val="nil"/>
+            </w:tcBorders>
           </w:tcPr>
           <w:p>
             <w:pPr>
-              <w:spacing w:after="0"/>
+              <w:spacing w:before="0" w:after="0"/>
             </w:pPr>
-            <w:r/>
             <w:r>
               <w:rPr>
                 <w:b w:val="0"/>
@@ -1988,7 +2726,7 @@
               </w:rPr>
               <w:t>Nuosavo kapitalo dalis</w:t>
             </w:r>
-            <w:hyperlink r:id="rId16">
+            <w:hyperlink r:id="rId18">
               <w:r>
                 <w:rPr>
                   <w:color w:val="2A78D6"/>
@@ -2005,7 +2743,7 @@
               </w:rPr>
               <w:t>,</w:t>
             </w:r>
-            <w:hyperlink r:id="rId14">
+            <w:hyperlink r:id="rId16">
               <w:r>
                 <w:rPr>
                   <w:color w:val="2A78D6"/>
@@ -2019,15 +2757,19 @@
         </w:tc>
         <w:tc>
           <w:tcPr>
-            <w:tcW w:type="dxa" w:w="1191"/>
-            <w:shd w:val="clear" w:color="auto" w:fill="F6F8FA"/>
+            <w:tcW w:type="dxa" w:w="1157"/>
+            <w:tcBorders>
+              <w:top w:val="nil"/>
+              <w:left w:val="nil"/>
+              <w:bottom w:val="single" w:sz="4" w:color="DDE3EA" w:space="0"/>
+              <w:right w:val="nil"/>
+            </w:tcBorders>
           </w:tcPr>
           <w:p>
             <w:pPr>
-              <w:spacing w:after="0"/>
+              <w:spacing w:before="0" w:after="0"/>
               <w:jc w:val="right"/>
             </w:pPr>
-            <w:r/>
             <w:r>
               <w:rPr>
                 <w:b w:val="0"/>
@@ -2039,15 +2781,19 @@
         </w:tc>
         <w:tc>
           <w:tcPr>
-            <w:tcW w:type="dxa" w:w="1191"/>
-            <w:shd w:val="clear" w:color="auto" w:fill="F6F8FA"/>
+            <w:tcW w:type="dxa" w:w="1157"/>
+            <w:tcBorders>
+              <w:top w:val="nil"/>
+              <w:left w:val="nil"/>
+              <w:bottom w:val="single" w:sz="4" w:color="DDE3EA" w:space="0"/>
+              <w:right w:val="nil"/>
+            </w:tcBorders>
           </w:tcPr>
           <w:p>
             <w:pPr>
-              <w:spacing w:after="0"/>
+              <w:spacing w:before="0" w:after="0"/>
               <w:jc w:val="right"/>
             </w:pPr>
-            <w:r/>
             <w:r>
               <w:rPr>
                 <w:b w:val="0"/>
@@ -2059,15 +2805,19 @@
         </w:tc>
         <w:tc>
           <w:tcPr>
-            <w:tcW w:type="dxa" w:w="1191"/>
-            <w:shd w:val="clear" w:color="auto" w:fill="F6F8FA"/>
+            <w:tcW w:type="dxa" w:w="1157"/>
+            <w:tcBorders>
+              <w:top w:val="nil"/>
+              <w:left w:val="nil"/>
+              <w:bottom w:val="single" w:sz="4" w:color="DDE3EA" w:space="0"/>
+              <w:right w:val="nil"/>
+            </w:tcBorders>
           </w:tcPr>
           <w:p>
             <w:pPr>
-              <w:spacing w:after="0"/>
+              <w:spacing w:before="0" w:after="0"/>
               <w:jc w:val="right"/>
             </w:pPr>
-            <w:r/>
             <w:r>
               <w:rPr>
                 <w:b w:val="0"/>
@@ -2079,15 +2829,20 @@
         </w:tc>
         <w:tc>
           <w:tcPr>
-            <w:tcW w:type="dxa" w:w="1191"/>
+            <w:tcW w:type="dxa" w:w="1157"/>
+            <w:tcBorders>
+              <w:top w:val="nil"/>
+              <w:left w:val="nil"/>
+              <w:bottom w:val="single" w:sz="4" w:color="DDE3EA" w:space="0"/>
+              <w:right w:val="nil"/>
+            </w:tcBorders>
             <w:shd w:val="clear" w:color="auto" w:fill="FDF1D8"/>
           </w:tcPr>
           <w:p>
             <w:pPr>
-              <w:spacing w:after="0"/>
+              <w:spacing w:before="0" w:after="0"/>
               <w:jc w:val="right"/>
             </w:pPr>
-            <w:r/>
             <w:r>
               <w:rPr>
                 <w:b/>
@@ -2099,15 +2854,19 @@
         </w:tc>
         <w:tc>
           <w:tcPr>
-            <w:tcW w:type="dxa" w:w="2211"/>
-            <w:shd w:val="clear" w:color="auto" w:fill="F6F8FA"/>
+            <w:tcW w:type="dxa" w:w="2148"/>
+            <w:tcBorders>
+              <w:top w:val="nil"/>
+              <w:left w:val="nil"/>
+              <w:bottom w:val="single" w:sz="4" w:color="DDE3EA" w:space="0"/>
+              <w:right w:val="nil"/>
+            </w:tcBorders>
           </w:tcPr>
           <w:p>
             <w:pPr>
-              <w:spacing w:after="0"/>
+              <w:spacing w:before="0" w:after="0"/>
               <w:jc w:val="right"/>
             </w:pPr>
-            <w:r/>
             <w:r>
               <w:rPr>
                 <w:b/>
@@ -2122,13 +2881,18 @@
       <w:tr>
         <w:tc>
           <w:tcPr>
-            <w:tcW w:type="dxa" w:w="2948"/>
+            <w:tcW w:type="dxa" w:w="2864"/>
+            <w:tcBorders>
+              <w:top w:val="nil"/>
+              <w:left w:val="nil"/>
+              <w:bottom w:val="single" w:sz="4" w:color="DDE3EA" w:space="0"/>
+              <w:right w:val="nil"/>
+            </w:tcBorders>
           </w:tcPr>
           <w:p>
             <w:pPr>
-              <w:spacing w:after="0"/>
+              <w:spacing w:before="0" w:after="0"/>
             </w:pPr>
-            <w:r/>
             <w:r>
               <w:rPr>
                 <w:b w:val="0"/>
@@ -2136,7 +2900,7 @@
               </w:rPr>
               <w:t>Turtas, mln. EUR</w:t>
             </w:r>
-            <w:hyperlink r:id="rId16">
+            <w:hyperlink r:id="rId18">
               <w:r>
                 <w:rPr>
                   <w:color w:val="2A78D6"/>
@@ -2153,7 +2917,7 @@
               </w:rPr>
               <w:t>,</w:t>
             </w:r>
-            <w:hyperlink r:id="rId14">
+            <w:hyperlink r:id="rId16">
               <w:r>
                 <w:rPr>
                   <w:color w:val="2A78D6"/>
@@ -2167,14 +2931,19 @@
         </w:tc>
         <w:tc>
           <w:tcPr>
-            <w:tcW w:type="dxa" w:w="1191"/>
+            <w:tcW w:type="dxa" w:w="1157"/>
+            <w:tcBorders>
+              <w:top w:val="nil"/>
+              <w:left w:val="nil"/>
+              <w:bottom w:val="single" w:sz="4" w:color="DDE3EA" w:space="0"/>
+              <w:right w:val="nil"/>
+            </w:tcBorders>
           </w:tcPr>
           <w:p>
             <w:pPr>
-              <w:spacing w:after="0"/>
+              <w:spacing w:before="0" w:after="0"/>
               <w:jc w:val="right"/>
             </w:pPr>
-            <w:r/>
             <w:r>
               <w:rPr>
                 <w:b w:val="0"/>
@@ -2186,14 +2955,19 @@
         </w:tc>
         <w:tc>
           <w:tcPr>
-            <w:tcW w:type="dxa" w:w="1191"/>
+            <w:tcW w:type="dxa" w:w="1157"/>
+            <w:tcBorders>
+              <w:top w:val="nil"/>
+              <w:left w:val="nil"/>
+              <w:bottom w:val="single" w:sz="4" w:color="DDE3EA" w:space="0"/>
+              <w:right w:val="nil"/>
+            </w:tcBorders>
           </w:tcPr>
           <w:p>
             <w:pPr>
-              <w:spacing w:after="0"/>
+              <w:spacing w:before="0" w:after="0"/>
               <w:jc w:val="right"/>
             </w:pPr>
-            <w:r/>
             <w:r>
               <w:rPr>
                 <w:b w:val="0"/>
@@ -2205,14 +2979,19 @@
         </w:tc>
         <w:tc>
           <w:tcPr>
-            <w:tcW w:type="dxa" w:w="1191"/>
+            <w:tcW w:type="dxa" w:w="1157"/>
+            <w:tcBorders>
+              <w:top w:val="nil"/>
+              <w:left w:val="nil"/>
+              <w:bottom w:val="single" w:sz="4" w:color="DDE3EA" w:space="0"/>
+              <w:right w:val="nil"/>
+            </w:tcBorders>
           </w:tcPr>
           <w:p>
             <w:pPr>
-              <w:spacing w:after="0"/>
+              <w:spacing w:before="0" w:after="0"/>
               <w:jc w:val="right"/>
             </w:pPr>
-            <w:r/>
             <w:r>
               <w:rPr>
                 <w:b w:val="0"/>
@@ -2224,14 +3003,19 @@
         </w:tc>
         <w:tc>
           <w:tcPr>
-            <w:tcW w:type="dxa" w:w="1191"/>
+            <w:tcW w:type="dxa" w:w="1157"/>
+            <w:tcBorders>
+              <w:top w:val="nil"/>
+              <w:left w:val="nil"/>
+              <w:bottom w:val="single" w:sz="4" w:color="DDE3EA" w:space="0"/>
+              <w:right w:val="nil"/>
+            </w:tcBorders>
           </w:tcPr>
           <w:p>
             <w:pPr>
-              <w:spacing w:after="0"/>
+              <w:spacing w:before="0" w:after="0"/>
               <w:jc w:val="right"/>
             </w:pPr>
-            <w:r/>
             <w:r>
               <w:rPr>
                 <w:b w:val="0"/>
@@ -2243,14 +3027,19 @@
         </w:tc>
         <w:tc>
           <w:tcPr>
-            <w:tcW w:type="dxa" w:w="2211"/>
+            <w:tcW w:type="dxa" w:w="2148"/>
+            <w:tcBorders>
+              <w:top w:val="nil"/>
+              <w:left w:val="nil"/>
+              <w:bottom w:val="single" w:sz="4" w:color="DDE3EA" w:space="0"/>
+              <w:right w:val="nil"/>
+            </w:tcBorders>
           </w:tcPr>
           <w:p>
             <w:pPr>
-              <w:spacing w:after="0"/>
+              <w:spacing w:before="0" w:after="0"/>
               <w:jc w:val="right"/>
             </w:pPr>
-            <w:r/>
             <w:r>
               <w:rPr>
                 <w:b w:val="0"/>
@@ -2264,9 +3053,17 @@
       </w:tr>
     </w:tbl>
     <w:p>
+      <w:pPr>
+        <w:spacing w:before="0" w:after="40"/>
+      </w:pPr>
+    </w:p>
+    <w:p>
+      <w:pPr>
+        <w:spacing w:before="40" w:after="60"/>
+      </w:pPr>
       <w:r>
         <w:rPr>
-          <w:i/>
+          <w:b w:val="0"/>
           <w:color w:val="5F6B7A"/>
           <w:sz w:val="16"/>
         </w:rPr>
@@ -2274,9 +3071,12 @@
       </w:r>
     </w:p>
     <w:p>
+      <w:pPr>
+        <w:spacing w:before="40" w:after="60"/>
+      </w:pPr>
       <w:r>
         <w:rPr>
-          <w:i/>
+          <w:b w:val="0"/>
           <w:color w:val="5F6B7A"/>
           <w:sz w:val="16"/>
         </w:rPr>
@@ -2300,7 +3100,7 @@
                     <pic:cNvPicPr/>
                   </pic:nvPicPr>
                   <pic:blipFill>
-                    <a:blip r:embed="rId17"/>
+                    <a:blip r:embed="rId19"/>
                     <a:stretch>
                       <a:fillRect/>
                     </a:stretch>
@@ -2321,11 +3121,24 @@
     </w:p>
     <w:p>
       <w:pPr>
-        <w:spacing w:before="280" w:after="80"/>
+        <w:keepNext/>
         <w:pBdr>
-          <w:bottom w:val="single" w:sz="6" w:color="C9D3DE" w:space="2"/>
+          <w:bottom w:val="single" w:sz="8" w:color="1F4E79" w:space="4"/>
         </w:pBdr>
+        <w:tabs>
+          <w:tab w:pos="482" w:val="left"/>
+        </w:tabs>
+        <w:spacing w:before="360" w:after="160"/>
       </w:pPr>
+      <w:r>
+        <w:rPr>
+          <w:b/>
+          <w:color w:val="2A78D6"/>
+          <w:sz w:val="18"/>
+        </w:rPr>
+        <w:t>04</w:t>
+        <w:tab/>
+      </w:r>
       <w:r>
         <w:rPr>
           <w:b/>
@@ -2337,9 +3150,21 @@
     </w:p>
     <w:p>
       <w:pPr>
-        <w:pStyle w:val="ListBullet"/>
-        <w:spacing w:after="60"/>
+        <w:tabs>
+          <w:tab w:pos="255" w:val="left"/>
+        </w:tabs>
+        <w:spacing w:before="0" w:after="80"/>
+        <w:ind w:left="255" w:hanging="255"/>
       </w:pPr>
+      <w:r>
+        <w:rPr>
+          <w:b/>
+          <w:color w:val="2A78D6"/>
+          <w:sz w:val="20"/>
+        </w:rPr>
+        <w:t>▪</w:t>
+        <w:tab/>
+      </w:r>
       <w:r>
         <w:rPr>
           <w:b/>
@@ -2352,7 +3177,7 @@
         </w:rPr>
         <w:t xml:space="preserve"> 17 pastočių, 1 727 km; 110 kV: 130 pastočių, 3 786 km) ir 68,46 % Conexus Baltic Grid (dujų perdavimas ir Inčukalnio saugykla)</w:t>
       </w:r>
-      <w:hyperlink r:id="rId18">
+      <w:hyperlink r:id="rId20">
         <w:r>
           <w:rPr>
             <w:color w:val="2A78D6"/>
@@ -2371,16 +3196,28 @@
     </w:p>
     <w:p>
       <w:pPr>
-        <w:pStyle w:val="ListBullet"/>
-        <w:spacing w:after="60"/>
+        <w:tabs>
+          <w:tab w:pos="255" w:val="left"/>
+        </w:tabs>
+        <w:spacing w:before="0" w:after="80"/>
+        <w:ind w:left="255" w:hanging="255"/>
       </w:pPr>
+      <w:r>
+        <w:rPr>
+          <w:b/>
+          <w:color w:val="2A78D6"/>
+          <w:sz w:val="20"/>
+        </w:rPr>
+        <w:t>▪</w:t>
+        <w:tab/>
+      </w:r>
       <w:r>
         <w:rPr>
           <w:b w:val="0"/>
         </w:rPr>
         <w:t>Baltijos šalys sinchronizuotos su kontinentine Europa 2025-02-09; balansavimo pajėgumų rinka veikia nuo 2025-02-04</w:t>
       </w:r>
-      <w:hyperlink r:id="rId19">
+      <w:hyperlink r:id="rId21">
         <w:r>
           <w:rPr>
             <w:color w:val="2A78D6"/>
@@ -2399,16 +3236,28 @@
     </w:p>
     <w:p>
       <w:pPr>
-        <w:pStyle w:val="ListBullet"/>
-        <w:spacing w:after="60"/>
+        <w:tabs>
+          <w:tab w:pos="255" w:val="left"/>
+        </w:tabs>
+        <w:spacing w:before="0" w:after="80"/>
+        <w:ind w:left="255" w:hanging="255"/>
       </w:pPr>
+      <w:r>
+        <w:rPr>
+          <w:b/>
+          <w:color w:val="2A78D6"/>
+          <w:sz w:val="20"/>
+        </w:rPr>
+        <w:t>▪</w:t>
+        <w:tab/>
+      </w:r>
       <w:r>
         <w:rPr>
           <w:b w:val="0"/>
         </w:rPr>
         <w:t>Nuo 2026-01-01 patvirtinti nauji trejų metų tarifai, vidutinis AST tarifas mažėja 10 %</w:t>
       </w:r>
-      <w:hyperlink r:id="rId20">
+      <w:hyperlink r:id="rId22">
         <w:r>
           <w:rPr>
             <w:color w:val="2A78D6"/>
@@ -2427,11 +3276,24 @@
     </w:p>
     <w:p>
       <w:pPr>
-        <w:spacing w:before="280" w:after="80"/>
+        <w:keepNext/>
         <w:pBdr>
-          <w:bottom w:val="single" w:sz="6" w:color="C9D3DE" w:space="2"/>
+          <w:bottom w:val="single" w:sz="8" w:color="1F4E79" w:space="4"/>
         </w:pBdr>
+        <w:tabs>
+          <w:tab w:pos="482" w:val="left"/>
+        </w:tabs>
+        <w:spacing w:before="360" w:after="160"/>
       </w:pPr>
+      <w:r>
+        <w:rPr>
+          <w:b/>
+          <w:color w:val="2A78D6"/>
+          <w:sz w:val="18"/>
+        </w:rPr>
+        <w:t>05</w:t>
+        <w:tab/>
+      </w:r>
       <w:r>
         <w:rPr>
           <w:b/>
@@ -2443,16 +3305,28 @@
     </w:p>
     <w:p>
       <w:pPr>
-        <w:pStyle w:val="ListBullet"/>
-        <w:spacing w:after="60"/>
+        <w:tabs>
+          <w:tab w:pos="255" w:val="left"/>
+        </w:tabs>
+        <w:spacing w:before="0" w:after="80"/>
+        <w:ind w:left="255" w:hanging="255"/>
       </w:pPr>
+      <w:r>
+        <w:rPr>
+          <w:b/>
+          <w:color w:val="2A78D6"/>
+          <w:sz w:val="20"/>
+        </w:rPr>
+        <w:t>▪</w:t>
+        <w:tab/>
+      </w:r>
       <w:r>
         <w:rPr>
           <w:b w:val="0"/>
         </w:rPr>
         <w:t>2025 m. pajamos 354,1 mln. EUR (258,6 mln.), EBITDA 90,8 mln. EUR (108,3 mln.), pelnas 27,5 mln. EUR (22,7 mln.)</w:t>
       </w:r>
-      <w:hyperlink r:id="rId16">
+      <w:hyperlink r:id="rId18">
         <w:r>
           <w:rPr>
             <w:color w:val="2A78D6"/>
@@ -2471,16 +3345,28 @@
     </w:p>
     <w:p>
       <w:pPr>
-        <w:pStyle w:val="ListBullet"/>
-        <w:spacing w:after="60"/>
+        <w:tabs>
+          <w:tab w:pos="255" w:val="left"/>
+        </w:tabs>
+        <w:spacing w:before="0" w:after="80"/>
+        <w:ind w:left="255" w:hanging="255"/>
       </w:pPr>
+      <w:r>
+        <w:rPr>
+          <w:b/>
+          <w:color w:val="2A78D6"/>
+          <w:sz w:val="20"/>
+        </w:rPr>
+        <w:t>▪</w:t>
+        <w:tab/>
+      </w:r>
       <w:r>
         <w:rPr>
           <w:b w:val="0"/>
         </w:rPr>
         <w:t>2026-06-30 skolinimasis 189,0 mln. EUR, pinigai 94,7 mln. EUR; obligacijos (100,2 mln. EUR) jau trumpalaikės</w:t>
       </w:r>
-      <w:hyperlink r:id="rId14">
+      <w:hyperlink r:id="rId16">
         <w:r>
           <w:rPr>
             <w:color w:val="2A78D6"/>
@@ -2499,9 +3385,21 @@
     </w:p>
     <w:p>
       <w:pPr>
-        <w:pStyle w:val="ListBullet"/>
-        <w:spacing w:after="60"/>
+        <w:tabs>
+          <w:tab w:pos="255" w:val="left"/>
+        </w:tabs>
+        <w:spacing w:before="0" w:after="80"/>
+        <w:ind w:left="255" w:hanging="255"/>
       </w:pPr>
+      <w:r>
+        <w:rPr>
+          <w:b/>
+          <w:color w:val="2A78D6"/>
+          <w:sz w:val="20"/>
+        </w:rPr>
+        <w:t>▪</w:t>
+        <w:tab/>
+      </w:r>
       <w:r>
         <w:rPr>
           <w:b/>
@@ -2514,7 +3412,7 @@
         </w:rPr>
         <w:t xml:space="preserve"> per I pusm. patronuojanti įmonė išmokėjo 13,6 mln. EUR</w:t>
       </w:r>
-      <w:hyperlink r:id="rId21">
+      <w:hyperlink r:id="rId23">
         <w:r>
           <w:rPr>
             <w:color w:val="2A78D6"/>
@@ -2533,11 +3431,24 @@
     </w:p>
     <w:p>
       <w:pPr>
-        <w:spacing w:before="280" w:after="80"/>
+        <w:keepNext/>
         <w:pBdr>
-          <w:bottom w:val="single" w:sz="6" w:color="C9D3DE" w:space="2"/>
+          <w:bottom w:val="single" w:sz="8" w:color="1F4E79" w:space="4"/>
         </w:pBdr>
+        <w:tabs>
+          <w:tab w:pos="482" w:val="left"/>
+        </w:tabs>
+        <w:spacing w:before="360" w:after="160"/>
       </w:pPr>
+      <w:r>
+        <w:rPr>
+          <w:b/>
+          <w:color w:val="2A78D6"/>
+          <w:sz w:val="18"/>
+        </w:rPr>
+        <w:t>06</w:t>
+        <w:tab/>
+      </w:r>
       <w:r>
         <w:rPr>
           <w:b/>
@@ -2549,36 +3460,52 @@
     </w:p>
     <w:tbl>
       <w:tblPr>
-        <w:tblW w:type="auto" w:w="0"/>
+        <w:tblW w:w="9638" w:type="dxa"/>
+        <w:tblBorders>
+          <w:top w:val="nil"/>
+          <w:left w:val="nil"/>
+          <w:bottom w:val="nil"/>
+          <w:right w:val="nil"/>
+          <w:insideH w:val="nil"/>
+          <w:insideV w:val="nil"/>
+        </w:tblBorders>
+        <w:tblLayout w:type="fixed"/>
+        <w:tblCellMar>
+          <w:top w:w="70" w:type="dxa"/>
+          <w:left w:w="100" w:type="dxa"/>
+          <w:bottom w:w="70" w:type="dxa"/>
+          <w:right w:w="100" w:type="dxa"/>
+        </w:tblCellMar>
         <w:tblLook w:firstColumn="1" w:firstRow="1" w:lastColumn="0" w:lastRow="0" w:noHBand="0" w:noVBand="1" w:val="04A0"/>
-        <w:tblBorders>
-          <w:top w:val="single" w:sz="4" w:color="C9D3DE"/>
-          <w:left w:val="nil"/>
-          <w:bottom w:val="single" w:sz="4" w:color="C9D3DE"/>
-          <w:right w:val="nil"/>
-          <w:insideH w:val="single" w:sz="4" w:color="C9D3DE"/>
-          <w:insideV w:val="nil"/>
-        </w:tblBorders>
       </w:tblPr>
       <w:tblGrid>
-        <w:gridCol w:w="2493"/>
-        <w:gridCol w:w="2493"/>
-        <w:gridCol w:w="2493"/>
-        <w:gridCol w:w="2493"/>
+        <w:gridCol w:w="2577"/>
+        <w:gridCol w:w="2577"/>
+        <w:gridCol w:w="3138"/>
+        <w:gridCol w:w="1344"/>
       </w:tblGrid>
       <w:tr>
         <w:tc>
           <w:tcPr>
-            <w:tcW w:type="dxa" w:w="2608"/>
-            <w:shd w:val="clear" w:color="auto" w:fill="1F4E79"/>
+            <w:tcW w:type="dxa" w:w="2578"/>
+            <w:tcBorders>
+              <w:top w:val="single" w:sz="12" w:color="1F4E79" w:space="0"/>
+              <w:left w:val="nil"/>
+              <w:bottom w:val="single" w:sz="4" w:color="C9D3DE" w:space="0"/>
+              <w:right w:val="nil"/>
+            </w:tcBorders>
+            <w:shd w:val="clear" w:color="auto" w:fill="EAF1F8"/>
           </w:tcPr>
           <w:p>
-            <w:r/>
+            <w:pPr>
+              <w:spacing w:before="0" w:after="0"/>
+            </w:pPr>
             <w:r>
               <w:rPr>
                 <w:b/>
-                <w:color w:val="FFFFFF"/>
-                <w:sz w:val="17"/>
+                <w:caps/>
+                <w:color w:val="1F4E79"/>
+                <w:sz w:val="16"/>
               </w:rPr>
               <w:t>Planas / tikslas</w:t>
             </w:r>
@@ -2586,16 +3513,25 @@
         </w:tc>
         <w:tc>
           <w:tcPr>
-            <w:tcW w:type="dxa" w:w="2608"/>
-            <w:shd w:val="clear" w:color="auto" w:fill="1F4E79"/>
+            <w:tcW w:type="dxa" w:w="2578"/>
+            <w:tcBorders>
+              <w:top w:val="single" w:sz="12" w:color="1F4E79" w:space="0"/>
+              <w:left w:val="nil"/>
+              <w:bottom w:val="single" w:sz="4" w:color="C9D3DE" w:space="0"/>
+              <w:right w:val="nil"/>
+            </w:tcBorders>
+            <w:shd w:val="clear" w:color="auto" w:fill="EAF1F8"/>
           </w:tcPr>
           <w:p>
-            <w:r/>
+            <w:pPr>
+              <w:spacing w:before="0" w:after="0"/>
+            </w:pPr>
             <w:r>
               <w:rPr>
                 <w:b/>
-                <w:color w:val="FFFFFF"/>
-                <w:sz w:val="17"/>
+                <w:caps/>
+                <w:color w:val="1F4E79"/>
+                <w:sz w:val="16"/>
               </w:rPr>
               <w:t>Rezultatas</w:t>
             </w:r>
@@ -2603,16 +3539,25 @@
         </w:tc>
         <w:tc>
           <w:tcPr>
-            <w:tcW w:type="dxa" w:w="3175"/>
-            <w:shd w:val="clear" w:color="auto" w:fill="1F4E79"/>
+            <w:tcW w:type="dxa" w:w="3138"/>
+            <w:tcBorders>
+              <w:top w:val="single" w:sz="12" w:color="1F4E79" w:space="0"/>
+              <w:left w:val="nil"/>
+              <w:bottom w:val="single" w:sz="4" w:color="C9D3DE" w:space="0"/>
+              <w:right w:val="nil"/>
+            </w:tcBorders>
+            <w:shd w:val="clear" w:color="auto" w:fill="EAF1F8"/>
           </w:tcPr>
           <w:p>
-            <w:r/>
+            <w:pPr>
+              <w:spacing w:before="0" w:after="0"/>
+            </w:pPr>
             <w:r>
               <w:rPr>
                 <w:b/>
-                <w:color w:val="FFFFFF"/>
-                <w:sz w:val="17"/>
+                <w:caps/>
+                <w:color w:val="1F4E79"/>
+                <w:sz w:val="16"/>
               </w:rPr>
               <w:t>Kas pasikeitė ir kodėl</w:t>
             </w:r>
@@ -2620,16 +3565,25 @@
         </w:tc>
         <w:tc>
           <w:tcPr>
-            <w:tcW w:type="dxa" w:w="1361"/>
-            <w:shd w:val="clear" w:color="auto" w:fill="1F4E79"/>
+            <w:tcW w:type="dxa" w:w="1345"/>
+            <w:tcBorders>
+              <w:top w:val="single" w:sz="12" w:color="1F4E79" w:space="0"/>
+              <w:left w:val="nil"/>
+              <w:bottom w:val="single" w:sz="4" w:color="C9D3DE" w:space="0"/>
+              <w:right w:val="nil"/>
+            </w:tcBorders>
+            <w:shd w:val="clear" w:color="auto" w:fill="EAF1F8"/>
           </w:tcPr>
           <w:p>
-            <w:r/>
+            <w:pPr>
+              <w:spacing w:before="0" w:after="0"/>
+            </w:pPr>
             <w:r>
               <w:rPr>
                 <w:b/>
-                <w:color w:val="FFFFFF"/>
-                <w:sz w:val="17"/>
+                <w:caps/>
+                <w:color w:val="1F4E79"/>
+                <w:sz w:val="16"/>
               </w:rPr>
               <w:t>Būsena</w:t>
             </w:r>
@@ -2639,13 +3593,18 @@
       <w:tr>
         <w:tc>
           <w:tcPr>
-            <w:tcW w:type="dxa" w:w="2608"/>
+            <w:tcW w:type="dxa" w:w="2578"/>
+            <w:tcBorders>
+              <w:top w:val="nil"/>
+              <w:left w:val="nil"/>
+              <w:bottom w:val="single" w:sz="4" w:color="DDE3EA" w:space="0"/>
+              <w:right w:val="nil"/>
+            </w:tcBorders>
           </w:tcPr>
           <w:p>
             <w:pPr>
-              <w:spacing w:after="0"/>
+              <w:spacing w:before="0" w:after="0"/>
             </w:pPr>
-            <w:r/>
             <w:r>
               <w:rPr>
                 <w:b w:val="0"/>
@@ -2657,13 +3616,18 @@
         </w:tc>
         <w:tc>
           <w:tcPr>
-            <w:tcW w:type="dxa" w:w="2608"/>
+            <w:tcW w:type="dxa" w:w="2578"/>
+            <w:tcBorders>
+              <w:top w:val="nil"/>
+              <w:left w:val="nil"/>
+              <w:bottom w:val="single" w:sz="4" w:color="DDE3EA" w:space="0"/>
+              <w:right w:val="nil"/>
+            </w:tcBorders>
           </w:tcPr>
           <w:p>
             <w:pPr>
-              <w:spacing w:after="0"/>
+              <w:spacing w:before="0" w:after="0"/>
             </w:pPr>
-            <w:r/>
             <w:r>
               <w:rPr>
                 <w:b w:val="0"/>
@@ -2671,7 +3635,7 @@
               </w:rPr>
               <w:t>Įvykdyta 2025-02-09, patvirtinta kaip nuolatinė</w:t>
             </w:r>
-            <w:hyperlink r:id="rId19">
+            <w:hyperlink r:id="rId21">
               <w:r>
                 <w:rPr>
                   <w:color w:val="2A78D6"/>
@@ -2688,7 +3652,7 @@
               </w:rPr>
               <w:t>,</w:t>
             </w:r>
-            <w:hyperlink r:id="rId22">
+            <w:hyperlink r:id="rId24">
               <w:r>
                 <w:rPr>
                   <w:color w:val="2A78D6"/>
@@ -2702,13 +3666,18 @@
         </w:tc>
         <w:tc>
           <w:tcPr>
-            <w:tcW w:type="dxa" w:w="3175"/>
+            <w:tcW w:type="dxa" w:w="3138"/>
+            <w:tcBorders>
+              <w:top w:val="nil"/>
+              <w:left w:val="nil"/>
+              <w:bottom w:val="single" w:sz="4" w:color="DDE3EA" w:space="0"/>
+              <w:right w:val="nil"/>
+            </w:tcBorders>
           </w:tcPr>
           <w:p>
             <w:pPr>
-              <w:spacing w:after="0"/>
+              <w:spacing w:before="0" w:after="0"/>
             </w:pPr>
-            <w:r/>
             <w:r>
               <w:rPr>
                 <w:b w:val="0"/>
@@ -2716,7 +3685,7 @@
               </w:rPr>
               <w:t>Įvykdyta</w:t>
             </w:r>
-            <w:hyperlink r:id="rId19">
+            <w:hyperlink r:id="rId21">
               <w:r>
                 <w:rPr>
                   <w:color w:val="2A78D6"/>
@@ -2737,14 +3706,19 @@
         </w:tc>
         <w:tc>
           <w:tcPr>
-            <w:tcW w:type="dxa" w:w="1361"/>
+            <w:tcW w:type="dxa" w:w="1345"/>
+            <w:tcBorders>
+              <w:top w:val="nil"/>
+              <w:left w:val="nil"/>
+              <w:bottom w:val="single" w:sz="4" w:color="DDE3EA" w:space="0"/>
+              <w:right w:val="nil"/>
+            </w:tcBorders>
             <w:shd w:val="clear" w:color="auto" w:fill="E3F3E8"/>
           </w:tcPr>
           <w:p>
             <w:pPr>
-              <w:spacing w:after="0"/>
+              <w:spacing w:before="0" w:after="0"/>
             </w:pPr>
-            <w:r/>
             <w:r>
               <w:rPr>
                 <w:b/>
@@ -2758,14 +3732,18 @@
       <w:tr>
         <w:tc>
           <w:tcPr>
-            <w:tcW w:type="dxa" w:w="2608"/>
-            <w:shd w:val="clear" w:color="auto" w:fill="F6F8FA"/>
+            <w:tcW w:type="dxa" w:w="2578"/>
+            <w:tcBorders>
+              <w:top w:val="nil"/>
+              <w:left w:val="nil"/>
+              <w:bottom w:val="single" w:sz="4" w:color="DDE3EA" w:space="0"/>
+              <w:right w:val="nil"/>
+            </w:tcBorders>
           </w:tcPr>
           <w:p>
             <w:pPr>
-              <w:spacing w:after="0"/>
+              <w:spacing w:before="0" w:after="0"/>
             </w:pPr>
-            <w:r/>
             <w:r>
               <w:rPr>
                 <w:b w:val="0"/>
@@ -2777,14 +3755,18 @@
         </w:tc>
         <w:tc>
           <w:tcPr>
-            <w:tcW w:type="dxa" w:w="2608"/>
-            <w:shd w:val="clear" w:color="auto" w:fill="F6F8FA"/>
+            <w:tcW w:type="dxa" w:w="2578"/>
+            <w:tcBorders>
+              <w:top w:val="nil"/>
+              <w:left w:val="nil"/>
+              <w:bottom w:val="single" w:sz="4" w:color="DDE3EA" w:space="0"/>
+              <w:right w:val="nil"/>
+            </w:tcBorders>
           </w:tcPr>
           <w:p>
             <w:pPr>
-              <w:spacing w:after="0"/>
+              <w:spacing w:before="0" w:after="0"/>
             </w:pPr>
-            <w:r/>
             <w:r>
               <w:rPr>
                 <w:b w:val="0"/>
@@ -2792,7 +3774,7 @@
               </w:rPr>
               <w:t>Pinigai 94,7 mln. EUR ir SEB overdraftas iki 90 mln. EUR; naujos emisijos plano ataskaitoje nėra</w:t>
             </w:r>
-            <w:hyperlink r:id="rId14">
+            <w:hyperlink r:id="rId16">
               <w:r>
                 <w:rPr>
                   <w:color w:val="2A78D6"/>
@@ -2806,14 +3788,18 @@
         </w:tc>
         <w:tc>
           <w:tcPr>
-            <w:tcW w:type="dxa" w:w="3175"/>
-            <w:shd w:val="clear" w:color="auto" w:fill="F6F8FA"/>
+            <w:tcW w:type="dxa" w:w="3138"/>
+            <w:tcBorders>
+              <w:top w:val="nil"/>
+              <w:left w:val="nil"/>
+              <w:bottom w:val="single" w:sz="4" w:color="DDE3EA" w:space="0"/>
+              <w:right w:val="nil"/>
+            </w:tcBorders>
           </w:tcPr>
           <w:p>
             <w:pPr>
-              <w:spacing w:after="0"/>
+              <w:spacing w:before="0" w:after="0"/>
             </w:pPr>
-            <w:r/>
             <w:r>
               <w:rPr>
                 <w:b w:val="0"/>
@@ -2821,7 +3807,7 @@
               </w:rPr>
               <w:t>Išpirkimui lėšų pakanka</w:t>
             </w:r>
-            <w:hyperlink r:id="rId14">
+            <w:hyperlink r:id="rId16">
               <w:r>
                 <w:rPr>
                   <w:color w:val="2A78D6"/>
@@ -2842,14 +3828,19 @@
         </w:tc>
         <w:tc>
           <w:tcPr>
-            <w:tcW w:type="dxa" w:w="1361"/>
+            <w:tcW w:type="dxa" w:w="1345"/>
+            <w:tcBorders>
+              <w:top w:val="nil"/>
+              <w:left w:val="nil"/>
+              <w:bottom w:val="single" w:sz="4" w:color="DDE3EA" w:space="0"/>
+              <w:right w:val="nil"/>
+            </w:tcBorders>
             <w:shd w:val="clear" w:color="auto" w:fill="EAF1F8"/>
           </w:tcPr>
           <w:p>
             <w:pPr>
-              <w:spacing w:after="0"/>
+              <w:spacing w:before="0" w:after="0"/>
             </w:pPr>
-            <w:r/>
             <w:r>
               <w:rPr>
                 <w:b/>
@@ -2863,13 +3854,18 @@
       <w:tr>
         <w:tc>
           <w:tcPr>
-            <w:tcW w:type="dxa" w:w="2608"/>
+            <w:tcW w:type="dxa" w:w="2578"/>
+            <w:tcBorders>
+              <w:top w:val="nil"/>
+              <w:left w:val="nil"/>
+              <w:bottom w:val="single" w:sz="4" w:color="DDE3EA" w:space="0"/>
+              <w:right w:val="nil"/>
+            </w:tcBorders>
           </w:tcPr>
           <w:p>
             <w:pPr>
-              <w:spacing w:after="0"/>
+              <w:spacing w:before="0" w:after="0"/>
             </w:pPr>
-            <w:r/>
             <w:r>
               <w:rPr>
                 <w:b w:val="0"/>
@@ -2881,13 +3877,18 @@
         </w:tc>
         <w:tc>
           <w:tcPr>
-            <w:tcW w:type="dxa" w:w="2608"/>
+            <w:tcW w:type="dxa" w:w="2578"/>
+            <w:tcBorders>
+              <w:top w:val="nil"/>
+              <w:left w:val="nil"/>
+              <w:bottom w:val="single" w:sz="4" w:color="DDE3EA" w:space="0"/>
+              <w:right w:val="nil"/>
+            </w:tcBorders>
           </w:tcPr>
           <w:p>
             <w:pPr>
-              <w:spacing w:after="0"/>
+              <w:spacing w:before="0" w:after="0"/>
             </w:pPr>
-            <w:r/>
             <w:r>
               <w:rPr>
                 <w:b w:val="0"/>
@@ -2895,7 +3896,7 @@
               </w:rPr>
               <w:t>Pateiktas reguliuotojui (PUC) 2026-07-30</w:t>
             </w:r>
-            <w:hyperlink r:id="rId11">
+            <w:hyperlink r:id="rId13">
               <w:r>
                 <w:rPr>
                   <w:color w:val="2A78D6"/>
@@ -2909,13 +3910,18 @@
         </w:tc>
         <w:tc>
           <w:tcPr>
-            <w:tcW w:type="dxa" w:w="3175"/>
+            <w:tcW w:type="dxa" w:w="3138"/>
+            <w:tcBorders>
+              <w:top w:val="nil"/>
+              <w:left w:val="nil"/>
+              <w:bottom w:val="single" w:sz="4" w:color="DDE3EA" w:space="0"/>
+              <w:right w:val="nil"/>
+            </w:tcBorders>
           </w:tcPr>
           <w:p>
             <w:pPr>
-              <w:spacing w:after="0"/>
+              <w:spacing w:before="0" w:after="0"/>
             </w:pPr>
-            <w:r/>
             <w:r>
               <w:rPr>
                 <w:b w:val="0"/>
@@ -2923,7 +3929,7 @@
               </w:rPr>
               <w:t>Laukia patvirtinimo</w:t>
             </w:r>
-            <w:hyperlink r:id="rId11">
+            <w:hyperlink r:id="rId13">
               <w:r>
                 <w:rPr>
                   <w:color w:val="2A78D6"/>
@@ -2944,14 +3950,19 @@
         </w:tc>
         <w:tc>
           <w:tcPr>
-            <w:tcW w:type="dxa" w:w="1361"/>
+            <w:tcW w:type="dxa" w:w="1345"/>
+            <w:tcBorders>
+              <w:top w:val="nil"/>
+              <w:left w:val="nil"/>
+              <w:bottom w:val="single" w:sz="4" w:color="DDE3EA" w:space="0"/>
+              <w:right w:val="nil"/>
+            </w:tcBorders>
             <w:shd w:val="clear" w:color="auto" w:fill="EAF1F8"/>
           </w:tcPr>
           <w:p>
             <w:pPr>
-              <w:spacing w:after="0"/>
+              <w:spacing w:before="0" w:after="0"/>
             </w:pPr>
-            <w:r/>
             <w:r>
               <w:rPr>
                 <w:b/>
@@ -2965,11 +3976,29 @@
     </w:tbl>
     <w:p>
       <w:pPr>
-        <w:spacing w:before="280" w:after="80"/>
+        <w:spacing w:before="0" w:after="40"/>
+      </w:pPr>
+    </w:p>
+    <w:p>
+      <w:pPr>
+        <w:keepNext/>
         <w:pBdr>
-          <w:bottom w:val="single" w:sz="6" w:color="C9D3DE" w:space="2"/>
+          <w:bottom w:val="single" w:sz="8" w:color="1F4E79" w:space="4"/>
         </w:pBdr>
+        <w:tabs>
+          <w:tab w:pos="482" w:val="left"/>
+        </w:tabs>
+        <w:spacing w:before="360" w:after="160"/>
       </w:pPr>
+      <w:r>
+        <w:rPr>
+          <w:b/>
+          <w:color w:val="2A78D6"/>
+          <w:sz w:val="18"/>
+        </w:rPr>
+        <w:t>07</w:t>
+        <w:tab/>
+      </w:r>
       <w:r>
         <w:rPr>
           <w:b/>
@@ -2981,9 +4010,21 @@
     </w:p>
     <w:p>
       <w:pPr>
-        <w:pStyle w:val="ListBullet"/>
-        <w:spacing w:after="60"/>
+        <w:tabs>
+          <w:tab w:pos="255" w:val="left"/>
+        </w:tabs>
+        <w:spacing w:before="0" w:after="80"/>
+        <w:ind w:left="255" w:hanging="255"/>
       </w:pPr>
+      <w:r>
+        <w:rPr>
+          <w:b/>
+          <w:color w:val="2A78D6"/>
+          <w:sz w:val="20"/>
+        </w:rPr>
+        <w:t>▪</w:t>
+        <w:tab/>
+      </w:r>
       <w:r>
         <w:rPr>
           <w:b/>
@@ -2996,7 +4037,7 @@
         </w:rPr>
         <w:t xml:space="preserve"> 0,5 % žalioji obligacija, 100 mln. EUR, išpirkimas 2027-01-20 (Nasdaq Riga nuo 2021-11-29)</w:t>
       </w:r>
-      <w:hyperlink r:id="rId23">
+      <w:hyperlink r:id="rId25">
         <w:r>
           <w:rPr>
             <w:color w:val="2A78D6"/>
@@ -3015,9 +4056,21 @@
     </w:p>
     <w:p>
       <w:pPr>
-        <w:pStyle w:val="ListBullet"/>
-        <w:spacing w:after="60"/>
+        <w:tabs>
+          <w:tab w:pos="255" w:val="left"/>
+        </w:tabs>
+        <w:spacing w:before="0" w:after="80"/>
+        <w:ind w:left="255" w:hanging="255"/>
       </w:pPr>
+      <w:r>
+        <w:rPr>
+          <w:b/>
+          <w:color w:val="2A78D6"/>
+          <w:sz w:val="20"/>
+        </w:rPr>
+        <w:t>▪</w:t>
+        <w:tab/>
+      </w:r>
       <w:r>
         <w:rPr>
           <w:b/>
@@ -3030,7 +4083,7 @@
         </w:rPr>
         <w:t xml:space="preserve"> iki išpirkimo liko mažiau nei 3 mėn.; pinigų (94,7 mln. EUR) ir nepanaudoto 90 mln. EUR overdrafto pakanka visai sumai</w:t>
       </w:r>
-      <w:hyperlink r:id="rId14">
+      <w:hyperlink r:id="rId16">
         <w:r>
           <w:rPr>
             <w:color w:val="2A78D6"/>
@@ -3049,9 +4102,21 @@
     </w:p>
     <w:p>
       <w:pPr>
-        <w:pStyle w:val="ListBullet"/>
-        <w:spacing w:after="60"/>
+        <w:tabs>
+          <w:tab w:pos="255" w:val="left"/>
+        </w:tabs>
+        <w:spacing w:before="0" w:after="80"/>
+        <w:ind w:left="255" w:hanging="255"/>
       </w:pPr>
+      <w:r>
+        <w:rPr>
+          <w:b/>
+          <w:color w:val="2A78D6"/>
+          <w:sz w:val="20"/>
+        </w:rPr>
+        <w:t>▪</w:t>
+        <w:tab/>
+      </w:r>
       <w:r>
         <w:rPr>
           <w:b/>
@@ -3067,11 +4132,66 @@
     </w:p>
     <w:p>
       <w:pPr>
-        <w:spacing w:before="280" w:after="80"/>
+        <w:keepNext/>
         <w:pBdr>
-          <w:bottom w:val="single" w:sz="6" w:color="C9D3DE" w:space="2"/>
+          <w:bottom w:val="single" w:sz="8" w:color="1F4E79" w:space="4"/>
         </w:pBdr>
+        <w:tabs>
+          <w:tab w:pos="482" w:val="left"/>
+        </w:tabs>
+        <w:spacing w:before="360" w:after="160"/>
       </w:pPr>
+      <w:r>
+        <w:rPr>
+          <w:b/>
+          <w:color w:val="2A78D6"/>
+          <w:sz w:val="18"/>
+        </w:rPr>
+        <w:t>08</w:t>
+        <w:tab/>
+      </w:r>
+      <w:r>
+        <w:rPr>
+          <w:b/>
+          <w:color w:val="1F4E79"/>
+          <w:sz w:val="28"/>
+        </w:rPr>
+        <w:t>Ką rašo spauda</w:t>
+      </w:r>
+    </w:p>
+    <w:p>
+      <w:pPr>
+        <w:spacing w:before="40" w:after="60"/>
+      </w:pPr>
+      <w:r>
+        <w:rPr>
+          <w:b w:val="0"/>
+          <w:color w:val="5F6B7A"/>
+          <w:sz w:val="18"/>
+        </w:rPr>
+        <w:t>Per šį laikotarpį naujienų apie emitentą nerasta.</w:t>
+      </w:r>
+    </w:p>
+    <w:p>
+      <w:pPr>
+        <w:keepNext/>
+        <w:pBdr>
+          <w:bottom w:val="single" w:sz="8" w:color="1F4E79" w:space="4"/>
+        </w:pBdr>
+        <w:tabs>
+          <w:tab w:pos="482" w:val="left"/>
+        </w:tabs>
+        <w:spacing w:before="360" w:after="160"/>
+      </w:pPr>
+      <w:r>
+        <w:rPr>
+          <w:b/>
+          <w:color w:val="2A78D6"/>
+          <w:sz w:val="18"/>
+        </w:rPr>
+        <w:t>09</w:t>
+        <w:tab/>
+      </w:r>
       <w:r>
         <w:rPr>
           <w:b/>
@@ -3083,794 +4203,1547 @@
     </w:p>
     <w:p>
       <w:pPr>
-        <w:spacing w:before="160"/>
+        <w:keepNext/>
+        <w:shd w:val="clear" w:color="auto" w:fill="EAF1F8"/>
+        <w:spacing w:before="200" w:after="80"/>
+        <w:ind w:left="85"/>
       </w:pPr>
       <w:r>
         <w:rPr>
           <w:b/>
-          <w:sz w:val="22"/>
+          <w:caps/>
+          <w:color w:val="1F4E79"/>
+          <w:sz w:val="19"/>
         </w:rPr>
         <w:t>Exclusionary screening (companies)</w:t>
       </w:r>
     </w:p>
+    <w:tbl>
+      <w:tblPr>
+        <w:tblW w:w="9639" w:type="dxa"/>
+        <w:tblBorders>
+          <w:top w:val="nil"/>
+          <w:left w:val="nil"/>
+          <w:bottom w:val="nil"/>
+          <w:right w:val="nil"/>
+          <w:insideH w:val="nil"/>
+          <w:insideV w:val="nil"/>
+        </w:tblBorders>
+        <w:tblLayout w:type="fixed"/>
+        <w:tblCellMar>
+          <w:top w:w="90" w:type="dxa"/>
+          <w:left w:w="0" w:type="dxa"/>
+          <w:bottom w:w="110" w:type="dxa"/>
+          <w:right w:w="0" w:type="dxa"/>
+        </w:tblCellMar>
+        <w:tblLook w:firstColumn="1" w:firstRow="1" w:lastColumn="0" w:lastRow="0" w:noHBand="0" w:noVBand="1" w:val="04A0"/>
+      </w:tblPr>
+      <w:tblGrid>
+        <w:gridCol w:w="340"/>
+        <w:gridCol w:w="9298"/>
+      </w:tblGrid>
+      <w:tr>
+        <w:tc>
+          <w:tcPr>
+            <w:tcW w:type="dxa" w:w="340"/>
+            <w:tcBorders>
+              <w:top w:val="nil"/>
+              <w:left w:val="nil"/>
+              <w:bottom w:val="single" w:sz="4" w:color="E3E8EE" w:space="0"/>
+              <w:right w:val="nil"/>
+            </w:tcBorders>
+          </w:tcPr>
+          <w:p>
+            <w:pPr>
+              <w:spacing w:before="0" w:after="0"/>
+            </w:pPr>
+            <w:r>
+              <w:rPr>
+                <w:rFonts w:ascii="Segoe UI Symbol" w:hAnsi="Segoe UI Symbol"/>
+                <w:b w:val="0"/>
+                <w:color w:val="1B7F3B"/>
+                <w:sz w:val="24"/>
+              </w:rPr>
+              <w:t>☑</w:t>
+            </w:r>
+          </w:p>
+        </w:tc>
+        <w:tc>
+          <w:tcPr>
+            <w:tcW w:type="dxa" w:w="9298"/>
+            <w:tcBorders>
+              <w:top w:val="nil"/>
+              <w:left w:val="nil"/>
+              <w:bottom w:val="single" w:sz="4" w:color="E3E8EE" w:space="0"/>
+              <w:right w:val="nil"/>
+            </w:tcBorders>
+          </w:tcPr>
+          <w:p>
+            <w:pPr>
+              <w:spacing w:before="0" w:after="40"/>
+            </w:pPr>
+            <w:r>
+              <w:rPr>
+                <w:b/>
+                <w:color w:val="1A1A1A"/>
+                <w:sz w:val="19"/>
+              </w:rPr>
+              <w:t>Yes, the company is not involved in excluded sectors: controversial and nuclear weapons, tobacco, gambling and restricted sectors in fossil fuel</w:t>
+            </w:r>
+          </w:p>
+          <w:p>
+            <w:pPr>
+              <w:tabs>
+                <w:tab w:pos="198" w:val="left"/>
+              </w:tabs>
+              <w:spacing w:before="0" w:after="20"/>
+              <w:ind w:left="198" w:hanging="198"/>
+            </w:pPr>
+            <w:r>
+              <w:rPr>
+                <w:b w:val="0"/>
+                <w:color w:val="5F6B7A"/>
+                <w:sz w:val="18"/>
+              </w:rPr>
+              <w:t>•</w:t>
+              <w:tab/>
+            </w:r>
+            <w:r>
+              <w:rPr>
+                <w:b w:val="0"/>
+                <w:color w:val="333333"/>
+                <w:sz w:val="18"/>
+              </w:rPr>
+              <w:t>Elektros perdavimas ir dujų infrastruktūra</w:t>
+            </w:r>
+          </w:p>
+          <w:p>
+            <w:pPr>
+              <w:tabs>
+                <w:tab w:pos="198" w:val="left"/>
+              </w:tabs>
+              <w:spacing w:before="0" w:after="20"/>
+              <w:ind w:left="198" w:hanging="198"/>
+            </w:pPr>
+            <w:r>
+              <w:rPr>
+                <w:b w:val="0"/>
+                <w:color w:val="5F6B7A"/>
+                <w:sz w:val="18"/>
+              </w:rPr>
+              <w:t>•</w:t>
+              <w:tab/>
+            </w:r>
+            <w:r>
+              <w:rPr>
+                <w:b w:val="0"/>
+                <w:color w:val="333333"/>
+                <w:sz w:val="18"/>
+              </w:rPr>
+              <w:t>Išskirtuose sektoriuose veiklos nėra</w:t>
+            </w:r>
+            <w:hyperlink r:id="rId20">
+              <w:r>
+                <w:rPr>
+                  <w:color w:val="2A78D6"/>
+                  <w:vertAlign w:val="superscript"/>
+                  <w:sz w:val="15"/>
+                </w:rPr>
+                <w:t xml:space="preserve">10</w:t>
+              </w:r>
+            </w:hyperlink>
+            <w:r>
+              <w:rPr>
+                <w:b w:val="0"/>
+                <w:color w:val="333333"/>
+                <w:sz w:val="18"/>
+              </w:rPr>
+              <w:t>.</w:t>
+            </w:r>
+          </w:p>
+        </w:tc>
+      </w:tr>
+    </w:tbl>
+    <w:tbl>
+      <w:tblPr>
+        <w:tblW w:w="9639" w:type="dxa"/>
+        <w:tblBorders>
+          <w:top w:val="nil"/>
+          <w:left w:val="nil"/>
+          <w:bottom w:val="nil"/>
+          <w:right w:val="nil"/>
+          <w:insideH w:val="nil"/>
+          <w:insideV w:val="nil"/>
+        </w:tblBorders>
+        <w:tblLayout w:type="fixed"/>
+        <w:tblCellMar>
+          <w:top w:w="90" w:type="dxa"/>
+          <w:left w:w="0" w:type="dxa"/>
+          <w:bottom w:w="110" w:type="dxa"/>
+          <w:right w:w="0" w:type="dxa"/>
+        </w:tblCellMar>
+        <w:tblLook w:firstColumn="1" w:firstRow="1" w:lastColumn="0" w:lastRow="0" w:noHBand="0" w:noVBand="1" w:val="04A0"/>
+      </w:tblPr>
+      <w:tblGrid>
+        <w:gridCol w:w="340"/>
+        <w:gridCol w:w="9298"/>
+      </w:tblGrid>
+      <w:tr>
+        <w:tc>
+          <w:tcPr>
+            <w:tcW w:type="dxa" w:w="340"/>
+            <w:tcBorders>
+              <w:top w:val="nil"/>
+              <w:left w:val="nil"/>
+              <w:bottom w:val="single" w:sz="4" w:color="E3E8EE" w:space="0"/>
+              <w:right w:val="nil"/>
+            </w:tcBorders>
+          </w:tcPr>
+          <w:p>
+            <w:pPr>
+              <w:spacing w:before="0" w:after="0"/>
+            </w:pPr>
+            <w:r>
+              <w:rPr>
+                <w:rFonts w:ascii="Segoe UI Symbol" w:hAnsi="Segoe UI Symbol"/>
+                <w:b w:val="0"/>
+                <w:color w:val="1B7F3B"/>
+                <w:sz w:val="24"/>
+              </w:rPr>
+              <w:t>☑</w:t>
+            </w:r>
+          </w:p>
+        </w:tc>
+        <w:tc>
+          <w:tcPr>
+            <w:tcW w:type="dxa" w:w="9298"/>
+            <w:tcBorders>
+              <w:top w:val="nil"/>
+              <w:left w:val="nil"/>
+              <w:bottom w:val="single" w:sz="4" w:color="E3E8EE" w:space="0"/>
+              <w:right w:val="nil"/>
+            </w:tcBorders>
+          </w:tcPr>
+          <w:p>
+            <w:pPr>
+              <w:spacing w:before="0" w:after="40"/>
+            </w:pPr>
+            <w:r>
+              <w:rPr>
+                <w:b/>
+                <w:color w:val="1A1A1A"/>
+                <w:sz w:val="19"/>
+              </w:rPr>
+              <w:t>Yes, the company does not have red flag/signal related to controversies based on UN Global Compact, OECD Guidelines for Multinational Enterprises or any other relevant principles/standards</w:t>
+            </w:r>
+          </w:p>
+          <w:p>
+            <w:pPr>
+              <w:tabs>
+                <w:tab w:pos="198" w:val="left"/>
+              </w:tabs>
+              <w:spacing w:before="0" w:after="20"/>
+              <w:ind w:left="198" w:hanging="198"/>
+            </w:pPr>
+            <w:r>
+              <w:rPr>
+                <w:b w:val="0"/>
+                <w:color w:val="5F6B7A"/>
+                <w:sz w:val="18"/>
+              </w:rPr>
+              <w:t>•</w:t>
+              <w:tab/>
+            </w:r>
+            <w:r>
+              <w:rPr>
+                <w:b w:val="0"/>
+                <w:color w:val="333333"/>
+                <w:sz w:val="18"/>
+              </w:rPr>
+              <w:t>Ginčų pagal JT Pasaulinį susitarimą ar EBPO gaires nerasta.</w:t>
+            </w:r>
+          </w:p>
+        </w:tc>
+      </w:tr>
+    </w:tbl>
+    <w:tbl>
+      <w:tblPr>
+        <w:tblW w:w="9639" w:type="dxa"/>
+        <w:tblBorders>
+          <w:top w:val="nil"/>
+          <w:left w:val="nil"/>
+          <w:bottom w:val="nil"/>
+          <w:right w:val="nil"/>
+          <w:insideH w:val="nil"/>
+          <w:insideV w:val="nil"/>
+        </w:tblBorders>
+        <w:tblLayout w:type="fixed"/>
+        <w:tblCellMar>
+          <w:top w:w="90" w:type="dxa"/>
+          <w:left w:w="0" w:type="dxa"/>
+          <w:bottom w:w="110" w:type="dxa"/>
+          <w:right w:w="0" w:type="dxa"/>
+        </w:tblCellMar>
+        <w:tblLook w:firstColumn="1" w:firstRow="1" w:lastColumn="0" w:lastRow="0" w:noHBand="0" w:noVBand="1" w:val="04A0"/>
+      </w:tblPr>
+      <w:tblGrid>
+        <w:gridCol w:w="340"/>
+        <w:gridCol w:w="9298"/>
+      </w:tblGrid>
+      <w:tr>
+        <w:tc>
+          <w:tcPr>
+            <w:tcW w:type="dxa" w:w="340"/>
+            <w:tcBorders>
+              <w:top w:val="nil"/>
+              <w:left w:val="nil"/>
+              <w:bottom w:val="single" w:sz="4" w:color="E3E8EE" w:space="0"/>
+              <w:right w:val="nil"/>
+            </w:tcBorders>
+          </w:tcPr>
+          <w:p>
+            <w:pPr>
+              <w:spacing w:before="0" w:after="0"/>
+            </w:pPr>
+            <w:r>
+              <w:rPr>
+                <w:rFonts w:ascii="Segoe UI Symbol" w:hAnsi="Segoe UI Symbol"/>
+                <w:b w:val="0"/>
+                <w:color w:val="1B7F3B"/>
+                <w:sz w:val="24"/>
+              </w:rPr>
+              <w:t>☑</w:t>
+            </w:r>
+          </w:p>
+        </w:tc>
+        <w:tc>
+          <w:tcPr>
+            <w:tcW w:type="dxa" w:w="9298"/>
+            <w:tcBorders>
+              <w:top w:val="nil"/>
+              <w:left w:val="nil"/>
+              <w:bottom w:val="single" w:sz="4" w:color="E3E8EE" w:space="0"/>
+              <w:right w:val="nil"/>
+            </w:tcBorders>
+          </w:tcPr>
+          <w:p>
+            <w:pPr>
+              <w:spacing w:before="0" w:after="40"/>
+            </w:pPr>
+            <w:r>
+              <w:rPr>
+                <w:b/>
+                <w:color w:val="1A1A1A"/>
+                <w:sz w:val="19"/>
+              </w:rPr>
+              <w:t>Yes, the company is not in the list of sanctions (add a screenshot)</w:t>
+            </w:r>
+          </w:p>
+          <w:p>
+            <w:pPr>
+              <w:tabs>
+                <w:tab w:pos="198" w:val="left"/>
+              </w:tabs>
+              <w:spacing w:before="0" w:after="20"/>
+              <w:ind w:left="198" w:hanging="198"/>
+            </w:pPr>
+            <w:r>
+              <w:rPr>
+                <w:b w:val="0"/>
+                <w:color w:val="5F6B7A"/>
+                <w:sz w:val="18"/>
+              </w:rPr>
+              <w:t>•</w:t>
+              <w:tab/>
+            </w:r>
+            <w:r>
+              <w:rPr>
+                <w:b w:val="0"/>
+                <w:color w:val="333333"/>
+                <w:sz w:val="18"/>
+              </w:rPr>
+              <w:t>Nerasta EU, UN, UK, US OFAC konsoliduotuose sankcijų sąrašuose (automatinė patikra 2026-10-22).</w:t>
+            </w:r>
+          </w:p>
+        </w:tc>
+      </w:tr>
+    </w:tbl>
+    <w:tbl>
+      <w:tblPr>
+        <w:tblW w:w="9639" w:type="dxa"/>
+        <w:tblBorders>
+          <w:top w:val="nil"/>
+          <w:left w:val="nil"/>
+          <w:bottom w:val="nil"/>
+          <w:right w:val="nil"/>
+          <w:insideH w:val="nil"/>
+          <w:insideV w:val="nil"/>
+        </w:tblBorders>
+        <w:tblLayout w:type="fixed"/>
+        <w:tblCellMar>
+          <w:top w:w="90" w:type="dxa"/>
+          <w:left w:w="0" w:type="dxa"/>
+          <w:bottom w:w="110" w:type="dxa"/>
+          <w:right w:w="0" w:type="dxa"/>
+        </w:tblCellMar>
+        <w:tblLook w:firstColumn="1" w:firstRow="1" w:lastColumn="0" w:lastRow="0" w:noHBand="0" w:noVBand="1" w:val="04A0"/>
+      </w:tblPr>
+      <w:tblGrid>
+        <w:gridCol w:w="340"/>
+        <w:gridCol w:w="9298"/>
+      </w:tblGrid>
+      <w:tr>
+        <w:tc>
+          <w:tcPr>
+            <w:tcW w:type="dxa" w:w="340"/>
+            <w:tcBorders>
+              <w:top w:val="nil"/>
+              <w:left w:val="nil"/>
+              <w:bottom w:val="single" w:sz="4" w:color="E3E8EE" w:space="0"/>
+              <w:right w:val="nil"/>
+            </w:tcBorders>
+          </w:tcPr>
+          <w:p>
+            <w:pPr>
+              <w:spacing w:before="0" w:after="0"/>
+            </w:pPr>
+            <w:r>
+              <w:rPr>
+                <w:rFonts w:ascii="Segoe UI Symbol" w:hAnsi="Segoe UI Symbol"/>
+                <w:b w:val="0"/>
+                <w:color w:val="1B7F3B"/>
+                <w:sz w:val="24"/>
+              </w:rPr>
+              <w:t>☑</w:t>
+            </w:r>
+          </w:p>
+        </w:tc>
+        <w:tc>
+          <w:tcPr>
+            <w:tcW w:type="dxa" w:w="9298"/>
+            <w:tcBorders>
+              <w:top w:val="nil"/>
+              <w:left w:val="nil"/>
+              <w:bottom w:val="single" w:sz="4" w:color="E3E8EE" w:space="0"/>
+              <w:right w:val="nil"/>
+            </w:tcBorders>
+          </w:tcPr>
+          <w:p>
+            <w:pPr>
+              <w:spacing w:before="0" w:after="40"/>
+            </w:pPr>
+            <w:r>
+              <w:rPr>
+                <w:b/>
+                <w:color w:val="1A1A1A"/>
+                <w:sz w:val="19"/>
+              </w:rPr>
+              <w:t>Yes, issues were not identified from adverse media checks (add a screenshot)</w:t>
+            </w:r>
+          </w:p>
+          <w:p>
+            <w:pPr>
+              <w:tabs>
+                <w:tab w:pos="198" w:val="left"/>
+              </w:tabs>
+              <w:spacing w:before="0" w:after="20"/>
+              <w:ind w:left="198" w:hanging="198"/>
+            </w:pPr>
+            <w:r>
+              <w:rPr>
+                <w:b w:val="0"/>
+                <w:color w:val="5F6B7A"/>
+                <w:sz w:val="18"/>
+              </w:rPr>
+              <w:t>•</w:t>
+              <w:tab/>
+            </w:r>
+            <w:r>
+              <w:rPr>
+                <w:b w:val="0"/>
+                <w:color w:val="333333"/>
+                <w:sz w:val="18"/>
+              </w:rPr>
+              <w:t>Neigiamų naujienų nerasta (2026-10-22).</w:t>
+            </w:r>
+          </w:p>
+          <w:p>
+            <w:pPr>
+              <w:tabs>
+                <w:tab w:pos="198" w:val="left"/>
+              </w:tabs>
+              <w:spacing w:before="0" w:after="20"/>
+              <w:ind w:left="198" w:hanging="198"/>
+            </w:pPr>
+            <w:r>
+              <w:rPr>
+                <w:b w:val="0"/>
+                <w:color w:val="5F6B7A"/>
+                <w:sz w:val="18"/>
+              </w:rPr>
+              <w:t>•</w:t>
+              <w:tab/>
+            </w:r>
+            <w:r>
+              <w:rPr>
+                <w:b w:val="0"/>
+                <w:color w:val="333333"/>
+                <w:sz w:val="18"/>
+              </w:rPr>
+              <w:t>Naujienų suvestinė 2026-07-24 – 2026-10-22: 0 pranešimų, iš jų su neigiamu žodžiu antraštėje – 0 (plačiau – skiltyje „Ką rašo spauda“).</w:t>
+            </w:r>
+          </w:p>
+        </w:tc>
+      </w:tr>
+    </w:tbl>
     <w:p>
       <w:pPr>
-        <w:spacing w:before="80" w:after="20"/>
+        <w:spacing w:before="120" w:after="40"/>
       </w:pPr>
       <w:r>
         <w:rPr>
-          <w:sz w:val="24"/>
-        </w:rPr>
-        <w:t xml:space="preserve">☑ </w:t>
-      </w:r>
-      <w:r>
-        <w:t>Yes, the company is not involved in excluded sectors: controversial and nuclear weapons, tobacco, gambling and restricted sectors in fossil fuel</w:t>
-      </w:r>
-    </w:p>
-    <w:p>
-      <w:pPr>
-        <w:spacing w:after="0"/>
-        <w:ind w:left="510" w:hanging="198"/>
-      </w:pPr>
-      <w:r>
-        <w:rPr>
-          <w:sz w:val="19"/>
-        </w:rPr>
-        <w:t xml:space="preserve">•  </w:t>
-      </w:r>
-      <w:r>
-        <w:rPr>
-          <w:b w:val="0"/>
+          <w:i/>
           <w:color w:val="333333"/>
-          <w:sz w:val="19"/>
-        </w:rPr>
-        <w:t>Elektros perdavimas ir dujų infrastruktūra</w:t>
-      </w:r>
-    </w:p>
-    <w:p>
-      <w:pPr>
-        <w:spacing w:after="120"/>
-        <w:ind w:left="510" w:hanging="198"/>
-      </w:pPr>
-      <w:r>
-        <w:rPr>
-          <w:sz w:val="19"/>
-        </w:rPr>
-        <w:t xml:space="preserve">•  </w:t>
-      </w:r>
-      <w:r>
-        <w:rPr>
-          <w:b w:val="0"/>
-          <w:color w:val="333333"/>
-          <w:sz w:val="19"/>
-        </w:rPr>
-        <w:t>Išskirtuose sektoriuose veiklos nėra</w:t>
-      </w:r>
-      <w:hyperlink r:id="rId18">
-        <w:r>
-          <w:rPr>
-            <w:color w:val="2A78D6"/>
-            <w:vertAlign w:val="superscript"/>
-            <w:sz w:val="16"/>
-          </w:rPr>
-          <w:t xml:space="preserve">10</w:t>
-        </w:r>
-      </w:hyperlink>
-      <w:r>
-        <w:rPr>
-          <w:b w:val="0"/>
-          <w:color w:val="333333"/>
-          <w:sz w:val="19"/>
-        </w:rPr>
-        <w:t>.</w:t>
-      </w:r>
-    </w:p>
-    <w:p>
-      <w:pPr>
-        <w:spacing w:before="80" w:after="20"/>
-      </w:pPr>
-      <w:r>
-        <w:rPr>
-          <w:sz w:val="24"/>
-        </w:rPr>
-        <w:t xml:space="preserve">☑ </w:t>
-      </w:r>
-      <w:r>
-        <w:t>Yes, the company does not have red flag/signal related to controversies based on UN Global Compact, OECD Guidelines for Multinational Enterprises or any other relevant principles/standards</w:t>
-      </w:r>
-    </w:p>
-    <w:p>
-      <w:pPr>
-        <w:spacing w:after="120"/>
-        <w:ind w:left="510" w:hanging="198"/>
-      </w:pPr>
-      <w:r>
-        <w:rPr>
-          <w:sz w:val="19"/>
-        </w:rPr>
-        <w:t xml:space="preserve">•  </w:t>
-      </w:r>
-      <w:r>
-        <w:rPr>
-          <w:b w:val="0"/>
-          <w:color w:val="333333"/>
-          <w:sz w:val="19"/>
-        </w:rPr>
-        <w:t>Ginčų pagal JT Pasaulinį susitarimą ar EBPO gaires nerasta.</w:t>
-      </w:r>
-    </w:p>
-    <w:p>
-      <w:pPr>
-        <w:spacing w:before="80" w:after="20"/>
-      </w:pPr>
-      <w:r>
-        <w:rPr>
-          <w:sz w:val="24"/>
-        </w:rPr>
-        <w:t xml:space="preserve">☑ </w:t>
-      </w:r>
-      <w:r>
-        <w:t>Yes, the company is not in the list of sanctions (add a screenshot)</w:t>
-      </w:r>
-    </w:p>
-    <w:p>
-      <w:pPr>
-        <w:spacing w:after="120"/>
-        <w:ind w:left="510" w:hanging="198"/>
-      </w:pPr>
-      <w:r>
-        <w:rPr>
-          <w:sz w:val="19"/>
-        </w:rPr>
-        <w:t xml:space="preserve">•  </w:t>
-      </w:r>
-      <w:r>
-        <w:rPr>
-          <w:b w:val="0"/>
-          <w:color w:val="333333"/>
-          <w:sz w:val="19"/>
-        </w:rPr>
-        <w:t>Nerasta EU, UN, UK, US OFAC konsoliduotuose sankcijų sąrašuose (automatinė patikra 2026-10-22).</w:t>
-      </w:r>
-    </w:p>
-    <w:p>
-      <w:pPr>
-        <w:spacing w:before="80" w:after="20"/>
-      </w:pPr>
-      <w:r>
-        <w:rPr>
-          <w:sz w:val="24"/>
-        </w:rPr>
-        <w:t xml:space="preserve">☑ </w:t>
-      </w:r>
-      <w:r>
-        <w:t>Yes, issues were not identified from adverse media checks (add a screenshot)</w:t>
-      </w:r>
-    </w:p>
-    <w:p>
-      <w:pPr>
-        <w:spacing w:after="120"/>
-        <w:ind w:left="510" w:hanging="198"/>
-      </w:pPr>
-      <w:r>
-        <w:rPr>
-          <w:sz w:val="19"/>
-        </w:rPr>
-        <w:t xml:space="preserve">•  </w:t>
-      </w:r>
-      <w:r>
-        <w:rPr>
-          <w:b w:val="0"/>
-          <w:color w:val="333333"/>
-          <w:sz w:val="19"/>
-        </w:rPr>
-        <w:t>Neigiamų naujienų nerasta (2026-10-22).</w:t>
-      </w:r>
-    </w:p>
-    <w:p>
-      <w:r>
-        <w:rPr>
-          <w:i/>
-          <w:sz w:val="19"/>
+          <w:sz w:val="18"/>
         </w:rPr>
         <w:t>In case any red flags, risks, unclarities were identified then additional checks (sanctions screening and adverse media checks) on the company’s Ultimate Beneficial Owners and/or senior management shall be performed.</w:t>
       </w:r>
     </w:p>
     <w:p>
       <w:pPr>
-        <w:spacing w:before="80"/>
+        <w:spacing w:before="120" w:after="40"/>
       </w:pPr>
       <w:r>
         <w:rPr>
           <w:b/>
+          <w:sz w:val="19"/>
         </w:rPr>
         <w:t xml:space="preserve">Additional comments: </w:t>
       </w:r>
     </w:p>
     <w:p>
       <w:pPr>
-        <w:spacing w:before="160"/>
+        <w:keepNext/>
+        <w:shd w:val="clear" w:color="auto" w:fill="EAF1F8"/>
+        <w:spacing w:before="200" w:after="80"/>
+        <w:ind w:left="85"/>
       </w:pPr>
       <w:r>
         <w:rPr>
           <w:b/>
-          <w:sz w:val="22"/>
+          <w:caps/>
+          <w:color w:val="1F4E79"/>
+          <w:sz w:val="19"/>
         </w:rPr>
         <w:t>ESG integration and positive screening (positive answers imply higher allocation)</w:t>
       </w:r>
     </w:p>
+    <w:tbl>
+      <w:tblPr>
+        <w:tblW w:w="9639" w:type="dxa"/>
+        <w:tblBorders>
+          <w:top w:val="nil"/>
+          <w:left w:val="nil"/>
+          <w:bottom w:val="nil"/>
+          <w:right w:val="nil"/>
+          <w:insideH w:val="nil"/>
+          <w:insideV w:val="nil"/>
+        </w:tblBorders>
+        <w:tblLayout w:type="fixed"/>
+        <w:tblCellMar>
+          <w:top w:w="90" w:type="dxa"/>
+          <w:left w:w="0" w:type="dxa"/>
+          <w:bottom w:w="110" w:type="dxa"/>
+          <w:right w:w="0" w:type="dxa"/>
+        </w:tblCellMar>
+        <w:tblLook w:firstColumn="1" w:firstRow="1" w:lastColumn="0" w:lastRow="0" w:noHBand="0" w:noVBand="1" w:val="04A0"/>
+      </w:tblPr>
+      <w:tblGrid>
+        <w:gridCol w:w="340"/>
+        <w:gridCol w:w="9298"/>
+      </w:tblGrid>
+      <w:tr>
+        <w:tc>
+          <w:tcPr>
+            <w:tcW w:type="dxa" w:w="340"/>
+            <w:tcBorders>
+              <w:top w:val="nil"/>
+              <w:left w:val="nil"/>
+              <w:bottom w:val="single" w:sz="4" w:color="E3E8EE" w:space="0"/>
+              <w:right w:val="nil"/>
+            </w:tcBorders>
+          </w:tcPr>
+          <w:p>
+            <w:pPr>
+              <w:spacing w:before="0" w:after="0"/>
+            </w:pPr>
+            <w:r>
+              <w:rPr>
+                <w:rFonts w:ascii="Segoe UI Symbol" w:hAnsi="Segoe UI Symbol"/>
+                <w:b w:val="0"/>
+                <w:color w:val="1B7F3B"/>
+                <w:sz w:val="24"/>
+              </w:rPr>
+              <w:t>☑</w:t>
+            </w:r>
+          </w:p>
+        </w:tc>
+        <w:tc>
+          <w:tcPr>
+            <w:tcW w:type="dxa" w:w="9298"/>
+            <w:tcBorders>
+              <w:top w:val="nil"/>
+              <w:left w:val="nil"/>
+              <w:bottom w:val="single" w:sz="4" w:color="E3E8EE" w:space="0"/>
+              <w:right w:val="nil"/>
+            </w:tcBorders>
+          </w:tcPr>
+          <w:p>
+            <w:pPr>
+              <w:spacing w:before="0" w:after="40"/>
+            </w:pPr>
+            <w:r>
+              <w:rPr>
+                <w:b/>
+                <w:color w:val="1A1A1A"/>
+                <w:sz w:val="19"/>
+              </w:rPr>
+              <w:t>Yes, the company is promoting environmental or social characteristics (activities, ESG policy, good ESG rating, etc)</w:t>
+            </w:r>
+          </w:p>
+          <w:p>
+            <w:pPr>
+              <w:tabs>
+                <w:tab w:pos="198" w:val="left"/>
+              </w:tabs>
+              <w:spacing w:before="0" w:after="20"/>
+              <w:ind w:left="198" w:hanging="198"/>
+            </w:pPr>
+            <w:r>
+              <w:rPr>
+                <w:b w:val="0"/>
+                <w:color w:val="5F6B7A"/>
+                <w:sz w:val="18"/>
+              </w:rPr>
+              <w:t>•</w:t>
+              <w:tab/>
+            </w:r>
+            <w:r>
+              <w:rPr>
+                <w:b w:val="0"/>
+                <w:color w:val="333333"/>
+                <w:sz w:val="18"/>
+              </w:rPr>
+              <w:t>Tinklas jungia atsinaujinančią energiją: 2026 m. I ketv. – 5 nauji prijungimo susitarimai, tarp jų 160 MW hibridinė jėgainė</w:t>
+            </w:r>
+          </w:p>
+          <w:p>
+            <w:pPr>
+              <w:tabs>
+                <w:tab w:pos="198" w:val="left"/>
+              </w:tabs>
+              <w:spacing w:before="0" w:after="20"/>
+              <w:ind w:left="198" w:hanging="198"/>
+            </w:pPr>
+            <w:r>
+              <w:rPr>
+                <w:b w:val="0"/>
+                <w:color w:val="5F6B7A"/>
+                <w:sz w:val="18"/>
+              </w:rPr>
+              <w:t>•</w:t>
+              <w:tab/>
+            </w:r>
+            <w:r>
+              <w:rPr>
+                <w:b w:val="0"/>
+                <w:color w:val="333333"/>
+                <w:sz w:val="18"/>
+              </w:rPr>
+              <w:t>Planuojamos naujos jungtys su Estija, Švedija ir Vokietija</w:t>
+            </w:r>
+            <w:hyperlink r:id="rId26">
+              <w:r>
+                <w:rPr>
+                  <w:color w:val="2A78D6"/>
+                  <w:vertAlign w:val="superscript"/>
+                  <w:sz w:val="15"/>
+                </w:rPr>
+                <w:t xml:space="preserve">17</w:t>
+              </w:r>
+            </w:hyperlink>
+            <w:r>
+              <w:rPr>
+                <w:color w:val="2A78D6"/>
+                <w:vertAlign w:val="superscript"/>
+              </w:rPr>
+              <w:t>,</w:t>
+            </w:r>
+            <w:hyperlink r:id="rId27">
+              <w:r>
+                <w:rPr>
+                  <w:color w:val="2A78D6"/>
+                  <w:vertAlign w:val="superscript"/>
+                  <w:sz w:val="15"/>
+                </w:rPr>
+                <w:t xml:space="preserve">18</w:t>
+              </w:r>
+            </w:hyperlink>
+            <w:r>
+              <w:rPr>
+                <w:b w:val="0"/>
+                <w:color w:val="333333"/>
+                <w:sz w:val="18"/>
+              </w:rPr>
+              <w:t>.</w:t>
+            </w:r>
+          </w:p>
+        </w:tc>
+      </w:tr>
+    </w:tbl>
+    <w:tbl>
+      <w:tblPr>
+        <w:tblW w:w="9639" w:type="dxa"/>
+        <w:tblBorders>
+          <w:top w:val="nil"/>
+          <w:left w:val="nil"/>
+          <w:bottom w:val="nil"/>
+          <w:right w:val="nil"/>
+          <w:insideH w:val="nil"/>
+          <w:insideV w:val="nil"/>
+        </w:tblBorders>
+        <w:tblLayout w:type="fixed"/>
+        <w:tblCellMar>
+          <w:top w:w="90" w:type="dxa"/>
+          <w:left w:w="0" w:type="dxa"/>
+          <w:bottom w:w="110" w:type="dxa"/>
+          <w:right w:w="0" w:type="dxa"/>
+        </w:tblCellMar>
+        <w:tblLook w:firstColumn="1" w:firstRow="1" w:lastColumn="0" w:lastRow="0" w:noHBand="0" w:noVBand="1" w:val="04A0"/>
+      </w:tblPr>
+      <w:tblGrid>
+        <w:gridCol w:w="340"/>
+        <w:gridCol w:w="9298"/>
+      </w:tblGrid>
+      <w:tr>
+        <w:tc>
+          <w:tcPr>
+            <w:tcW w:type="dxa" w:w="340"/>
+            <w:tcBorders>
+              <w:top w:val="nil"/>
+              <w:left w:val="nil"/>
+              <w:bottom w:val="single" w:sz="4" w:color="E3E8EE" w:space="0"/>
+              <w:right w:val="nil"/>
+            </w:tcBorders>
+          </w:tcPr>
+          <w:p>
+            <w:pPr>
+              <w:spacing w:before="0" w:after="0"/>
+            </w:pPr>
+            <w:r>
+              <w:rPr>
+                <w:rFonts w:ascii="Segoe UI Symbol" w:hAnsi="Segoe UI Symbol"/>
+                <w:b w:val="0"/>
+                <w:color w:val="1B7F3B"/>
+                <w:sz w:val="24"/>
+              </w:rPr>
+              <w:t>☑</w:t>
+            </w:r>
+          </w:p>
+        </w:tc>
+        <w:tc>
+          <w:tcPr>
+            <w:tcW w:type="dxa" w:w="9298"/>
+            <w:tcBorders>
+              <w:top w:val="nil"/>
+              <w:left w:val="nil"/>
+              <w:bottom w:val="single" w:sz="4" w:color="E3E8EE" w:space="0"/>
+              <w:right w:val="nil"/>
+            </w:tcBorders>
+          </w:tcPr>
+          <w:p>
+            <w:pPr>
+              <w:spacing w:before="0" w:after="40"/>
+            </w:pPr>
+            <w:r>
+              <w:rPr>
+                <w:b/>
+                <w:color w:val="1A1A1A"/>
+                <w:sz w:val="19"/>
+              </w:rPr>
+              <w:t>Yes, the activities of the company or it’s strategy is aligned with the taxonomy and/or Paris agreement targets (e.g. net zero commitment)</w:t>
+            </w:r>
+          </w:p>
+          <w:p>
+            <w:pPr>
+              <w:tabs>
+                <w:tab w:pos="198" w:val="left"/>
+              </w:tabs>
+              <w:spacing w:before="0" w:after="20"/>
+              <w:ind w:left="198" w:hanging="198"/>
+            </w:pPr>
+            <w:r>
+              <w:rPr>
+                <w:b w:val="0"/>
+                <w:color w:val="5F6B7A"/>
+                <w:sz w:val="18"/>
+              </w:rPr>
+              <w:t>•</w:t>
+              <w:tab/>
+            </w:r>
+            <w:r>
+              <w:rPr>
+                <w:b w:val="0"/>
+                <w:color w:val="333333"/>
+                <w:sz w:val="18"/>
+              </w:rPr>
+              <w:t>Žaliosios obligacijos (2021) finansuoja perdavimo tinklą</w:t>
+            </w:r>
+          </w:p>
+          <w:p>
+            <w:pPr>
+              <w:tabs>
+                <w:tab w:pos="198" w:val="left"/>
+              </w:tabs>
+              <w:spacing w:before="0" w:after="20"/>
+              <w:ind w:left="198" w:hanging="198"/>
+            </w:pPr>
+            <w:r>
+              <w:rPr>
+                <w:b w:val="0"/>
+                <w:color w:val="5F6B7A"/>
+                <w:sz w:val="18"/>
+              </w:rPr>
+              <w:t>•</w:t>
+              <w:tab/>
+            </w:r>
+            <w:r>
+              <w:rPr>
+                <w:b w:val="0"/>
+                <w:color w:val="333333"/>
+                <w:sz w:val="18"/>
+              </w:rPr>
+              <w:t>SF6 įranga keičiama</w:t>
+            </w:r>
+            <w:hyperlink r:id="rId12">
+              <w:r>
+                <w:rPr>
+                  <w:color w:val="2A78D6"/>
+                  <w:vertAlign w:val="superscript"/>
+                  <w:sz w:val="15"/>
+                </w:rPr>
+                <w:t xml:space="preserve">1</w:t>
+              </w:r>
+            </w:hyperlink>
+            <w:r>
+              <w:rPr>
+                <w:color w:val="2A78D6"/>
+                <w:vertAlign w:val="superscript"/>
+              </w:rPr>
+              <w:t>,</w:t>
+            </w:r>
+            <w:hyperlink r:id="rId21">
+              <w:r>
+                <w:rPr>
+                  <w:color w:val="2A78D6"/>
+                  <w:vertAlign w:val="superscript"/>
+                  <w:sz w:val="15"/>
+                </w:rPr>
+                <w:t xml:space="preserve">14</w:t>
+              </w:r>
+            </w:hyperlink>
+            <w:r>
+              <w:rPr>
+                <w:b w:val="0"/>
+                <w:color w:val="333333"/>
+                <w:sz w:val="18"/>
+              </w:rPr>
+              <w:t>.</w:t>
+            </w:r>
+          </w:p>
+        </w:tc>
+      </w:tr>
+    </w:tbl>
+    <w:tbl>
+      <w:tblPr>
+        <w:tblW w:w="9639" w:type="dxa"/>
+        <w:tblBorders>
+          <w:top w:val="nil"/>
+          <w:left w:val="nil"/>
+          <w:bottom w:val="nil"/>
+          <w:right w:val="nil"/>
+          <w:insideH w:val="nil"/>
+          <w:insideV w:val="nil"/>
+        </w:tblBorders>
+        <w:tblLayout w:type="fixed"/>
+        <w:tblCellMar>
+          <w:top w:w="90" w:type="dxa"/>
+          <w:left w:w="0" w:type="dxa"/>
+          <w:bottom w:w="110" w:type="dxa"/>
+          <w:right w:w="0" w:type="dxa"/>
+        </w:tblCellMar>
+        <w:tblLook w:firstColumn="1" w:firstRow="1" w:lastColumn="0" w:lastRow="0" w:noHBand="0" w:noVBand="1" w:val="04A0"/>
+      </w:tblPr>
+      <w:tblGrid>
+        <w:gridCol w:w="340"/>
+        <w:gridCol w:w="9298"/>
+      </w:tblGrid>
+      <w:tr>
+        <w:tc>
+          <w:tcPr>
+            <w:tcW w:type="dxa" w:w="340"/>
+            <w:tcBorders>
+              <w:top w:val="nil"/>
+              <w:left w:val="nil"/>
+              <w:bottom w:val="single" w:sz="4" w:color="E3E8EE" w:space="0"/>
+              <w:right w:val="nil"/>
+            </w:tcBorders>
+          </w:tcPr>
+          <w:p>
+            <w:pPr>
+              <w:spacing w:before="0" w:after="0"/>
+            </w:pPr>
+            <w:r>
+              <w:rPr>
+                <w:rFonts w:ascii="Segoe UI Symbol" w:hAnsi="Segoe UI Symbol"/>
+                <w:b w:val="0"/>
+                <w:color w:val="1B7F3B"/>
+                <w:sz w:val="24"/>
+              </w:rPr>
+              <w:t>☑</w:t>
+            </w:r>
+          </w:p>
+        </w:tc>
+        <w:tc>
+          <w:tcPr>
+            <w:tcW w:type="dxa" w:w="9298"/>
+            <w:tcBorders>
+              <w:top w:val="nil"/>
+              <w:left w:val="nil"/>
+              <w:bottom w:val="single" w:sz="4" w:color="E3E8EE" w:space="0"/>
+              <w:right w:val="nil"/>
+            </w:tcBorders>
+          </w:tcPr>
+          <w:p>
+            <w:pPr>
+              <w:spacing w:before="0" w:after="40"/>
+            </w:pPr>
+            <w:r>
+              <w:rPr>
+                <w:b/>
+                <w:color w:val="1A1A1A"/>
+                <w:sz w:val="19"/>
+              </w:rPr>
+              <w:t>Yes, the company does not have yellow flag/signal related to controversies based on UN Global Compact or any other relevant principles/standards</w:t>
+            </w:r>
+          </w:p>
+          <w:p>
+            <w:pPr>
+              <w:tabs>
+                <w:tab w:pos="198" w:val="left"/>
+              </w:tabs>
+              <w:spacing w:before="0" w:after="20"/>
+              <w:ind w:left="198" w:hanging="198"/>
+            </w:pPr>
+            <w:r>
+              <w:rPr>
+                <w:b w:val="0"/>
+                <w:color w:val="5F6B7A"/>
+                <w:sz w:val="18"/>
+              </w:rPr>
+              <w:t>•</w:t>
+              <w:tab/>
+            </w:r>
+            <w:r>
+              <w:rPr>
+                <w:b w:val="0"/>
+                <w:color w:val="333333"/>
+                <w:sz w:val="18"/>
+              </w:rPr>
+              <w:t>Geltonų signalų nerasta.</w:t>
+            </w:r>
+          </w:p>
+          <w:p>
+            <w:pPr>
+              <w:tabs>
+                <w:tab w:pos="198" w:val="left"/>
+              </w:tabs>
+              <w:spacing w:before="0" w:after="20"/>
+              <w:ind w:left="198" w:hanging="198"/>
+            </w:pPr>
+            <w:r>
+              <w:rPr>
+                <w:b w:val="0"/>
+                <w:color w:val="5F6B7A"/>
+                <w:sz w:val="18"/>
+              </w:rPr>
+              <w:t>•</w:t>
+              <w:tab/>
+            </w:r>
+            <w:r>
+              <w:rPr>
+                <w:b w:val="0"/>
+                <w:color w:val="333333"/>
+                <w:sz w:val="18"/>
+              </w:rPr>
+              <w:t>Konkursai į valdybą ir stebėtojų tarybą vyksta įprasta tvarka</w:t>
+            </w:r>
+            <w:hyperlink r:id="rId26">
+              <w:r>
+                <w:rPr>
+                  <w:color w:val="2A78D6"/>
+                  <w:vertAlign w:val="superscript"/>
+                  <w:sz w:val="15"/>
+                </w:rPr>
+                <w:t xml:space="preserve">19</w:t>
+              </w:r>
+            </w:hyperlink>
+            <w:r>
+              <w:rPr>
+                <w:b w:val="0"/>
+                <w:color w:val="333333"/>
+                <w:sz w:val="18"/>
+              </w:rPr>
+              <w:t>.</w:t>
+            </w:r>
+          </w:p>
+        </w:tc>
+      </w:tr>
+    </w:tbl>
+    <w:tbl>
+      <w:tblPr>
+        <w:tblW w:w="9639" w:type="dxa"/>
+        <w:tblBorders>
+          <w:top w:val="nil"/>
+          <w:left w:val="nil"/>
+          <w:bottom w:val="nil"/>
+          <w:right w:val="nil"/>
+          <w:insideH w:val="nil"/>
+          <w:insideV w:val="nil"/>
+        </w:tblBorders>
+        <w:tblLayout w:type="fixed"/>
+        <w:tblCellMar>
+          <w:top w:w="90" w:type="dxa"/>
+          <w:left w:w="0" w:type="dxa"/>
+          <w:bottom w:w="110" w:type="dxa"/>
+          <w:right w:w="0" w:type="dxa"/>
+        </w:tblCellMar>
+        <w:tblLook w:firstColumn="1" w:firstRow="1" w:lastColumn="0" w:lastRow="0" w:noHBand="0" w:noVBand="1" w:val="04A0"/>
+      </w:tblPr>
+      <w:tblGrid>
+        <w:gridCol w:w="340"/>
+        <w:gridCol w:w="9298"/>
+      </w:tblGrid>
+      <w:tr>
+        <w:tc>
+          <w:tcPr>
+            <w:tcW w:type="dxa" w:w="340"/>
+            <w:tcBorders>
+              <w:top w:val="nil"/>
+              <w:left w:val="nil"/>
+              <w:bottom w:val="single" w:sz="4" w:color="E3E8EE" w:space="0"/>
+              <w:right w:val="nil"/>
+            </w:tcBorders>
+          </w:tcPr>
+          <w:p>
+            <w:pPr>
+              <w:spacing w:before="0" w:after="0"/>
+            </w:pPr>
+            <w:r>
+              <w:rPr>
+                <w:rFonts w:ascii="Segoe UI Symbol" w:hAnsi="Segoe UI Symbol"/>
+                <w:b w:val="0"/>
+                <w:color w:val="1B7F3B"/>
+                <w:sz w:val="24"/>
+              </w:rPr>
+              <w:t>☑</w:t>
+            </w:r>
+          </w:p>
+        </w:tc>
+        <w:tc>
+          <w:tcPr>
+            <w:tcW w:type="dxa" w:w="9298"/>
+            <w:tcBorders>
+              <w:top w:val="nil"/>
+              <w:left w:val="nil"/>
+              <w:bottom w:val="single" w:sz="4" w:color="E3E8EE" w:space="0"/>
+              <w:right w:val="nil"/>
+            </w:tcBorders>
+          </w:tcPr>
+          <w:p>
+            <w:pPr>
+              <w:spacing w:before="0" w:after="40"/>
+            </w:pPr>
+            <w:r>
+              <w:rPr>
+                <w:b/>
+                <w:color w:val="1A1A1A"/>
+                <w:sz w:val="19"/>
+              </w:rPr>
+              <w:t>Yes, the company fulfills the expectations from SEB thematic and sector policies</w:t>
+            </w:r>
+          </w:p>
+          <w:p>
+            <w:pPr>
+              <w:spacing w:before="40" w:after="0"/>
+            </w:pPr>
+            <w:r>
+              <w:rPr>
+                <w:b/>
+                <w:color w:val="333333"/>
+                <w:sz w:val="18"/>
+              </w:rPr>
+              <w:t>Taikoma</w:t>
+            </w:r>
+          </w:p>
+          <w:p>
+            <w:pPr>
+              <w:tabs>
+                <w:tab w:pos="198" w:val="left"/>
+              </w:tabs>
+              <w:spacing w:before="0" w:after="20"/>
+              <w:ind w:left="198" w:hanging="198"/>
+            </w:pPr>
+            <w:r>
+              <w:rPr>
+                <w:b w:val="0"/>
+                <w:color w:val="5F6B7A"/>
+                <w:sz w:val="18"/>
+              </w:rPr>
+              <w:t>•</w:t>
+              <w:tab/>
+            </w:r>
+            <w:r>
+              <w:rPr>
+                <w:b w:val="0"/>
+                <w:color w:val="333333"/>
+                <w:sz w:val="18"/>
+              </w:rPr>
+              <w:t>Elektros ir atsinaujinančios energijos politika</w:t>
+            </w:r>
+            <w:hyperlink r:id="rId28">
+              <w:r>
+                <w:rPr>
+                  <w:color w:val="2A78D6"/>
+                  <w:vertAlign w:val="superscript"/>
+                  <w:sz w:val="15"/>
+                </w:rPr>
+                <w:t xml:space="preserve">20</w:t>
+              </w:r>
+            </w:hyperlink>
+            <w:r>
+              <w:rPr>
+                <w:b w:val="0"/>
+                <w:color w:val="333333"/>
+                <w:sz w:val="18"/>
+              </w:rPr>
+              <w:t>.</w:t>
+            </w:r>
+          </w:p>
+          <w:p>
+            <w:pPr>
+              <w:spacing w:before="40" w:after="0"/>
+            </w:pPr>
+            <w:r>
+              <w:rPr>
+                <w:b/>
+                <w:color w:val="333333"/>
+                <w:sz w:val="18"/>
+              </w:rPr>
+              <w:t>Atitinka</w:t>
+            </w:r>
+          </w:p>
+          <w:p>
+            <w:pPr>
+              <w:tabs>
+                <w:tab w:pos="198" w:val="left"/>
+              </w:tabs>
+              <w:spacing w:before="0" w:after="20"/>
+              <w:ind w:left="198" w:hanging="198"/>
+            </w:pPr>
+            <w:r>
+              <w:rPr>
+                <w:b w:val="0"/>
+                <w:color w:val="5F6B7A"/>
+                <w:sz w:val="18"/>
+              </w:rPr>
+              <w:t>•</w:t>
+              <w:tab/>
+            </w:r>
+            <w:r>
+              <w:rPr>
+                <w:b w:val="0"/>
+                <w:color w:val="333333"/>
+                <w:sz w:val="18"/>
+              </w:rPr>
+              <w:t>Plėtros planas skirtas daugiau atsinaujinančios energijos integruoti, ISO 45001 sauga, metinė tvarumo ataskaita</w:t>
+            </w:r>
+            <w:hyperlink r:id="rId20">
+              <w:r>
+                <w:rPr>
+                  <w:color w:val="2A78D6"/>
+                  <w:vertAlign w:val="superscript"/>
+                  <w:sz w:val="15"/>
+                </w:rPr>
+                <w:t xml:space="preserve">21</w:t>
+              </w:r>
+            </w:hyperlink>
+            <w:r>
+              <w:rPr>
+                <w:b w:val="0"/>
+                <w:color w:val="333333"/>
+                <w:sz w:val="18"/>
+              </w:rPr>
+              <w:t>.</w:t>
+            </w:r>
+          </w:p>
+        </w:tc>
+      </w:tr>
+    </w:tbl>
     <w:p>
       <w:pPr>
-        <w:spacing w:before="80" w:after="20"/>
-      </w:pPr>
-      <w:r>
-        <w:rPr>
-          <w:sz w:val="24"/>
-        </w:rPr>
-        <w:t xml:space="preserve">☑ </w:t>
-      </w:r>
-      <w:r>
-        <w:t>Yes, the company is promoting environmental or social characteristics (activities, ESG policy, good ESG rating, etc)</w:t>
-      </w:r>
-    </w:p>
-    <w:p>
-      <w:pPr>
-        <w:spacing w:after="0"/>
-        <w:ind w:left="510" w:hanging="198"/>
-      </w:pPr>
-      <w:r>
-        <w:rPr>
-          <w:sz w:val="19"/>
-        </w:rPr>
-        <w:t xml:space="preserve">•  </w:t>
-      </w:r>
-      <w:r>
-        <w:rPr>
-          <w:b w:val="0"/>
-          <w:color w:val="333333"/>
-          <w:sz w:val="19"/>
-        </w:rPr>
-        <w:t>Tinklas jungia atsinaujinančią energiją: 2026 m.</w:t>
-      </w:r>
-    </w:p>
-    <w:p>
-      <w:pPr>
-        <w:spacing w:after="0"/>
-        <w:ind w:left="510" w:hanging="198"/>
-      </w:pPr>
-      <w:r>
-        <w:rPr>
-          <w:sz w:val="19"/>
-        </w:rPr>
-        <w:t xml:space="preserve">•  </w:t>
-      </w:r>
-      <w:r>
-        <w:rPr>
-          <w:b w:val="0"/>
-          <w:color w:val="333333"/>
-          <w:sz w:val="19"/>
-        </w:rPr>
-        <w:t>I ketv. – 5 nauji prijungimo susitarimai, tarp jų 160 MW hibridinė jėgainė</w:t>
-      </w:r>
-    </w:p>
-    <w:p>
-      <w:pPr>
-        <w:spacing w:after="120"/>
-        <w:ind w:left="510" w:hanging="198"/>
-      </w:pPr>
-      <w:r>
-        <w:rPr>
-          <w:sz w:val="19"/>
-        </w:rPr>
-        <w:t xml:space="preserve">•  </w:t>
-      </w:r>
-      <w:r>
-        <w:rPr>
-          <w:b w:val="0"/>
-          <w:color w:val="333333"/>
-          <w:sz w:val="19"/>
-        </w:rPr>
-        <w:t>Planuojamos naujos jungtys su Estija, Švedija ir Vokietija</w:t>
-      </w:r>
-      <w:hyperlink r:id="rId24">
-        <w:r>
-          <w:rPr>
-            <w:color w:val="2A78D6"/>
-            <w:vertAlign w:val="superscript"/>
-            <w:sz w:val="16"/>
-          </w:rPr>
-          <w:t xml:space="preserve">17</w:t>
-        </w:r>
-      </w:hyperlink>
-      <w:r>
-        <w:rPr>
-          <w:color w:val="2A78D6"/>
-          <w:vertAlign w:val="superscript"/>
-        </w:rPr>
-        <w:t>,</w:t>
-      </w:r>
-      <w:hyperlink r:id="rId25">
-        <w:r>
-          <w:rPr>
-            <w:color w:val="2A78D6"/>
-            <w:vertAlign w:val="superscript"/>
-            <w:sz w:val="16"/>
-          </w:rPr>
-          <w:t xml:space="preserve">18</w:t>
-        </w:r>
-      </w:hyperlink>
-      <w:r>
-        <w:rPr>
-          <w:b w:val="0"/>
-          <w:color w:val="333333"/>
-          <w:sz w:val="19"/>
-        </w:rPr>
-        <w:t>.</w:t>
-      </w:r>
-    </w:p>
-    <w:p>
-      <w:pPr>
-        <w:spacing w:before="80" w:after="20"/>
-      </w:pPr>
-      <w:r>
-        <w:rPr>
-          <w:sz w:val="24"/>
-        </w:rPr>
-        <w:t xml:space="preserve">☑ </w:t>
-      </w:r>
-      <w:r>
-        <w:t>Yes, the activities of the company or it’s strategy is aligned with the taxonomy and/or Paris agreement targets (e.g. net zero commitment)</w:t>
-      </w:r>
-    </w:p>
-    <w:p>
-      <w:pPr>
-        <w:spacing w:after="0"/>
-        <w:ind w:left="510" w:hanging="198"/>
-      </w:pPr>
-      <w:r>
-        <w:rPr>
-          <w:sz w:val="19"/>
-        </w:rPr>
-        <w:t xml:space="preserve">•  </w:t>
-      </w:r>
-      <w:r>
-        <w:rPr>
-          <w:b w:val="0"/>
-          <w:color w:val="333333"/>
-          <w:sz w:val="19"/>
-        </w:rPr>
-        <w:t>Žaliosios obligacijos (2021) finansuoja perdavimo tinklą</w:t>
-      </w:r>
-    </w:p>
-    <w:p>
-      <w:pPr>
-        <w:spacing w:after="120"/>
-        <w:ind w:left="510" w:hanging="198"/>
-      </w:pPr>
-      <w:r>
-        <w:rPr>
-          <w:sz w:val="19"/>
-        </w:rPr>
-        <w:t xml:space="preserve">•  </w:t>
-      </w:r>
-      <w:r>
-        <w:rPr>
-          <w:b w:val="0"/>
-          <w:color w:val="333333"/>
-          <w:sz w:val="19"/>
-        </w:rPr>
-        <w:t>SF6 įranga keičiama</w:t>
-      </w:r>
-      <w:hyperlink r:id="rId10">
-        <w:r>
-          <w:rPr>
-            <w:color w:val="2A78D6"/>
-            <w:vertAlign w:val="superscript"/>
-            <w:sz w:val="16"/>
-          </w:rPr>
-          <w:t xml:space="preserve">1</w:t>
-        </w:r>
-      </w:hyperlink>
-      <w:r>
-        <w:rPr>
-          <w:color w:val="2A78D6"/>
-          <w:vertAlign w:val="superscript"/>
-        </w:rPr>
-        <w:t>,</w:t>
-      </w:r>
-      <w:hyperlink r:id="rId19">
-        <w:r>
-          <w:rPr>
-            <w:color w:val="2A78D6"/>
-            <w:vertAlign w:val="superscript"/>
-            <w:sz w:val="16"/>
-          </w:rPr>
-          <w:t xml:space="preserve">14</w:t>
-        </w:r>
-      </w:hyperlink>
-      <w:r>
-        <w:rPr>
-          <w:b w:val="0"/>
-          <w:color w:val="333333"/>
-          <w:sz w:val="19"/>
-        </w:rPr>
-        <w:t>.</w:t>
-      </w:r>
-    </w:p>
-    <w:p>
-      <w:pPr>
-        <w:spacing w:before="80" w:after="20"/>
-      </w:pPr>
-      <w:r>
-        <w:rPr>
-          <w:sz w:val="24"/>
-        </w:rPr>
-        <w:t xml:space="preserve">☑ </w:t>
-      </w:r>
-      <w:r>
-        <w:t>Yes, the company does not have yellow flag/signal related to controversies based on UN Global Compact or any other relevant principles/standards</w:t>
-      </w:r>
-    </w:p>
-    <w:p>
-      <w:pPr>
-        <w:spacing w:after="0"/>
-        <w:ind w:left="510" w:hanging="198"/>
-      </w:pPr>
-      <w:r>
-        <w:rPr>
-          <w:sz w:val="19"/>
-        </w:rPr>
-        <w:t xml:space="preserve">•  </w:t>
-      </w:r>
-      <w:r>
-        <w:rPr>
-          <w:b w:val="0"/>
-          <w:color w:val="333333"/>
-          <w:sz w:val="19"/>
-        </w:rPr>
-        <w:t>Geltonų signalų nerasta.</w:t>
-      </w:r>
-    </w:p>
-    <w:p>
-      <w:pPr>
-        <w:spacing w:after="120"/>
-        <w:ind w:left="510" w:hanging="198"/>
-      </w:pPr>
-      <w:r>
-        <w:rPr>
-          <w:sz w:val="19"/>
-        </w:rPr>
-        <w:t xml:space="preserve">•  </w:t>
-      </w:r>
-      <w:r>
-        <w:rPr>
-          <w:b w:val="0"/>
-          <w:color w:val="333333"/>
-          <w:sz w:val="19"/>
-        </w:rPr>
-        <w:t>Konkursai į valdybą ir stebėtojų tarybą vyksta įprasta tvarka</w:t>
-      </w:r>
-      <w:hyperlink r:id="rId24">
-        <w:r>
-          <w:rPr>
-            <w:color w:val="2A78D6"/>
-            <w:vertAlign w:val="superscript"/>
-            <w:sz w:val="16"/>
-          </w:rPr>
-          <w:t xml:space="preserve">19</w:t>
-        </w:r>
-      </w:hyperlink>
-      <w:r>
-        <w:rPr>
-          <w:b w:val="0"/>
-          <w:color w:val="333333"/>
-          <w:sz w:val="19"/>
-        </w:rPr>
-        <w:t>.</w:t>
-      </w:r>
-    </w:p>
-    <w:p>
-      <w:pPr>
-        <w:spacing w:before="80" w:after="20"/>
-      </w:pPr>
-      <w:r>
-        <w:rPr>
-          <w:sz w:val="24"/>
-        </w:rPr>
-        <w:t xml:space="preserve">☑ </w:t>
-      </w:r>
-      <w:r>
-        <w:t>Yes, the company fulfills the expectations from SEB thematic and sector policies</w:t>
-      </w:r>
-    </w:p>
-    <w:p>
-      <w:pPr>
-        <w:spacing w:after="0"/>
-        <w:ind w:left="397"/>
+        <w:spacing w:before="120" w:after="40"/>
       </w:pPr>
       <w:r>
         <w:rPr>
           <w:b/>
-          <w:color w:val="333333"/>
           <w:sz w:val="19"/>
-        </w:rPr>
-        <w:t>Taikoma</w:t>
-      </w:r>
-    </w:p>
-    <w:p>
-      <w:pPr>
-        <w:spacing w:after="0"/>
-        <w:ind w:left="737" w:hanging="198"/>
-      </w:pPr>
-      <w:r>
-        <w:rPr>
-          <w:sz w:val="19"/>
-        </w:rPr>
-        <w:t xml:space="preserve">•  </w:t>
-      </w:r>
-      <w:r>
-        <w:rPr>
-          <w:b w:val="0"/>
-          <w:color w:val="333333"/>
-          <w:sz w:val="19"/>
-        </w:rPr>
-        <w:t>Elektros ir atsinaujinančios energijos politika</w:t>
-      </w:r>
-      <w:hyperlink r:id="rId26">
-        <w:r>
-          <w:rPr>
-            <w:color w:val="2A78D6"/>
-            <w:vertAlign w:val="superscript"/>
-            <w:sz w:val="16"/>
-          </w:rPr>
-          <w:t xml:space="preserve">20</w:t>
-        </w:r>
-      </w:hyperlink>
-      <w:r>
-        <w:rPr>
-          <w:b w:val="0"/>
-          <w:color w:val="333333"/>
-          <w:sz w:val="19"/>
-        </w:rPr>
-        <w:t>.</w:t>
-      </w:r>
-    </w:p>
-    <w:p>
-      <w:pPr>
-        <w:spacing w:after="0"/>
-        <w:ind w:left="397"/>
-      </w:pPr>
-      <w:r>
-        <w:rPr>
-          <w:b/>
-          <w:color w:val="333333"/>
-          <w:sz w:val="19"/>
-        </w:rPr>
-        <w:t>Atitinka</w:t>
-      </w:r>
-    </w:p>
-    <w:p>
-      <w:pPr>
-        <w:spacing w:after="120"/>
-        <w:ind w:left="737" w:hanging="198"/>
-      </w:pPr>
-      <w:r>
-        <w:rPr>
-          <w:sz w:val="19"/>
-        </w:rPr>
-        <w:t xml:space="preserve">•  </w:t>
-      </w:r>
-      <w:r>
-        <w:rPr>
-          <w:b w:val="0"/>
-          <w:color w:val="333333"/>
-          <w:sz w:val="19"/>
-        </w:rPr>
-        <w:t>Plėtros planas skirtas daugiau atsinaujinančios energijos integruoti, ISO 45001 sauga, metinė tvarumo ataskaita</w:t>
-      </w:r>
-      <w:hyperlink r:id="rId18">
-        <w:r>
-          <w:rPr>
-            <w:color w:val="2A78D6"/>
-            <w:vertAlign w:val="superscript"/>
-            <w:sz w:val="16"/>
-          </w:rPr>
-          <w:t xml:space="preserve">21</w:t>
-        </w:r>
-      </w:hyperlink>
-      <w:r>
-        <w:rPr>
-          <w:b w:val="0"/>
-          <w:color w:val="333333"/>
-          <w:sz w:val="19"/>
-        </w:rPr>
-        <w:t>.</w:t>
-      </w:r>
-    </w:p>
-    <w:p>
-      <w:pPr>
-        <w:spacing w:before="80"/>
-      </w:pPr>
-      <w:r>
-        <w:rPr>
-          <w:b/>
         </w:rPr>
         <w:t xml:space="preserve">Additional comments: </w:t>
       </w:r>
     </w:p>
     <w:p>
       <w:pPr>
-        <w:spacing w:before="160"/>
+        <w:keepNext/>
+        <w:shd w:val="clear" w:color="auto" w:fill="EAF1F8"/>
+        <w:spacing w:before="200" w:after="80"/>
+        <w:ind w:left="85"/>
       </w:pPr>
       <w:r>
         <w:rPr>
           <w:b/>
-          <w:sz w:val="22"/>
+          <w:caps/>
+          <w:color w:val="1F4E79"/>
+          <w:sz w:val="19"/>
         </w:rPr>
         <w:t>Engagement</w:t>
       </w:r>
     </w:p>
+    <w:tbl>
+      <w:tblPr>
+        <w:tblW w:w="9639" w:type="dxa"/>
+        <w:tblBorders>
+          <w:top w:val="nil"/>
+          <w:left w:val="nil"/>
+          <w:bottom w:val="nil"/>
+          <w:right w:val="nil"/>
+          <w:insideH w:val="nil"/>
+          <w:insideV w:val="nil"/>
+        </w:tblBorders>
+        <w:tblLayout w:type="fixed"/>
+        <w:tblCellMar>
+          <w:top w:w="90" w:type="dxa"/>
+          <w:left w:w="0" w:type="dxa"/>
+          <w:bottom w:w="110" w:type="dxa"/>
+          <w:right w:w="0" w:type="dxa"/>
+        </w:tblCellMar>
+        <w:tblLook w:firstColumn="1" w:firstRow="1" w:lastColumn="0" w:lastRow="0" w:noHBand="0" w:noVBand="1" w:val="04A0"/>
+      </w:tblPr>
+      <w:tblGrid>
+        <w:gridCol w:w="340"/>
+        <w:gridCol w:w="9298"/>
+      </w:tblGrid>
+      <w:tr>
+        <w:tc>
+          <w:tcPr>
+            <w:tcW w:type="dxa" w:w="340"/>
+            <w:tcBorders>
+              <w:top w:val="nil"/>
+              <w:left w:val="nil"/>
+              <w:bottom w:val="single" w:sz="4" w:color="E3E8EE" w:space="0"/>
+              <w:right w:val="nil"/>
+            </w:tcBorders>
+          </w:tcPr>
+          <w:p>
+            <w:pPr>
+              <w:spacing w:before="0" w:after="0"/>
+            </w:pPr>
+            <w:r>
+              <w:rPr>
+                <w:rFonts w:ascii="Segoe UI Symbol" w:hAnsi="Segoe UI Symbol"/>
+                <w:b w:val="0"/>
+                <w:color w:val="9AA5B1"/>
+                <w:sz w:val="24"/>
+              </w:rPr>
+              <w:t>☐</w:t>
+            </w:r>
+          </w:p>
+        </w:tc>
+        <w:tc>
+          <w:tcPr>
+            <w:tcW w:type="dxa" w:w="9298"/>
+            <w:tcBorders>
+              <w:top w:val="nil"/>
+              <w:left w:val="nil"/>
+              <w:bottom w:val="single" w:sz="4" w:color="E3E8EE" w:space="0"/>
+              <w:right w:val="nil"/>
+            </w:tcBorders>
+          </w:tcPr>
+          <w:p>
+            <w:pPr>
+              <w:spacing w:before="0" w:after="40"/>
+            </w:pPr>
+            <w:r>
+              <w:rPr>
+                <w:b/>
+                <w:color w:val="1A1A1A"/>
+                <w:sz w:val="19"/>
+              </w:rPr>
+              <w:t>Is there a need for pro-active engagement with the company?</w:t>
+            </w:r>
+          </w:p>
+          <w:p>
+            <w:pPr>
+              <w:tabs>
+                <w:tab w:pos="198" w:val="left"/>
+              </w:tabs>
+              <w:spacing w:before="0" w:after="20"/>
+              <w:ind w:left="198" w:hanging="198"/>
+            </w:pPr>
+            <w:r>
+              <w:rPr>
+                <w:b w:val="0"/>
+                <w:color w:val="5F6B7A"/>
+                <w:sz w:val="18"/>
+              </w:rPr>
+              <w:t>•</w:t>
+              <w:tab/>
+            </w:r>
+            <w:r>
+              <w:rPr>
+                <w:b w:val="0"/>
+                <w:color w:val="333333"/>
+                <w:sz w:val="18"/>
+              </w:rPr>
+              <w:t>Nereikia: valstybės reguliuojama perdavimo įmonė.</w:t>
+            </w:r>
+          </w:p>
+        </w:tc>
+      </w:tr>
+    </w:tbl>
     <w:p>
       <w:pPr>
-        <w:spacing w:before="80" w:after="20"/>
-      </w:pPr>
-      <w:r>
-        <w:rPr>
-          <w:sz w:val="24"/>
-        </w:rPr>
-        <w:t xml:space="preserve">☐ </w:t>
-      </w:r>
-      <w:r>
-        <w:t>Is there a need for pro-active engagement with the company?</w:t>
-      </w:r>
-    </w:p>
-    <w:p>
-      <w:pPr>
-        <w:spacing w:after="120"/>
-        <w:ind w:left="510" w:hanging="198"/>
-      </w:pPr>
-      <w:r>
-        <w:rPr>
-          <w:sz w:val="19"/>
-        </w:rPr>
-        <w:t xml:space="preserve">•  </w:t>
-      </w:r>
-      <w:r>
-        <w:rPr>
-          <w:b w:val="0"/>
-          <w:color w:val="333333"/>
-          <w:sz w:val="19"/>
-        </w:rPr>
-        <w:t>Nereikia: valstybės reguliuojama perdavimo įmonė.</w:t>
-      </w:r>
-    </w:p>
-    <w:p>
-      <w:pPr>
-        <w:spacing w:before="80"/>
+        <w:spacing w:before="120" w:after="40"/>
       </w:pPr>
       <w:r>
         <w:rPr>
           <w:b/>
+          <w:sz w:val="19"/>
         </w:rPr>
         <w:t xml:space="preserve">Additional comments: </w:t>
       </w:r>
     </w:p>
     <w:p>
       <w:pPr>
-        <w:spacing w:before="160"/>
+        <w:keepNext/>
+        <w:shd w:val="clear" w:color="auto" w:fill="EAF1F8"/>
+        <w:spacing w:before="200" w:after="80"/>
+        <w:ind w:left="85"/>
       </w:pPr>
       <w:r>
         <w:rPr>
           <w:b/>
-          <w:sz w:val="22"/>
+          <w:caps/>
+          <w:color w:val="1F4E79"/>
+          <w:sz w:val="19"/>
         </w:rPr>
         <w:t>Indicators</w:t>
       </w:r>
     </w:p>
+    <w:tbl>
+      <w:tblPr>
+        <w:tblW w:w="9639" w:type="dxa"/>
+        <w:tblBorders>
+          <w:top w:val="nil"/>
+          <w:left w:val="nil"/>
+          <w:bottom w:val="nil"/>
+          <w:right w:val="nil"/>
+          <w:insideH w:val="nil"/>
+          <w:insideV w:val="nil"/>
+        </w:tblBorders>
+        <w:tblLayout w:type="fixed"/>
+        <w:tblCellMar>
+          <w:top w:w="90" w:type="dxa"/>
+          <w:left w:w="0" w:type="dxa"/>
+          <w:bottom w:w="110" w:type="dxa"/>
+          <w:right w:w="0" w:type="dxa"/>
+        </w:tblCellMar>
+        <w:tblLook w:firstColumn="1" w:firstRow="1" w:lastColumn="0" w:lastRow="0" w:noHBand="0" w:noVBand="1" w:val="04A0"/>
+      </w:tblPr>
+      <w:tblGrid>
+        <w:gridCol w:w="340"/>
+        <w:gridCol w:w="9298"/>
+      </w:tblGrid>
+      <w:tr>
+        <w:tc>
+          <w:tcPr>
+            <w:tcW w:type="dxa" w:w="340"/>
+            <w:tcBorders>
+              <w:top w:val="nil"/>
+              <w:left w:val="nil"/>
+              <w:bottom w:val="single" w:sz="4" w:color="E3E8EE" w:space="0"/>
+              <w:right w:val="nil"/>
+            </w:tcBorders>
+          </w:tcPr>
+          <w:p>
+            <w:pPr>
+              <w:spacing w:before="0" w:after="0"/>
+            </w:pPr>
+            <w:r>
+              <w:rPr>
+                <w:rFonts w:ascii="Segoe UI Symbol" w:hAnsi="Segoe UI Symbol"/>
+                <w:b w:val="0"/>
+                <w:color w:val="1B7F3B"/>
+                <w:sz w:val="24"/>
+              </w:rPr>
+              <w:t>☑</w:t>
+            </w:r>
+          </w:p>
+        </w:tc>
+        <w:tc>
+          <w:tcPr>
+            <w:tcW w:type="dxa" w:w="9298"/>
+            <w:tcBorders>
+              <w:top w:val="nil"/>
+              <w:left w:val="nil"/>
+              <w:bottom w:val="single" w:sz="4" w:color="E3E8EE" w:space="0"/>
+              <w:right w:val="nil"/>
+            </w:tcBorders>
+          </w:tcPr>
+          <w:p>
+            <w:pPr>
+              <w:spacing w:before="0" w:after="40"/>
+            </w:pPr>
+            <w:r>
+              <w:rPr>
+                <w:b/>
+                <w:color w:val="1A1A1A"/>
+                <w:sz w:val="19"/>
+              </w:rPr>
+              <w:t>Yes, the indicators of the company support the targets of sustainability and PAI indicators followed by the Fund</w:t>
+            </w:r>
+          </w:p>
+          <w:p>
+            <w:pPr>
+              <w:tabs>
+                <w:tab w:pos="198" w:val="left"/>
+              </w:tabs>
+              <w:spacing w:before="0" w:after="20"/>
+              <w:ind w:left="198" w:hanging="198"/>
+            </w:pPr>
+            <w:r>
+              <w:rPr>
+                <w:b w:val="0"/>
+                <w:color w:val="5F6B7A"/>
+                <w:sz w:val="18"/>
+              </w:rPr>
+              <w:t>•</w:t>
+              <w:tab/>
+            </w:r>
+            <w:r>
+              <w:rPr>
+                <w:b w:val="0"/>
+                <w:color w:val="333333"/>
+                <w:sz w:val="18"/>
+              </w:rPr>
+              <w:t>Skelbiama tvarumo ataskaita pagal ESRS, nuo 2025 m. ir 3 apimties emisijos</w:t>
+            </w:r>
+          </w:p>
+          <w:p>
+            <w:pPr>
+              <w:tabs>
+                <w:tab w:pos="198" w:val="left"/>
+              </w:tabs>
+              <w:spacing w:before="0" w:after="20"/>
+              <w:ind w:left="198" w:hanging="198"/>
+            </w:pPr>
+            <w:r>
+              <w:rPr>
+                <w:b w:val="0"/>
+                <w:color w:val="5F6B7A"/>
+                <w:sz w:val="18"/>
+              </w:rPr>
+              <w:t>•</w:t>
+              <w:tab/>
+            </w:r>
+            <w:r>
+              <w:rPr>
+                <w:b w:val="0"/>
+                <w:color w:val="333333"/>
+                <w:sz w:val="18"/>
+              </w:rPr>
+              <w:t>Perdirbama beveik 100 % atliekų</w:t>
+            </w:r>
+            <w:hyperlink r:id="rId20">
+              <w:r>
+                <w:rPr>
+                  <w:color w:val="2A78D6"/>
+                  <w:vertAlign w:val="superscript"/>
+                  <w:sz w:val="15"/>
+                </w:rPr>
+                <w:t xml:space="preserve">22</w:t>
+              </w:r>
+            </w:hyperlink>
+            <w:r>
+              <w:rPr>
+                <w:b w:val="0"/>
+                <w:color w:val="333333"/>
+                <w:sz w:val="18"/>
+              </w:rPr>
+              <w:t>.</w:t>
+            </w:r>
+          </w:p>
+        </w:tc>
+      </w:tr>
+    </w:tbl>
     <w:p>
       <w:pPr>
-        <w:spacing w:before="80" w:after="20"/>
-      </w:pPr>
-      <w:r>
-        <w:rPr>
-          <w:sz w:val="24"/>
-        </w:rPr>
-        <w:t xml:space="preserve">☑ </w:t>
-      </w:r>
-      <w:r>
-        <w:t>Yes, the indicators of the company support the targets of sustainability and PAI indicators followed by the Fund</w:t>
-      </w:r>
-    </w:p>
-    <w:p>
-      <w:pPr>
-        <w:spacing w:after="0"/>
-        <w:ind w:left="510" w:hanging="198"/>
-      </w:pPr>
-      <w:r>
-        <w:rPr>
-          <w:sz w:val="19"/>
-        </w:rPr>
-        <w:t xml:space="preserve">•  </w:t>
-      </w:r>
-      <w:r>
-        <w:rPr>
-          <w:b w:val="0"/>
-          <w:color w:val="333333"/>
-          <w:sz w:val="19"/>
-        </w:rPr>
-        <w:t>Skelbiama tvarumo ataskaita pagal ESRS, nuo 2025 m. ir 3 apimties emisijos</w:t>
-      </w:r>
-    </w:p>
-    <w:p>
-      <w:pPr>
-        <w:spacing w:after="120"/>
-        <w:ind w:left="510" w:hanging="198"/>
-      </w:pPr>
-      <w:r>
-        <w:rPr>
-          <w:sz w:val="19"/>
-        </w:rPr>
-        <w:t xml:space="preserve">•  </w:t>
-      </w:r>
-      <w:r>
-        <w:rPr>
-          <w:b w:val="0"/>
-          <w:color w:val="333333"/>
-          <w:sz w:val="19"/>
-        </w:rPr>
-        <w:t>Perdirbama beveik 100 % atliekų</w:t>
-      </w:r>
-      <w:hyperlink r:id="rId18">
-        <w:r>
-          <w:rPr>
-            <w:color w:val="2A78D6"/>
-            <w:vertAlign w:val="superscript"/>
-            <w:sz w:val="16"/>
-          </w:rPr>
-          <w:t xml:space="preserve">22</w:t>
-        </w:r>
-      </w:hyperlink>
-      <w:r>
-        <w:rPr>
-          <w:b w:val="0"/>
-          <w:color w:val="333333"/>
-          <w:sz w:val="19"/>
-        </w:rPr>
-        <w:t>.</w:t>
-      </w:r>
-    </w:p>
-    <w:p>
-      <w:pPr>
-        <w:spacing w:before="80"/>
+        <w:spacing w:before="120" w:after="40"/>
       </w:pPr>
       <w:r>
         <w:rPr>
           <w:b/>
+          <w:sz w:val="19"/>
         </w:rPr>
         <w:t xml:space="preserve">Additional comments: </w:t>
       </w:r>
     </w:p>
     <w:p>
       <w:pPr>
-        <w:spacing w:before="80"/>
+        <w:spacing w:before="120" w:after="40"/>
       </w:pPr>
       <w:r>
         <w:rPr>
           <w:b/>
+          <w:sz w:val="19"/>
         </w:rPr>
         <w:t xml:space="preserve">Conclusion: </w:t>
       </w:r>
       <w:r>
         <w:rPr>
           <w:b w:val="0"/>
+          <w:sz w:val="19"/>
         </w:rPr>
         <w:t>Išimčių ir raudonų signalų nėra. Perdavimo tinklas yra būtinas atsinaujinančios energijos plėtrai.</w:t>
       </w:r>
     </w:p>
     <w:p>
+      <w:pPr>
+        <w:spacing w:before="40" w:after="60"/>
+      </w:pPr>
       <w:r>
         <w:rPr>
-          <w:i/>
+          <w:b w:val="0"/>
           <w:color w:val="5F6B7A"/>
           <w:sz w:val="16"/>
         </w:rPr>
@@ -3879,11 +5752,24 @@
     </w:p>
     <w:p>
       <w:pPr>
-        <w:spacing w:before="280" w:after="80"/>
+        <w:keepNext/>
         <w:pBdr>
-          <w:bottom w:val="single" w:sz="6" w:color="C9D3DE" w:space="2"/>
+          <w:bottom w:val="single" w:sz="8" w:color="1F4E79" w:space="4"/>
         </w:pBdr>
+        <w:tabs>
+          <w:tab w:pos="482" w:val="left"/>
+        </w:tabs>
+        <w:spacing w:before="360" w:after="160"/>
       </w:pPr>
+      <w:r>
+        <w:rPr>
+          <w:b/>
+          <w:color w:val="2A78D6"/>
+          <w:sz w:val="18"/>
+        </w:rPr>
+        <w:t>10</w:t>
+        <w:tab/>
+      </w:r>
       <w:r>
         <w:rPr>
           <w:b/>
@@ -3895,16 +5781,22 @@
     </w:p>
     <w:p>
       <w:pPr>
-        <w:spacing w:after="20"/>
-        <w:ind w:left="340" w:hanging="340"/>
+        <w:tabs>
+          <w:tab w:pos="397" w:val="left"/>
+        </w:tabs>
+        <w:spacing w:before="0" w:after="30"/>
+        <w:ind w:left="397" w:hanging="397"/>
       </w:pPr>
       <w:r>
         <w:rPr>
+          <w:b w:val="0"/>
+          <w:color w:val="5F6B7A"/>
           <w:sz w:val="17"/>
         </w:rPr>
-        <w:t xml:space="preserve">1. </w:t>
+        <w:t>1.</w:t>
+        <w:tab/>
       </w:r>
-      <w:hyperlink r:id="rId10">
+      <w:hyperlink r:id="rId12">
         <w:r>
           <w:rPr>
             <w:color w:val="2A78D6"/>
@@ -3916,16 +5808,22 @@
     </w:p>
     <w:p>
       <w:pPr>
-        <w:spacing w:after="20"/>
-        <w:ind w:left="340" w:hanging="340"/>
+        <w:tabs>
+          <w:tab w:pos="397" w:val="left"/>
+        </w:tabs>
+        <w:spacing w:before="0" w:after="30"/>
+        <w:ind w:left="397" w:hanging="397"/>
       </w:pPr>
       <w:r>
         <w:rPr>
+          <w:b w:val="0"/>
+          <w:color w:val="5F6B7A"/>
           <w:sz w:val="17"/>
         </w:rPr>
-        <w:t xml:space="preserve">2. </w:t>
+        <w:t>2.</w:t>
+        <w:tab/>
       </w:r>
-      <w:hyperlink r:id="rId11">
+      <w:hyperlink r:id="rId13">
         <w:r>
           <w:rPr>
             <w:color w:val="2A78D6"/>
@@ -3937,16 +5835,22 @@
     </w:p>
     <w:p>
       <w:pPr>
-        <w:spacing w:after="20"/>
-        <w:ind w:left="340" w:hanging="340"/>
+        <w:tabs>
+          <w:tab w:pos="397" w:val="left"/>
+        </w:tabs>
+        <w:spacing w:before="0" w:after="30"/>
+        <w:ind w:left="397" w:hanging="397"/>
       </w:pPr>
       <w:r>
         <w:rPr>
+          <w:b w:val="0"/>
+          <w:color w:val="5F6B7A"/>
           <w:sz w:val="17"/>
         </w:rPr>
-        <w:t xml:space="preserve">3. </w:t>
+        <w:t>3.</w:t>
+        <w:tab/>
       </w:r>
-      <w:hyperlink r:id="rId12">
+      <w:hyperlink r:id="rId14">
         <w:r>
           <w:rPr>
             <w:color w:val="2A78D6"/>
@@ -3958,16 +5862,22 @@
     </w:p>
     <w:p>
       <w:pPr>
-        <w:spacing w:after="20"/>
-        <w:ind w:left="340" w:hanging="340"/>
+        <w:tabs>
+          <w:tab w:pos="397" w:val="left"/>
+        </w:tabs>
+        <w:spacing w:before="0" w:after="30"/>
+        <w:ind w:left="397" w:hanging="397"/>
       </w:pPr>
       <w:r>
         <w:rPr>
+          <w:b w:val="0"/>
+          <w:color w:val="5F6B7A"/>
           <w:sz w:val="17"/>
         </w:rPr>
-        <w:t xml:space="preserve">4. </w:t>
+        <w:t>4.</w:t>
+        <w:tab/>
       </w:r>
-      <w:hyperlink r:id="rId13">
+      <w:hyperlink r:id="rId15">
         <w:r>
           <w:rPr>
             <w:color w:val="2A78D6"/>
@@ -3979,16 +5889,22 @@
     </w:p>
     <w:p>
       <w:pPr>
-        <w:spacing w:after="20"/>
-        <w:ind w:left="340" w:hanging="340"/>
+        <w:tabs>
+          <w:tab w:pos="397" w:val="left"/>
+        </w:tabs>
+        <w:spacing w:before="0" w:after="30"/>
+        <w:ind w:left="397" w:hanging="397"/>
       </w:pPr>
       <w:r>
         <w:rPr>
+          <w:b w:val="0"/>
+          <w:color w:val="5F6B7A"/>
           <w:sz w:val="17"/>
         </w:rPr>
-        <w:t xml:space="preserve">5. </w:t>
+        <w:t>5.</w:t>
+        <w:tab/>
       </w:r>
-      <w:hyperlink r:id="rId14">
+      <w:hyperlink r:id="rId16">
         <w:r>
           <w:rPr>
             <w:color w:val="2A78D6"/>
@@ -4000,16 +5916,22 @@
     </w:p>
     <w:p>
       <w:pPr>
-        <w:spacing w:after="20"/>
-        <w:ind w:left="340" w:hanging="340"/>
+        <w:tabs>
+          <w:tab w:pos="397" w:val="left"/>
+        </w:tabs>
+        <w:spacing w:before="0" w:after="30"/>
+        <w:ind w:left="397" w:hanging="397"/>
       </w:pPr>
       <w:r>
         <w:rPr>
+          <w:b w:val="0"/>
+          <w:color w:val="5F6B7A"/>
           <w:sz w:val="17"/>
         </w:rPr>
-        <w:t xml:space="preserve">6. </w:t>
+        <w:t>6.</w:t>
+        <w:tab/>
       </w:r>
-      <w:hyperlink r:id="rId14">
+      <w:hyperlink r:id="rId16">
         <w:r>
           <w:rPr>
             <w:color w:val="2A78D6"/>
@@ -4021,16 +5943,22 @@
     </w:p>
     <w:p>
       <w:pPr>
-        <w:spacing w:after="20"/>
-        <w:ind w:left="340" w:hanging="340"/>
+        <w:tabs>
+          <w:tab w:pos="397" w:val="left"/>
+        </w:tabs>
+        <w:spacing w:before="0" w:after="30"/>
+        <w:ind w:left="397" w:hanging="397"/>
       </w:pPr>
       <w:r>
         <w:rPr>
+          <w:b w:val="0"/>
+          <w:color w:val="5F6B7A"/>
           <w:sz w:val="17"/>
         </w:rPr>
-        <w:t xml:space="preserve">7. </w:t>
+        <w:t>7.</w:t>
+        <w:tab/>
       </w:r>
-      <w:hyperlink r:id="rId11">
+      <w:hyperlink r:id="rId13">
         <w:r>
           <w:rPr>
             <w:color w:val="2A78D6"/>
@@ -4042,16 +5970,22 @@
     </w:p>
     <w:p>
       <w:pPr>
-        <w:spacing w:after="20"/>
-        <w:ind w:left="340" w:hanging="340"/>
+        <w:tabs>
+          <w:tab w:pos="397" w:val="left"/>
+        </w:tabs>
+        <w:spacing w:before="0" w:after="30"/>
+        <w:ind w:left="397" w:hanging="397"/>
       </w:pPr>
       <w:r>
         <w:rPr>
+          <w:b w:val="0"/>
+          <w:color w:val="5F6B7A"/>
           <w:sz w:val="17"/>
         </w:rPr>
-        <w:t xml:space="preserve">8. </w:t>
+        <w:t>8.</w:t>
+        <w:tab/>
       </w:r>
-      <w:hyperlink r:id="rId15">
+      <w:hyperlink r:id="rId17">
         <w:r>
           <w:rPr>
             <w:color w:val="2A78D6"/>
@@ -4063,16 +5997,22 @@
     </w:p>
     <w:p>
       <w:pPr>
-        <w:spacing w:after="20"/>
-        <w:ind w:left="340" w:hanging="340"/>
+        <w:tabs>
+          <w:tab w:pos="397" w:val="left"/>
+        </w:tabs>
+        <w:spacing w:before="0" w:after="30"/>
+        <w:ind w:left="397" w:hanging="397"/>
       </w:pPr>
       <w:r>
         <w:rPr>
+          <w:b w:val="0"/>
+          <w:color w:val="5F6B7A"/>
           <w:sz w:val="17"/>
         </w:rPr>
-        <w:t xml:space="preserve">9. </w:t>
+        <w:t>9.</w:t>
+        <w:tab/>
       </w:r>
-      <w:hyperlink r:id="rId16">
+      <w:hyperlink r:id="rId18">
         <w:r>
           <w:rPr>
             <w:color w:val="2A78D6"/>
@@ -4084,16 +6024,22 @@
     </w:p>
     <w:p>
       <w:pPr>
-        <w:spacing w:after="20"/>
-        <w:ind w:left="340" w:hanging="340"/>
+        <w:tabs>
+          <w:tab w:pos="397" w:val="left"/>
+        </w:tabs>
+        <w:spacing w:before="0" w:after="30"/>
+        <w:ind w:left="397" w:hanging="397"/>
       </w:pPr>
       <w:r>
         <w:rPr>
+          <w:b w:val="0"/>
+          <w:color w:val="5F6B7A"/>
           <w:sz w:val="17"/>
         </w:rPr>
-        <w:t xml:space="preserve">10. </w:t>
+        <w:t>10.</w:t>
+        <w:tab/>
       </w:r>
-      <w:hyperlink r:id="rId18">
+      <w:hyperlink r:id="rId20">
         <w:r>
           <w:rPr>
             <w:color w:val="2A78D6"/>
@@ -4105,16 +6051,22 @@
     </w:p>
     <w:p>
       <w:pPr>
-        <w:spacing w:after="20"/>
-        <w:ind w:left="340" w:hanging="340"/>
+        <w:tabs>
+          <w:tab w:pos="397" w:val="left"/>
+        </w:tabs>
+        <w:spacing w:before="0" w:after="30"/>
+        <w:ind w:left="397" w:hanging="397"/>
       </w:pPr>
       <w:r>
         <w:rPr>
+          <w:b w:val="0"/>
+          <w:color w:val="5F6B7A"/>
           <w:sz w:val="17"/>
         </w:rPr>
-        <w:t xml:space="preserve">11. </w:t>
+        <w:t>11.</w:t>
+        <w:tab/>
       </w:r>
-      <w:hyperlink r:id="rId19">
+      <w:hyperlink r:id="rId21">
         <w:r>
           <w:rPr>
             <w:color w:val="2A78D6"/>
@@ -4126,16 +6078,22 @@
     </w:p>
     <w:p>
       <w:pPr>
-        <w:spacing w:after="20"/>
-        <w:ind w:left="340" w:hanging="340"/>
+        <w:tabs>
+          <w:tab w:pos="397" w:val="left"/>
+        </w:tabs>
+        <w:spacing w:before="0" w:after="30"/>
+        <w:ind w:left="397" w:hanging="397"/>
       </w:pPr>
       <w:r>
         <w:rPr>
+          <w:b w:val="0"/>
+          <w:color w:val="5F6B7A"/>
           <w:sz w:val="17"/>
         </w:rPr>
-        <w:t xml:space="preserve">12. </w:t>
+        <w:t>12.</w:t>
+        <w:tab/>
       </w:r>
-      <w:hyperlink r:id="rId20">
+      <w:hyperlink r:id="rId22">
         <w:r>
           <w:rPr>
             <w:color w:val="2A78D6"/>
@@ -4147,16 +6105,22 @@
     </w:p>
     <w:p>
       <w:pPr>
-        <w:spacing w:after="20"/>
-        <w:ind w:left="340" w:hanging="340"/>
+        <w:tabs>
+          <w:tab w:pos="397" w:val="left"/>
+        </w:tabs>
+        <w:spacing w:before="0" w:after="30"/>
+        <w:ind w:left="397" w:hanging="397"/>
       </w:pPr>
       <w:r>
         <w:rPr>
+          <w:b w:val="0"/>
+          <w:color w:val="5F6B7A"/>
           <w:sz w:val="17"/>
         </w:rPr>
-        <w:t xml:space="preserve">13. </w:t>
+        <w:t>13.</w:t>
+        <w:tab/>
       </w:r>
-      <w:hyperlink r:id="rId21">
+      <w:hyperlink r:id="rId23">
         <w:r>
           <w:rPr>
             <w:color w:val="2A78D6"/>
@@ -4168,16 +6132,22 @@
     </w:p>
     <w:p>
       <w:pPr>
-        <w:spacing w:after="20"/>
-        <w:ind w:left="340" w:hanging="340"/>
+        <w:tabs>
+          <w:tab w:pos="397" w:val="left"/>
+        </w:tabs>
+        <w:spacing w:before="0" w:after="30"/>
+        <w:ind w:left="397" w:hanging="397"/>
       </w:pPr>
       <w:r>
         <w:rPr>
+          <w:b w:val="0"/>
+          <w:color w:val="5F6B7A"/>
           <w:sz w:val="17"/>
         </w:rPr>
-        <w:t xml:space="preserve">14. </w:t>
+        <w:t>14.</w:t>
+        <w:tab/>
       </w:r>
-      <w:hyperlink r:id="rId19">
+      <w:hyperlink r:id="rId21">
         <w:r>
           <w:rPr>
             <w:color w:val="2A78D6"/>
@@ -4189,16 +6159,22 @@
     </w:p>
     <w:p>
       <w:pPr>
-        <w:spacing w:after="20"/>
-        <w:ind w:left="340" w:hanging="340"/>
+        <w:tabs>
+          <w:tab w:pos="397" w:val="left"/>
+        </w:tabs>
+        <w:spacing w:before="0" w:after="30"/>
+        <w:ind w:left="397" w:hanging="397"/>
       </w:pPr>
       <w:r>
         <w:rPr>
+          <w:b w:val="0"/>
+          <w:color w:val="5F6B7A"/>
           <w:sz w:val="17"/>
         </w:rPr>
-        <w:t xml:space="preserve">15. </w:t>
+        <w:t>15.</w:t>
+        <w:tab/>
       </w:r>
-      <w:hyperlink r:id="rId22">
+      <w:hyperlink r:id="rId24">
         <w:r>
           <w:rPr>
             <w:color w:val="2A78D6"/>
@@ -4210,16 +6186,22 @@
     </w:p>
     <w:p>
       <w:pPr>
-        <w:spacing w:after="20"/>
-        <w:ind w:left="340" w:hanging="340"/>
+        <w:tabs>
+          <w:tab w:pos="397" w:val="left"/>
+        </w:tabs>
+        <w:spacing w:before="0" w:after="30"/>
+        <w:ind w:left="397" w:hanging="397"/>
       </w:pPr>
       <w:r>
         <w:rPr>
+          <w:b w:val="0"/>
+          <w:color w:val="5F6B7A"/>
           <w:sz w:val="17"/>
         </w:rPr>
-        <w:t xml:space="preserve">16. </w:t>
+        <w:t>16.</w:t>
+        <w:tab/>
       </w:r>
-      <w:hyperlink r:id="rId23">
+      <w:hyperlink r:id="rId25">
         <w:r>
           <w:rPr>
             <w:color w:val="2A78D6"/>
@@ -4231,16 +6213,22 @@
     </w:p>
     <w:p>
       <w:pPr>
-        <w:spacing w:after="20"/>
-        <w:ind w:left="340" w:hanging="340"/>
+        <w:tabs>
+          <w:tab w:pos="397" w:val="left"/>
+        </w:tabs>
+        <w:spacing w:before="0" w:after="30"/>
+        <w:ind w:left="397" w:hanging="397"/>
       </w:pPr>
       <w:r>
         <w:rPr>
+          <w:b w:val="0"/>
+          <w:color w:val="5F6B7A"/>
           <w:sz w:val="17"/>
         </w:rPr>
-        <w:t xml:space="preserve">17. </w:t>
+        <w:t>17.</w:t>
+        <w:tab/>
       </w:r>
-      <w:hyperlink r:id="rId24">
+      <w:hyperlink r:id="rId26">
         <w:r>
           <w:rPr>
             <w:color w:val="2A78D6"/>
@@ -4252,16 +6240,22 @@
     </w:p>
     <w:p>
       <w:pPr>
-        <w:spacing w:after="20"/>
-        <w:ind w:left="340" w:hanging="340"/>
+        <w:tabs>
+          <w:tab w:pos="397" w:val="left"/>
+        </w:tabs>
+        <w:spacing w:before="0" w:after="30"/>
+        <w:ind w:left="397" w:hanging="397"/>
       </w:pPr>
       <w:r>
         <w:rPr>
+          <w:b w:val="0"/>
+          <w:color w:val="5F6B7A"/>
           <w:sz w:val="17"/>
         </w:rPr>
-        <w:t xml:space="preserve">18. </w:t>
+        <w:t>18.</w:t>
+        <w:tab/>
       </w:r>
-      <w:hyperlink r:id="rId25">
+      <w:hyperlink r:id="rId27">
         <w:r>
           <w:rPr>
             <w:color w:val="2A78D6"/>
@@ -4273,16 +6267,22 @@
     </w:p>
     <w:p>
       <w:pPr>
-        <w:spacing w:after="20"/>
-        <w:ind w:left="340" w:hanging="340"/>
+        <w:tabs>
+          <w:tab w:pos="397" w:val="left"/>
+        </w:tabs>
+        <w:spacing w:before="0" w:after="30"/>
+        <w:ind w:left="397" w:hanging="397"/>
       </w:pPr>
       <w:r>
         <w:rPr>
+          <w:b w:val="0"/>
+          <w:color w:val="5F6B7A"/>
           <w:sz w:val="17"/>
         </w:rPr>
-        <w:t xml:space="preserve">19. </w:t>
+        <w:t>19.</w:t>
+        <w:tab/>
       </w:r>
-      <w:hyperlink r:id="rId24">
+      <w:hyperlink r:id="rId26">
         <w:r>
           <w:rPr>
             <w:color w:val="2A78D6"/>
@@ -4294,16 +6294,22 @@
     </w:p>
     <w:p>
       <w:pPr>
-        <w:spacing w:after="20"/>
-        <w:ind w:left="340" w:hanging="340"/>
+        <w:tabs>
+          <w:tab w:pos="397" w:val="left"/>
+        </w:tabs>
+        <w:spacing w:before="0" w:after="30"/>
+        <w:ind w:left="397" w:hanging="397"/>
       </w:pPr>
       <w:r>
         <w:rPr>
+          <w:b w:val="0"/>
+          <w:color w:val="5F6B7A"/>
           <w:sz w:val="17"/>
         </w:rPr>
-        <w:t xml:space="preserve">20. </w:t>
+        <w:t>20.</w:t>
+        <w:tab/>
       </w:r>
-      <w:hyperlink r:id="rId26">
+      <w:hyperlink r:id="rId28">
         <w:r>
           <w:rPr>
             <w:color w:val="2A78D6"/>
@@ -4315,16 +6321,22 @@
     </w:p>
     <w:p>
       <w:pPr>
-        <w:spacing w:after="20"/>
-        <w:ind w:left="340" w:hanging="340"/>
+        <w:tabs>
+          <w:tab w:pos="397" w:val="left"/>
+        </w:tabs>
+        <w:spacing w:before="0" w:after="30"/>
+        <w:ind w:left="397" w:hanging="397"/>
       </w:pPr>
       <w:r>
         <w:rPr>
+          <w:b w:val="0"/>
+          <w:color w:val="5F6B7A"/>
           <w:sz w:val="17"/>
         </w:rPr>
-        <w:t xml:space="preserve">21. </w:t>
+        <w:t>21.</w:t>
+        <w:tab/>
       </w:r>
-      <w:hyperlink r:id="rId18">
+      <w:hyperlink r:id="rId20">
         <w:r>
           <w:rPr>
             <w:color w:val="2A78D6"/>
@@ -4336,16 +6348,22 @@
     </w:p>
     <w:p>
       <w:pPr>
-        <w:spacing w:after="20"/>
-        <w:ind w:left="340" w:hanging="340"/>
+        <w:tabs>
+          <w:tab w:pos="397" w:val="left"/>
+        </w:tabs>
+        <w:spacing w:before="0" w:after="30"/>
+        <w:ind w:left="397" w:hanging="397"/>
       </w:pPr>
       <w:r>
         <w:rPr>
+          <w:b w:val="0"/>
+          <w:color w:val="5F6B7A"/>
           <w:sz w:val="17"/>
         </w:rPr>
-        <w:t xml:space="preserve">22. </w:t>
+        <w:t>22.</w:t>
+        <w:tab/>
       </w:r>
-      <w:hyperlink r:id="rId18">
+      <w:hyperlink r:id="rId20">
         <w:r>
           <w:rPr>
             <w:color w:val="2A78D6"/>
@@ -4356,20 +6374,26 @@
       </w:hyperlink>
     </w:p>
     <w:p>
+      <w:pPr>
+        <w:spacing w:before="40" w:after="60"/>
+      </w:pPr>
       <w:r>
         <w:rPr>
-          <w:i/>
+          <w:b w:val="0"/>
           <w:color w:val="5F6B7A"/>
           <w:sz w:val="16"/>
         </w:rPr>
-        <w:t>Ataskaita parengta automatiškai iš viešų šaltinių. Skaičiai pateikiami taip, kaip juos skelbia emitentas; nuorodos [S#] veda į šaltinių sąrašą. Prieš naudojant sprendimui, analitikas turi peržiūrėti pažymėtus punktus.</w:t>
+        <w:t>Ataskaita parengta iš viešų šaltinių. Skaičiai pateikiami taip, kaip juos skelbia emitentas; maži numeriai prie teksto veda į šaltinių sąrašą.</w:t>
       </w:r>
     </w:p>
     <w:sectPr>
-      <w:footerReference w:type="default" r:id="rId9"/>
-      <w:pgSz w:w="12240" w:h="15840"/>
-      <w:pgMar w:top="907" w:right="1134" w:bottom="907" w:left="1134" w:header="720" w:footer="720" w:gutter="0"/>
+      <w:headerReference w:type="default" r:id="rId9"/>
+      <w:footerReference w:type="default" r:id="rId10"/>
+      <w:footerReference w:type="first" r:id="rId11"/>
+      <w:pgSz w:w="11906" w:h="16838"/>
+      <w:pgMar w:top="1020" w:right="1134" w:bottom="1020" w:left="1134" w:header="510" w:footer="454" w:gutter="0"/>
       <w:cols w:space="720"/>
+      <w:titlePg/>
       <w:docGrid w:linePitch="360"/>
     </w:sectPr>
   </w:body>
@@ -4380,19 +6404,100 @@
 <w:ftr xmlns:m="http://schemas.openxmlformats.org/officeDocument/2006/math" xmlns:mc="http://schemas.openxmlformats.org/markup-compatibility/2006" xmlns:mo="http://schemas.microsoft.com/office/mac/office/2008/main" xmlns:mv="urn:schemas-microsoft-com:mac:vml" xmlns:o="urn:schemas-microsoft-com:office:office" xmlns:r="http://schemas.openxmlformats.org/officeDocument/2006/relationships" xmlns:v="urn:schemas-microsoft-com:vml" xmlns:w10="urn:schemas-microsoft-com:office:word" xmlns:w14="http://schemas.microsoft.com/office/word/2010/wordml" xmlns:w="http://schemas.openxmlformats.org/wordprocessingml/2006/main" xmlns:wne="http://schemas.microsoft.com/office/word/2006/wordml" xmlns:wp14="http://schemas.microsoft.com/office/word/2010/wordprocessingDrawing" xmlns:wp="http://schemas.openxmlformats.org/drawingml/2006/wordprocessingDrawing" xmlns:wpc="http://schemas.microsoft.com/office/word/2010/wordprocessingCanvas" xmlns:wpg="http://schemas.microsoft.com/office/word/2010/wordprocessingGroup" xmlns:wpi="http://schemas.microsoft.com/office/word/2010/wordprocessingInk" xmlns:wps="http://schemas.microsoft.com/office/word/2010/wordprocessingShape" mc:Ignorable="w14 wp14">
   <w:p>
     <w:pPr>
-      <w:pStyle w:val="Footer"/>
-      <w:jc w:val="right"/>
+      <w:pBdr>
+        <w:top w:val="single" w:sz="4" w:color="C9D3DE" w:space="4"/>
+      </w:pBdr>
+      <w:tabs>
+        <w:tab w:pos="9638" w:val="right"/>
+      </w:tabs>
     </w:pPr>
     <w:r>
       <w:rPr>
+        <w:b w:val="0"/>
         <w:color w:val="5F6B7A"/>
         <w:sz w:val="16"/>
       </w:rPr>
-      <w:t xml:space="preserve">Augstsprieguma tīkls (AST) · 6M2026 · 2026-10-22   ·   </w:t>
+      <w:t>Augstsprieguma tīkls (AST) · 6M2026 · 2026-10-22</w:t>
+      <w:tab/>
     </w:r>
-    <w:fldSimple w:instr="PAGE"/>
+    <w:r>
+      <w:rPr>
+        <w:b/>
+        <w:color w:val="1F4E79"/>
+        <w:sz w:val="16"/>
+      </w:rPr>
+      <w:fldChar w:fldCharType="begin"/>
+      <w:instrText xml:space="preserve"> PAGE </w:instrText>
+      <w:fldChar w:fldCharType="end"/>
+    </w:r>
   </w:p>
 </w:ftr>
+</file>
+
+<file path=word/footer2.xml><?xml version="1.0" encoding="utf-8"?>
+<w:ftr xmlns:m="http://schemas.openxmlformats.org/officeDocument/2006/math" xmlns:mc="http://schemas.openxmlformats.org/markup-compatibility/2006" xmlns:mo="http://schemas.microsoft.com/office/mac/office/2008/main" xmlns:mv="urn:schemas-microsoft-com:mac:vml" xmlns:o="urn:schemas-microsoft-com:office:office" xmlns:r="http://schemas.openxmlformats.org/officeDocument/2006/relationships" xmlns:v="urn:schemas-microsoft-com:vml" xmlns:w10="urn:schemas-microsoft-com:office:word" xmlns:w14="http://schemas.microsoft.com/office/word/2010/wordml" xmlns:w="http://schemas.openxmlformats.org/wordprocessingml/2006/main" xmlns:wne="http://schemas.microsoft.com/office/word/2006/wordml" xmlns:wp14="http://schemas.microsoft.com/office/word/2010/wordprocessingDrawing" xmlns:wp="http://schemas.openxmlformats.org/drawingml/2006/wordprocessingDrawing" xmlns:wpc="http://schemas.microsoft.com/office/word/2010/wordprocessingCanvas" xmlns:wpg="http://schemas.microsoft.com/office/word/2010/wordprocessingGroup" xmlns:wpi="http://schemas.microsoft.com/office/word/2010/wordprocessingInk" xmlns:wps="http://schemas.microsoft.com/office/word/2010/wordprocessingShape" mc:Ignorable="w14 wp14">
+  <w:p>
+    <w:pPr>
+      <w:pBdr>
+        <w:top w:val="single" w:sz="4" w:color="C9D3DE" w:space="4"/>
+      </w:pBdr>
+      <w:tabs>
+        <w:tab w:pos="9638" w:val="right"/>
+      </w:tabs>
+    </w:pPr>
+    <w:r>
+      <w:rPr>
+        <w:b w:val="0"/>
+        <w:color w:val="5F6B7A"/>
+        <w:sz w:val="16"/>
+      </w:rPr>
+      <w:t>Augstsprieguma tīkls (AST) · 6M2026 · 2026-10-22</w:t>
+      <w:tab/>
+    </w:r>
+    <w:r>
+      <w:rPr>
+        <w:b/>
+        <w:color w:val="1F4E79"/>
+        <w:sz w:val="16"/>
+      </w:rPr>
+      <w:fldChar w:fldCharType="begin"/>
+      <w:instrText xml:space="preserve"> PAGE </w:instrText>
+      <w:fldChar w:fldCharType="end"/>
+    </w:r>
+  </w:p>
+</w:ftr>
+</file>
+
+<file path=word/header1.xml><?xml version="1.0" encoding="utf-8"?>
+<w:hdr xmlns:m="http://schemas.openxmlformats.org/officeDocument/2006/math" xmlns:mc="http://schemas.openxmlformats.org/markup-compatibility/2006" xmlns:mo="http://schemas.microsoft.com/office/mac/office/2008/main" xmlns:mv="urn:schemas-microsoft-com:mac:vml" xmlns:o="urn:schemas-microsoft-com:office:office" xmlns:r="http://schemas.openxmlformats.org/officeDocument/2006/relationships" xmlns:v="urn:schemas-microsoft-com:vml" xmlns:w10="urn:schemas-microsoft-com:office:word" xmlns:w14="http://schemas.microsoft.com/office/word/2010/wordml" xmlns:w="http://schemas.openxmlformats.org/wordprocessingml/2006/main" xmlns:wne="http://schemas.microsoft.com/office/word/2006/wordml" xmlns:wp14="http://schemas.microsoft.com/office/word/2010/wordprocessingDrawing" xmlns:wp="http://schemas.openxmlformats.org/drawingml/2006/wordprocessingDrawing" xmlns:wpc="http://schemas.microsoft.com/office/word/2010/wordprocessingCanvas" xmlns:wpg="http://schemas.microsoft.com/office/word/2010/wordprocessingGroup" xmlns:wpi="http://schemas.microsoft.com/office/word/2010/wordprocessingInk" xmlns:wps="http://schemas.microsoft.com/office/word/2010/wordprocessingShape" mc:Ignorable="w14 wp14">
+  <w:p>
+    <w:pPr>
+      <w:pBdr>
+        <w:bottom w:val="single" w:sz="4" w:color="C9D3DE" w:space="4"/>
+      </w:pBdr>
+      <w:tabs>
+        <w:tab w:pos="9638" w:val="right"/>
+      </w:tabs>
+    </w:pPr>
+    <w:r>
+      <w:rPr>
+        <w:b/>
+        <w:color w:val="1F4E79"/>
+        <w:sz w:val="16"/>
+      </w:rPr>
+      <w:t>Augstsprieguma tīkls (AST)</w:t>
+    </w:r>
+    <w:r>
+      <w:rPr>
+        <w:b w:val="0"/>
+        <w:color w:val="5F6B7A"/>
+        <w:sz w:val="16"/>
+      </w:rPr>
+      <w:tab/>
+      <w:t>Emitento apžvalga · 6M2026</w:t>
+    </w:r>
+  </w:p>
+</w:hdr>
 </file>
 
 <file path=word/numbering.xml><?xml version="1.0" encoding="utf-8"?>
@@ -4759,10 +6864,10 @@
     <w:qFormat/>
     <w:rsid w:val="00FC693F"/>
     <w:pPr>
-      <w:spacing w:after="80"/>
+      <w:spacing w:after="80" w:line="264" w:lineRule="auto"/>
     </w:pPr>
     <w:rPr>
-      <w:rFonts w:ascii="Calibri" w:hAnsi="Calibri"/>
+      <w:rFonts w:ascii="Calibri" w:hAnsi="Calibri" w:eastAsia="Calibri"/>
       <w:color w:val="1A1A1A"/>
       <w:sz w:val="21"/>
     </w:rPr>

--- a/docs/files/ast/ast_6M2026_lt.docx
+++ b/docs/files/ast/ast_6M2026_lt.docx
@@ -175,7 +175,7 @@
                 <w:color w:val="5F6B7A"/>
                 <w:sz w:val="15"/>
               </w:rPr>
-              <w:t>Reitingas</w:t>
+              <w:t>Emitento reitingas</w:t>
             </w:r>
           </w:p>
           <w:p>
@@ -1009,16 +1009,17 @@
         <w:tblLook w:firstColumn="1" w:firstRow="1" w:lastColumn="0" w:lastRow="0" w:noHBand="0" w:noVBand="1" w:val="04A0"/>
       </w:tblPr>
       <w:tblGrid>
-        <w:gridCol w:w="1701"/>
-        <w:gridCol w:w="2608"/>
-        <w:gridCol w:w="963"/>
-        <w:gridCol w:w="1304"/>
-        <w:gridCol w:w="3061"/>
+        <w:gridCol w:w="1513"/>
+        <w:gridCol w:w="2241"/>
+        <w:gridCol w:w="840"/>
+        <w:gridCol w:w="1120"/>
+        <w:gridCol w:w="1569"/>
+        <w:gridCol w:w="2353"/>
       </w:tblGrid>
       <w:tr>
         <w:tc>
           <w:tcPr>
-            <w:tcW w:type="dxa" w:w="1701"/>
+            <w:tcW w:type="dxa" w:w="1513"/>
             <w:tcBorders>
               <w:top w:val="single" w:sz="12" w:color="1F4E79" w:space="0"/>
               <w:left w:val="nil"/>
@@ -1044,7 +1045,7 @@
         </w:tc>
         <w:tc>
           <w:tcPr>
-            <w:tcW w:type="dxa" w:w="2608"/>
+            <w:tcW w:type="dxa" w:w="2241"/>
             <w:tcBorders>
               <w:top w:val="single" w:sz="12" w:color="1F4E79" w:space="0"/>
               <w:left w:val="nil"/>
@@ -1070,7 +1071,7 @@
         </w:tc>
         <w:tc>
           <w:tcPr>
-            <w:tcW w:type="dxa" w:w="964"/>
+            <w:tcW w:type="dxa" w:w="841"/>
             <w:tcBorders>
               <w:top w:val="single" w:sz="12" w:color="1F4E79" w:space="0"/>
               <w:left w:val="nil"/>
@@ -1097,7 +1098,7 @@
         </w:tc>
         <w:tc>
           <w:tcPr>
-            <w:tcW w:type="dxa" w:w="1304"/>
+            <w:tcW w:type="dxa" w:w="1121"/>
             <w:tcBorders>
               <w:top w:val="single" w:sz="12" w:color="1F4E79" w:space="0"/>
               <w:left w:val="nil"/>
@@ -1123,7 +1124,33 @@
         </w:tc>
         <w:tc>
           <w:tcPr>
-            <w:tcW w:type="dxa" w:w="3061"/>
+            <w:tcW w:type="dxa" w:w="1569"/>
+            <w:tcBorders>
+              <w:top w:val="single" w:sz="12" w:color="1F4E79" w:space="0"/>
+              <w:left w:val="nil"/>
+              <w:bottom w:val="single" w:sz="4" w:color="C9D3DE" w:space="0"/>
+              <w:right w:val="nil"/>
+            </w:tcBorders>
+            <w:shd w:val="clear" w:color="auto" w:fill="EAF1F8"/>
+          </w:tcPr>
+          <w:p>
+            <w:pPr>
+              <w:spacing w:before="0" w:after="0"/>
+            </w:pPr>
+            <w:r>
+              <w:rPr>
+                <w:b/>
+                <w:caps/>
+                <w:color w:val="1F4E79"/>
+                <w:sz w:val="16"/>
+              </w:rPr>
+              <w:t>Emisijos reitingas</w:t>
+            </w:r>
+          </w:p>
+        </w:tc>
+        <w:tc>
+          <w:tcPr>
+            <w:tcW w:type="dxa" w:w="2353"/>
             <w:tcBorders>
               <w:top w:val="single" w:sz="12" w:color="1F4E79" w:space="0"/>
               <w:left w:val="nil"/>
@@ -1151,7 +1178,7 @@
       <w:tr>
         <w:tc>
           <w:tcPr>
-            <w:tcW w:type="dxa" w:w="1701"/>
+            <w:tcW w:type="dxa" w:w="1513"/>
             <w:tcBorders>
               <w:top w:val="nil"/>
               <w:left w:val="nil"/>
@@ -1174,7 +1201,7 @@
         </w:tc>
         <w:tc>
           <w:tcPr>
-            <w:tcW w:type="dxa" w:w="2608"/>
+            <w:tcW w:type="dxa" w:w="2241"/>
             <w:tcBorders>
               <w:top w:val="nil"/>
               <w:left w:val="nil"/>
@@ -1197,7 +1224,7 @@
         </w:tc>
         <w:tc>
           <w:tcPr>
-            <w:tcW w:type="dxa" w:w="964"/>
+            <w:tcW w:type="dxa" w:w="841"/>
             <w:tcBorders>
               <w:top w:val="nil"/>
               <w:left w:val="nil"/>
@@ -1221,7 +1248,7 @@
         </w:tc>
         <w:tc>
           <w:tcPr>
-            <w:tcW w:type="dxa" w:w="1304"/>
+            <w:tcW w:type="dxa" w:w="1121"/>
             <w:tcBorders>
               <w:top w:val="nil"/>
               <w:left w:val="nil"/>
@@ -1244,7 +1271,30 @@
         </w:tc>
         <w:tc>
           <w:tcPr>
-            <w:tcW w:type="dxa" w:w="3061"/>
+            <w:tcW w:type="dxa" w:w="1569"/>
+            <w:tcBorders>
+              <w:top w:val="nil"/>
+              <w:left w:val="nil"/>
+              <w:bottom w:val="single" w:sz="4" w:color="DDE3EA" w:space="0"/>
+              <w:right w:val="nil"/>
+            </w:tcBorders>
+          </w:tcPr>
+          <w:p>
+            <w:pPr>
+              <w:spacing w:before="0" w:after="0"/>
+            </w:pPr>
+            <w:r>
+              <w:rPr>
+                <w:b w:val="0"/>
+                <w:sz w:val="17"/>
+              </w:rPr>
+              <w:t>atskiro nerasta (not rated separately: the issuer chose not to rate its bonds (S&amp;P issuer rating A-))</w:t>
+            </w:r>
+          </w:p>
+        </w:tc>
+        <w:tc>
+          <w:tcPr>
+            <w:tcW w:type="dxa" w:w="2353"/>
             <w:tcBorders>
               <w:top w:val="nil"/>
               <w:left w:val="nil"/>

--- a/docs/files/ast/ast_6M2026_lt.docx
+++ b/docs/files/ast/ast_6M2026_lt.docx
@@ -2,6 +2,14 @@
 <file path=word/document.xml><?xml version="1.0" encoding="utf-8"?>
 <w:document xmlns:wpc="http://schemas.microsoft.com/office/word/2010/wordprocessingCanvas" xmlns:mo="http://schemas.microsoft.com/office/mac/office/2008/main" xmlns:mc="http://schemas.openxmlformats.org/markup-compatibility/2006" xmlns:mv="urn:schemas-microsoft-com:mac:vml" xmlns:o="urn:schemas-microsoft-com:office:office" xmlns:r="http://schemas.openxmlformats.org/officeDocument/2006/relationships" xmlns:m="http://schemas.openxmlformats.org/officeDocument/2006/math" xmlns:v="urn:schemas-microsoft-com:vml" xmlns:wp14="http://schemas.microsoft.com/office/word/2010/wordprocessingDrawing" xmlns:wp="http://schemas.openxmlformats.org/drawingml/2006/wordprocessingDrawing" xmlns:w10="urn:schemas-microsoft-com:office:word" xmlns:w="http://schemas.openxmlformats.org/wordprocessingml/2006/main" xmlns:w14="http://schemas.microsoft.com/office/word/2010/wordml" xmlns:wpg="http://schemas.microsoft.com/office/word/2010/wordprocessingGroup" xmlns:wpi="http://schemas.microsoft.com/office/word/2010/wordprocessingInk" xmlns:wne="http://schemas.microsoft.com/office/word/2006/wordml" xmlns:wps="http://schemas.microsoft.com/office/word/2010/wordprocessingShape" mc:Ignorable="w14 wp14">
   <w:body>
+    <w:p>
+      <w:pPr>
+        <w:pBdr>
+          <w:top w:val="single" w:sz="24" w:color="12355B" w:space="0"/>
+        </w:pBdr>
+        <w:spacing w:before="0" w:after="200" w:line="120" w:lineRule="auto"/>
+      </w:pPr>
+    </w:p>
     <w:tbl>
       <w:tblPr>
         <w:tblW w:w="9639" w:type="dxa"/>
@@ -15,10 +23,10 @@
         </w:tblBorders>
         <w:tblLayout w:type="fixed"/>
         <w:tblCellMar>
-          <w:top w:w="260" w:type="dxa"/>
-          <w:left w:w="280" w:type="dxa"/>
-          <w:bottom w:w="260" w:type="dxa"/>
-          <w:right w:w="280" w:type="dxa"/>
+          <w:top w:w="0" w:type="dxa"/>
+          <w:left w:w="0" w:type="dxa"/>
+          <w:bottom w:w="0" w:type="dxa"/>
+          <w:right w:w="0" w:type="dxa"/>
         </w:tblCellMar>
         <w:tblLook w:firstColumn="1" w:firstRow="1" w:lastColumn="0" w:lastRow="0" w:noHBand="0" w:noVBand="1" w:val="04A0"/>
       </w:tblPr>
@@ -30,7 +38,6 @@
         <w:tc>
           <w:tcPr>
             <w:tcW w:type="dxa" w:w="7030"/>
-            <w:shd w:val="clear" w:color="auto" w:fill="1F4E79"/>
           </w:tcPr>
           <w:p>
             <w:pPr>
@@ -40,8 +47,8 @@
               <w:rPr>
                 <w:b/>
                 <w:caps/>
-                <w:color w:val="AFC6DD"/>
-                <w:sz w:val="17"/>
+                <w:color w:val="2A78D6"/>
+                <w:sz w:val="16"/>
               </w:rPr>
               <w:t>Emitento apžvalga · 6M2026</w:t>
             </w:r>
@@ -53,28 +60,40 @@
             <w:r>
               <w:rPr>
                 <w:b/>
-                <w:color w:val="FFFFFF"/>
+                <w:color w:val="12355B"/>
                 <w:sz w:val="52"/>
               </w:rPr>
               <w:t>Augstsprieguma tīkls (AST)</w:t>
+            </w:r>
+          </w:p>
+          <w:p>
+            <w:pPr>
+              <w:spacing w:before="40" w:after="0"/>
+            </w:pPr>
+            <w:r>
+              <w:rPr>
+                <w:b w:val="0"/>
+                <w:color w:val="667085"/>
+                <w:sz w:val="18"/>
+              </w:rPr>
+              <w:t>Latvija</w:t>
             </w:r>
           </w:p>
         </w:tc>
         <w:tc>
           <w:tcPr>
             <w:tcW w:type="dxa" w:w="2608"/>
-            <w:shd w:val="clear" w:color="auto" w:fill="1F4E79"/>
           </w:tcPr>
           <w:p>
             <w:pPr>
-              <w:spacing w:before="280" w:after="0"/>
+              <w:spacing w:before="440" w:after="0"/>
               <w:jc w:val="right"/>
             </w:pPr>
             <w:r>
               <w:rPr>
                 <w:b/>
                 <w:color w:val="1B7F3B"/>
-                <w:sz w:val="19"/>
+                <w:sz w:val="18"/>
                 <w:shd w:val="clear" w:color="auto" w:fill="E3F3E8"/>
               </w:rPr>
               <w:t xml:space="preserve">  ●  TVARKINGA  </w:t>
@@ -86,9 +105,9 @@
     <w:p>
       <w:pPr>
         <w:pBdr>
-          <w:top w:val="single" w:sz="12" w:color="2A78D6" w:space="0"/>
+          <w:top w:val="single" w:sz="4" w:color="D5DCE4" w:space="0"/>
         </w:pBdr>
-        <w:spacing w:before="0" w:after="200" w:line="120" w:lineRule="auto"/>
+        <w:spacing w:before="120" w:after="200" w:line="120" w:lineRule="auto"/>
       </w:pPr>
     </w:p>
     <w:tbl>
@@ -104,76 +123,52 @@
         </w:tblBorders>
         <w:tblLayout w:type="fixed"/>
         <w:tblCellMar>
-          <w:top w:w="0" w:type="dxa"/>
-          <w:left w:w="0" w:type="dxa"/>
-          <w:bottom w:w="120" w:type="dxa"/>
-          <w:right w:w="160" w:type="dxa"/>
+          <w:top w:w="160" w:type="dxa"/>
+          <w:left w:w="220" w:type="dxa"/>
+          <w:bottom w:w="160" w:type="dxa"/>
+          <w:right w:w="220" w:type="dxa"/>
         </w:tblCellMar>
         <w:tblLook w:firstColumn="1" w:firstRow="1" w:lastColumn="0" w:lastRow="0" w:noHBand="0" w:noVBand="1" w:val="04A0"/>
       </w:tblPr>
       <w:tblGrid>
-        <w:gridCol w:w="3213"/>
-        <w:gridCol w:w="3213"/>
-        <w:gridCol w:w="3213"/>
+        <w:gridCol w:w="4819"/>
+        <w:gridCol w:w="4819"/>
       </w:tblGrid>
       <w:tr>
         <w:tc>
           <w:tcPr>
-            <w:tcW w:type="dxa" w:w="3213"/>
+            <w:tcW w:type="dxa" w:w="4819"/>
             <w:tcBorders>
-              <w:top w:val="nil"/>
+              <w:top w:val="single" w:sz="12" w:color="12355B" w:space="0"/>
               <w:left w:val="nil"/>
-              <w:bottom w:val="single" w:sz="4" w:color="C9D3DE" w:space="0"/>
+              <w:bottom w:val="nil"/>
               <w:right w:val="nil"/>
             </w:tcBorders>
+            <w:shd w:val="clear" w:color="auto" w:fill="F4F6F9"/>
           </w:tcPr>
           <w:p>
             <w:pPr>
-              <w:spacing w:before="0" w:after="20"/>
+              <w:spacing w:before="0" w:after="40"/>
+            </w:pPr>
+            <w:r>
+              <w:rPr>
+                <w:b/>
+                <w:color w:val="12355B"/>
+                <w:sz w:val="18"/>
+              </w:rPr>
+              <w:t>Pagrindinė informacija</w:t>
+            </w:r>
+          </w:p>
+          <w:p>
+            <w:pPr>
+              <w:spacing w:before="80" w:after="0"/>
             </w:pPr>
             <w:r>
               <w:rPr>
                 <w:b/>
                 <w:caps/>
-                <w:color w:val="5F6B7A"/>
-                <w:sz w:val="15"/>
-              </w:rPr>
-              <w:t>Analizės data</w:t>
-            </w:r>
-          </w:p>
-          <w:p>
-            <w:pPr>
-              <w:spacing w:before="0" w:after="0"/>
-            </w:pPr>
-            <w:r>
-              <w:rPr>
-                <w:b w:val="0"/>
-                <w:sz w:val="19"/>
-              </w:rPr>
-              <w:t>2026-10-22</w:t>
-            </w:r>
-          </w:p>
-        </w:tc>
-        <w:tc>
-          <w:tcPr>
-            <w:tcW w:type="dxa" w:w="3213"/>
-            <w:tcBorders>
-              <w:top w:val="nil"/>
-              <w:left w:val="nil"/>
-              <w:bottom w:val="single" w:sz="4" w:color="C9D3DE" w:space="0"/>
-              <w:right w:val="nil"/>
-            </w:tcBorders>
-          </w:tcPr>
-          <w:p>
-            <w:pPr>
-              <w:spacing w:before="0" w:after="20"/>
-            </w:pPr>
-            <w:r>
-              <w:rPr>
-                <w:b/>
-                <w:caps/>
-                <w:color w:val="5F6B7A"/>
-                <w:sz w:val="15"/>
+                <w:color w:val="667085"/>
+                <w:sz w:val="14"/>
               </w:rPr>
               <w:t>Emitento reitingas</w:t>
             </w:r>
@@ -185,7 +180,7 @@
             <w:r>
               <w:rPr>
                 <w:b w:val="0"/>
-                <w:sz w:val="19"/>
+                <w:sz w:val="18"/>
               </w:rPr>
               <w:t>A- with a stable outlook (agency not named in the report)</w:t>
             </w:r>
@@ -194,7 +189,7 @@
                 <w:rPr>
                   <w:color w:val="2A78D6"/>
                   <w:vertAlign w:val="superscript"/>
-                  <w:sz w:val="16"/>
+                  <w:sz w:val="15"/>
                 </w:rPr>
                 <w:t xml:space="preserve">1</w:t>
               </w:r>
@@ -211,33 +206,48 @@
                 <w:rPr>
                   <w:color w:val="2A78D6"/>
                   <w:vertAlign w:val="superscript"/>
-                  <w:sz w:val="16"/>
+                  <w:sz w:val="15"/>
                 </w:rPr>
                 <w:t xml:space="preserve">2</w:t>
               </w:r>
             </w:hyperlink>
           </w:p>
-        </w:tc>
-        <w:tc>
-          <w:tcPr>
-            <w:tcW w:type="dxa" w:w="3213"/>
-            <w:tcBorders>
-              <w:top w:val="nil"/>
-              <w:left w:val="nil"/>
-              <w:bottom w:val="single" w:sz="4" w:color="C9D3DE" w:space="0"/>
-              <w:right w:val="nil"/>
-            </w:tcBorders>
-          </w:tcPr>
           <w:p>
             <w:pPr>
-              <w:spacing w:before="0" w:after="20"/>
+              <w:spacing w:before="80" w:after="0"/>
             </w:pPr>
             <w:r>
               <w:rPr>
                 <w:b/>
                 <w:caps/>
-                <w:color w:val="5F6B7A"/>
-                <w:sz w:val="15"/>
+                <w:color w:val="667085"/>
+                <w:sz w:val="14"/>
+              </w:rPr>
+              <w:t>Analizės data</w:t>
+            </w:r>
+          </w:p>
+          <w:p>
+            <w:pPr>
+              <w:spacing w:before="0" w:after="0"/>
+            </w:pPr>
+            <w:r>
+              <w:rPr>
+                <w:b w:val="0"/>
+                <w:sz w:val="18"/>
+              </w:rPr>
+              <w:t>2026-10-22</w:t>
+            </w:r>
+          </w:p>
+          <w:p>
+            <w:pPr>
+              <w:spacing w:before="80" w:after="0"/>
+            </w:pPr>
+            <w:r>
+              <w:rPr>
+                <w:b/>
+                <w:caps/>
+                <w:color w:val="667085"/>
+                <w:sz w:val="14"/>
               </w:rPr>
               <w:t>Kita ataskaita</w:t>
             </w:r>
@@ -249,7 +259,7 @@
             <w:r>
               <w:rPr>
                 <w:b w:val="0"/>
-                <w:sz w:val="19"/>
+                <w:sz w:val="18"/>
               </w:rPr>
               <w:t>9M 2026 interim report - 2026-11-30</w:t>
             </w:r>
@@ -258,18 +268,108 @@
                 <w:rPr>
                   <w:color w:val="2A78D6"/>
                   <w:vertAlign w:val="superscript"/>
-                  <w:sz w:val="16"/>
+                  <w:sz w:val="15"/>
                 </w:rPr>
                 <w:t xml:space="preserve">3</w:t>
               </w:r>
             </w:hyperlink>
+          </w:p>
+          <w:p>
+            <w:pPr>
+              <w:spacing w:before="80" w:after="0"/>
+            </w:pPr>
+            <w:r>
+              <w:rPr>
+                <w:b/>
+                <w:caps/>
+                <w:color w:val="667085"/>
+                <w:sz w:val="14"/>
+              </w:rPr>
+              <w:t>Šalis</w:t>
+            </w:r>
+          </w:p>
+          <w:p>
+            <w:pPr>
+              <w:spacing w:before="0" w:after="0"/>
+            </w:pPr>
+            <w:r>
+              <w:rPr>
+                <w:b w:val="0"/>
+                <w:sz w:val="18"/>
+              </w:rPr>
+              <w:t>Latvija</w:t>
+            </w:r>
+          </w:p>
+        </w:tc>
+        <w:tc>
+          <w:tcPr>
+            <w:tcW w:type="dxa" w:w="4819"/>
+            <w:tcBorders>
+              <w:top w:val="single" w:sz="12" w:color="12355B" w:space="0"/>
+              <w:left w:val="nil"/>
+              <w:bottom w:val="nil"/>
+              <w:right w:val="nil"/>
+            </w:tcBorders>
+            <w:shd w:val="clear" w:color="auto" w:fill="F4F6F9"/>
+          </w:tcPr>
+          <w:p>
+            <w:pPr>
+              <w:spacing w:before="0" w:after="40"/>
+            </w:pPr>
+            <w:r>
+              <w:rPr>
+                <w:b/>
+                <w:color w:val="12355B"/>
+                <w:sz w:val="18"/>
+              </w:rPr>
+              <w:t>Turimi vertybiniai popieriai</w:t>
+            </w:r>
+          </w:p>
+          <w:p>
+            <w:pPr>
+              <w:spacing w:before="80" w:after="0"/>
+            </w:pPr>
+            <w:r>
+              <w:rPr>
+                <w:b/>
+                <w:color w:val="1B2430"/>
+                <w:sz w:val="17"/>
+              </w:rPr>
+              <w:t>AST 0.5% green bond 2027</w:t>
+            </w:r>
+          </w:p>
+          <w:p>
+            <w:pPr>
+              <w:spacing w:before="0" w:after="0"/>
+            </w:pPr>
+            <w:r>
+              <w:rPr>
+                <w:b w:val="0"/>
+                <w:color w:val="667085"/>
+                <w:sz w:val="15"/>
+              </w:rPr>
+              <w:t>LV0000802528  ·  0,5 % · 2027-01-20</w:t>
+            </w:r>
+          </w:p>
+          <w:p>
+            <w:pPr>
+              <w:spacing w:before="0" w:after="0"/>
+            </w:pPr>
+            <w:r>
+              <w:rPr>
+                <w:b w:val="0"/>
+                <w:color w:val="12355B"/>
+                <w:sz w:val="15"/>
+              </w:rPr>
+              <w:t>atskiro nerasta</w:t>
+            </w:r>
           </w:p>
         </w:tc>
       </w:tr>
     </w:tbl>
     <w:p>
       <w:pPr>
-        <w:spacing w:before="0" w:after="80"/>
+        <w:spacing w:before="0" w:after="120"/>
       </w:pPr>
     </w:p>
     <w:tbl>
@@ -314,7 +414,7 @@
             <w:r>
               <w:rPr>
                 <w:b/>
-                <w:color w:val="1A1A1A"/>
+                <w:color w:val="1B2430"/>
                 <w:sz w:val="21"/>
               </w:rPr>
               <w:t>Pozicija tvarkinga.</w:t>
@@ -322,7 +422,7 @@
             <w:r>
               <w:rPr>
                 <w:b w:val="0"/>
-                <w:color w:val="1A1A1A"/>
+                <w:color w:val="1B2430"/>
                 <w:sz w:val="21"/>
               </w:rPr>
               <w:t xml:space="preserve"> AST – 100 % valstybinis Latvijos elektros perdavimo operatorius su A- reitingu</w:t>
@@ -357,7 +457,7 @@
             <w:r>
               <w:rPr>
                 <w:b w:val="0"/>
-                <w:color w:val="1A1A1A"/>
+                <w:color w:val="1B2430"/>
                 <w:sz w:val="21"/>
               </w:rPr>
               <w:t>. 2027-01-20 išperkamai 100 mln. EUR obligacijai turima 94,7 mln. EUR pinigų ir nepanaudota SEB overdrafto linija iki 90 mln. EUR</w:t>
@@ -375,7 +475,7 @@
             <w:r>
               <w:rPr>
                 <w:b w:val="0"/>
-                <w:color w:val="1A1A1A"/>
+                <w:color w:val="1B2430"/>
                 <w:sz w:val="21"/>
               </w:rPr>
               <w:t>.</w:t>
@@ -424,9 +524,9 @@
             <w:tcW w:type="dxa" w:w="2261"/>
             <w:tcBorders>
               <w:top w:val="single" w:sz="18" w:color="2A78D6" w:space="0"/>
-              <w:left w:val="single" w:sz="4" w:color="C9D3DE" w:space="0"/>
-              <w:bottom w:val="single" w:sz="4" w:color="C9D3DE" w:space="0"/>
-              <w:right w:val="single" w:sz="4" w:color="C9D3DE" w:space="0"/>
+              <w:left w:val="single" w:sz="4" w:color="D5DCE4" w:space="0"/>
+              <w:bottom w:val="single" w:sz="4" w:color="D5DCE4" w:space="0"/>
+              <w:right w:val="single" w:sz="4" w:color="D5DCE4" w:space="0"/>
             </w:tcBorders>
           </w:tcPr>
           <w:p>
@@ -437,7 +537,7 @@
               <w:rPr>
                 <w:b/>
                 <w:caps/>
-                <w:color w:val="5F6B7A"/>
+                <w:color w:val="667085"/>
                 <w:sz w:val="14"/>
               </w:rPr>
               <w:t>EBITDA</w:t>
@@ -445,7 +545,7 @@
             <w:r>
               <w:rPr>
                 <w:b w:val="0"/>
-                <w:color w:val="5F6B7A"/>
+                <w:color w:val="667085"/>
                 <w:sz w:val="14"/>
               </w:rPr>
               <w:t xml:space="preserve">  ·  6M2026</w:t>
@@ -458,7 +558,7 @@
             <w:r>
               <w:rPr>
                 <w:b/>
-                <w:color w:val="1F4E79"/>
+                <w:color w:val="12355B"/>
                 <w:sz w:val="34"/>
               </w:rPr>
               <w:t>61,4</w:t>
@@ -466,7 +566,7 @@
             <w:r>
               <w:rPr>
                 <w:b w:val="0"/>
-                <w:color w:val="5F6B7A"/>
+                <w:color w:val="667085"/>
                 <w:sz w:val="18"/>
               </w:rPr>
               <w:t xml:space="preserve"> mln. EUR</w:t>
@@ -479,7 +579,7 @@
             <w:r>
               <w:rPr>
                 <w:b w:val="0"/>
-                <w:color w:val="5F6B7A"/>
+                <w:color w:val="667085"/>
                 <w:sz w:val="15"/>
               </w:rPr>
               <w:t>▲ 22,3 % vs 6M2025</w:t>
@@ -497,9 +597,9 @@
             <w:tcW w:type="dxa" w:w="2261"/>
             <w:tcBorders>
               <w:top w:val="single" w:sz="18" w:color="2A78D6" w:space="0"/>
-              <w:left w:val="single" w:sz="4" w:color="C9D3DE" w:space="0"/>
-              <w:bottom w:val="single" w:sz="4" w:color="C9D3DE" w:space="0"/>
-              <w:right w:val="single" w:sz="4" w:color="C9D3DE" w:space="0"/>
+              <w:left w:val="single" w:sz="4" w:color="D5DCE4" w:space="0"/>
+              <w:bottom w:val="single" w:sz="4" w:color="D5DCE4" w:space="0"/>
+              <w:right w:val="single" w:sz="4" w:color="D5DCE4" w:space="0"/>
             </w:tcBorders>
           </w:tcPr>
           <w:p>
@@ -510,7 +610,7 @@
               <w:rPr>
                 <w:b/>
                 <w:caps/>
-                <w:color w:val="5F6B7A"/>
+                <w:color w:val="667085"/>
                 <w:sz w:val="14"/>
               </w:rPr>
               <w:t>Grynasis pelnas</w:t>
@@ -518,7 +618,7 @@
             <w:r>
               <w:rPr>
                 <w:b w:val="0"/>
-                <w:color w:val="5F6B7A"/>
+                <w:color w:val="667085"/>
                 <w:sz w:val="14"/>
               </w:rPr>
               <w:t xml:space="preserve">  ·  6M2026</w:t>
@@ -531,7 +631,7 @@
             <w:r>
               <w:rPr>
                 <w:b/>
-                <w:color w:val="1F4E79"/>
+                <w:color w:val="12355B"/>
                 <w:sz w:val="34"/>
               </w:rPr>
               <w:t>22,5</w:t>
@@ -539,7 +639,7 @@
             <w:r>
               <w:rPr>
                 <w:b w:val="0"/>
-                <w:color w:val="5F6B7A"/>
+                <w:color w:val="667085"/>
                 <w:sz w:val="18"/>
               </w:rPr>
               <w:t xml:space="preserve"> mln. EUR</w:t>
@@ -552,7 +652,7 @@
             <w:r>
               <w:rPr>
                 <w:b w:val="0"/>
-                <w:color w:val="5F6B7A"/>
+                <w:color w:val="667085"/>
                 <w:sz w:val="15"/>
               </w:rPr>
               <w:t>▲ 17,8 % vs 6M2025</w:t>
@@ -570,9 +670,9 @@
             <w:tcW w:type="dxa" w:w="2261"/>
             <w:tcBorders>
               <w:top w:val="single" w:sz="18" w:color="2A78D6" w:space="0"/>
-              <w:left w:val="single" w:sz="4" w:color="C9D3DE" w:space="0"/>
-              <w:bottom w:val="single" w:sz="4" w:color="C9D3DE" w:space="0"/>
-              <w:right w:val="single" w:sz="4" w:color="C9D3DE" w:space="0"/>
+              <w:left w:val="single" w:sz="4" w:color="D5DCE4" w:space="0"/>
+              <w:bottom w:val="single" w:sz="4" w:color="D5DCE4" w:space="0"/>
+              <w:right w:val="single" w:sz="4" w:color="D5DCE4" w:space="0"/>
             </w:tcBorders>
           </w:tcPr>
           <w:p>
@@ -583,7 +683,7 @@
               <w:rPr>
                 <w:b/>
                 <w:caps/>
-                <w:color w:val="5F6B7A"/>
+                <w:color w:val="667085"/>
                 <w:sz w:val="14"/>
               </w:rPr>
               <w:t>Grynoji skola / EBITDA</w:t>
@@ -591,7 +691,7 @@
             <w:r>
               <w:rPr>
                 <w:b w:val="0"/>
-                <w:color w:val="5F6B7A"/>
+                <w:color w:val="667085"/>
                 <w:sz w:val="14"/>
               </w:rPr>
               <w:t xml:space="preserve">  ·  6M2026</w:t>
@@ -604,7 +704,7 @@
             <w:r>
               <w:rPr>
                 <w:b/>
-                <w:color w:val="1F4E79"/>
+                <w:color w:val="12355B"/>
                 <w:sz w:val="34"/>
               </w:rPr>
               <w:t>0,93</w:t>
@@ -612,7 +712,7 @@
             <w:r>
               <w:rPr>
                 <w:b w:val="0"/>
-                <w:color w:val="5F6B7A"/>
+                <w:color w:val="667085"/>
                 <w:sz w:val="18"/>
               </w:rPr>
               <w:t xml:space="preserve"> x</w:t>
@@ -625,7 +725,7 @@
             <w:r>
               <w:rPr>
                 <w:b w:val="0"/>
-                <w:color w:val="5F6B7A"/>
+                <w:color w:val="667085"/>
                 <w:sz w:val="15"/>
               </w:rPr>
               <w:t>▼ 0,39x vs FY2025</w:t>
@@ -643,9 +743,9 @@
             <w:tcW w:type="dxa" w:w="2261"/>
             <w:tcBorders>
               <w:top w:val="single" w:sz="18" w:color="2A78D6" w:space="0"/>
-              <w:left w:val="single" w:sz="4" w:color="C9D3DE" w:space="0"/>
-              <w:bottom w:val="single" w:sz="4" w:color="C9D3DE" w:space="0"/>
-              <w:right w:val="single" w:sz="4" w:color="C9D3DE" w:space="0"/>
+              <w:left w:val="single" w:sz="4" w:color="D5DCE4" w:space="0"/>
+              <w:bottom w:val="single" w:sz="4" w:color="D5DCE4" w:space="0"/>
+              <w:right w:val="single" w:sz="4" w:color="D5DCE4" w:space="0"/>
             </w:tcBorders>
           </w:tcPr>
           <w:p>
@@ -656,7 +756,7 @@
               <w:rPr>
                 <w:b/>
                 <w:caps/>
-                <w:color w:val="5F6B7A"/>
+                <w:color w:val="667085"/>
                 <w:sz w:val="14"/>
               </w:rPr>
               <w:t>Nuosavo kapitalo dalis</w:t>
@@ -664,7 +764,7 @@
             <w:r>
               <w:rPr>
                 <w:b w:val="0"/>
-                <w:color w:val="5F6B7A"/>
+                <w:color w:val="667085"/>
                 <w:sz w:val="14"/>
               </w:rPr>
               <w:t xml:space="preserve">  ·  6M2026</w:t>
@@ -677,7 +777,7 @@
             <w:r>
               <w:rPr>
                 <w:b/>
-                <w:color w:val="1F4E79"/>
+                <w:color w:val="12355B"/>
                 <w:sz w:val="34"/>
               </w:rPr>
               <w:t>40</w:t>
@@ -685,7 +785,7 @@
             <w:r>
               <w:rPr>
                 <w:b w:val="0"/>
-                <w:color w:val="5F6B7A"/>
+                <w:color w:val="667085"/>
                 <w:sz w:val="18"/>
               </w:rPr>
               <w:t xml:space="preserve"> %</w:t>
@@ -698,7 +798,7 @@
             <w:r>
               <w:rPr>
                 <w:b w:val="0"/>
-                <w:color w:val="5F6B7A"/>
+                <w:color w:val="667085"/>
                 <w:sz w:val="15"/>
               </w:rPr>
               <w:t>▼ 1 p. p. vs 6M2025</w:t>
@@ -715,28 +815,13 @@
     <w:p>
       <w:pPr>
         <w:keepNext/>
-        <w:pBdr>
-          <w:bottom w:val="single" w:sz="8" w:color="1F4E79" w:space="4"/>
-        </w:pBdr>
-        <w:tabs>
-          <w:tab w:pos="482" w:val="left"/>
-        </w:tabs>
-        <w:spacing w:before="360" w:after="160"/>
+        <w:spacing w:before="200" w:after="100"/>
       </w:pPr>
       <w:r>
         <w:rPr>
           <w:b/>
-          <w:color w:val="2A78D6"/>
-          <w:sz w:val="18"/>
-        </w:rPr>
-        <w:t>01</w:t>
-        <w:tab/>
-      </w:r>
-      <w:r>
-        <w:rPr>
-          <w:b/>
-          <w:color w:val="1F4E79"/>
-          <w:sz w:val="28"/>
+          <w:color w:val="12355B"/>
+          <w:sz w:val="26"/>
         </w:rPr>
         <w:t>Trumpa santrauka</w:t>
       </w:r>
@@ -963,7 +1048,7 @@
       <w:pPr>
         <w:keepNext/>
         <w:pBdr>
-          <w:bottom w:val="single" w:sz="8" w:color="1F4E79" w:space="4"/>
+          <w:bottom w:val="single" w:sz="8" w:color="12355B" w:space="4"/>
         </w:pBdr>
         <w:tabs>
           <w:tab w:pos="482" w:val="left"/>
@@ -976,13 +1061,13 @@
           <w:color w:val="2A78D6"/>
           <w:sz w:val="18"/>
         </w:rPr>
-        <w:t>02</w:t>
+        <w:t>01</w:t>
         <w:tab/>
       </w:r>
       <w:r>
         <w:rPr>
           <w:b/>
-          <w:color w:val="1F4E79"/>
+          <w:color w:val="12355B"/>
           <w:sz w:val="28"/>
         </w:rPr>
         <w:t>Turimos priemonės ir ISIN</w:t>
@@ -1009,24 +1094,23 @@
         <w:tblLook w:firstColumn="1" w:firstRow="1" w:lastColumn="0" w:lastRow="0" w:noHBand="0" w:noVBand="1" w:val="04A0"/>
       </w:tblPr>
       <w:tblGrid>
-        <w:gridCol w:w="1513"/>
+        <w:gridCol w:w="1457"/>
         <w:gridCol w:w="2241"/>
-        <w:gridCol w:w="840"/>
+        <w:gridCol w:w="1064"/>
         <w:gridCol w:w="1120"/>
         <w:gridCol w:w="1569"/>
-        <w:gridCol w:w="2353"/>
+        <w:gridCol w:w="2185"/>
       </w:tblGrid>
       <w:tr>
         <w:tc>
           <w:tcPr>
-            <w:tcW w:type="dxa" w:w="1513"/>
+            <w:tcW w:type="dxa" w:w="1457"/>
             <w:tcBorders>
-              <w:top w:val="single" w:sz="12" w:color="1F4E79" w:space="0"/>
+              <w:top w:val="nil"/>
               <w:left w:val="nil"/>
-              <w:bottom w:val="single" w:sz="4" w:color="C9D3DE" w:space="0"/>
+              <w:bottom w:val="single" w:sz="8" w:color="12355B" w:space="0"/>
               <w:right w:val="nil"/>
             </w:tcBorders>
-            <w:shd w:val="clear" w:color="auto" w:fill="EAF1F8"/>
           </w:tcPr>
           <w:p>
             <w:pPr>
@@ -1036,8 +1120,8 @@
               <w:rPr>
                 <w:b/>
                 <w:caps/>
-                <w:color w:val="1F4E79"/>
-                <w:sz w:val="16"/>
+                <w:color w:val="667085"/>
+                <w:sz w:val="14"/>
               </w:rPr>
               <w:t>ISIN</w:t>
             </w:r>
@@ -1047,12 +1131,11 @@
           <w:tcPr>
             <w:tcW w:type="dxa" w:w="2241"/>
             <w:tcBorders>
-              <w:top w:val="single" w:sz="12" w:color="1F4E79" w:space="0"/>
+              <w:top w:val="nil"/>
               <w:left w:val="nil"/>
-              <w:bottom w:val="single" w:sz="4" w:color="C9D3DE" w:space="0"/>
+              <w:bottom w:val="single" w:sz="8" w:color="12355B" w:space="0"/>
               <w:right w:val="nil"/>
             </w:tcBorders>
-            <w:shd w:val="clear" w:color="auto" w:fill="EAF1F8"/>
           </w:tcPr>
           <w:p>
             <w:pPr>
@@ -1062,8 +1145,8 @@
               <w:rPr>
                 <w:b/>
                 <w:caps/>
-                <w:color w:val="1F4E79"/>
-                <w:sz w:val="16"/>
+                <w:color w:val="667085"/>
+                <w:sz w:val="14"/>
               </w:rPr>
               <w:t>Priemonė</w:t>
             </w:r>
@@ -1071,14 +1154,13 @@
         </w:tc>
         <w:tc>
           <w:tcPr>
-            <w:tcW w:type="dxa" w:w="841"/>
+            <w:tcW w:type="dxa" w:w="1065"/>
             <w:tcBorders>
-              <w:top w:val="single" w:sz="12" w:color="1F4E79" w:space="0"/>
+              <w:top w:val="nil"/>
               <w:left w:val="nil"/>
-              <w:bottom w:val="single" w:sz="4" w:color="C9D3DE" w:space="0"/>
+              <w:bottom w:val="single" w:sz="8" w:color="12355B" w:space="0"/>
               <w:right w:val="nil"/>
             </w:tcBorders>
-            <w:shd w:val="clear" w:color="auto" w:fill="EAF1F8"/>
           </w:tcPr>
           <w:p>
             <w:pPr>
@@ -1089,8 +1171,8 @@
               <w:rPr>
                 <w:b/>
                 <w:caps/>
-                <w:color w:val="1F4E79"/>
-                <w:sz w:val="16"/>
+                <w:color w:val="667085"/>
+                <w:sz w:val="14"/>
               </w:rPr>
               <w:t>Kuponas</w:t>
             </w:r>
@@ -1100,12 +1182,11 @@
           <w:tcPr>
             <w:tcW w:type="dxa" w:w="1121"/>
             <w:tcBorders>
-              <w:top w:val="single" w:sz="12" w:color="1F4E79" w:space="0"/>
+              <w:top w:val="nil"/>
               <w:left w:val="nil"/>
-              <w:bottom w:val="single" w:sz="4" w:color="C9D3DE" w:space="0"/>
+              <w:bottom w:val="single" w:sz="8" w:color="12355B" w:space="0"/>
               <w:right w:val="nil"/>
             </w:tcBorders>
-            <w:shd w:val="clear" w:color="auto" w:fill="EAF1F8"/>
           </w:tcPr>
           <w:p>
             <w:pPr>
@@ -1115,8 +1196,8 @@
               <w:rPr>
                 <w:b/>
                 <w:caps/>
-                <w:color w:val="1F4E79"/>
-                <w:sz w:val="16"/>
+                <w:color w:val="667085"/>
+                <w:sz w:val="14"/>
               </w:rPr>
               <w:t>Išpirkimas</w:t>
             </w:r>
@@ -1126,12 +1207,11 @@
           <w:tcPr>
             <w:tcW w:type="dxa" w:w="1569"/>
             <w:tcBorders>
-              <w:top w:val="single" w:sz="12" w:color="1F4E79" w:space="0"/>
+              <w:top w:val="nil"/>
               <w:left w:val="nil"/>
-              <w:bottom w:val="single" w:sz="4" w:color="C9D3DE" w:space="0"/>
+              <w:bottom w:val="single" w:sz="8" w:color="12355B" w:space="0"/>
               <w:right w:val="nil"/>
             </w:tcBorders>
-            <w:shd w:val="clear" w:color="auto" w:fill="EAF1F8"/>
           </w:tcPr>
           <w:p>
             <w:pPr>
@@ -1141,8 +1221,8 @@
               <w:rPr>
                 <w:b/>
                 <w:caps/>
-                <w:color w:val="1F4E79"/>
-                <w:sz w:val="16"/>
+                <w:color w:val="667085"/>
+                <w:sz w:val="14"/>
               </w:rPr>
               <w:t>Emisijos reitingas</w:t>
             </w:r>
@@ -1150,14 +1230,13 @@
         </w:tc>
         <w:tc>
           <w:tcPr>
-            <w:tcW w:type="dxa" w:w="2353"/>
+            <w:tcW w:type="dxa" w:w="2185"/>
             <w:tcBorders>
-              <w:top w:val="single" w:sz="12" w:color="1F4E79" w:space="0"/>
+              <w:top w:val="nil"/>
               <w:left w:val="nil"/>
-              <w:bottom w:val="single" w:sz="4" w:color="C9D3DE" w:space="0"/>
+              <w:bottom w:val="single" w:sz="8" w:color="12355B" w:space="0"/>
               <w:right w:val="nil"/>
             </w:tcBorders>
-            <w:shd w:val="clear" w:color="auto" w:fill="EAF1F8"/>
           </w:tcPr>
           <w:p>
             <w:pPr>
@@ -1167,8 +1246,8 @@
               <w:rPr>
                 <w:b/>
                 <w:caps/>
-                <w:color w:val="1F4E79"/>
-                <w:sz w:val="16"/>
+                <w:color w:val="667085"/>
+                <w:sz w:val="14"/>
               </w:rPr>
               <w:t>Pastaba</w:t>
             </w:r>
@@ -1178,11 +1257,11 @@
       <w:tr>
         <w:tc>
           <w:tcPr>
-            <w:tcW w:type="dxa" w:w="1513"/>
+            <w:tcW w:type="dxa" w:w="1457"/>
             <w:tcBorders>
               <w:top w:val="nil"/>
               <w:left w:val="nil"/>
-              <w:bottom w:val="single" w:sz="4" w:color="DDE3EA" w:space="0"/>
+              <w:bottom w:val="single" w:sz="4" w:color="E6EAF0" w:space="0"/>
               <w:right w:val="nil"/>
             </w:tcBorders>
           </w:tcPr>
@@ -1205,7 +1284,7 @@
             <w:tcBorders>
               <w:top w:val="nil"/>
               <w:left w:val="nil"/>
-              <w:bottom w:val="single" w:sz="4" w:color="DDE3EA" w:space="0"/>
+              <w:bottom w:val="single" w:sz="4" w:color="E6EAF0" w:space="0"/>
               <w:right w:val="nil"/>
             </w:tcBorders>
           </w:tcPr>
@@ -1224,11 +1303,11 @@
         </w:tc>
         <w:tc>
           <w:tcPr>
-            <w:tcW w:type="dxa" w:w="841"/>
+            <w:tcW w:type="dxa" w:w="1065"/>
             <w:tcBorders>
               <w:top w:val="nil"/>
               <w:left w:val="nil"/>
-              <w:bottom w:val="single" w:sz="4" w:color="DDE3EA" w:space="0"/>
+              <w:bottom w:val="single" w:sz="4" w:color="E6EAF0" w:space="0"/>
               <w:right w:val="nil"/>
             </w:tcBorders>
           </w:tcPr>
@@ -1252,7 +1331,7 @@
             <w:tcBorders>
               <w:top w:val="nil"/>
               <w:left w:val="nil"/>
-              <w:bottom w:val="single" w:sz="4" w:color="DDE3EA" w:space="0"/>
+              <w:bottom w:val="single" w:sz="4" w:color="E6EAF0" w:space="0"/>
               <w:right w:val="nil"/>
             </w:tcBorders>
           </w:tcPr>
@@ -1275,7 +1354,7 @@
             <w:tcBorders>
               <w:top w:val="nil"/>
               <w:left w:val="nil"/>
-              <w:bottom w:val="single" w:sz="4" w:color="DDE3EA" w:space="0"/>
+              <w:bottom w:val="single" w:sz="4" w:color="E6EAF0" w:space="0"/>
               <w:right w:val="nil"/>
             </w:tcBorders>
           </w:tcPr>
@@ -1294,11 +1373,11 @@
         </w:tc>
         <w:tc>
           <w:tcPr>
-            <w:tcW w:type="dxa" w:w="2353"/>
+            <w:tcW w:type="dxa" w:w="2185"/>
             <w:tcBorders>
               <w:top w:val="nil"/>
               <w:left w:val="nil"/>
-              <w:bottom w:val="single" w:sz="4" w:color="DDE3EA" w:space="0"/>
+              <w:bottom w:val="single" w:sz="4" w:color="E6EAF0" w:space="0"/>
               <w:right w:val="nil"/>
             </w:tcBorders>
           </w:tcPr>
@@ -1326,7 +1405,7 @@
       <w:pPr>
         <w:keepNext/>
         <w:pBdr>
-          <w:bottom w:val="single" w:sz="8" w:color="1F4E79" w:space="4"/>
+          <w:bottom w:val="single" w:sz="8" w:color="12355B" w:space="4"/>
         </w:pBdr>
         <w:tabs>
           <w:tab w:pos="482" w:val="left"/>
@@ -1339,13 +1418,13 @@
           <w:color w:val="2A78D6"/>
           <w:sz w:val="18"/>
         </w:rPr>
-        <w:t>03</w:t>
+        <w:t>02</w:t>
         <w:tab/>
       </w:r>
       <w:r>
         <w:rPr>
           <w:b/>
-          <w:color w:val="1F4E79"/>
+          <w:color w:val="12355B"/>
           <w:sz w:val="28"/>
         </w:rPr>
         <w:t>Pagrindiniai rodikliai</w:t>
@@ -1384,12 +1463,11 @@
           <w:tcPr>
             <w:tcW w:type="dxa" w:w="2864"/>
             <w:tcBorders>
-              <w:top w:val="single" w:sz="12" w:color="1F4E79" w:space="0"/>
+              <w:top w:val="nil"/>
               <w:left w:val="nil"/>
-              <w:bottom w:val="single" w:sz="4" w:color="C9D3DE" w:space="0"/>
+              <w:bottom w:val="single" w:sz="8" w:color="12355B" w:space="0"/>
               <w:right w:val="nil"/>
             </w:tcBorders>
-            <w:shd w:val="clear" w:color="auto" w:fill="EAF1F8"/>
           </w:tcPr>
           <w:p>
             <w:pPr>
@@ -1399,8 +1477,8 @@
               <w:rPr>
                 <w:b/>
                 <w:caps/>
-                <w:color w:val="1F4E79"/>
-                <w:sz w:val="16"/>
+                <w:color w:val="667085"/>
+                <w:sz w:val="14"/>
               </w:rPr>
               <w:t>Rodiklis</w:t>
             </w:r>
@@ -1410,12 +1488,11 @@
           <w:tcPr>
             <w:tcW w:type="dxa" w:w="1157"/>
             <w:tcBorders>
-              <w:top w:val="single" w:sz="12" w:color="1F4E79" w:space="0"/>
+              <w:top w:val="nil"/>
               <w:left w:val="nil"/>
-              <w:bottom w:val="single" w:sz="4" w:color="C9D3DE" w:space="0"/>
+              <w:bottom w:val="single" w:sz="8" w:color="12355B" w:space="0"/>
               <w:right w:val="nil"/>
             </w:tcBorders>
-            <w:shd w:val="clear" w:color="auto" w:fill="EAF1F8"/>
           </w:tcPr>
           <w:p>
             <w:pPr>
@@ -1426,8 +1503,8 @@
               <w:rPr>
                 <w:b/>
                 <w:caps/>
-                <w:color w:val="1F4E79"/>
-                <w:sz w:val="16"/>
+                <w:color w:val="667085"/>
+                <w:sz w:val="14"/>
               </w:rPr>
               <w:t>FY2024</w:t>
             </w:r>
@@ -1437,12 +1514,11 @@
           <w:tcPr>
             <w:tcW w:type="dxa" w:w="1157"/>
             <w:tcBorders>
-              <w:top w:val="single" w:sz="12" w:color="1F4E79" w:space="0"/>
+              <w:top w:val="nil"/>
               <w:left w:val="nil"/>
-              <w:bottom w:val="single" w:sz="4" w:color="C9D3DE" w:space="0"/>
+              <w:bottom w:val="single" w:sz="8" w:color="12355B" w:space="0"/>
               <w:right w:val="nil"/>
             </w:tcBorders>
-            <w:shd w:val="clear" w:color="auto" w:fill="EAF1F8"/>
           </w:tcPr>
           <w:p>
             <w:pPr>
@@ -1453,8 +1529,8 @@
               <w:rPr>
                 <w:b/>
                 <w:caps/>
-                <w:color w:val="1F4E79"/>
-                <w:sz w:val="16"/>
+                <w:color w:val="667085"/>
+                <w:sz w:val="14"/>
               </w:rPr>
               <w:t>FY2025</w:t>
             </w:r>
@@ -1464,12 +1540,11 @@
           <w:tcPr>
             <w:tcW w:type="dxa" w:w="1157"/>
             <w:tcBorders>
-              <w:top w:val="single" w:sz="12" w:color="1F4E79" w:space="0"/>
+              <w:top w:val="nil"/>
               <w:left w:val="nil"/>
-              <w:bottom w:val="single" w:sz="4" w:color="C9D3DE" w:space="0"/>
+              <w:bottom w:val="single" w:sz="8" w:color="12355B" w:space="0"/>
               <w:right w:val="nil"/>
             </w:tcBorders>
-            <w:shd w:val="clear" w:color="auto" w:fill="EAF1F8"/>
           </w:tcPr>
           <w:p>
             <w:pPr>
@@ -1480,8 +1555,8 @@
               <w:rPr>
                 <w:b/>
                 <w:caps/>
-                <w:color w:val="1F4E79"/>
-                <w:sz w:val="16"/>
+                <w:color w:val="667085"/>
+                <w:sz w:val="14"/>
               </w:rPr>
               <w:t>6M2025</w:t>
             </w:r>
@@ -1491,12 +1566,11 @@
           <w:tcPr>
             <w:tcW w:type="dxa" w:w="1157"/>
             <w:tcBorders>
-              <w:top w:val="single" w:sz="12" w:color="1F4E79" w:space="0"/>
+              <w:top w:val="nil"/>
               <w:left w:val="nil"/>
-              <w:bottom w:val="single" w:sz="4" w:color="C9D3DE" w:space="0"/>
+              <w:bottom w:val="single" w:sz="8" w:color="12355B" w:space="0"/>
               <w:right w:val="nil"/>
             </w:tcBorders>
-            <w:shd w:val="clear" w:color="auto" w:fill="EAF1F8"/>
           </w:tcPr>
           <w:p>
             <w:pPr>
@@ -1507,8 +1581,8 @@
               <w:rPr>
                 <w:b/>
                 <w:caps/>
-                <w:color w:val="1F4E79"/>
-                <w:sz w:val="16"/>
+                <w:color w:val="667085"/>
+                <w:sz w:val="14"/>
               </w:rPr>
               <w:t>6M2026</w:t>
             </w:r>
@@ -1518,12 +1592,11 @@
           <w:tcPr>
             <w:tcW w:type="dxa" w:w="2148"/>
             <w:tcBorders>
-              <w:top w:val="single" w:sz="12" w:color="1F4E79" w:space="0"/>
+              <w:top w:val="nil"/>
               <w:left w:val="nil"/>
-              <w:bottom w:val="single" w:sz="4" w:color="C9D3DE" w:space="0"/>
+              <w:bottom w:val="single" w:sz="8" w:color="12355B" w:space="0"/>
               <w:right w:val="nil"/>
             </w:tcBorders>
-            <w:shd w:val="clear" w:color="auto" w:fill="EAF1F8"/>
           </w:tcPr>
           <w:p>
             <w:pPr>
@@ -1534,8 +1607,8 @@
               <w:rPr>
                 <w:b/>
                 <w:caps/>
-                <w:color w:val="1F4E79"/>
-                <w:sz w:val="16"/>
+                <w:color w:val="667085"/>
+                <w:sz w:val="14"/>
               </w:rPr>
               <w:t>Pokytis</w:t>
             </w:r>
@@ -1549,7 +1622,7 @@
             <w:tcBorders>
               <w:top w:val="nil"/>
               <w:left w:val="nil"/>
-              <w:bottom w:val="single" w:sz="4" w:color="DDE3EA" w:space="0"/>
+              <w:bottom w:val="single" w:sz="4" w:color="E6EAF0" w:space="0"/>
               <w:right w:val="nil"/>
             </w:tcBorders>
           </w:tcPr>
@@ -1599,7 +1672,7 @@
             <w:tcBorders>
               <w:top w:val="nil"/>
               <w:left w:val="nil"/>
-              <w:bottom w:val="single" w:sz="4" w:color="DDE3EA" w:space="0"/>
+              <w:bottom w:val="single" w:sz="4" w:color="E6EAF0" w:space="0"/>
               <w:right w:val="nil"/>
             </w:tcBorders>
           </w:tcPr>
@@ -1623,7 +1696,7 @@
             <w:tcBorders>
               <w:top w:val="nil"/>
               <w:left w:val="nil"/>
-              <w:bottom w:val="single" w:sz="4" w:color="DDE3EA" w:space="0"/>
+              <w:bottom w:val="single" w:sz="4" w:color="E6EAF0" w:space="0"/>
               <w:right w:val="nil"/>
             </w:tcBorders>
           </w:tcPr>
@@ -1647,7 +1720,7 @@
             <w:tcBorders>
               <w:top w:val="nil"/>
               <w:left w:val="nil"/>
-              <w:bottom w:val="single" w:sz="4" w:color="DDE3EA" w:space="0"/>
+              <w:bottom w:val="single" w:sz="4" w:color="E6EAF0" w:space="0"/>
               <w:right w:val="nil"/>
             </w:tcBorders>
           </w:tcPr>
@@ -1671,7 +1744,7 @@
             <w:tcBorders>
               <w:top w:val="nil"/>
               <w:left w:val="nil"/>
-              <w:bottom w:val="single" w:sz="4" w:color="DDE3EA" w:space="0"/>
+              <w:bottom w:val="single" w:sz="4" w:color="E6EAF0" w:space="0"/>
               <w:right w:val="nil"/>
             </w:tcBorders>
           </w:tcPr>
@@ -1695,7 +1768,7 @@
             <w:tcBorders>
               <w:top w:val="nil"/>
               <w:left w:val="nil"/>
-              <w:bottom w:val="single" w:sz="4" w:color="DDE3EA" w:space="0"/>
+              <w:bottom w:val="single" w:sz="4" w:color="E6EAF0" w:space="0"/>
               <w:right w:val="nil"/>
             </w:tcBorders>
           </w:tcPr>
@@ -1722,7 +1795,7 @@
             <w:tcBorders>
               <w:top w:val="nil"/>
               <w:left w:val="nil"/>
-              <w:bottom w:val="single" w:sz="4" w:color="DDE3EA" w:space="0"/>
+              <w:bottom w:val="single" w:sz="4" w:color="E6EAF0" w:space="0"/>
               <w:right w:val="nil"/>
             </w:tcBorders>
           </w:tcPr>
@@ -1772,7 +1845,7 @@
             <w:tcBorders>
               <w:top w:val="nil"/>
               <w:left w:val="nil"/>
-              <w:bottom w:val="single" w:sz="4" w:color="DDE3EA" w:space="0"/>
+              <w:bottom w:val="single" w:sz="4" w:color="E6EAF0" w:space="0"/>
               <w:right w:val="nil"/>
             </w:tcBorders>
           </w:tcPr>
@@ -1796,7 +1869,7 @@
             <w:tcBorders>
               <w:top w:val="nil"/>
               <w:left w:val="nil"/>
-              <w:bottom w:val="single" w:sz="4" w:color="DDE3EA" w:space="0"/>
+              <w:bottom w:val="single" w:sz="4" w:color="E6EAF0" w:space="0"/>
               <w:right w:val="nil"/>
             </w:tcBorders>
           </w:tcPr>
@@ -1820,7 +1893,7 @@
             <w:tcBorders>
               <w:top w:val="nil"/>
               <w:left w:val="nil"/>
-              <w:bottom w:val="single" w:sz="4" w:color="DDE3EA" w:space="0"/>
+              <w:bottom w:val="single" w:sz="4" w:color="E6EAF0" w:space="0"/>
               <w:right w:val="nil"/>
             </w:tcBorders>
           </w:tcPr>
@@ -1844,7 +1917,7 @@
             <w:tcBorders>
               <w:top w:val="nil"/>
               <w:left w:val="nil"/>
-              <w:bottom w:val="single" w:sz="4" w:color="DDE3EA" w:space="0"/>
+              <w:bottom w:val="single" w:sz="4" w:color="E6EAF0" w:space="0"/>
               <w:right w:val="nil"/>
             </w:tcBorders>
           </w:tcPr>
@@ -1868,7 +1941,7 @@
             <w:tcBorders>
               <w:top w:val="nil"/>
               <w:left w:val="nil"/>
-              <w:bottom w:val="single" w:sz="4" w:color="DDE3EA" w:space="0"/>
+              <w:bottom w:val="single" w:sz="4" w:color="E6EAF0" w:space="0"/>
               <w:right w:val="nil"/>
             </w:tcBorders>
           </w:tcPr>
@@ -1895,7 +1968,7 @@
             <w:tcBorders>
               <w:top w:val="nil"/>
               <w:left w:val="nil"/>
-              <w:bottom w:val="single" w:sz="4" w:color="DDE3EA" w:space="0"/>
+              <w:bottom w:val="single" w:sz="4" w:color="E6EAF0" w:space="0"/>
               <w:right w:val="nil"/>
             </w:tcBorders>
           </w:tcPr>
@@ -1945,7 +2018,7 @@
             <w:tcBorders>
               <w:top w:val="nil"/>
               <w:left w:val="nil"/>
-              <w:bottom w:val="single" w:sz="4" w:color="DDE3EA" w:space="0"/>
+              <w:bottom w:val="single" w:sz="4" w:color="E6EAF0" w:space="0"/>
               <w:right w:val="nil"/>
             </w:tcBorders>
           </w:tcPr>
@@ -1969,7 +2042,7 @@
             <w:tcBorders>
               <w:top w:val="nil"/>
               <w:left w:val="nil"/>
-              <w:bottom w:val="single" w:sz="4" w:color="DDE3EA" w:space="0"/>
+              <w:bottom w:val="single" w:sz="4" w:color="E6EAF0" w:space="0"/>
               <w:right w:val="nil"/>
             </w:tcBorders>
           </w:tcPr>
@@ -1993,7 +2066,7 @@
             <w:tcBorders>
               <w:top w:val="nil"/>
               <w:left w:val="nil"/>
-              <w:bottom w:val="single" w:sz="4" w:color="DDE3EA" w:space="0"/>
+              <w:bottom w:val="single" w:sz="4" w:color="E6EAF0" w:space="0"/>
               <w:right w:val="nil"/>
             </w:tcBorders>
           </w:tcPr>
@@ -2017,7 +2090,7 @@
             <w:tcBorders>
               <w:top w:val="nil"/>
               <w:left w:val="nil"/>
-              <w:bottom w:val="single" w:sz="4" w:color="DDE3EA" w:space="0"/>
+              <w:bottom w:val="single" w:sz="4" w:color="E6EAF0" w:space="0"/>
               <w:right w:val="nil"/>
             </w:tcBorders>
           </w:tcPr>
@@ -2041,7 +2114,7 @@
             <w:tcBorders>
               <w:top w:val="nil"/>
               <w:left w:val="nil"/>
-              <w:bottom w:val="single" w:sz="4" w:color="DDE3EA" w:space="0"/>
+              <w:bottom w:val="single" w:sz="4" w:color="E6EAF0" w:space="0"/>
               <w:right w:val="nil"/>
             </w:tcBorders>
           </w:tcPr>
@@ -2068,7 +2141,7 @@
             <w:tcBorders>
               <w:top w:val="nil"/>
               <w:left w:val="nil"/>
-              <w:bottom w:val="single" w:sz="4" w:color="DDE3EA" w:space="0"/>
+              <w:bottom w:val="single" w:sz="4" w:color="E6EAF0" w:space="0"/>
               <w:right w:val="nil"/>
             </w:tcBorders>
           </w:tcPr>
@@ -2118,7 +2191,7 @@
             <w:tcBorders>
               <w:top w:val="nil"/>
               <w:left w:val="nil"/>
-              <w:bottom w:val="single" w:sz="4" w:color="DDE3EA" w:space="0"/>
+              <w:bottom w:val="single" w:sz="4" w:color="E6EAF0" w:space="0"/>
               <w:right w:val="nil"/>
             </w:tcBorders>
           </w:tcPr>
@@ -2142,7 +2215,7 @@
             <w:tcBorders>
               <w:top w:val="nil"/>
               <w:left w:val="nil"/>
-              <w:bottom w:val="single" w:sz="4" w:color="DDE3EA" w:space="0"/>
+              <w:bottom w:val="single" w:sz="4" w:color="E6EAF0" w:space="0"/>
               <w:right w:val="nil"/>
             </w:tcBorders>
           </w:tcPr>
@@ -2166,7 +2239,7 @@
             <w:tcBorders>
               <w:top w:val="nil"/>
               <w:left w:val="nil"/>
-              <w:bottom w:val="single" w:sz="4" w:color="DDE3EA" w:space="0"/>
+              <w:bottom w:val="single" w:sz="4" w:color="E6EAF0" w:space="0"/>
               <w:right w:val="nil"/>
             </w:tcBorders>
           </w:tcPr>
@@ -2190,7 +2263,7 @@
             <w:tcBorders>
               <w:top w:val="nil"/>
               <w:left w:val="nil"/>
-              <w:bottom w:val="single" w:sz="4" w:color="DDE3EA" w:space="0"/>
+              <w:bottom w:val="single" w:sz="4" w:color="E6EAF0" w:space="0"/>
               <w:right w:val="nil"/>
             </w:tcBorders>
           </w:tcPr>
@@ -2214,7 +2287,7 @@
             <w:tcBorders>
               <w:top w:val="nil"/>
               <w:left w:val="nil"/>
-              <w:bottom w:val="single" w:sz="4" w:color="DDE3EA" w:space="0"/>
+              <w:bottom w:val="single" w:sz="4" w:color="E6EAF0" w:space="0"/>
               <w:right w:val="nil"/>
             </w:tcBorders>
           </w:tcPr>
@@ -2241,7 +2314,7 @@
             <w:tcBorders>
               <w:top w:val="nil"/>
               <w:left w:val="nil"/>
-              <w:bottom w:val="single" w:sz="4" w:color="DDE3EA" w:space="0"/>
+              <w:bottom w:val="single" w:sz="4" w:color="E6EAF0" w:space="0"/>
               <w:right w:val="nil"/>
             </w:tcBorders>
           </w:tcPr>
@@ -2291,7 +2364,7 @@
             <w:tcBorders>
               <w:top w:val="nil"/>
               <w:left w:val="nil"/>
-              <w:bottom w:val="single" w:sz="4" w:color="DDE3EA" w:space="0"/>
+              <w:bottom w:val="single" w:sz="4" w:color="E6EAF0" w:space="0"/>
               <w:right w:val="nil"/>
             </w:tcBorders>
           </w:tcPr>
@@ -2315,7 +2388,7 @@
             <w:tcBorders>
               <w:top w:val="nil"/>
               <w:left w:val="nil"/>
-              <w:bottom w:val="single" w:sz="4" w:color="DDE3EA" w:space="0"/>
+              <w:bottom w:val="single" w:sz="4" w:color="E6EAF0" w:space="0"/>
               <w:right w:val="nil"/>
             </w:tcBorders>
           </w:tcPr>
@@ -2339,7 +2412,7 @@
             <w:tcBorders>
               <w:top w:val="nil"/>
               <w:left w:val="nil"/>
-              <w:bottom w:val="single" w:sz="4" w:color="DDE3EA" w:space="0"/>
+              <w:bottom w:val="single" w:sz="4" w:color="E6EAF0" w:space="0"/>
               <w:right w:val="nil"/>
             </w:tcBorders>
           </w:tcPr>
@@ -2363,7 +2436,7 @@
             <w:tcBorders>
               <w:top w:val="nil"/>
               <w:left w:val="nil"/>
-              <w:bottom w:val="single" w:sz="4" w:color="DDE3EA" w:space="0"/>
+              <w:bottom w:val="single" w:sz="4" w:color="E6EAF0" w:space="0"/>
               <w:right w:val="nil"/>
             </w:tcBorders>
           </w:tcPr>
@@ -2387,7 +2460,7 @@
             <w:tcBorders>
               <w:top w:val="nil"/>
               <w:left w:val="nil"/>
-              <w:bottom w:val="single" w:sz="4" w:color="DDE3EA" w:space="0"/>
+              <w:bottom w:val="single" w:sz="4" w:color="E6EAF0" w:space="0"/>
               <w:right w:val="nil"/>
             </w:tcBorders>
           </w:tcPr>
@@ -2414,7 +2487,7 @@
             <w:tcBorders>
               <w:top w:val="nil"/>
               <w:left w:val="nil"/>
-              <w:bottom w:val="single" w:sz="4" w:color="DDE3EA" w:space="0"/>
+              <w:bottom w:val="single" w:sz="4" w:color="E6EAF0" w:space="0"/>
               <w:right w:val="nil"/>
             </w:tcBorders>
           </w:tcPr>
@@ -2464,7 +2537,7 @@
             <w:tcBorders>
               <w:top w:val="nil"/>
               <w:left w:val="nil"/>
-              <w:bottom w:val="single" w:sz="4" w:color="DDE3EA" w:space="0"/>
+              <w:bottom w:val="single" w:sz="4" w:color="E6EAF0" w:space="0"/>
               <w:right w:val="nil"/>
             </w:tcBorders>
           </w:tcPr>
@@ -2488,7 +2561,7 @@
             <w:tcBorders>
               <w:top w:val="nil"/>
               <w:left w:val="nil"/>
-              <w:bottom w:val="single" w:sz="4" w:color="DDE3EA" w:space="0"/>
+              <w:bottom w:val="single" w:sz="4" w:color="E6EAF0" w:space="0"/>
               <w:right w:val="nil"/>
             </w:tcBorders>
           </w:tcPr>
@@ -2512,7 +2585,7 @@
             <w:tcBorders>
               <w:top w:val="nil"/>
               <w:left w:val="nil"/>
-              <w:bottom w:val="single" w:sz="4" w:color="DDE3EA" w:space="0"/>
+              <w:bottom w:val="single" w:sz="4" w:color="E6EAF0" w:space="0"/>
               <w:right w:val="nil"/>
             </w:tcBorders>
           </w:tcPr>
@@ -2536,7 +2609,7 @@
             <w:tcBorders>
               <w:top w:val="nil"/>
               <w:left w:val="nil"/>
-              <w:bottom w:val="single" w:sz="4" w:color="DDE3EA" w:space="0"/>
+              <w:bottom w:val="single" w:sz="4" w:color="E6EAF0" w:space="0"/>
               <w:right w:val="nil"/>
             </w:tcBorders>
             <w:shd w:val="clear" w:color="auto" w:fill="E3F3E8"/>
@@ -2561,7 +2634,7 @@
             <w:tcBorders>
               <w:top w:val="nil"/>
               <w:left w:val="nil"/>
-              <w:bottom w:val="single" w:sz="4" w:color="DDE3EA" w:space="0"/>
+              <w:bottom w:val="single" w:sz="4" w:color="E6EAF0" w:space="0"/>
               <w:right w:val="nil"/>
             </w:tcBorders>
           </w:tcPr>
@@ -2588,7 +2661,7 @@
             <w:tcBorders>
               <w:top w:val="nil"/>
               <w:left w:val="nil"/>
-              <w:bottom w:val="single" w:sz="4" w:color="DDE3EA" w:space="0"/>
+              <w:bottom w:val="single" w:sz="4" w:color="E6EAF0" w:space="0"/>
               <w:right w:val="nil"/>
             </w:tcBorders>
           </w:tcPr>
@@ -2638,7 +2711,7 @@
             <w:tcBorders>
               <w:top w:val="nil"/>
               <w:left w:val="nil"/>
-              <w:bottom w:val="single" w:sz="4" w:color="DDE3EA" w:space="0"/>
+              <w:bottom w:val="single" w:sz="4" w:color="E6EAF0" w:space="0"/>
               <w:right w:val="nil"/>
             </w:tcBorders>
           </w:tcPr>
@@ -2662,7 +2735,7 @@
             <w:tcBorders>
               <w:top w:val="nil"/>
               <w:left w:val="nil"/>
-              <w:bottom w:val="single" w:sz="4" w:color="DDE3EA" w:space="0"/>
+              <w:bottom w:val="single" w:sz="4" w:color="E6EAF0" w:space="0"/>
               <w:right w:val="nil"/>
             </w:tcBorders>
           </w:tcPr>
@@ -2686,7 +2759,7 @@
             <w:tcBorders>
               <w:top w:val="nil"/>
               <w:left w:val="nil"/>
-              <w:bottom w:val="single" w:sz="4" w:color="DDE3EA" w:space="0"/>
+              <w:bottom w:val="single" w:sz="4" w:color="E6EAF0" w:space="0"/>
               <w:right w:val="nil"/>
             </w:tcBorders>
           </w:tcPr>
@@ -2710,7 +2783,7 @@
             <w:tcBorders>
               <w:top w:val="nil"/>
               <w:left w:val="nil"/>
-              <w:bottom w:val="single" w:sz="4" w:color="DDE3EA" w:space="0"/>
+              <w:bottom w:val="single" w:sz="4" w:color="E6EAF0" w:space="0"/>
               <w:right w:val="nil"/>
             </w:tcBorders>
           </w:tcPr>
@@ -2734,7 +2807,7 @@
             <w:tcBorders>
               <w:top w:val="nil"/>
               <w:left w:val="nil"/>
-              <w:bottom w:val="single" w:sz="4" w:color="DDE3EA" w:space="0"/>
+              <w:bottom w:val="single" w:sz="4" w:color="E6EAF0" w:space="0"/>
               <w:right w:val="nil"/>
             </w:tcBorders>
           </w:tcPr>
@@ -2761,7 +2834,7 @@
             <w:tcBorders>
               <w:top w:val="nil"/>
               <w:left w:val="nil"/>
-              <w:bottom w:val="single" w:sz="4" w:color="DDE3EA" w:space="0"/>
+              <w:bottom w:val="single" w:sz="4" w:color="E6EAF0" w:space="0"/>
               <w:right w:val="nil"/>
             </w:tcBorders>
           </w:tcPr>
@@ -2811,7 +2884,7 @@
             <w:tcBorders>
               <w:top w:val="nil"/>
               <w:left w:val="nil"/>
-              <w:bottom w:val="single" w:sz="4" w:color="DDE3EA" w:space="0"/>
+              <w:bottom w:val="single" w:sz="4" w:color="E6EAF0" w:space="0"/>
               <w:right w:val="nil"/>
             </w:tcBorders>
           </w:tcPr>
@@ -2835,7 +2908,7 @@
             <w:tcBorders>
               <w:top w:val="nil"/>
               <w:left w:val="nil"/>
-              <w:bottom w:val="single" w:sz="4" w:color="DDE3EA" w:space="0"/>
+              <w:bottom w:val="single" w:sz="4" w:color="E6EAF0" w:space="0"/>
               <w:right w:val="nil"/>
             </w:tcBorders>
           </w:tcPr>
@@ -2859,7 +2932,7 @@
             <w:tcBorders>
               <w:top w:val="nil"/>
               <w:left w:val="nil"/>
-              <w:bottom w:val="single" w:sz="4" w:color="DDE3EA" w:space="0"/>
+              <w:bottom w:val="single" w:sz="4" w:color="E6EAF0" w:space="0"/>
               <w:right w:val="nil"/>
             </w:tcBorders>
           </w:tcPr>
@@ -2883,7 +2956,7 @@
             <w:tcBorders>
               <w:top w:val="nil"/>
               <w:left w:val="nil"/>
-              <w:bottom w:val="single" w:sz="4" w:color="DDE3EA" w:space="0"/>
+              <w:bottom w:val="single" w:sz="4" w:color="E6EAF0" w:space="0"/>
               <w:right w:val="nil"/>
             </w:tcBorders>
             <w:shd w:val="clear" w:color="auto" w:fill="FDF1D8"/>
@@ -2908,7 +2981,7 @@
             <w:tcBorders>
               <w:top w:val="nil"/>
               <w:left w:val="nil"/>
-              <w:bottom w:val="single" w:sz="4" w:color="DDE3EA" w:space="0"/>
+              <w:bottom w:val="single" w:sz="4" w:color="E6EAF0" w:space="0"/>
               <w:right w:val="nil"/>
             </w:tcBorders>
           </w:tcPr>
@@ -2935,7 +3008,7 @@
             <w:tcBorders>
               <w:top w:val="nil"/>
               <w:left w:val="nil"/>
-              <w:bottom w:val="single" w:sz="4" w:color="DDE3EA" w:space="0"/>
+              <w:bottom w:val="single" w:sz="4" w:color="E6EAF0" w:space="0"/>
               <w:right w:val="nil"/>
             </w:tcBorders>
           </w:tcPr>
@@ -2985,7 +3058,7 @@
             <w:tcBorders>
               <w:top w:val="nil"/>
               <w:left w:val="nil"/>
-              <w:bottom w:val="single" w:sz="4" w:color="DDE3EA" w:space="0"/>
+              <w:bottom w:val="single" w:sz="4" w:color="E6EAF0" w:space="0"/>
               <w:right w:val="nil"/>
             </w:tcBorders>
           </w:tcPr>
@@ -3009,7 +3082,7 @@
             <w:tcBorders>
               <w:top w:val="nil"/>
               <w:left w:val="nil"/>
-              <w:bottom w:val="single" w:sz="4" w:color="DDE3EA" w:space="0"/>
+              <w:bottom w:val="single" w:sz="4" w:color="E6EAF0" w:space="0"/>
               <w:right w:val="nil"/>
             </w:tcBorders>
           </w:tcPr>
@@ -3033,7 +3106,7 @@
             <w:tcBorders>
               <w:top w:val="nil"/>
               <w:left w:val="nil"/>
-              <w:bottom w:val="single" w:sz="4" w:color="DDE3EA" w:space="0"/>
+              <w:bottom w:val="single" w:sz="4" w:color="E6EAF0" w:space="0"/>
               <w:right w:val="nil"/>
             </w:tcBorders>
           </w:tcPr>
@@ -3057,7 +3130,7 @@
             <w:tcBorders>
               <w:top w:val="nil"/>
               <w:left w:val="nil"/>
-              <w:bottom w:val="single" w:sz="4" w:color="DDE3EA" w:space="0"/>
+              <w:bottom w:val="single" w:sz="4" w:color="E6EAF0" w:space="0"/>
               <w:right w:val="nil"/>
             </w:tcBorders>
           </w:tcPr>
@@ -3081,7 +3154,7 @@
             <w:tcBorders>
               <w:top w:val="nil"/>
               <w:left w:val="nil"/>
-              <w:bottom w:val="single" w:sz="4" w:color="DDE3EA" w:space="0"/>
+              <w:bottom w:val="single" w:sz="4" w:color="E6EAF0" w:space="0"/>
               <w:right w:val="nil"/>
             </w:tcBorders>
           </w:tcPr>
@@ -3114,7 +3187,7 @@
       <w:r>
         <w:rPr>
           <w:b w:val="0"/>
-          <w:color w:val="5F6B7A"/>
+          <w:color w:val="667085"/>
           <w:sz w:val="16"/>
         </w:rPr>
         <w:t>Spalvos: žalias pokytis – rodiklis gerėja, raudonas – blogėja. Paskutinio laikotarpio langelio fonas: žalias – geras lygis, geltonas – vidutinis, raudonas – silpnas (įrankio orientyrai, config/metric_rules.yaml).</w:t>
@@ -3127,7 +3200,7 @@
       <w:r>
         <w:rPr>
           <w:b w:val="0"/>
-          <w:color w:val="5F6B7A"/>
+          <w:color w:val="667085"/>
           <w:sz w:val="16"/>
         </w:rPr>
         <w:t>* – paimta iš ataskaitos santraukos;  ᶜ – apskaičiuota įrankio. Mažas numeris prie teksto – nuoroda į šaltinį (paspaudus atsidaro dokumentas reikiamame puslapyje).</w:t>
@@ -3173,7 +3246,7 @@
       <w:pPr>
         <w:keepNext/>
         <w:pBdr>
-          <w:bottom w:val="single" w:sz="8" w:color="1F4E79" w:space="4"/>
+          <w:bottom w:val="single" w:sz="8" w:color="12355B" w:space="4"/>
         </w:pBdr>
         <w:tabs>
           <w:tab w:pos="482" w:val="left"/>
@@ -3186,13 +3259,13 @@
           <w:color w:val="2A78D6"/>
           <w:sz w:val="18"/>
         </w:rPr>
-        <w:t>04</w:t>
+        <w:t>03</w:t>
         <w:tab/>
       </w:r>
       <w:r>
         <w:rPr>
           <w:b/>
-          <w:color w:val="1F4E79"/>
+          <w:color w:val="12355B"/>
           <w:sz w:val="28"/>
         </w:rPr>
         <w:t>Veiklos apžvalga</w:t>
@@ -3328,7 +3401,7 @@
       <w:pPr>
         <w:keepNext/>
         <w:pBdr>
-          <w:bottom w:val="single" w:sz="8" w:color="1F4E79" w:space="4"/>
+          <w:bottom w:val="single" w:sz="8" w:color="12355B" w:space="4"/>
         </w:pBdr>
         <w:tabs>
           <w:tab w:pos="482" w:val="left"/>
@@ -3341,13 +3414,13 @@
           <w:color w:val="2A78D6"/>
           <w:sz w:val="18"/>
         </w:rPr>
-        <w:t>05</w:t>
+        <w:t>04</w:t>
         <w:tab/>
       </w:r>
       <w:r>
         <w:rPr>
           <w:b/>
-          <w:color w:val="1F4E79"/>
+          <w:color w:val="12355B"/>
           <w:sz w:val="28"/>
         </w:rPr>
         <w:t>Finansai</w:t>
@@ -3483,7 +3556,7 @@
       <w:pPr>
         <w:keepNext/>
         <w:pBdr>
-          <w:bottom w:val="single" w:sz="8" w:color="1F4E79" w:space="4"/>
+          <w:bottom w:val="single" w:sz="8" w:color="12355B" w:space="4"/>
         </w:pBdr>
         <w:tabs>
           <w:tab w:pos="482" w:val="left"/>
@@ -3496,13 +3569,13 @@
           <w:color w:val="2A78D6"/>
           <w:sz w:val="18"/>
         </w:rPr>
-        <w:t>06</w:t>
+        <w:t>05</w:t>
         <w:tab/>
       </w:r>
       <w:r>
         <w:rPr>
           <w:b/>
-          <w:color w:val="1F4E79"/>
+          <w:color w:val="12355B"/>
           <w:sz w:val="28"/>
         </w:rPr>
         <w:t>Ankstesni planai ir rezultatai</w:t>
@@ -3539,12 +3612,11 @@
           <w:tcPr>
             <w:tcW w:type="dxa" w:w="2578"/>
             <w:tcBorders>
-              <w:top w:val="single" w:sz="12" w:color="1F4E79" w:space="0"/>
+              <w:top w:val="nil"/>
               <w:left w:val="nil"/>
-              <w:bottom w:val="single" w:sz="4" w:color="C9D3DE" w:space="0"/>
+              <w:bottom w:val="single" w:sz="8" w:color="12355B" w:space="0"/>
               <w:right w:val="nil"/>
             </w:tcBorders>
-            <w:shd w:val="clear" w:color="auto" w:fill="EAF1F8"/>
           </w:tcPr>
           <w:p>
             <w:pPr>
@@ -3554,8 +3626,8 @@
               <w:rPr>
                 <w:b/>
                 <w:caps/>
-                <w:color w:val="1F4E79"/>
-                <w:sz w:val="16"/>
+                <w:color w:val="667085"/>
+                <w:sz w:val="14"/>
               </w:rPr>
               <w:t>Planas / tikslas</w:t>
             </w:r>
@@ -3565,12 +3637,11 @@
           <w:tcPr>
             <w:tcW w:type="dxa" w:w="2578"/>
             <w:tcBorders>
-              <w:top w:val="single" w:sz="12" w:color="1F4E79" w:space="0"/>
+              <w:top w:val="nil"/>
               <w:left w:val="nil"/>
-              <w:bottom w:val="single" w:sz="4" w:color="C9D3DE" w:space="0"/>
+              <w:bottom w:val="single" w:sz="8" w:color="12355B" w:space="0"/>
               <w:right w:val="nil"/>
             </w:tcBorders>
-            <w:shd w:val="clear" w:color="auto" w:fill="EAF1F8"/>
           </w:tcPr>
           <w:p>
             <w:pPr>
@@ -3580,8 +3651,8 @@
               <w:rPr>
                 <w:b/>
                 <w:caps/>
-                <w:color w:val="1F4E79"/>
-                <w:sz w:val="16"/>
+                <w:color w:val="667085"/>
+                <w:sz w:val="14"/>
               </w:rPr>
               <w:t>Rezultatas</w:t>
             </w:r>
@@ -3591,12 +3662,11 @@
           <w:tcPr>
             <w:tcW w:type="dxa" w:w="3138"/>
             <w:tcBorders>
-              <w:top w:val="single" w:sz="12" w:color="1F4E79" w:space="0"/>
+              <w:top w:val="nil"/>
               <w:left w:val="nil"/>
-              <w:bottom w:val="single" w:sz="4" w:color="C9D3DE" w:space="0"/>
+              <w:bottom w:val="single" w:sz="8" w:color="12355B" w:space="0"/>
               <w:right w:val="nil"/>
             </w:tcBorders>
-            <w:shd w:val="clear" w:color="auto" w:fill="EAF1F8"/>
           </w:tcPr>
           <w:p>
             <w:pPr>
@@ -3606,8 +3676,8 @@
               <w:rPr>
                 <w:b/>
                 <w:caps/>
-                <w:color w:val="1F4E79"/>
-                <w:sz w:val="16"/>
+                <w:color w:val="667085"/>
+                <w:sz w:val="14"/>
               </w:rPr>
               <w:t>Kas pasikeitė ir kodėl</w:t>
             </w:r>
@@ -3617,12 +3687,11 @@
           <w:tcPr>
             <w:tcW w:type="dxa" w:w="1345"/>
             <w:tcBorders>
-              <w:top w:val="single" w:sz="12" w:color="1F4E79" w:space="0"/>
+              <w:top w:val="nil"/>
               <w:left w:val="nil"/>
-              <w:bottom w:val="single" w:sz="4" w:color="C9D3DE" w:space="0"/>
+              <w:bottom w:val="single" w:sz="8" w:color="12355B" w:space="0"/>
               <w:right w:val="nil"/>
             </w:tcBorders>
-            <w:shd w:val="clear" w:color="auto" w:fill="EAF1F8"/>
           </w:tcPr>
           <w:p>
             <w:pPr>
@@ -3632,8 +3701,8 @@
               <w:rPr>
                 <w:b/>
                 <w:caps/>
-                <w:color w:val="1F4E79"/>
-                <w:sz w:val="16"/>
+                <w:color w:val="667085"/>
+                <w:sz w:val="14"/>
               </w:rPr>
               <w:t>Būsena</w:t>
             </w:r>
@@ -3647,7 +3716,7 @@
             <w:tcBorders>
               <w:top w:val="nil"/>
               <w:left w:val="nil"/>
-              <w:bottom w:val="single" w:sz="4" w:color="DDE3EA" w:space="0"/>
+              <w:bottom w:val="single" w:sz="4" w:color="E6EAF0" w:space="0"/>
               <w:right w:val="nil"/>
             </w:tcBorders>
           </w:tcPr>
@@ -3670,7 +3739,7 @@
             <w:tcBorders>
               <w:top w:val="nil"/>
               <w:left w:val="nil"/>
-              <w:bottom w:val="single" w:sz="4" w:color="DDE3EA" w:space="0"/>
+              <w:bottom w:val="single" w:sz="4" w:color="E6EAF0" w:space="0"/>
               <w:right w:val="nil"/>
             </w:tcBorders>
           </w:tcPr>
@@ -3720,7 +3789,7 @@
             <w:tcBorders>
               <w:top w:val="nil"/>
               <w:left w:val="nil"/>
-              <w:bottom w:val="single" w:sz="4" w:color="DDE3EA" w:space="0"/>
+              <w:bottom w:val="single" w:sz="4" w:color="E6EAF0" w:space="0"/>
               <w:right w:val="nil"/>
             </w:tcBorders>
           </w:tcPr>
@@ -3760,7 +3829,7 @@
             <w:tcBorders>
               <w:top w:val="nil"/>
               <w:left w:val="nil"/>
-              <w:bottom w:val="single" w:sz="4" w:color="DDE3EA" w:space="0"/>
+              <w:bottom w:val="single" w:sz="4" w:color="E6EAF0" w:space="0"/>
               <w:right w:val="nil"/>
             </w:tcBorders>
             <w:shd w:val="clear" w:color="auto" w:fill="E3F3E8"/>
@@ -3786,7 +3855,7 @@
             <w:tcBorders>
               <w:top w:val="nil"/>
               <w:left w:val="nil"/>
-              <w:bottom w:val="single" w:sz="4" w:color="DDE3EA" w:space="0"/>
+              <w:bottom w:val="single" w:sz="4" w:color="E6EAF0" w:space="0"/>
               <w:right w:val="nil"/>
             </w:tcBorders>
           </w:tcPr>
@@ -3809,7 +3878,7 @@
             <w:tcBorders>
               <w:top w:val="nil"/>
               <w:left w:val="nil"/>
-              <w:bottom w:val="single" w:sz="4" w:color="DDE3EA" w:space="0"/>
+              <w:bottom w:val="single" w:sz="4" w:color="E6EAF0" w:space="0"/>
               <w:right w:val="nil"/>
             </w:tcBorders>
           </w:tcPr>
@@ -3842,7 +3911,7 @@
             <w:tcBorders>
               <w:top w:val="nil"/>
               <w:left w:val="nil"/>
-              <w:bottom w:val="single" w:sz="4" w:color="DDE3EA" w:space="0"/>
+              <w:bottom w:val="single" w:sz="4" w:color="E6EAF0" w:space="0"/>
               <w:right w:val="nil"/>
             </w:tcBorders>
           </w:tcPr>
@@ -3882,7 +3951,7 @@
             <w:tcBorders>
               <w:top w:val="nil"/>
               <w:left w:val="nil"/>
-              <w:bottom w:val="single" w:sz="4" w:color="DDE3EA" w:space="0"/>
+              <w:bottom w:val="single" w:sz="4" w:color="E6EAF0" w:space="0"/>
               <w:right w:val="nil"/>
             </w:tcBorders>
             <w:shd w:val="clear" w:color="auto" w:fill="EAF1F8"/>
@@ -3908,7 +3977,7 @@
             <w:tcBorders>
               <w:top w:val="nil"/>
               <w:left w:val="nil"/>
-              <w:bottom w:val="single" w:sz="4" w:color="DDE3EA" w:space="0"/>
+              <w:bottom w:val="single" w:sz="4" w:color="E6EAF0" w:space="0"/>
               <w:right w:val="nil"/>
             </w:tcBorders>
           </w:tcPr>
@@ -3931,7 +4000,7 @@
             <w:tcBorders>
               <w:top w:val="nil"/>
               <w:left w:val="nil"/>
-              <w:bottom w:val="single" w:sz="4" w:color="DDE3EA" w:space="0"/>
+              <w:bottom w:val="single" w:sz="4" w:color="E6EAF0" w:space="0"/>
               <w:right w:val="nil"/>
             </w:tcBorders>
           </w:tcPr>
@@ -3964,7 +4033,7 @@
             <w:tcBorders>
               <w:top w:val="nil"/>
               <w:left w:val="nil"/>
-              <w:bottom w:val="single" w:sz="4" w:color="DDE3EA" w:space="0"/>
+              <w:bottom w:val="single" w:sz="4" w:color="E6EAF0" w:space="0"/>
               <w:right w:val="nil"/>
             </w:tcBorders>
           </w:tcPr>
@@ -4004,7 +4073,7 @@
             <w:tcBorders>
               <w:top w:val="nil"/>
               <w:left w:val="nil"/>
-              <w:bottom w:val="single" w:sz="4" w:color="DDE3EA" w:space="0"/>
+              <w:bottom w:val="single" w:sz="4" w:color="E6EAF0" w:space="0"/>
               <w:right w:val="nil"/>
             </w:tcBorders>
             <w:shd w:val="clear" w:color="auto" w:fill="EAF1F8"/>
@@ -4033,7 +4102,7 @@
       <w:pPr>
         <w:keepNext/>
         <w:pBdr>
-          <w:bottom w:val="single" w:sz="8" w:color="1F4E79" w:space="4"/>
+          <w:bottom w:val="single" w:sz="8" w:color="12355B" w:space="4"/>
         </w:pBdr>
         <w:tabs>
           <w:tab w:pos="482" w:val="left"/>
@@ -4046,13 +4115,13 @@
           <w:color w:val="2A78D6"/>
           <w:sz w:val="18"/>
         </w:rPr>
-        <w:t>07</w:t>
+        <w:t>06</w:t>
         <w:tab/>
       </w:r>
       <w:r>
         <w:rPr>
           <w:b/>
-          <w:color w:val="1F4E79"/>
+          <w:color w:val="12355B"/>
           <w:sz w:val="28"/>
         </w:rPr>
         <w:t>Informacija investuotojui ir išvados</w:t>
@@ -4184,7 +4253,1124 @@
       <w:pPr>
         <w:keepNext/>
         <w:pBdr>
-          <w:bottom w:val="single" w:sz="8" w:color="1F4E79" w:space="4"/>
+          <w:bottom w:val="single" w:sz="8" w:color="12355B" w:space="4"/>
+        </w:pBdr>
+        <w:tabs>
+          <w:tab w:pos="482" w:val="left"/>
+        </w:tabs>
+        <w:spacing w:before="360" w:after="160"/>
+      </w:pPr>
+      <w:r>
+        <w:rPr>
+          <w:b/>
+          <w:color w:val="2A78D6"/>
+          <w:sz w:val="18"/>
+        </w:rPr>
+        <w:t>07</w:t>
+        <w:tab/>
+      </w:r>
+      <w:r>
+        <w:rPr>
+          <w:b/>
+          <w:color w:val="12355B"/>
+          <w:sz w:val="28"/>
+        </w:rPr>
+        <w:t>Rinka ir aplinka</w:t>
+      </w:r>
+    </w:p>
+    <w:p>
+      <w:pPr>
+        <w:tabs>
+          <w:tab w:pos="255" w:val="left"/>
+        </w:tabs>
+        <w:spacing w:before="0" w:after="80"/>
+        <w:ind w:left="255" w:hanging="255"/>
+      </w:pPr>
+      <w:r>
+        <w:rPr>
+          <w:b/>
+          <w:color w:val="2A78D6"/>
+          <w:sz w:val="20"/>
+        </w:rPr>
+        <w:t>▪</w:t>
+        <w:tab/>
+      </w:r>
+      <w:r>
+        <w:rPr>
+          <w:b/>
+        </w:rPr>
+        <w:t>Pelnas augo</w:t>
+      </w:r>
+      <w:r>
+        <w:rPr>
+          <w:b w:val="0"/>
+        </w:rPr>
+        <w:t xml:space="preserve"> iki 22,5 mln. EUR (prieš metus 19,1 mln.) dėl didesnių elektros ir dujų perdavimo pajamų</w:t>
+      </w:r>
+      <w:hyperlink r:id="rId26">
+        <w:r>
+          <w:rPr>
+            <w:color w:val="2A78D6"/>
+            <w:vertAlign w:val="superscript"/>
+            <w:sz w:val="17"/>
+          </w:rPr>
+          <w:t xml:space="preserve">17</w:t>
+        </w:r>
+      </w:hyperlink>
+      <w:r>
+        <w:rPr>
+          <w:b w:val="0"/>
+        </w:rPr>
+        <w:t>; elektros perdavimo pajamos +8 % dėl balansavimo ir perkrovų valdymo pajamų (+41,8 mln. EUR)</w:t>
+      </w:r>
+      <w:hyperlink r:id="rId26">
+        <w:r>
+          <w:rPr>
+            <w:color w:val="2A78D6"/>
+            <w:vertAlign w:val="superscript"/>
+            <w:sz w:val="17"/>
+          </w:rPr>
+          <w:t xml:space="preserve">17</w:t>
+        </w:r>
+      </w:hyperlink>
+      <w:r>
+        <w:rPr>
+          <w:b w:val="0"/>
+        </w:rPr>
+        <w:t>.</w:t>
+      </w:r>
+    </w:p>
+    <w:p>
+      <w:pPr>
+        <w:tabs>
+          <w:tab w:pos="255" w:val="left"/>
+        </w:tabs>
+        <w:spacing w:before="0" w:after="80"/>
+        <w:ind w:left="255" w:hanging="255"/>
+      </w:pPr>
+      <w:r>
+        <w:rPr>
+          <w:b/>
+          <w:color w:val="2A78D6"/>
+          <w:sz w:val="20"/>
+        </w:rPr>
+        <w:t>▪</w:t>
+        <w:tab/>
+      </w:r>
+      <w:r>
+        <w:rPr>
+          <w:b/>
+        </w:rPr>
+        <w:t>Tarifai:</w:t>
+      </w:r>
+      <w:r>
+        <w:rPr>
+          <w:b w:val="0"/>
+        </w:rPr>
+        <w:t xml:space="preserve"> nauji perdavimo tarifai nuo 2026-01-01; sukauptas perkrovų pajamas iki 2028 m. pabaigos galima naudoti iki 44,4 mln. EUR, 2026 m. I pusm. pripažinta 4,0 mln. EUR</w:t>
+      </w:r>
+      <w:hyperlink r:id="rId27">
+        <w:r>
+          <w:rPr>
+            <w:color w:val="2A78D6"/>
+            <w:vertAlign w:val="superscript"/>
+            <w:sz w:val="17"/>
+          </w:rPr>
+          <w:t xml:space="preserve">18</w:t>
+        </w:r>
+      </w:hyperlink>
+      <w:r>
+        <w:rPr>
+          <w:b w:val="0"/>
+        </w:rPr>
+        <w:t>. Dujų saugyklos pajamos –36 % dėl mažesnių užsakymų ir tarifo</w:t>
+      </w:r>
+      <w:hyperlink r:id="rId27">
+        <w:r>
+          <w:rPr>
+            <w:color w:val="2A78D6"/>
+            <w:vertAlign w:val="superscript"/>
+            <w:sz w:val="17"/>
+          </w:rPr>
+          <w:t xml:space="preserve">18</w:t>
+        </w:r>
+      </w:hyperlink>
+      <w:r>
+        <w:rPr>
+          <w:b w:val="0"/>
+        </w:rPr>
+        <w:t>.</w:t>
+      </w:r>
+    </w:p>
+    <w:p>
+      <w:pPr>
+        <w:tabs>
+          <w:tab w:pos="255" w:val="left"/>
+        </w:tabs>
+        <w:spacing w:before="0" w:after="80"/>
+        <w:ind w:left="255" w:hanging="255"/>
+      </w:pPr>
+      <w:r>
+        <w:rPr>
+          <w:b/>
+          <w:color w:val="2A78D6"/>
+          <w:sz w:val="20"/>
+        </w:rPr>
+        <w:t>▪</w:t>
+        <w:tab/>
+      </w:r>
+      <w:r>
+        <w:rPr>
+          <w:b/>
+        </w:rPr>
+        <w:t>Rinka:</w:t>
+      </w:r>
+      <w:r>
+        <w:rPr>
+          <w:b w:val="0"/>
+        </w:rPr>
+        <w:t xml:space="preserve"> birželio vidutinė elektros kaina Latvijoje 92,23 EUR/MWh (+12,3 % per mėn.) dėl mažesnės vėjo gamybos ir karščio Europoje</w:t>
+      </w:r>
+      <w:hyperlink r:id="rId28">
+        <w:r>
+          <w:rPr>
+            <w:color w:val="2A78D6"/>
+            <w:vertAlign w:val="superscript"/>
+            <w:sz w:val="17"/>
+          </w:rPr>
+          <w:t xml:space="preserve">19</w:t>
+        </w:r>
+      </w:hyperlink>
+      <w:r>
+        <w:rPr>
+          <w:b w:val="0"/>
+        </w:rPr>
+        <w:t>; sinchronizacija ir atsinaujinančios energetikos plėtra gerokai didina balansavimo rezervų poreikį</w:t>
+      </w:r>
+      <w:hyperlink r:id="rId13">
+        <w:r>
+          <w:rPr>
+            <w:color w:val="2A78D6"/>
+            <w:vertAlign w:val="superscript"/>
+            <w:sz w:val="17"/>
+          </w:rPr>
+          <w:t xml:space="preserve">7</w:t>
+        </w:r>
+      </w:hyperlink>
+      <w:r>
+        <w:rPr>
+          <w:b w:val="0"/>
+        </w:rPr>
+        <w:t>.</w:t>
+      </w:r>
+    </w:p>
+    <w:tbl>
+      <w:tblPr>
+        <w:tblW w:w="9639" w:type="dxa"/>
+        <w:tblBorders>
+          <w:top w:val="nil"/>
+          <w:left w:val="nil"/>
+          <w:bottom w:val="nil"/>
+          <w:right w:val="nil"/>
+          <w:insideH w:val="nil"/>
+          <w:insideV w:val="nil"/>
+        </w:tblBorders>
+        <w:tblLayout w:type="fixed"/>
+        <w:tblCellMar>
+          <w:top w:w="70" w:type="dxa"/>
+          <w:left w:w="100" w:type="dxa"/>
+          <w:bottom w:w="70" w:type="dxa"/>
+          <w:right w:w="100" w:type="dxa"/>
+        </w:tblCellMar>
+        <w:tblLook w:firstColumn="1" w:firstRow="1" w:lastColumn="0" w:lastRow="0" w:noHBand="0" w:noVBand="1" w:val="04A0"/>
+      </w:tblPr>
+      <w:tblGrid>
+        <w:gridCol w:w="3515"/>
+        <w:gridCol w:w="1814"/>
+        <w:gridCol w:w="1360"/>
+        <w:gridCol w:w="1360"/>
+        <w:gridCol w:w="1587"/>
+      </w:tblGrid>
+      <w:tr>
+        <w:tc>
+          <w:tcPr>
+            <w:tcW w:type="dxa" w:w="3515"/>
+            <w:tcBorders>
+              <w:top w:val="nil"/>
+              <w:left w:val="nil"/>
+              <w:bottom w:val="single" w:sz="8" w:color="12355B" w:space="0"/>
+              <w:right w:val="nil"/>
+            </w:tcBorders>
+          </w:tcPr>
+          <w:p>
+            <w:pPr>
+              <w:spacing w:before="0" w:after="0"/>
+            </w:pPr>
+            <w:r>
+              <w:rPr>
+                <w:b/>
+                <w:caps/>
+                <w:color w:val="667085"/>
+                <w:sz w:val="14"/>
+              </w:rPr>
+            </w:r>
+          </w:p>
+        </w:tc>
+        <w:tc>
+          <w:tcPr>
+            <w:tcW w:type="dxa" w:w="1814"/>
+            <w:tcBorders>
+              <w:top w:val="nil"/>
+              <w:left w:val="nil"/>
+              <w:bottom w:val="single" w:sz="8" w:color="12355B" w:space="0"/>
+              <w:right w:val="nil"/>
+            </w:tcBorders>
+          </w:tcPr>
+          <w:p>
+            <w:pPr>
+              <w:spacing w:before="0" w:after="0"/>
+              <w:jc w:val="right"/>
+            </w:pPr>
+            <w:r>
+              <w:rPr>
+                <w:b/>
+                <w:caps/>
+                <w:color w:val="667085"/>
+                <w:sz w:val="14"/>
+              </w:rPr>
+              <w:t>Dabar</w:t>
+            </w:r>
+          </w:p>
+        </w:tc>
+        <w:tc>
+          <w:tcPr>
+            <w:tcW w:type="dxa" w:w="1361"/>
+            <w:tcBorders>
+              <w:top w:val="nil"/>
+              <w:left w:val="nil"/>
+              <w:bottom w:val="single" w:sz="8" w:color="12355B" w:space="0"/>
+              <w:right w:val="nil"/>
+            </w:tcBorders>
+          </w:tcPr>
+          <w:p>
+            <w:pPr>
+              <w:spacing w:before="0" w:after="0"/>
+              <w:jc w:val="right"/>
+            </w:pPr>
+            <w:r>
+              <w:rPr>
+                <w:b/>
+                <w:caps/>
+                <w:color w:val="667085"/>
+                <w:sz w:val="14"/>
+              </w:rPr>
+              <w:t>Prieš 3 mėn.</w:t>
+            </w:r>
+          </w:p>
+        </w:tc>
+        <w:tc>
+          <w:tcPr>
+            <w:tcW w:type="dxa" w:w="1361"/>
+            <w:tcBorders>
+              <w:top w:val="nil"/>
+              <w:left w:val="nil"/>
+              <w:bottom w:val="single" w:sz="8" w:color="12355B" w:space="0"/>
+              <w:right w:val="nil"/>
+            </w:tcBorders>
+          </w:tcPr>
+          <w:p>
+            <w:pPr>
+              <w:spacing w:before="0" w:after="0"/>
+              <w:jc w:val="right"/>
+            </w:pPr>
+            <w:r>
+              <w:rPr>
+                <w:b/>
+                <w:caps/>
+                <w:color w:val="667085"/>
+                <w:sz w:val="14"/>
+              </w:rPr>
+              <w:t>Prieš 12 mėn.</w:t>
+            </w:r>
+          </w:p>
+        </w:tc>
+        <w:tc>
+          <w:tcPr>
+            <w:tcW w:type="dxa" w:w="1587"/>
+            <w:tcBorders>
+              <w:top w:val="nil"/>
+              <w:left w:val="nil"/>
+              <w:bottom w:val="single" w:sz="8" w:color="12355B" w:space="0"/>
+              <w:right w:val="nil"/>
+            </w:tcBorders>
+          </w:tcPr>
+          <w:p>
+            <w:pPr>
+              <w:spacing w:before="0" w:after="0"/>
+              <w:jc w:val="right"/>
+            </w:pPr>
+            <w:r>
+              <w:rPr>
+                <w:b/>
+                <w:caps/>
+                <w:color w:val="667085"/>
+                <w:sz w:val="14"/>
+              </w:rPr>
+              <w:t>Pokytis per 12 mėn.</w:t>
+            </w:r>
+          </w:p>
+        </w:tc>
+      </w:tr>
+      <w:tr>
+        <w:tc>
+          <w:tcPr>
+            <w:tcW w:type="dxa" w:w="3515"/>
+            <w:tcBorders>
+              <w:top w:val="nil"/>
+              <w:left w:val="nil"/>
+              <w:bottom w:val="single" w:sz="4" w:color="E6EAF0" w:space="0"/>
+              <w:right w:val="nil"/>
+            </w:tcBorders>
+          </w:tcPr>
+          <w:p>
+            <w:pPr>
+              <w:spacing w:before="0" w:after="0"/>
+            </w:pPr>
+            <w:r>
+              <w:rPr>
+                <w:b w:val="0"/>
+                <w:sz w:val="17"/>
+              </w:rPr>
+              <w:t>ECB indėlių palūkanų norma</w:t>
+            </w:r>
+          </w:p>
+        </w:tc>
+        <w:tc>
+          <w:tcPr>
+            <w:tcW w:type="dxa" w:w="1814"/>
+            <w:tcBorders>
+              <w:top w:val="nil"/>
+              <w:left w:val="nil"/>
+              <w:bottom w:val="single" w:sz="4" w:color="E6EAF0" w:space="0"/>
+              <w:right w:val="nil"/>
+            </w:tcBorders>
+          </w:tcPr>
+          <w:p>
+            <w:pPr>
+              <w:spacing w:before="0" w:after="0"/>
+              <w:jc w:val="right"/>
+            </w:pPr>
+            <w:r>
+              <w:rPr>
+                <w:b w:val="0"/>
+                <w:sz w:val="17"/>
+              </w:rPr>
+              <w:t>2,50 % (2026-09)</w:t>
+            </w:r>
+          </w:p>
+        </w:tc>
+        <w:tc>
+          <w:tcPr>
+            <w:tcW w:type="dxa" w:w="1361"/>
+            <w:tcBorders>
+              <w:top w:val="nil"/>
+              <w:left w:val="nil"/>
+              <w:bottom w:val="single" w:sz="4" w:color="E6EAF0" w:space="0"/>
+              <w:right w:val="nil"/>
+            </w:tcBorders>
+          </w:tcPr>
+          <w:p>
+            <w:pPr>
+              <w:spacing w:before="0" w:after="0"/>
+              <w:jc w:val="right"/>
+            </w:pPr>
+            <w:r>
+              <w:rPr>
+                <w:b w:val="0"/>
+                <w:sz w:val="17"/>
+              </w:rPr>
+              <w:t>2,25 %</w:t>
+            </w:r>
+          </w:p>
+        </w:tc>
+        <w:tc>
+          <w:tcPr>
+            <w:tcW w:type="dxa" w:w="1361"/>
+            <w:tcBorders>
+              <w:top w:val="nil"/>
+              <w:left w:val="nil"/>
+              <w:bottom w:val="single" w:sz="4" w:color="E6EAF0" w:space="0"/>
+              <w:right w:val="nil"/>
+            </w:tcBorders>
+          </w:tcPr>
+          <w:p>
+            <w:pPr>
+              <w:spacing w:before="0" w:after="0"/>
+              <w:jc w:val="right"/>
+            </w:pPr>
+            <w:r>
+              <w:rPr>
+                <w:b w:val="0"/>
+                <w:sz w:val="17"/>
+              </w:rPr>
+              <w:t>–</w:t>
+            </w:r>
+          </w:p>
+        </w:tc>
+        <w:tc>
+          <w:tcPr>
+            <w:tcW w:type="dxa" w:w="1587"/>
+            <w:tcBorders>
+              <w:top w:val="nil"/>
+              <w:left w:val="nil"/>
+              <w:bottom w:val="single" w:sz="4" w:color="E6EAF0" w:space="0"/>
+              <w:right w:val="nil"/>
+            </w:tcBorders>
+          </w:tcPr>
+          <w:p>
+            <w:pPr>
+              <w:spacing w:before="0" w:after="0"/>
+              <w:jc w:val="right"/>
+            </w:pPr>
+            <w:r>
+              <w:rPr>
+                <w:b w:val="0"/>
+                <w:sz w:val="17"/>
+              </w:rPr>
+              <w:t>–</w:t>
+            </w:r>
+          </w:p>
+        </w:tc>
+      </w:tr>
+      <w:tr>
+        <w:tc>
+          <w:tcPr>
+            <w:tcW w:type="dxa" w:w="3515"/>
+            <w:tcBorders>
+              <w:top w:val="nil"/>
+              <w:left w:val="nil"/>
+              <w:bottom w:val="single" w:sz="4" w:color="E6EAF0" w:space="0"/>
+              <w:right w:val="nil"/>
+            </w:tcBorders>
+          </w:tcPr>
+          <w:p>
+            <w:pPr>
+              <w:spacing w:before="0" w:after="0"/>
+            </w:pPr>
+            <w:r>
+              <w:rPr>
+                <w:b w:val="0"/>
+                <w:sz w:val="17"/>
+              </w:rPr>
+              <w:t>3 mėn. Euribor</w:t>
+            </w:r>
+          </w:p>
+        </w:tc>
+        <w:tc>
+          <w:tcPr>
+            <w:tcW w:type="dxa" w:w="1814"/>
+            <w:tcBorders>
+              <w:top w:val="nil"/>
+              <w:left w:val="nil"/>
+              <w:bottom w:val="single" w:sz="4" w:color="E6EAF0" w:space="0"/>
+              <w:right w:val="nil"/>
+            </w:tcBorders>
+          </w:tcPr>
+          <w:p>
+            <w:pPr>
+              <w:spacing w:before="0" w:after="0"/>
+              <w:jc w:val="right"/>
+            </w:pPr>
+            <w:r>
+              <w:rPr>
+                <w:b w:val="0"/>
+                <w:sz w:val="17"/>
+              </w:rPr>
+              <w:t>2,64 % (2026-09)</w:t>
+            </w:r>
+          </w:p>
+        </w:tc>
+        <w:tc>
+          <w:tcPr>
+            <w:tcW w:type="dxa" w:w="1361"/>
+            <w:tcBorders>
+              <w:top w:val="nil"/>
+              <w:left w:val="nil"/>
+              <w:bottom w:val="single" w:sz="4" w:color="E6EAF0" w:space="0"/>
+              <w:right w:val="nil"/>
+            </w:tcBorders>
+          </w:tcPr>
+          <w:p>
+            <w:pPr>
+              <w:spacing w:before="0" w:after="0"/>
+              <w:jc w:val="right"/>
+            </w:pPr>
+            <w:r>
+              <w:rPr>
+                <w:b w:val="0"/>
+                <w:sz w:val="17"/>
+              </w:rPr>
+              <w:t>2,34 %</w:t>
+            </w:r>
+          </w:p>
+        </w:tc>
+        <w:tc>
+          <w:tcPr>
+            <w:tcW w:type="dxa" w:w="1361"/>
+            <w:tcBorders>
+              <w:top w:val="nil"/>
+              <w:left w:val="nil"/>
+              <w:bottom w:val="single" w:sz="4" w:color="E6EAF0" w:space="0"/>
+              <w:right w:val="nil"/>
+            </w:tcBorders>
+          </w:tcPr>
+          <w:p>
+            <w:pPr>
+              <w:spacing w:before="0" w:after="0"/>
+              <w:jc w:val="right"/>
+            </w:pPr>
+            <w:r>
+              <w:rPr>
+                <w:b w:val="0"/>
+                <w:sz w:val="17"/>
+              </w:rPr>
+              <w:t>2,03 %</w:t>
+            </w:r>
+          </w:p>
+        </w:tc>
+        <w:tc>
+          <w:tcPr>
+            <w:tcW w:type="dxa" w:w="1587"/>
+            <w:tcBorders>
+              <w:top w:val="nil"/>
+              <w:left w:val="nil"/>
+              <w:bottom w:val="single" w:sz="4" w:color="E6EAF0" w:space="0"/>
+              <w:right w:val="nil"/>
+            </w:tcBorders>
+          </w:tcPr>
+          <w:p>
+            <w:pPr>
+              <w:spacing w:before="0" w:after="0"/>
+              <w:jc w:val="right"/>
+            </w:pPr>
+            <w:r>
+              <w:rPr>
+                <w:b w:val="0"/>
+                <w:sz w:val="17"/>
+              </w:rPr>
+              <w:t>▲ 0,61 p. p.</w:t>
+            </w:r>
+          </w:p>
+        </w:tc>
+      </w:tr>
+      <w:tr>
+        <w:tc>
+          <w:tcPr>
+            <w:tcW w:type="dxa" w:w="3515"/>
+            <w:tcBorders>
+              <w:top w:val="nil"/>
+              <w:left w:val="nil"/>
+              <w:bottom w:val="single" w:sz="4" w:color="E6EAF0" w:space="0"/>
+              <w:right w:val="nil"/>
+            </w:tcBorders>
+          </w:tcPr>
+          <w:p>
+            <w:pPr>
+              <w:spacing w:before="0" w:after="0"/>
+            </w:pPr>
+            <w:r>
+              <w:rPr>
+                <w:b w:val="0"/>
+                <w:sz w:val="17"/>
+              </w:rPr>
+              <w:t>6 mėn. Euribor</w:t>
+            </w:r>
+          </w:p>
+        </w:tc>
+        <w:tc>
+          <w:tcPr>
+            <w:tcW w:type="dxa" w:w="1814"/>
+            <w:tcBorders>
+              <w:top w:val="nil"/>
+              <w:left w:val="nil"/>
+              <w:bottom w:val="single" w:sz="4" w:color="E6EAF0" w:space="0"/>
+              <w:right w:val="nil"/>
+            </w:tcBorders>
+          </w:tcPr>
+          <w:p>
+            <w:pPr>
+              <w:spacing w:before="0" w:after="0"/>
+              <w:jc w:val="right"/>
+            </w:pPr>
+            <w:r>
+              <w:rPr>
+                <w:b w:val="0"/>
+                <w:sz w:val="17"/>
+              </w:rPr>
+              <w:t>2,92 % (2026-09)</w:t>
+            </w:r>
+          </w:p>
+        </w:tc>
+        <w:tc>
+          <w:tcPr>
+            <w:tcW w:type="dxa" w:w="1361"/>
+            <w:tcBorders>
+              <w:top w:val="nil"/>
+              <w:left w:val="nil"/>
+              <w:bottom w:val="single" w:sz="4" w:color="E6EAF0" w:space="0"/>
+              <w:right w:val="nil"/>
+            </w:tcBorders>
+          </w:tcPr>
+          <w:p>
+            <w:pPr>
+              <w:spacing w:before="0" w:after="0"/>
+              <w:jc w:val="right"/>
+            </w:pPr>
+            <w:r>
+              <w:rPr>
+                <w:b w:val="0"/>
+                <w:sz w:val="17"/>
+              </w:rPr>
+              <w:t>2,60 %</w:t>
+            </w:r>
+          </w:p>
+        </w:tc>
+        <w:tc>
+          <w:tcPr>
+            <w:tcW w:type="dxa" w:w="1361"/>
+            <w:tcBorders>
+              <w:top w:val="nil"/>
+              <w:left w:val="nil"/>
+              <w:bottom w:val="single" w:sz="4" w:color="E6EAF0" w:space="0"/>
+              <w:right w:val="nil"/>
+            </w:tcBorders>
+          </w:tcPr>
+          <w:p>
+            <w:pPr>
+              <w:spacing w:before="0" w:after="0"/>
+              <w:jc w:val="right"/>
+            </w:pPr>
+            <w:r>
+              <w:rPr>
+                <w:b w:val="0"/>
+                <w:sz w:val="17"/>
+              </w:rPr>
+              <w:t>2,10 %</w:t>
+            </w:r>
+          </w:p>
+        </w:tc>
+        <w:tc>
+          <w:tcPr>
+            <w:tcW w:type="dxa" w:w="1587"/>
+            <w:tcBorders>
+              <w:top w:val="nil"/>
+              <w:left w:val="nil"/>
+              <w:bottom w:val="single" w:sz="4" w:color="E6EAF0" w:space="0"/>
+              <w:right w:val="nil"/>
+            </w:tcBorders>
+          </w:tcPr>
+          <w:p>
+            <w:pPr>
+              <w:spacing w:before="0" w:after="0"/>
+              <w:jc w:val="right"/>
+            </w:pPr>
+            <w:r>
+              <w:rPr>
+                <w:b w:val="0"/>
+                <w:sz w:val="17"/>
+              </w:rPr>
+              <w:t>▲ 0,82 p. p.</w:t>
+            </w:r>
+          </w:p>
+        </w:tc>
+      </w:tr>
+      <w:tr>
+        <w:tc>
+          <w:tcPr>
+            <w:tcW w:type="dxa" w:w="3515"/>
+            <w:tcBorders>
+              <w:top w:val="nil"/>
+              <w:left w:val="nil"/>
+              <w:bottom w:val="single" w:sz="4" w:color="E6EAF0" w:space="0"/>
+              <w:right w:val="nil"/>
+            </w:tcBorders>
+          </w:tcPr>
+          <w:p>
+            <w:pPr>
+              <w:spacing w:before="0" w:after="0"/>
+            </w:pPr>
+            <w:r>
+              <w:rPr>
+                <w:b w:val="0"/>
+                <w:sz w:val="17"/>
+              </w:rPr>
+              <w:t>12 mėn. Euribor</w:t>
+            </w:r>
+          </w:p>
+        </w:tc>
+        <w:tc>
+          <w:tcPr>
+            <w:tcW w:type="dxa" w:w="1814"/>
+            <w:tcBorders>
+              <w:top w:val="nil"/>
+              <w:left w:val="nil"/>
+              <w:bottom w:val="single" w:sz="4" w:color="E6EAF0" w:space="0"/>
+              <w:right w:val="nil"/>
+            </w:tcBorders>
+          </w:tcPr>
+          <w:p>
+            <w:pPr>
+              <w:spacing w:before="0" w:after="0"/>
+              <w:jc w:val="right"/>
+            </w:pPr>
+            <w:r>
+              <w:rPr>
+                <w:b w:val="0"/>
+                <w:sz w:val="17"/>
+              </w:rPr>
+              <w:t>3,25 % (2026-09)</w:t>
+            </w:r>
+          </w:p>
+        </w:tc>
+        <w:tc>
+          <w:tcPr>
+            <w:tcW w:type="dxa" w:w="1361"/>
+            <w:tcBorders>
+              <w:top w:val="nil"/>
+              <w:left w:val="nil"/>
+              <w:bottom w:val="single" w:sz="4" w:color="E6EAF0" w:space="0"/>
+              <w:right w:val="nil"/>
+            </w:tcBorders>
+          </w:tcPr>
+          <w:p>
+            <w:pPr>
+              <w:spacing w:before="0" w:after="0"/>
+              <w:jc w:val="right"/>
+            </w:pPr>
+            <w:r>
+              <w:rPr>
+                <w:b w:val="0"/>
+                <w:sz w:val="17"/>
+              </w:rPr>
+              <w:t>2,80 %</w:t>
+            </w:r>
+          </w:p>
+        </w:tc>
+        <w:tc>
+          <w:tcPr>
+            <w:tcW w:type="dxa" w:w="1361"/>
+            <w:tcBorders>
+              <w:top w:val="nil"/>
+              <w:left w:val="nil"/>
+              <w:bottom w:val="single" w:sz="4" w:color="E6EAF0" w:space="0"/>
+              <w:right w:val="nil"/>
+            </w:tcBorders>
+          </w:tcPr>
+          <w:p>
+            <w:pPr>
+              <w:spacing w:before="0" w:after="0"/>
+              <w:jc w:val="right"/>
+            </w:pPr>
+            <w:r>
+              <w:rPr>
+                <w:b w:val="0"/>
+                <w:sz w:val="17"/>
+              </w:rPr>
+              <w:t>2,17 %</w:t>
+            </w:r>
+          </w:p>
+        </w:tc>
+        <w:tc>
+          <w:tcPr>
+            <w:tcW w:type="dxa" w:w="1587"/>
+            <w:tcBorders>
+              <w:top w:val="nil"/>
+              <w:left w:val="nil"/>
+              <w:bottom w:val="single" w:sz="4" w:color="E6EAF0" w:space="0"/>
+              <w:right w:val="nil"/>
+            </w:tcBorders>
+          </w:tcPr>
+          <w:p>
+            <w:pPr>
+              <w:spacing w:before="0" w:after="0"/>
+              <w:jc w:val="right"/>
+            </w:pPr>
+            <w:r>
+              <w:rPr>
+                <w:b w:val="0"/>
+                <w:sz w:val="17"/>
+              </w:rPr>
+              <w:t>▲ 1,08 p. p.</w:t>
+            </w:r>
+          </w:p>
+        </w:tc>
+      </w:tr>
+      <w:tr>
+        <w:tc>
+          <w:tcPr>
+            <w:tcW w:type="dxa" w:w="3515"/>
+            <w:tcBorders>
+              <w:top w:val="nil"/>
+              <w:left w:val="nil"/>
+              <w:bottom w:val="single" w:sz="4" w:color="E6EAF0" w:space="0"/>
+              <w:right w:val="nil"/>
+            </w:tcBorders>
+          </w:tcPr>
+          <w:p>
+            <w:pPr>
+              <w:spacing w:before="0" w:after="0"/>
+            </w:pPr>
+            <w:r>
+              <w:rPr>
+                <w:b w:val="0"/>
+                <w:sz w:val="17"/>
+              </w:rPr>
+              <w:t>Euro zonos AAA vyriausybių 10 m. pajamingumas</w:t>
+            </w:r>
+          </w:p>
+        </w:tc>
+        <w:tc>
+          <w:tcPr>
+            <w:tcW w:type="dxa" w:w="1814"/>
+            <w:tcBorders>
+              <w:top w:val="nil"/>
+              <w:left w:val="nil"/>
+              <w:bottom w:val="single" w:sz="4" w:color="E6EAF0" w:space="0"/>
+              <w:right w:val="nil"/>
+            </w:tcBorders>
+          </w:tcPr>
+          <w:p>
+            <w:pPr>
+              <w:spacing w:before="0" w:after="0"/>
+              <w:jc w:val="right"/>
+            </w:pPr>
+            <w:r>
+              <w:rPr>
+                <w:b w:val="0"/>
+                <w:sz w:val="17"/>
+              </w:rPr>
+              <w:t>3,43 % (2026-10)</w:t>
+            </w:r>
+          </w:p>
+        </w:tc>
+        <w:tc>
+          <w:tcPr>
+            <w:tcW w:type="dxa" w:w="1361"/>
+            <w:tcBorders>
+              <w:top w:val="nil"/>
+              <w:left w:val="nil"/>
+              <w:bottom w:val="single" w:sz="4" w:color="E6EAF0" w:space="0"/>
+              <w:right w:val="nil"/>
+            </w:tcBorders>
+          </w:tcPr>
+          <w:p>
+            <w:pPr>
+              <w:spacing w:before="0" w:after="0"/>
+              <w:jc w:val="right"/>
+            </w:pPr>
+            <w:r>
+              <w:rPr>
+                <w:b w:val="0"/>
+                <w:sz w:val="17"/>
+              </w:rPr>
+              <w:t>3,23 %</w:t>
+            </w:r>
+          </w:p>
+        </w:tc>
+        <w:tc>
+          <w:tcPr>
+            <w:tcW w:type="dxa" w:w="1361"/>
+            <w:tcBorders>
+              <w:top w:val="nil"/>
+              <w:left w:val="nil"/>
+              <w:bottom w:val="single" w:sz="4" w:color="E6EAF0" w:space="0"/>
+              <w:right w:val="nil"/>
+            </w:tcBorders>
+          </w:tcPr>
+          <w:p>
+            <w:pPr>
+              <w:spacing w:before="0" w:after="0"/>
+              <w:jc w:val="right"/>
+            </w:pPr>
+            <w:r>
+              <w:rPr>
+                <w:b w:val="0"/>
+                <w:sz w:val="17"/>
+              </w:rPr>
+              <w:t>2,72 %</w:t>
+            </w:r>
+          </w:p>
+        </w:tc>
+        <w:tc>
+          <w:tcPr>
+            <w:tcW w:type="dxa" w:w="1587"/>
+            <w:tcBorders>
+              <w:top w:val="nil"/>
+              <w:left w:val="nil"/>
+              <w:bottom w:val="single" w:sz="4" w:color="E6EAF0" w:space="0"/>
+              <w:right w:val="nil"/>
+            </w:tcBorders>
+          </w:tcPr>
+          <w:p>
+            <w:pPr>
+              <w:spacing w:before="0" w:after="0"/>
+              <w:jc w:val="right"/>
+            </w:pPr>
+            <w:r>
+              <w:rPr>
+                <w:b w:val="0"/>
+                <w:sz w:val="17"/>
+              </w:rPr>
+              <w:t>▲ 0,71 p. p.</w:t>
+            </w:r>
+          </w:p>
+        </w:tc>
+      </w:tr>
+      <w:tr>
+        <w:tc>
+          <w:tcPr>
+            <w:tcW w:type="dxa" w:w="3515"/>
+            <w:tcBorders>
+              <w:top w:val="nil"/>
+              <w:left w:val="nil"/>
+              <w:bottom w:val="single" w:sz="4" w:color="E6EAF0" w:space="0"/>
+              <w:right w:val="nil"/>
+            </w:tcBorders>
+          </w:tcPr>
+          <w:p>
+            <w:pPr>
+              <w:spacing w:before="0" w:after="0"/>
+            </w:pPr>
+            <w:r>
+              <w:rPr>
+                <w:b w:val="0"/>
+                <w:sz w:val="17"/>
+              </w:rPr>
+              <w:t>Euro zonos infliacija (SVKI, metinė)</w:t>
+            </w:r>
+          </w:p>
+        </w:tc>
+        <w:tc>
+          <w:tcPr>
+            <w:tcW w:type="dxa" w:w="1814"/>
+            <w:tcBorders>
+              <w:top w:val="nil"/>
+              <w:left w:val="nil"/>
+              <w:bottom w:val="single" w:sz="4" w:color="E6EAF0" w:space="0"/>
+              <w:right w:val="nil"/>
+            </w:tcBorders>
+          </w:tcPr>
+          <w:p>
+            <w:pPr>
+              <w:spacing w:before="0" w:after="0"/>
+              <w:jc w:val="right"/>
+            </w:pPr>
+            <w:r>
+              <w:rPr>
+                <w:b w:val="0"/>
+                <w:sz w:val="17"/>
+              </w:rPr>
+              <w:t>1,90 % (2025-12)</w:t>
+            </w:r>
+          </w:p>
+        </w:tc>
+        <w:tc>
+          <w:tcPr>
+            <w:tcW w:type="dxa" w:w="1361"/>
+            <w:tcBorders>
+              <w:top w:val="nil"/>
+              <w:left w:val="nil"/>
+              <w:bottom w:val="single" w:sz="4" w:color="E6EAF0" w:space="0"/>
+              <w:right w:val="nil"/>
+            </w:tcBorders>
+          </w:tcPr>
+          <w:p>
+            <w:pPr>
+              <w:spacing w:before="0" w:after="0"/>
+              <w:jc w:val="right"/>
+            </w:pPr>
+            <w:r>
+              <w:rPr>
+                <w:b w:val="0"/>
+                <w:sz w:val="17"/>
+              </w:rPr>
+              <w:t>2,20 %</w:t>
+            </w:r>
+          </w:p>
+        </w:tc>
+        <w:tc>
+          <w:tcPr>
+            <w:tcW w:type="dxa" w:w="1361"/>
+            <w:tcBorders>
+              <w:top w:val="nil"/>
+              <w:left w:val="nil"/>
+              <w:bottom w:val="single" w:sz="4" w:color="E6EAF0" w:space="0"/>
+              <w:right w:val="nil"/>
+            </w:tcBorders>
+          </w:tcPr>
+          <w:p>
+            <w:pPr>
+              <w:spacing w:before="0" w:after="0"/>
+              <w:jc w:val="right"/>
+            </w:pPr>
+            <w:r>
+              <w:rPr>
+                <w:b w:val="0"/>
+                <w:sz w:val="17"/>
+              </w:rPr>
+              <w:t>2,40 %</w:t>
+            </w:r>
+          </w:p>
+        </w:tc>
+        <w:tc>
+          <w:tcPr>
+            <w:tcW w:type="dxa" w:w="1587"/>
+            <w:tcBorders>
+              <w:top w:val="nil"/>
+              <w:left w:val="nil"/>
+              <w:bottom w:val="single" w:sz="4" w:color="E6EAF0" w:space="0"/>
+              <w:right w:val="nil"/>
+            </w:tcBorders>
+          </w:tcPr>
+          <w:p>
+            <w:pPr>
+              <w:spacing w:before="0" w:after="0"/>
+              <w:jc w:val="right"/>
+            </w:pPr>
+            <w:r>
+              <w:rPr>
+                <w:b w:val="0"/>
+                <w:sz w:val="17"/>
+              </w:rPr>
+              <w:t>▼ 0,50 p. p.</w:t>
+            </w:r>
+          </w:p>
+        </w:tc>
+      </w:tr>
+    </w:tbl>
+    <w:p>
+      <w:pPr>
+        <w:spacing w:before="0" w:after="40"/>
+      </w:pPr>
+    </w:p>
+    <w:p>
+      <w:pPr>
+        <w:spacing w:before="40" w:after="60"/>
+      </w:pPr>
+      <w:r>
+        <w:rPr>
+          <w:b w:val="0"/>
+          <w:color w:val="667085"/>
+          <w:sz w:val="16"/>
+        </w:rPr>
+        <w:t>Euro zonos palūkanos ir infliacija (ECB duomenys, mėnesio pabaigos reikšmė; Euribor ir infliacija – mėnesio vidurkis). Svarbu kintamų palūkanų ir perkainojamoms (reset) obligacijoms bei refinansavimo kaštams.</w:t>
+      </w:r>
+    </w:p>
+    <w:p>
+      <w:pPr>
+        <w:keepNext/>
+        <w:pBdr>
+          <w:bottom w:val="single" w:sz="8" w:color="12355B" w:space="4"/>
         </w:pBdr>
         <w:tabs>
           <w:tab w:pos="482" w:val="left"/>
@@ -4203,7 +5389,7 @@
       <w:r>
         <w:rPr>
           <w:b/>
-          <w:color w:val="1F4E79"/>
+          <w:color w:val="12355B"/>
           <w:sz w:val="28"/>
         </w:rPr>
         <w:t>Ką rašo spauda</w:t>
@@ -4216,7 +5402,7 @@
       <w:r>
         <w:rPr>
           <w:b w:val="0"/>
-          <w:color w:val="5F6B7A"/>
+          <w:color w:val="667085"/>
           <w:sz w:val="18"/>
         </w:rPr>
         <w:t>Per šį laikotarpį naujienų apie emitentą nerasta.</w:t>
@@ -4226,7 +5412,7 @@
       <w:pPr>
         <w:keepNext/>
         <w:pBdr>
-          <w:bottom w:val="single" w:sz="8" w:color="1F4E79" w:space="4"/>
+          <w:bottom w:val="single" w:sz="8" w:color="12355B" w:space="4"/>
         </w:pBdr>
         <w:tabs>
           <w:tab w:pos="482" w:val="left"/>
@@ -4245,7 +5431,7 @@
       <w:r>
         <w:rPr>
           <w:b/>
-          <w:color w:val="1F4E79"/>
+          <w:color w:val="12355B"/>
           <w:sz w:val="28"/>
         </w:rPr>
         <w:t>ESG report</w:t>
@@ -4254,7 +5440,7 @@
     <w:p>
       <w:pPr>
         <w:keepNext/>
-        <w:shd w:val="clear" w:color="auto" w:fill="EAF1F8"/>
+        <w:shd w:val="clear" w:color="auto" w:fill="EEF3F8"/>
         <w:spacing w:before="200" w:after="80"/>
         <w:ind w:left="85"/>
       </w:pPr>
@@ -4262,7 +5448,7 @@
         <w:rPr>
           <w:b/>
           <w:caps/>
-          <w:color w:val="1F4E79"/>
+          <w:color w:val="12355B"/>
           <w:sz w:val="19"/>
         </w:rPr>
         <w:t>Exclusionary screening (companies)</w:t>
@@ -4335,7 +5521,7 @@
             <w:r>
               <w:rPr>
                 <w:b/>
-                <w:color w:val="1A1A1A"/>
+                <w:color w:val="1B2430"/>
                 <w:sz w:val="19"/>
               </w:rPr>
               <w:t>Yes, the company is not involved in excluded sectors: controversial and nuclear weapons, tobacco, gambling and restricted sectors in fossil fuel</w:t>
@@ -4352,7 +5538,7 @@
             <w:r>
               <w:rPr>
                 <w:b w:val="0"/>
-                <w:color w:val="5F6B7A"/>
+                <w:color w:val="667085"/>
                 <w:sz w:val="18"/>
               </w:rPr>
               <w:t>•</w:t>
@@ -4378,7 +5564,7 @@
             <w:r>
               <w:rPr>
                 <w:b w:val="0"/>
-                <w:color w:val="5F6B7A"/>
+                <w:color w:val="667085"/>
                 <w:sz w:val="18"/>
               </w:rPr>
               <w:t>•</w:t>
@@ -4481,7 +5667,7 @@
             <w:r>
               <w:rPr>
                 <w:b/>
-                <w:color w:val="1A1A1A"/>
+                <w:color w:val="1B2430"/>
                 <w:sz w:val="19"/>
               </w:rPr>
               <w:t>Yes, the company does not have red flag/signal related to controversies based on UN Global Compact, OECD Guidelines for Multinational Enterprises or any other relevant principles/standards</w:t>
@@ -4498,7 +5684,7 @@
             <w:r>
               <w:rPr>
                 <w:b w:val="0"/>
-                <w:color w:val="5F6B7A"/>
+                <w:color w:val="667085"/>
                 <w:sz w:val="18"/>
               </w:rPr>
               <w:t>•</w:t>
@@ -4583,7 +5769,7 @@
             <w:r>
               <w:rPr>
                 <w:b/>
-                <w:color w:val="1A1A1A"/>
+                <w:color w:val="1B2430"/>
                 <w:sz w:val="19"/>
               </w:rPr>
               <w:t>Yes, the company is not in the list of sanctions (add a screenshot)</w:t>
@@ -4600,7 +5786,7 @@
             <w:r>
               <w:rPr>
                 <w:b w:val="0"/>
-                <w:color w:val="5F6B7A"/>
+                <w:color w:val="667085"/>
                 <w:sz w:val="18"/>
               </w:rPr>
               <w:t>•</w:t>
@@ -4685,7 +5871,7 @@
             <w:r>
               <w:rPr>
                 <w:b/>
-                <w:color w:val="1A1A1A"/>
+                <w:color w:val="1B2430"/>
                 <w:sz w:val="19"/>
               </w:rPr>
               <w:t>Yes, issues were not identified from adverse media checks (add a screenshot)</w:t>
@@ -4702,7 +5888,7 @@
             <w:r>
               <w:rPr>
                 <w:b w:val="0"/>
-                <w:color w:val="5F6B7A"/>
+                <w:color w:val="667085"/>
                 <w:sz w:val="18"/>
               </w:rPr>
               <w:t>•</w:t>
@@ -4728,7 +5914,7 @@
             <w:r>
               <w:rPr>
                 <w:b w:val="0"/>
-                <w:color w:val="5F6B7A"/>
+                <w:color w:val="667085"/>
                 <w:sz w:val="18"/>
               </w:rPr>
               <w:t>•</w:t>
@@ -4774,7 +5960,7 @@
     <w:p>
       <w:pPr>
         <w:keepNext/>
-        <w:shd w:val="clear" w:color="auto" w:fill="EAF1F8"/>
+        <w:shd w:val="clear" w:color="auto" w:fill="EEF3F8"/>
         <w:spacing w:before="200" w:after="80"/>
         <w:ind w:left="85"/>
       </w:pPr>
@@ -4782,7 +5968,7 @@
         <w:rPr>
           <w:b/>
           <w:caps/>
-          <w:color w:val="1F4E79"/>
+          <w:color w:val="12355B"/>
           <w:sz w:val="19"/>
         </w:rPr>
         <w:t>ESG integration and positive screening (positive answers imply higher allocation)</w:t>
@@ -4855,7 +6041,7 @@
             <w:r>
               <w:rPr>
                 <w:b/>
-                <w:color w:val="1A1A1A"/>
+                <w:color w:val="1B2430"/>
                 <w:sz w:val="19"/>
               </w:rPr>
               <w:t>Yes, the company is promoting environmental or social characteristics (activities, ESG policy, good ESG rating, etc)</w:t>
@@ -4872,7 +6058,7 @@
             <w:r>
               <w:rPr>
                 <w:b w:val="0"/>
-                <w:color w:val="5F6B7A"/>
+                <w:color w:val="667085"/>
                 <w:sz w:val="18"/>
               </w:rPr>
               <w:t>•</w:t>
@@ -4898,7 +6084,7 @@
             <w:r>
               <w:rPr>
                 <w:b w:val="0"/>
-                <w:color w:val="5F6B7A"/>
+                <w:color w:val="667085"/>
                 <w:sz w:val="18"/>
               </w:rPr>
               <w:t>•</w:t>
@@ -4912,14 +6098,14 @@
               </w:rPr>
               <w:t>Planuojamos naujos jungtys su Estija, Švedija ir Vokietija</w:t>
             </w:r>
-            <w:hyperlink r:id="rId26">
+            <w:hyperlink r:id="rId29">
               <w:r>
                 <w:rPr>
                   <w:color w:val="2A78D6"/>
                   <w:vertAlign w:val="superscript"/>
                   <w:sz w:val="15"/>
                 </w:rPr>
-                <w:t xml:space="preserve">17</w:t>
+                <w:t xml:space="preserve">20</w:t>
               </w:r>
             </w:hyperlink>
             <w:r>
@@ -4929,14 +6115,14 @@
               </w:rPr>
               <w:t>,</w:t>
             </w:r>
-            <w:hyperlink r:id="rId27">
+            <w:hyperlink r:id="rId30">
               <w:r>
                 <w:rPr>
                   <w:color w:val="2A78D6"/>
                   <w:vertAlign w:val="superscript"/>
                   <w:sz w:val="15"/>
                 </w:rPr>
-                <w:t xml:space="preserve">18</w:t>
+                <w:t xml:space="preserve">21</w:t>
               </w:r>
             </w:hyperlink>
             <w:r>
@@ -5018,7 +6204,7 @@
             <w:r>
               <w:rPr>
                 <w:b/>
-                <w:color w:val="1A1A1A"/>
+                <w:color w:val="1B2430"/>
                 <w:sz w:val="19"/>
               </w:rPr>
               <w:t>Yes, the activities of the company or it’s strategy is aligned with the taxonomy and/or Paris agreement targets (e.g. net zero commitment)</w:t>
@@ -5035,7 +6221,7 @@
             <w:r>
               <w:rPr>
                 <w:b w:val="0"/>
-                <w:color w:val="5F6B7A"/>
+                <w:color w:val="667085"/>
                 <w:sz w:val="18"/>
               </w:rPr>
               <w:t>•</w:t>
@@ -5061,7 +6247,7 @@
             <w:r>
               <w:rPr>
                 <w:b w:val="0"/>
-                <w:color w:val="5F6B7A"/>
+                <w:color w:val="667085"/>
                 <w:sz w:val="18"/>
               </w:rPr>
               <w:t>•</w:t>
@@ -5181,7 +6367,7 @@
             <w:r>
               <w:rPr>
                 <w:b/>
-                <w:color w:val="1A1A1A"/>
+                <w:color w:val="1B2430"/>
                 <w:sz w:val="19"/>
               </w:rPr>
               <w:t>Yes, the company does not have yellow flag/signal related to controversies based on UN Global Compact or any other relevant principles/standards</w:t>
@@ -5198,7 +6384,7 @@
             <w:r>
               <w:rPr>
                 <w:b w:val="0"/>
-                <w:color w:val="5F6B7A"/>
+                <w:color w:val="667085"/>
                 <w:sz w:val="18"/>
               </w:rPr>
               <w:t>•</w:t>
@@ -5224,7 +6410,7 @@
             <w:r>
               <w:rPr>
                 <w:b w:val="0"/>
-                <w:color w:val="5F6B7A"/>
+                <w:color w:val="667085"/>
                 <w:sz w:val="18"/>
               </w:rPr>
               <w:t>•</w:t>
@@ -5238,14 +6424,14 @@
               </w:rPr>
               <w:t>Konkursai į valdybą ir stebėtojų tarybą vyksta įprasta tvarka</w:t>
             </w:r>
-            <w:hyperlink r:id="rId26">
+            <w:hyperlink r:id="rId29">
               <w:r>
                 <w:rPr>
                   <w:color w:val="2A78D6"/>
                   <w:vertAlign w:val="superscript"/>
                   <w:sz w:val="15"/>
                 </w:rPr>
-                <w:t xml:space="preserve">19</w:t>
+                <w:t xml:space="preserve">22</w:t>
               </w:r>
             </w:hyperlink>
             <w:r>
@@ -5327,7 +6513,7 @@
             <w:r>
               <w:rPr>
                 <w:b/>
-                <w:color w:val="1A1A1A"/>
+                <w:color w:val="1B2430"/>
                 <w:sz w:val="19"/>
               </w:rPr>
               <w:t>Yes, the company fulfills the expectations from SEB thematic and sector policies</w:t>
@@ -5357,7 +6543,7 @@
             <w:r>
               <w:rPr>
                 <w:b w:val="0"/>
-                <w:color w:val="5F6B7A"/>
+                <w:color w:val="667085"/>
                 <w:sz w:val="18"/>
               </w:rPr>
               <w:t>•</w:t>
@@ -5371,14 +6557,14 @@
               </w:rPr>
               <w:t>Elektros ir atsinaujinančios energijos politika</w:t>
             </w:r>
-            <w:hyperlink r:id="rId28">
+            <w:hyperlink r:id="rId31">
               <w:r>
                 <w:rPr>
                   <w:color w:val="2A78D6"/>
                   <w:vertAlign w:val="superscript"/>
                   <w:sz w:val="15"/>
                 </w:rPr>
-                <w:t xml:space="preserve">20</w:t>
+                <w:t xml:space="preserve">23</w:t>
               </w:r>
             </w:hyperlink>
             <w:r>
@@ -5414,7 +6600,7 @@
             <w:r>
               <w:rPr>
                 <w:b w:val="0"/>
-                <w:color w:val="5F6B7A"/>
+                <w:color w:val="667085"/>
                 <w:sz w:val="18"/>
               </w:rPr>
               <w:t>•</w:t>
@@ -5435,7 +6621,7 @@
                   <w:vertAlign w:val="superscript"/>
                   <w:sz w:val="15"/>
                 </w:rPr>
-                <w:t xml:space="preserve">21</w:t>
+                <w:t xml:space="preserve">24</w:t>
               </w:r>
             </w:hyperlink>
             <w:r>
@@ -5465,7 +6651,7 @@
     <w:p>
       <w:pPr>
         <w:keepNext/>
-        <w:shd w:val="clear" w:color="auto" w:fill="EAF1F8"/>
+        <w:shd w:val="clear" w:color="auto" w:fill="EEF3F8"/>
         <w:spacing w:before="200" w:after="80"/>
         <w:ind w:left="85"/>
       </w:pPr>
@@ -5473,7 +6659,7 @@
         <w:rPr>
           <w:b/>
           <w:caps/>
-          <w:color w:val="1F4E79"/>
+          <w:color w:val="12355B"/>
           <w:sz w:val="19"/>
         </w:rPr>
         <w:t>Engagement</w:t>
@@ -5546,7 +6732,7 @@
             <w:r>
               <w:rPr>
                 <w:b/>
-                <w:color w:val="1A1A1A"/>
+                <w:color w:val="1B2430"/>
                 <w:sz w:val="19"/>
               </w:rPr>
               <w:t>Is there a need for pro-active engagement with the company?</w:t>
@@ -5563,7 +6749,7 @@
             <w:r>
               <w:rPr>
                 <w:b w:val="0"/>
-                <w:color w:val="5F6B7A"/>
+                <w:color w:val="667085"/>
                 <w:sz w:val="18"/>
               </w:rPr>
               <w:t>•</w:t>
@@ -5596,7 +6782,7 @@
     <w:p>
       <w:pPr>
         <w:keepNext/>
-        <w:shd w:val="clear" w:color="auto" w:fill="EAF1F8"/>
+        <w:shd w:val="clear" w:color="auto" w:fill="EEF3F8"/>
         <w:spacing w:before="200" w:after="80"/>
         <w:ind w:left="85"/>
       </w:pPr>
@@ -5604,7 +6790,7 @@
         <w:rPr>
           <w:b/>
           <w:caps/>
-          <w:color w:val="1F4E79"/>
+          <w:color w:val="12355B"/>
           <w:sz w:val="19"/>
         </w:rPr>
         <w:t>Indicators</w:t>
@@ -5677,7 +6863,7 @@
             <w:r>
               <w:rPr>
                 <w:b/>
-                <w:color w:val="1A1A1A"/>
+                <w:color w:val="1B2430"/>
                 <w:sz w:val="19"/>
               </w:rPr>
               <w:t>Yes, the indicators of the company support the targets of sustainability and PAI indicators followed by the Fund</w:t>
@@ -5694,7 +6880,7 @@
             <w:r>
               <w:rPr>
                 <w:b w:val="0"/>
-                <w:color w:val="5F6B7A"/>
+                <w:color w:val="667085"/>
                 <w:sz w:val="18"/>
               </w:rPr>
               <w:t>•</w:t>
@@ -5720,7 +6906,7 @@
             <w:r>
               <w:rPr>
                 <w:b w:val="0"/>
-                <w:color w:val="5F6B7A"/>
+                <w:color w:val="667085"/>
                 <w:sz w:val="18"/>
               </w:rPr>
               <w:t>•</w:t>
@@ -5741,7 +6927,7 @@
                   <w:vertAlign w:val="superscript"/>
                   <w:sz w:val="15"/>
                 </w:rPr>
-                <w:t xml:space="preserve">22</w:t>
+                <w:t xml:space="preserve">25</w:t>
               </w:r>
             </w:hyperlink>
             <w:r>
@@ -5794,7 +6980,7 @@
       <w:r>
         <w:rPr>
           <w:b w:val="0"/>
-          <w:color w:val="5F6B7A"/>
+          <w:color w:val="667085"/>
           <w:sz w:val="16"/>
         </w:rPr>
         <w:t>Taikytos SEB politikos: Policy on Sustainability Considerations in Investments (SEB AB); Electricity &amp; Renewable Energy sector policy; Environmental Policy on Climate, Nature and Water (thematic); Social and Human Rights Policy (thematic); Governance expectations in sector policies (anti-corruption, tax, reporting)</w:t>
@@ -5804,7 +6990,7 @@
       <w:pPr>
         <w:keepNext/>
         <w:pBdr>
-          <w:bottom w:val="single" w:sz="8" w:color="1F4E79" w:space="4"/>
+          <w:bottom w:val="single" w:sz="8" w:color="12355B" w:space="4"/>
         </w:pBdr>
         <w:tabs>
           <w:tab w:pos="482" w:val="left"/>
@@ -5823,7 +7009,7 @@
       <w:r>
         <w:rPr>
           <w:b/>
-          <w:color w:val="1F4E79"/>
+          <w:color w:val="12355B"/>
           <w:sz w:val="28"/>
         </w:rPr>
         <w:t>Šaltiniai</w:t>
@@ -5840,7 +7026,7 @@
       <w:r>
         <w:rPr>
           <w:b w:val="0"/>
-          <w:color w:val="5F6B7A"/>
+          <w:color w:val="667085"/>
           <w:sz w:val="17"/>
         </w:rPr>
         <w:t>1.</w:t>
@@ -5867,7 +7053,7 @@
       <w:r>
         <w:rPr>
           <w:b w:val="0"/>
-          <w:color w:val="5F6B7A"/>
+          <w:color w:val="667085"/>
           <w:sz w:val="17"/>
         </w:rPr>
         <w:t>2.</w:t>
@@ -5894,7 +7080,7 @@
       <w:r>
         <w:rPr>
           <w:b w:val="0"/>
-          <w:color w:val="5F6B7A"/>
+          <w:color w:val="667085"/>
           <w:sz w:val="17"/>
         </w:rPr>
         <w:t>3.</w:t>
@@ -5921,7 +7107,7 @@
       <w:r>
         <w:rPr>
           <w:b w:val="0"/>
-          <w:color w:val="5F6B7A"/>
+          <w:color w:val="667085"/>
           <w:sz w:val="17"/>
         </w:rPr>
         <w:t>4.</w:t>
@@ -5948,7 +7134,7 @@
       <w:r>
         <w:rPr>
           <w:b w:val="0"/>
-          <w:color w:val="5F6B7A"/>
+          <w:color w:val="667085"/>
           <w:sz w:val="17"/>
         </w:rPr>
         <w:t>5.</w:t>
@@ -5975,7 +7161,7 @@
       <w:r>
         <w:rPr>
           <w:b w:val="0"/>
-          <w:color w:val="5F6B7A"/>
+          <w:color w:val="667085"/>
           <w:sz w:val="17"/>
         </w:rPr>
         <w:t>6.</w:t>
@@ -6002,7 +7188,7 @@
       <w:r>
         <w:rPr>
           <w:b w:val="0"/>
-          <w:color w:val="5F6B7A"/>
+          <w:color w:val="667085"/>
           <w:sz w:val="17"/>
         </w:rPr>
         <w:t>7.</w:t>
@@ -6029,7 +7215,7 @@
       <w:r>
         <w:rPr>
           <w:b w:val="0"/>
-          <w:color w:val="5F6B7A"/>
+          <w:color w:val="667085"/>
           <w:sz w:val="17"/>
         </w:rPr>
         <w:t>8.</w:t>
@@ -6056,7 +7242,7 @@
       <w:r>
         <w:rPr>
           <w:b w:val="0"/>
-          <w:color w:val="5F6B7A"/>
+          <w:color w:val="667085"/>
           <w:sz w:val="17"/>
         </w:rPr>
         <w:t>9.</w:t>
@@ -6083,7 +7269,7 @@
       <w:r>
         <w:rPr>
           <w:b w:val="0"/>
-          <w:color w:val="5F6B7A"/>
+          <w:color w:val="667085"/>
           <w:sz w:val="17"/>
         </w:rPr>
         <w:t>10.</w:t>
@@ -6110,7 +7296,7 @@
       <w:r>
         <w:rPr>
           <w:b w:val="0"/>
-          <w:color w:val="5F6B7A"/>
+          <w:color w:val="667085"/>
           <w:sz w:val="17"/>
         </w:rPr>
         <w:t>11.</w:t>
@@ -6137,7 +7323,7 @@
       <w:r>
         <w:rPr>
           <w:b w:val="0"/>
-          <w:color w:val="5F6B7A"/>
+          <w:color w:val="667085"/>
           <w:sz w:val="17"/>
         </w:rPr>
         <w:t>12.</w:t>
@@ -6164,7 +7350,7 @@
       <w:r>
         <w:rPr>
           <w:b w:val="0"/>
-          <w:color w:val="5F6B7A"/>
+          <w:color w:val="667085"/>
           <w:sz w:val="17"/>
         </w:rPr>
         <w:t>13.</w:t>
@@ -6191,7 +7377,7 @@
       <w:r>
         <w:rPr>
           <w:b w:val="0"/>
-          <w:color w:val="5F6B7A"/>
+          <w:color w:val="667085"/>
           <w:sz w:val="17"/>
         </w:rPr>
         <w:t>14.</w:t>
@@ -6218,7 +7404,7 @@
       <w:r>
         <w:rPr>
           <w:b w:val="0"/>
-          <w:color w:val="5F6B7A"/>
+          <w:color w:val="667085"/>
           <w:sz w:val="17"/>
         </w:rPr>
         <w:t>15.</w:t>
@@ -6245,7 +7431,7 @@
       <w:r>
         <w:rPr>
           <w:b w:val="0"/>
-          <w:color w:val="5F6B7A"/>
+          <w:color w:val="667085"/>
           <w:sz w:val="17"/>
         </w:rPr>
         <w:t>16.</w:t>
@@ -6272,13 +7458,94 @@
       <w:r>
         <w:rPr>
           <w:b w:val="0"/>
-          <w:color w:val="5F6B7A"/>
+          <w:color w:val="667085"/>
           <w:sz w:val="17"/>
         </w:rPr>
         <w:t>17.</w:t>
         <w:tab/>
       </w:r>
       <w:hyperlink r:id="rId26">
+        <w:r>
+          <w:rPr>
+            <w:color w:val="2A78D6"/>
+            <w:sz w:val="17"/>
+          </w:rPr>
+          <w:t xml:space="preserve">AST - Condensed interim financial statements 6M 2026 (unaudited), p. 8, 2026</w:t>
+        </w:r>
+      </w:hyperlink>
+    </w:p>
+    <w:p>
+      <w:pPr>
+        <w:tabs>
+          <w:tab w:pos="397" w:val="left"/>
+        </w:tabs>
+        <w:spacing w:before="0" w:after="30"/>
+        <w:ind w:left="397" w:hanging="397"/>
+      </w:pPr>
+      <w:r>
+        <w:rPr>
+          <w:b w:val="0"/>
+          <w:color w:val="667085"/>
+          <w:sz w:val="17"/>
+        </w:rPr>
+        <w:t>18.</w:t>
+        <w:tab/>
+      </w:r>
+      <w:hyperlink r:id="rId27">
+        <w:r>
+          <w:rPr>
+            <w:color w:val="2A78D6"/>
+            <w:sz w:val="17"/>
+          </w:rPr>
+          <w:t xml:space="preserve">AST - Condensed interim financial statements 6M 2026 (unaudited), p. 9, 2026</w:t>
+        </w:r>
+      </w:hyperlink>
+    </w:p>
+    <w:p>
+      <w:pPr>
+        <w:tabs>
+          <w:tab w:pos="397" w:val="left"/>
+        </w:tabs>
+        <w:spacing w:before="0" w:after="30"/>
+        <w:ind w:left="397" w:hanging="397"/>
+      </w:pPr>
+      <w:r>
+        <w:rPr>
+          <w:b w:val="0"/>
+          <w:color w:val="667085"/>
+          <w:sz w:val="17"/>
+        </w:rPr>
+        <w:t>19.</w:t>
+        <w:tab/>
+      </w:r>
+      <w:hyperlink r:id="rId28">
+        <w:r>
+          <w:rPr>
+            <w:color w:val="2A78D6"/>
+            <w:sz w:val="17"/>
+          </w:rPr>
+          <w:t xml:space="preserve">AST - Condensed interim financial statements 6M 2026 (unaudited), p. 6, 2026</w:t>
+        </w:r>
+      </w:hyperlink>
+    </w:p>
+    <w:p>
+      <w:pPr>
+        <w:tabs>
+          <w:tab w:pos="397" w:val="left"/>
+        </w:tabs>
+        <w:spacing w:before="0" w:after="30"/>
+        <w:ind w:left="397" w:hanging="397"/>
+      </w:pPr>
+      <w:r>
+        <w:rPr>
+          <w:b w:val="0"/>
+          <w:color w:val="667085"/>
+          <w:sz w:val="17"/>
+        </w:rPr>
+        <w:t>20.</w:t>
+        <w:tab/>
+      </w:r>
+      <w:hyperlink r:id="rId29">
         <w:r>
           <w:rPr>
             <w:color w:val="2A78D6"/>
@@ -6299,13 +7566,13 @@
       <w:r>
         <w:rPr>
           <w:b w:val="0"/>
-          <w:color w:val="5F6B7A"/>
+          <w:color w:val="667085"/>
           <w:sz w:val="17"/>
         </w:rPr>
-        <w:t>18.</w:t>
+        <w:t>21.</w:t>
         <w:tab/>
       </w:r>
-      <w:hyperlink r:id="rId27">
+      <w:hyperlink r:id="rId30">
         <w:r>
           <w:rPr>
             <w:color w:val="2A78D6"/>
@@ -6326,13 +7593,13 @@
       <w:r>
         <w:rPr>
           <w:b w:val="0"/>
-          <w:color w:val="5F6B7A"/>
+          <w:color w:val="667085"/>
           <w:sz w:val="17"/>
         </w:rPr>
-        <w:t>19.</w:t>
+        <w:t>22.</w:t>
         <w:tab/>
       </w:r>
-      <w:hyperlink r:id="rId26">
+      <w:hyperlink r:id="rId29">
         <w:r>
           <w:rPr>
             <w:color w:val="2A78D6"/>
@@ -6353,13 +7620,13 @@
       <w:r>
         <w:rPr>
           <w:b w:val="0"/>
-          <w:color w:val="5F6B7A"/>
+          <w:color w:val="667085"/>
           <w:sz w:val="17"/>
         </w:rPr>
-        <w:t>20.</w:t>
+        <w:t>23.</w:t>
         <w:tab/>
       </w:r>
-      <w:hyperlink r:id="rId28">
+      <w:hyperlink r:id="rId31">
         <w:r>
           <w:rPr>
             <w:color w:val="2A78D6"/>
@@ -6380,10 +7647,10 @@
       <w:r>
         <w:rPr>
           <w:b w:val="0"/>
-          <w:color w:val="5F6B7A"/>
+          <w:color w:val="667085"/>
           <w:sz w:val="17"/>
         </w:rPr>
-        <w:t>21.</w:t>
+        <w:t>24.</w:t>
         <w:tab/>
       </w:r>
       <w:hyperlink r:id="rId20">
@@ -6407,10 +7674,10 @@
       <w:r>
         <w:rPr>
           <w:b w:val="0"/>
-          <w:color w:val="5F6B7A"/>
+          <w:color w:val="667085"/>
           <w:sz w:val="17"/>
         </w:rPr>
-        <w:t>22.</w:t>
+        <w:t>25.</w:t>
         <w:tab/>
       </w:r>
       <w:hyperlink r:id="rId20">
@@ -6430,7 +7697,7 @@
       <w:r>
         <w:rPr>
           <w:b w:val="0"/>
-          <w:color w:val="5F6B7A"/>
+          <w:color w:val="667085"/>
           <w:sz w:val="16"/>
         </w:rPr>
         <w:t>Ataskaita parengta iš viešų šaltinių. Skaičiai pateikiami taip, kaip juos skelbia emitentas; maži numeriai prie teksto veda į šaltinių sąrašą.</w:t>
@@ -6455,7 +7722,7 @@
   <w:p>
     <w:pPr>
       <w:pBdr>
-        <w:top w:val="single" w:sz="4" w:color="C9D3DE" w:space="4"/>
+        <w:top w:val="single" w:sz="4" w:color="D5DCE4" w:space="4"/>
       </w:pBdr>
       <w:tabs>
         <w:tab w:pos="9638" w:val="right"/>
@@ -6464,7 +7731,7 @@
     <w:r>
       <w:rPr>
         <w:b w:val="0"/>
-        <w:color w:val="5F6B7A"/>
+        <w:color w:val="667085"/>
         <w:sz w:val="16"/>
       </w:rPr>
       <w:t>Augstsprieguma tīkls (AST) · 6M2026 · 2026-10-22</w:t>
@@ -6473,7 +7740,7 @@
     <w:r>
       <w:rPr>
         <w:b/>
-        <w:color w:val="1F4E79"/>
+        <w:color w:val="12355B"/>
         <w:sz w:val="16"/>
       </w:rPr>
       <w:fldChar w:fldCharType="begin"/>
@@ -6489,7 +7756,7 @@
   <w:p>
     <w:pPr>
       <w:pBdr>
-        <w:top w:val="single" w:sz="4" w:color="C9D3DE" w:space="4"/>
+        <w:top w:val="single" w:sz="4" w:color="D5DCE4" w:space="4"/>
       </w:pBdr>
       <w:tabs>
         <w:tab w:pos="9638" w:val="right"/>
@@ -6498,7 +7765,7 @@
     <w:r>
       <w:rPr>
         <w:b w:val="0"/>
-        <w:color w:val="5F6B7A"/>
+        <w:color w:val="667085"/>
         <w:sz w:val="16"/>
       </w:rPr>
       <w:t>Augstsprieguma tīkls (AST) · 6M2026 · 2026-10-22</w:t>
@@ -6507,7 +7774,7 @@
     <w:r>
       <w:rPr>
         <w:b/>
-        <w:color w:val="1F4E79"/>
+        <w:color w:val="12355B"/>
         <w:sz w:val="16"/>
       </w:rPr>
       <w:fldChar w:fldCharType="begin"/>
@@ -6523,7 +7790,7 @@
   <w:p>
     <w:pPr>
       <w:pBdr>
-        <w:bottom w:val="single" w:sz="4" w:color="C9D3DE" w:space="4"/>
+        <w:bottom w:val="single" w:sz="4" w:color="D5DCE4" w:space="4"/>
       </w:pBdr>
       <w:tabs>
         <w:tab w:pos="9638" w:val="right"/>
@@ -6532,7 +7799,7 @@
     <w:r>
       <w:rPr>
         <w:b/>
-        <w:color w:val="1F4E79"/>
+        <w:color w:val="12355B"/>
         <w:sz w:val="16"/>
       </w:rPr>
       <w:t>Augstsprieguma tīkls (AST)</w:t>
@@ -6540,7 +7807,7 @@
     <w:r>
       <w:rPr>
         <w:b w:val="0"/>
-        <w:color w:val="5F6B7A"/>
+        <w:color w:val="667085"/>
         <w:sz w:val="16"/>
       </w:rPr>
       <w:tab/>
@@ -6918,7 +8185,7 @@
     </w:pPr>
     <w:rPr>
       <w:rFonts w:ascii="Calibri" w:hAnsi="Calibri" w:eastAsia="Calibri"/>
-      <w:color w:val="1A1A1A"/>
+      <w:color w:val="1B2430"/>
       <w:sz w:val="21"/>
     </w:rPr>
   </w:style>

--- a/docs/files/ast/ast_6M2026_lt.docx
+++ b/docs/files/ast/ast_6M2026_lt.docx
@@ -337,6 +337,49 @@
               </w:rPr>
               <w:t>AST 0.5% green bond 2027</w:t>
             </w:r>
+            <w:r>
+              <w:t xml:space="preserve"> </w:t>
+              <w:drawing>
+                <wp:inline xmlns:a="http://schemas.openxmlformats.org/drawingml/2006/main" xmlns:pic="http://schemas.openxmlformats.org/drawingml/2006/picture">
+                  <wp:extent cx="91757" cy="91757"/>
+                  <wp:docPr id="1" name="Picture 1"/>
+                  <wp:cNvGraphicFramePr>
+                    <a:graphicFrameLocks noChangeAspect="1"/>
+                  </wp:cNvGraphicFramePr>
+                  <a:graphic>
+                    <a:graphicData uri="http://schemas.openxmlformats.org/drawingml/2006/picture">
+                      <pic:pic>
+                        <pic:nvPicPr>
+                          <pic:cNvPr id="0" name="leaf.png"/>
+                          <pic:cNvPicPr/>
+                        </pic:nvPicPr>
+                        <pic:blipFill>
+                          <a:blip r:embed="rId15"/>
+                          <a:stretch>
+                            <a:fillRect/>
+                          </a:stretch>
+                        </pic:blipFill>
+                        <pic:spPr>
+                          <a:xfrm>
+                            <a:off x="0" y="0"/>
+                            <a:ext cx="91757" cy="91757"/>
+                          </a:xfrm>
+                          <a:prstGeom prst="rect"/>
+                        </pic:spPr>
+                      </pic:pic>
+                    </a:graphicData>
+                  </a:graphic>
+                </wp:inline>
+              </w:drawing>
+            </w:r>
+            <w:r>
+              <w:rPr>
+                <w:b/>
+                <w:color w:val="1B7F3B"/>
+                <w:sz w:val="14"/>
+              </w:rPr>
+              <w:t xml:space="preserve"> Žalioji obligacija</w:t>
+            </w:r>
           </w:p>
           <w:p>
             <w:pPr>
@@ -427,7 +470,7 @@
               </w:rPr>
               <w:t xml:space="preserve"> AST – 100 % valstybinis Latvijos elektros perdavimo operatorius su A- reitingu</w:t>
             </w:r>
-            <w:hyperlink r:id="rId15">
+            <w:hyperlink r:id="rId16">
               <w:r>
                 <w:rPr>
                   <w:color w:val="2A78D6"/>
@@ -462,7 +505,7 @@
               </w:rPr>
               <w:t>. 2027-01-20 išperkamai 100 mln. EUR obligacijai turima 94,7 mln. EUR pinigų ir nepanaudota SEB overdrafto linija iki 90 mln. EUR</w:t>
             </w:r>
-            <w:hyperlink r:id="rId16">
+            <w:hyperlink r:id="rId17">
               <w:r>
                 <w:rPr>
                   <w:color w:val="2A78D6"/>
@@ -855,7 +898,7 @@
         </w:rPr>
         <w:t xml:space="preserve"> I pusm. EBITDA 61,4 mln. EUR (50,2 mln.), marža 33 % (28 %); pelnas 22,5 mln. EUR (19,1 mln.)</w:t>
       </w:r>
-      <w:hyperlink r:id="rId16">
+      <w:hyperlink r:id="rId17">
         <w:r>
           <w:rPr>
             <w:color w:val="2A78D6"/>
@@ -901,7 +944,7 @@
         </w:rPr>
         <w:t xml:space="preserve"> grynoji skola apie 94 mln. EUR, apie 0,9 karto metinės EBITDA (apskaičiuota įrankio); nuosavo kapitalo dalis 40 %</w:t>
       </w:r>
-      <w:hyperlink r:id="rId16">
+      <w:hyperlink r:id="rId17">
         <w:r>
           <w:rPr>
             <w:color w:val="2A78D6"/>
@@ -1010,7 +1053,7 @@
         </w:rPr>
         <w:t xml:space="preserve"> 2025 m. investuota 209 mln. EUR; Plėtros planas 2027–2036 – 1 066 mln. EUR, iš jų iki 289 mln. EUR ES lėšų</w:t>
       </w:r>
-      <w:hyperlink r:id="rId17">
+      <w:hyperlink r:id="rId18">
         <w:r>
           <w:rPr>
             <w:color w:val="2A78D6"/>
@@ -1299,6 +1342,49 @@
               </w:rPr>
               <w:t>AST 0.5% green bond 2027</w:t>
             </w:r>
+            <w:r>
+              <w:t xml:space="preserve"> </w:t>
+              <w:drawing>
+                <wp:inline xmlns:a="http://schemas.openxmlformats.org/drawingml/2006/main" xmlns:pic="http://schemas.openxmlformats.org/drawingml/2006/picture">
+                  <wp:extent cx="91757" cy="91757"/>
+                  <wp:docPr id="2" name="Picture 2"/>
+                  <wp:cNvGraphicFramePr>
+                    <a:graphicFrameLocks noChangeAspect="1"/>
+                  </wp:cNvGraphicFramePr>
+                  <a:graphic>
+                    <a:graphicData uri="http://schemas.openxmlformats.org/drawingml/2006/picture">
+                      <pic:pic>
+                        <pic:nvPicPr>
+                          <pic:cNvPr id="0" name="leaf.png"/>
+                          <pic:cNvPicPr/>
+                        </pic:nvPicPr>
+                        <pic:blipFill>
+                          <a:blip r:embed="rId15"/>
+                          <a:stretch>
+                            <a:fillRect/>
+                          </a:stretch>
+                        </pic:blipFill>
+                        <pic:spPr>
+                          <a:xfrm>
+                            <a:off x="0" y="0"/>
+                            <a:ext cx="91757" cy="91757"/>
+                          </a:xfrm>
+                          <a:prstGeom prst="rect"/>
+                        </pic:spPr>
+                      </pic:pic>
+                    </a:graphicData>
+                  </a:graphic>
+                </wp:inline>
+              </w:drawing>
+            </w:r>
+            <w:r>
+              <w:rPr>
+                <w:b/>
+                <w:color w:val="1B7F3B"/>
+                <w:sz w:val="14"/>
+              </w:rPr>
+              <w:t xml:space="preserve"> Žalioji obligacija</w:t>
+            </w:r>
           </w:p>
         </w:tc>
         <w:tc>
@@ -1637,7 +1723,7 @@
               </w:rPr>
               <w:t>Pajamos, mln. EUR</w:t>
             </w:r>
-            <w:hyperlink r:id="rId18">
+            <w:hyperlink r:id="rId19">
               <w:r>
                 <w:rPr>
                   <w:color w:val="2A78D6"/>
@@ -1654,7 +1740,7 @@
               </w:rPr>
               <w:t>,</w:t>
             </w:r>
-            <w:hyperlink r:id="rId16">
+            <w:hyperlink r:id="rId17">
               <w:r>
                 <w:rPr>
                   <w:color w:val="2A78D6"/>
@@ -1810,7 +1896,7 @@
               </w:rPr>
               <w:t>EBITDA, mln. EUR</w:t>
             </w:r>
-            <w:hyperlink r:id="rId18">
+            <w:hyperlink r:id="rId19">
               <w:r>
                 <w:rPr>
                   <w:color w:val="2A78D6"/>
@@ -1827,7 +1913,7 @@
               </w:rPr>
               <w:t>,</w:t>
             </w:r>
-            <w:hyperlink r:id="rId16">
+            <w:hyperlink r:id="rId17">
               <w:r>
                 <w:rPr>
                   <w:color w:val="2A78D6"/>
@@ -1983,7 +2069,7 @@
               </w:rPr>
               <w:t>Grynasis pelnas, mln. EUR</w:t>
             </w:r>
-            <w:hyperlink r:id="rId18">
+            <w:hyperlink r:id="rId19">
               <w:r>
                 <w:rPr>
                   <w:color w:val="2A78D6"/>
@@ -2000,7 +2086,7 @@
               </w:rPr>
               <w:t>,</w:t>
             </w:r>
-            <w:hyperlink r:id="rId16">
+            <w:hyperlink r:id="rId17">
               <w:r>
                 <w:rPr>
                   <w:color w:val="2A78D6"/>
@@ -2156,7 +2242,7 @@
               </w:rPr>
               <w:t>Investicijos, mln. EUR</w:t>
             </w:r>
-            <w:hyperlink r:id="rId17">
+            <w:hyperlink r:id="rId18">
               <w:r>
                 <w:rPr>
                   <w:color w:val="2A78D6"/>
@@ -2173,7 +2259,7 @@
               </w:rPr>
               <w:t>,</w:t>
             </w:r>
-            <w:hyperlink r:id="rId16">
+            <w:hyperlink r:id="rId17">
               <w:r>
                 <w:rPr>
                   <w:color w:val="2A78D6"/>
@@ -2329,7 +2415,7 @@
               </w:rPr>
               <w:t>Grynoji skola, mln. EUR</w:t>
             </w:r>
-            <w:hyperlink r:id="rId18">
+            <w:hyperlink r:id="rId19">
               <w:r>
                 <w:rPr>
                   <w:color w:val="2A78D6"/>
@@ -2346,7 +2432,7 @@
               </w:rPr>
               <w:t>,</w:t>
             </w:r>
-            <w:hyperlink r:id="rId16">
+            <w:hyperlink r:id="rId17">
               <w:r>
                 <w:rPr>
                   <w:color w:val="2A78D6"/>
@@ -2502,7 +2588,7 @@
               </w:rPr>
               <w:t>Grynoji skola / EBITDA</w:t>
             </w:r>
-            <w:hyperlink r:id="rId18">
+            <w:hyperlink r:id="rId19">
               <w:r>
                 <w:rPr>
                   <w:color w:val="2A78D6"/>
@@ -2519,7 +2605,7 @@
               </w:rPr>
               <w:t>,</w:t>
             </w:r>
-            <w:hyperlink r:id="rId16">
+            <w:hyperlink r:id="rId17">
               <w:r>
                 <w:rPr>
                   <w:color w:val="2A78D6"/>
@@ -2676,7 +2762,7 @@
               </w:rPr>
               <w:t>Nuosavas kapitalas, mln. EUR</w:t>
             </w:r>
-            <w:hyperlink r:id="rId18">
+            <w:hyperlink r:id="rId19">
               <w:r>
                 <w:rPr>
                   <w:color w:val="2A78D6"/>
@@ -2693,7 +2779,7 @@
               </w:rPr>
               <w:t>,</w:t>
             </w:r>
-            <w:hyperlink r:id="rId16">
+            <w:hyperlink r:id="rId17">
               <w:r>
                 <w:rPr>
                   <w:color w:val="2A78D6"/>
@@ -2849,7 +2935,7 @@
               </w:rPr>
               <w:t>Nuosavo kapitalo dalis</w:t>
             </w:r>
-            <w:hyperlink r:id="rId18">
+            <w:hyperlink r:id="rId19">
               <w:r>
                 <w:rPr>
                   <w:color w:val="2A78D6"/>
@@ -2866,7 +2952,7 @@
               </w:rPr>
               <w:t>,</w:t>
             </w:r>
-            <w:hyperlink r:id="rId16">
+            <w:hyperlink r:id="rId17">
               <w:r>
                 <w:rPr>
                   <w:color w:val="2A78D6"/>
@@ -3023,7 +3109,7 @@
               </w:rPr>
               <w:t>Turtas, mln. EUR</w:t>
             </w:r>
-            <w:hyperlink r:id="rId18">
+            <w:hyperlink r:id="rId19">
               <w:r>
                 <w:rPr>
                   <w:color w:val="2A78D6"/>
@@ -3040,7 +3126,7 @@
               </w:rPr>
               <w:t>,</w:t>
             </w:r>
-            <w:hyperlink r:id="rId16">
+            <w:hyperlink r:id="rId17">
               <w:r>
                 <w:rPr>
                   <w:color w:val="2A78D6"/>
@@ -3211,7 +3297,7 @@
         <w:drawing>
           <wp:inline xmlns:a="http://schemas.openxmlformats.org/drawingml/2006/main" xmlns:pic="http://schemas.openxmlformats.org/drawingml/2006/picture">
             <wp:extent cx="6120000" cy="2231199"/>
-            <wp:docPr id="1" name="Picture 1"/>
+            <wp:docPr id="3" name="Picture 3"/>
             <wp:cNvGraphicFramePr>
               <a:graphicFrameLocks noChangeAspect="1"/>
             </wp:cNvGraphicFramePr>
@@ -3223,7 +3309,7 @@
                     <pic:cNvPicPr/>
                   </pic:nvPicPr>
                   <pic:blipFill>
-                    <a:blip r:embed="rId19"/>
+                    <a:blip r:embed="rId20"/>
                     <a:stretch>
                       <a:fillRect/>
                     </a:stretch>
@@ -3300,7 +3386,7 @@
         </w:rPr>
         <w:t xml:space="preserve"> 17 pastočių, 1 727 km; 110 kV: 130 pastočių, 3 786 km) ir 68,46 % Conexus Baltic Grid (dujų perdavimas ir Inčukalnio saugykla)</w:t>
       </w:r>
-      <w:hyperlink r:id="rId20">
+      <w:hyperlink r:id="rId21">
         <w:r>
           <w:rPr>
             <w:color w:val="2A78D6"/>
@@ -3340,7 +3426,7 @@
         </w:rPr>
         <w:t>Baltijos šalys sinchronizuotos su kontinentine Europa 2025-02-09; balansavimo pajėgumų rinka veikia nuo 2025-02-04</w:t>
       </w:r>
-      <w:hyperlink r:id="rId21">
+      <w:hyperlink r:id="rId22">
         <w:r>
           <w:rPr>
             <w:color w:val="2A78D6"/>
@@ -3380,7 +3466,7 @@
         </w:rPr>
         <w:t>Nuo 2026-01-01 patvirtinti nauji trejų metų tarifai, vidutinis AST tarifas mažėja 10 %</w:t>
       </w:r>
-      <w:hyperlink r:id="rId22">
+      <w:hyperlink r:id="rId23">
         <w:r>
           <w:rPr>
             <w:color w:val="2A78D6"/>
@@ -3449,7 +3535,7 @@
         </w:rPr>
         <w:t>2025 m. pajamos 354,1 mln. EUR (258,6 mln.), EBITDA 90,8 mln. EUR (108,3 mln.), pelnas 27,5 mln. EUR (22,7 mln.)</w:t>
       </w:r>
-      <w:hyperlink r:id="rId18">
+      <w:hyperlink r:id="rId19">
         <w:r>
           <w:rPr>
             <w:color w:val="2A78D6"/>
@@ -3489,7 +3575,7 @@
         </w:rPr>
         <w:t>2026-06-30 skolinimasis 189,0 mln. EUR, pinigai 94,7 mln. EUR; obligacijos (100,2 mln. EUR) jau trumpalaikės</w:t>
       </w:r>
-      <w:hyperlink r:id="rId16">
+      <w:hyperlink r:id="rId17">
         <w:r>
           <w:rPr>
             <w:color w:val="2A78D6"/>
@@ -3535,7 +3621,7 @@
         </w:rPr>
         <w:t xml:space="preserve"> per I pusm. patronuojanti įmonė išmokėjo 13,6 mln. EUR</w:t>
       </w:r>
-      <w:hyperlink r:id="rId23">
+      <w:hyperlink r:id="rId24">
         <w:r>
           <w:rPr>
             <w:color w:val="2A78D6"/>
@@ -3754,7 +3840,7 @@
               </w:rPr>
               <w:t>Įvykdyta 2025-02-09, patvirtinta kaip nuolatinė</w:t>
             </w:r>
-            <w:hyperlink r:id="rId21">
+            <w:hyperlink r:id="rId22">
               <w:r>
                 <w:rPr>
                   <w:color w:val="2A78D6"/>
@@ -3771,7 +3857,7 @@
               </w:rPr>
               <w:t>,</w:t>
             </w:r>
-            <w:hyperlink r:id="rId24">
+            <w:hyperlink r:id="rId25">
               <w:r>
                 <w:rPr>
                   <w:color w:val="2A78D6"/>
@@ -3804,7 +3890,7 @@
               </w:rPr>
               <w:t>Įvykdyta</w:t>
             </w:r>
-            <w:hyperlink r:id="rId21">
+            <w:hyperlink r:id="rId22">
               <w:r>
                 <w:rPr>
                   <w:color w:val="2A78D6"/>
@@ -3893,7 +3979,7 @@
               </w:rPr>
               <w:t>Pinigai 94,7 mln. EUR ir SEB overdraftas iki 90 mln. EUR; naujos emisijos plano ataskaitoje nėra</w:t>
             </w:r>
-            <w:hyperlink r:id="rId16">
+            <w:hyperlink r:id="rId17">
               <w:r>
                 <w:rPr>
                   <w:color w:val="2A78D6"/>
@@ -3926,7 +4012,7 @@
               </w:rPr>
               <w:t>Išpirkimui lėšų pakanka</w:t>
             </w:r>
-            <w:hyperlink r:id="rId16">
+            <w:hyperlink r:id="rId17">
               <w:r>
                 <w:rPr>
                   <w:color w:val="2A78D6"/>
@@ -4156,7 +4242,7 @@
         </w:rPr>
         <w:t xml:space="preserve"> 0,5 % žalioji obligacija, 100 mln. EUR, išpirkimas 2027-01-20 (Nasdaq Riga nuo 2021-11-29)</w:t>
       </w:r>
-      <w:hyperlink r:id="rId25">
+      <w:hyperlink r:id="rId26">
         <w:r>
           <w:rPr>
             <w:color w:val="2A78D6"/>
@@ -4202,7 +4288,7 @@
         </w:rPr>
         <w:t xml:space="preserve"> iki išpirkimo liko mažiau nei 3 mėn.; pinigų (94,7 mln. EUR) ir nepanaudoto 90 mln. EUR overdrafto pakanka visai sumai</w:t>
       </w:r>
-      <w:hyperlink r:id="rId16">
+      <w:hyperlink r:id="rId17">
         <w:r>
           <w:rPr>
             <w:color w:val="2A78D6"/>
@@ -4307,7 +4393,7 @@
         </w:rPr>
         <w:t xml:space="preserve"> iki 22,5 mln. EUR (prieš metus 19,1 mln.) dėl didesnių elektros ir dujų perdavimo pajamų</w:t>
       </w:r>
-      <w:hyperlink r:id="rId26">
+      <w:hyperlink r:id="rId27">
         <w:r>
           <w:rPr>
             <w:color w:val="2A78D6"/>
@@ -4323,7 +4409,7 @@
         </w:rPr>
         <w:t>; elektros perdavimo pajamos +8 % dėl balansavimo ir perkrovų valdymo pajamų (+41,8 mln. EUR)</w:t>
       </w:r>
-      <w:hyperlink r:id="rId26">
+      <w:hyperlink r:id="rId27">
         <w:r>
           <w:rPr>
             <w:color w:val="2A78D6"/>
@@ -4369,7 +4455,7 @@
         </w:rPr>
         <w:t xml:space="preserve"> nauji perdavimo tarifai nuo 2026-01-01; sukauptas perkrovų pajamas iki 2028 m. pabaigos galima naudoti iki 44,4 mln. EUR, 2026 m. I pusm. pripažinta 4,0 mln. EUR</w:t>
       </w:r>
-      <w:hyperlink r:id="rId27">
+      <w:hyperlink r:id="rId28">
         <w:r>
           <w:rPr>
             <w:color w:val="2A78D6"/>
@@ -4385,7 +4471,7 @@
         </w:rPr>
         <w:t>. Dujų saugyklos pajamos –36 % dėl mažesnių užsakymų ir tarifo</w:t>
       </w:r>
-      <w:hyperlink r:id="rId27">
+      <w:hyperlink r:id="rId28">
         <w:r>
           <w:rPr>
             <w:color w:val="2A78D6"/>
@@ -4431,7 +4517,7 @@
         </w:rPr>
         <w:t xml:space="preserve"> birželio vidutinė elektros kaina Latvijoje 92,23 EUR/MWh (+12,3 % per mėn.) dėl mažesnės vėjo gamybos ir karščio Europoje</w:t>
       </w:r>
-      <w:hyperlink r:id="rId28">
+      <w:hyperlink r:id="rId29">
         <w:r>
           <w:rPr>
             <w:color w:val="2A78D6"/>
@@ -5578,7 +5664,7 @@
               </w:rPr>
               <w:t>Išskirtuose sektoriuose veiklos nėra</w:t>
             </w:r>
-            <w:hyperlink r:id="rId20">
+            <w:hyperlink r:id="rId21">
               <w:r>
                 <w:rPr>
                   <w:color w:val="2A78D6"/>
@@ -5926,7 +6012,7 @@
                 <w:color w:val="333333"/>
                 <w:sz w:val="18"/>
               </w:rPr>
-              <w:t>Naujienų suvestinė 2026-07-24 – 2026-10-22: 0 pranešimų, iš jų su neigiamu žodžiu antraštėje – 0 (plačiau – skiltyje „Ką rašo spauda“).</w:t>
+              <w:t>Naujienų suvestinė 2026-07-25 – 2026-10-23: 0 pranešimų, iš jų su neigiamu žodžiu antraštėje – 0 (plačiau – skiltyje „Ką rašo spauda“).</w:t>
             </w:r>
           </w:p>
         </w:tc>
@@ -6098,7 +6184,7 @@
               </w:rPr>
               <w:t>Planuojamos naujos jungtys su Estija, Švedija ir Vokietija</w:t>
             </w:r>
-            <w:hyperlink r:id="rId29">
+            <w:hyperlink r:id="rId30">
               <w:r>
                 <w:rPr>
                   <w:color w:val="2A78D6"/>
@@ -6115,7 +6201,7 @@
               </w:rPr>
               <w:t>,</w:t>
             </w:r>
-            <w:hyperlink r:id="rId30">
+            <w:hyperlink r:id="rId31">
               <w:r>
                 <w:rPr>
                   <w:color w:val="2A78D6"/>
@@ -6278,7 +6364,7 @@
               </w:rPr>
               <w:t>,</w:t>
             </w:r>
-            <w:hyperlink r:id="rId21">
+            <w:hyperlink r:id="rId22">
               <w:r>
                 <w:rPr>
                   <w:color w:val="2A78D6"/>
@@ -6424,7 +6510,7 @@
               </w:rPr>
               <w:t>Konkursai į valdybą ir stebėtojų tarybą vyksta įprasta tvarka</w:t>
             </w:r>
-            <w:hyperlink r:id="rId29">
+            <w:hyperlink r:id="rId30">
               <w:r>
                 <w:rPr>
                   <w:color w:val="2A78D6"/>
@@ -6557,7 +6643,7 @@
               </w:rPr>
               <w:t>Elektros ir atsinaujinančios energijos politika</w:t>
             </w:r>
-            <w:hyperlink r:id="rId31">
+            <w:hyperlink r:id="rId32">
               <w:r>
                 <w:rPr>
                   <w:color w:val="2A78D6"/>
@@ -6614,7 +6700,7 @@
               </w:rPr>
               <w:t>Plėtros planas skirtas daugiau atsinaujinančios energijos integruoti, ISO 45001 sauga, metinė tvarumo ataskaita</w:t>
             </w:r>
-            <w:hyperlink r:id="rId20">
+            <w:hyperlink r:id="rId21">
               <w:r>
                 <w:rPr>
                   <w:color w:val="2A78D6"/>
@@ -6920,7 +7006,7 @@
               </w:rPr>
               <w:t>Perdirbama beveik 100 % atliekų</w:t>
             </w:r>
-            <w:hyperlink r:id="rId20">
+            <w:hyperlink r:id="rId21">
               <w:r>
                 <w:rPr>
                   <w:color w:val="2A78D6"/>
@@ -7113,7 +7199,7 @@
         <w:t>4.</w:t>
         <w:tab/>
       </w:r>
-      <w:hyperlink r:id="rId15">
+      <w:hyperlink r:id="rId16">
         <w:r>
           <w:rPr>
             <w:color w:val="2A78D6"/>
@@ -7140,7 +7226,7 @@
         <w:t>5.</w:t>
         <w:tab/>
       </w:r>
-      <w:hyperlink r:id="rId16">
+      <w:hyperlink r:id="rId17">
         <w:r>
           <w:rPr>
             <w:color w:val="2A78D6"/>
@@ -7167,7 +7253,7 @@
         <w:t>6.</w:t>
         <w:tab/>
       </w:r>
-      <w:hyperlink r:id="rId16">
+      <w:hyperlink r:id="rId17">
         <w:r>
           <w:rPr>
             <w:color w:val="2A78D6"/>
@@ -7221,7 +7307,7 @@
         <w:t>8.</w:t>
         <w:tab/>
       </w:r>
-      <w:hyperlink r:id="rId17">
+      <w:hyperlink r:id="rId18">
         <w:r>
           <w:rPr>
             <w:color w:val="2A78D6"/>
@@ -7248,7 +7334,7 @@
         <w:t>9.</w:t>
         <w:tab/>
       </w:r>
-      <w:hyperlink r:id="rId18">
+      <w:hyperlink r:id="rId19">
         <w:r>
           <w:rPr>
             <w:color w:val="2A78D6"/>
@@ -7275,7 +7361,7 @@
         <w:t>10.</w:t>
         <w:tab/>
       </w:r>
-      <w:hyperlink r:id="rId20">
+      <w:hyperlink r:id="rId21">
         <w:r>
           <w:rPr>
             <w:color w:val="2A78D6"/>
@@ -7302,7 +7388,7 @@
         <w:t>11.</w:t>
         <w:tab/>
       </w:r>
-      <w:hyperlink r:id="rId21">
+      <w:hyperlink r:id="rId22">
         <w:r>
           <w:rPr>
             <w:color w:val="2A78D6"/>
@@ -7329,7 +7415,7 @@
         <w:t>12.</w:t>
         <w:tab/>
       </w:r>
-      <w:hyperlink r:id="rId22">
+      <w:hyperlink r:id="rId23">
         <w:r>
           <w:rPr>
             <w:color w:val="2A78D6"/>
@@ -7356,7 +7442,7 @@
         <w:t>13.</w:t>
         <w:tab/>
       </w:r>
-      <w:hyperlink r:id="rId23">
+      <w:hyperlink r:id="rId24">
         <w:r>
           <w:rPr>
             <w:color w:val="2A78D6"/>
@@ -7383,7 +7469,7 @@
         <w:t>14.</w:t>
         <w:tab/>
       </w:r>
-      <w:hyperlink r:id="rId21">
+      <w:hyperlink r:id="rId22">
         <w:r>
           <w:rPr>
             <w:color w:val="2A78D6"/>
@@ -7410,7 +7496,7 @@
         <w:t>15.</w:t>
         <w:tab/>
       </w:r>
-      <w:hyperlink r:id="rId24">
+      <w:hyperlink r:id="rId25">
         <w:r>
           <w:rPr>
             <w:color w:val="2A78D6"/>
@@ -7437,7 +7523,7 @@
         <w:t>16.</w:t>
         <w:tab/>
       </w:r>
-      <w:hyperlink r:id="rId25">
+      <w:hyperlink r:id="rId26">
         <w:r>
           <w:rPr>
             <w:color w:val="2A78D6"/>
@@ -7464,7 +7550,7 @@
         <w:t>17.</w:t>
         <w:tab/>
       </w:r>
-      <w:hyperlink r:id="rId26">
+      <w:hyperlink r:id="rId27">
         <w:r>
           <w:rPr>
             <w:color w:val="2A78D6"/>
@@ -7491,7 +7577,7 @@
         <w:t>18.</w:t>
         <w:tab/>
       </w:r>
-      <w:hyperlink r:id="rId27">
+      <w:hyperlink r:id="rId28">
         <w:r>
           <w:rPr>
             <w:color w:val="2A78D6"/>
@@ -7518,7 +7604,7 @@
         <w:t>19.</w:t>
         <w:tab/>
       </w:r>
-      <w:hyperlink r:id="rId28">
+      <w:hyperlink r:id="rId29">
         <w:r>
           <w:rPr>
             <w:color w:val="2A78D6"/>
@@ -7545,7 +7631,7 @@
         <w:t>20.</w:t>
         <w:tab/>
       </w:r>
-      <w:hyperlink r:id="rId29">
+      <w:hyperlink r:id="rId30">
         <w:r>
           <w:rPr>
             <w:color w:val="2A78D6"/>
@@ -7572,7 +7658,7 @@
         <w:t>21.</w:t>
         <w:tab/>
       </w:r>
-      <w:hyperlink r:id="rId30">
+      <w:hyperlink r:id="rId31">
         <w:r>
           <w:rPr>
             <w:color w:val="2A78D6"/>
@@ -7599,7 +7685,7 @@
         <w:t>22.</w:t>
         <w:tab/>
       </w:r>
-      <w:hyperlink r:id="rId29">
+      <w:hyperlink r:id="rId30">
         <w:r>
           <w:rPr>
             <w:color w:val="2A78D6"/>
@@ -7626,7 +7712,7 @@
         <w:t>23.</w:t>
         <w:tab/>
       </w:r>
-      <w:hyperlink r:id="rId31">
+      <w:hyperlink r:id="rId32">
         <w:r>
           <w:rPr>
             <w:color w:val="2A78D6"/>
@@ -7653,7 +7739,7 @@
         <w:t>24.</w:t>
         <w:tab/>
       </w:r>
-      <w:hyperlink r:id="rId20">
+      <w:hyperlink r:id="rId21">
         <w:r>
           <w:rPr>
             <w:color w:val="2A78D6"/>
@@ -7680,7 +7766,7 @@
         <w:t>25.</w:t>
         <w:tab/>
       </w:r>
-      <w:hyperlink r:id="rId20">
+      <w:hyperlink r:id="rId21">
         <w:r>
           <w:rPr>
             <w:color w:val="2A78D6"/>

--- a/docs/files/ast/ast_6M2026_lt.docx
+++ b/docs/files/ast/ast_6M2026_lt.docx
@@ -942,7 +942,7 @@
         <w:rPr>
           <w:b w:val="0"/>
         </w:rPr>
-        <w:t xml:space="preserve"> grynoji skola apie 94 mln. EUR, apie 0,9 karto metinės EBITDA (apskaičiuota įrankio); nuosavo kapitalo dalis 40 %</w:t>
+        <w:t xml:space="preserve"> grynoji skola apie 94 mln. EUR, apie 0,9 karto metinės EBITDA (mūsų skaičiavimas); nuosavo kapitalo dalis 40 %</w:t>
       </w:r>
       <w:hyperlink r:id="rId17">
         <w:r>
@@ -3276,7 +3276,7 @@
           <w:color w:val="667085"/>
           <w:sz w:val="16"/>
         </w:rPr>
-        <w:t>Spalvos: žalias pokytis – rodiklis gerėja, raudonas – blogėja. Paskutinio laikotarpio langelio fonas: žalias – geras lygis, geltonas – vidutinis, raudonas – silpnas (įrankio orientyrai, config/metric_rules.yaml).</w:t>
+        <w:t>Spalvos: žalias pokytis – rodiklis gerėja, raudonas – blogėja. Paskutinio laikotarpio langelio fonas: žalias – geras lygis, geltonas – vidutinis, raudonas – silpnas (vidiniai orientyrai, config/metric_rules.yaml).</w:t>
       </w:r>
     </w:p>
     <w:p>
@@ -3289,7 +3289,7 @@
           <w:color w:val="667085"/>
           <w:sz w:val="16"/>
         </w:rPr>
-        <w:t>* – paimta iš ataskaitos santraukos;  ᶜ – apskaičiuota įrankio. Mažas numeris prie teksto – nuoroda į šaltinį (paspaudus atsidaro dokumentas reikiamame puslapyje).</w:t>
+        <w:t>* – paimta iš ataskaitos santraukos;  ᶜ – mūsų skaičiavimas. Mažas numeris prie teksto – nuoroda į šaltinį (paspaudus atsidaro dokumentas reikiamame puslapyje).</w:t>
       </w:r>
     </w:p>
     <w:p>

--- a/docs/files/ast/ast_6M2026_lt.docx
+++ b/docs/files/ast/ast_6M2026_lt.docx
@@ -5235,7 +5235,7 @@
                 <w:b w:val="0"/>
                 <w:sz w:val="17"/>
               </w:rPr>
-              <w:t>3,43 % (2026-10)</w:t>
+              <w:t>3,38 % (2026-10)</w:t>
             </w:r>
           </w:p>
         </w:tc>
@@ -5307,7 +5307,7 @@
                 <w:b w:val="0"/>
                 <w:sz w:val="17"/>
               </w:rPr>
-              <w:t>▲ 0,71 p. p.</w:t>
+              <w:t>▲ 0,66 p. p.</w:t>
             </w:r>
           </w:p>
         </w:tc>
@@ -5884,7 +5884,7 @@
                 <w:color w:val="333333"/>
                 <w:sz w:val="18"/>
               </w:rPr>
-              <w:t>Nerasta EU, UN, UK, US OFAC konsoliduotuose sankcijų sąrašuose (automatinė patikra 2026-10-22).</w:t>
+              <w:t>Nerasta EU, UN, UK, US OFAC konsoliduotuose sankcijų sąrašuose (automatinė patikra 2026-10-23).</w:t>
             </w:r>
           </w:p>
         </w:tc>

--- a/docs/files/ast/ast_6M2026_lt.docx
+++ b/docs/files/ast/ast_6M2026_lt.docx
@@ -5887,6 +5887,117 @@
               <w:t>Nerasta EU, UN, UK, US OFAC konsoliduotuose sankcijų sąrašuose (automatinė patikra 2026-10-23).</w:t>
             </w:r>
           </w:p>
+          <w:p>
+            <w:pPr>
+              <w:spacing w:before="40" w:after="0"/>
+            </w:pPr>
+            <w:r>
+              <w:rPr>
+                <w:b/>
+                <w:color w:val="333333"/>
+                <w:sz w:val="18"/>
+              </w:rPr>
+              <w:t>Rankinė patikra</w:t>
+            </w:r>
+          </w:p>
+          <w:p>
+            <w:pPr>
+              <w:tabs>
+                <w:tab w:pos="198" w:val="left"/>
+              </w:tabs>
+              <w:spacing w:before="0" w:after="20"/>
+              <w:ind w:left="198" w:hanging="198"/>
+            </w:pPr>
+            <w:r>
+              <w:rPr>
+                <w:b w:val="0"/>
+                <w:color w:val="667085"/>
+                <w:sz w:val="18"/>
+              </w:rPr>
+              <w:t>•</w:t>
+              <w:tab/>
+            </w:r>
+            <w:r>
+              <w:rPr>
+                <w:b w:val="0"/>
+                <w:color w:val="333333"/>
+                <w:sz w:val="18"/>
+              </w:rPr>
+              <w:t>OFAC sankcijų paieška</w:t>
+            </w:r>
+            <w:hyperlink r:id="rId30">
+              <w:r>
+                <w:rPr>
+                  <w:color w:val="2A78D6"/>
+                  <w:vertAlign w:val="superscript"/>
+                  <w:sz w:val="15"/>
+                </w:rPr>
+                <w:t xml:space="preserve">20</w:t>
+              </w:r>
+            </w:hyperlink>
+          </w:p>
+          <w:p>
+            <w:pPr>
+              <w:tabs>
+                <w:tab w:pos="198" w:val="left"/>
+              </w:tabs>
+              <w:spacing w:before="0" w:after="20"/>
+              <w:ind w:left="198" w:hanging="198"/>
+            </w:pPr>
+            <w:r>
+              <w:rPr>
+                <w:b w:val="0"/>
+                <w:color w:val="667085"/>
+                <w:sz w:val="18"/>
+              </w:rPr>
+              <w:t>•</w:t>
+              <w:tab/>
+            </w:r>
+            <w:r>
+              <w:rPr>
+                <w:b w:val="0"/>
+                <w:color w:val="333333"/>
+                <w:sz w:val="18"/>
+              </w:rPr>
+              <w:t>ES sankcijų žemėlapis</w:t>
+            </w:r>
+            <w:hyperlink r:id="rId31">
+              <w:r>
+                <w:rPr>
+                  <w:color w:val="2A78D6"/>
+                  <w:vertAlign w:val="superscript"/>
+                  <w:sz w:val="15"/>
+                </w:rPr>
+                <w:t xml:space="preserve">21</w:t>
+              </w:r>
+            </w:hyperlink>
+          </w:p>
+          <w:p>
+            <w:pPr>
+              <w:tabs>
+                <w:tab w:pos="198" w:val="left"/>
+              </w:tabs>
+              <w:spacing w:before="0" w:after="20"/>
+              <w:ind w:left="198" w:hanging="198"/>
+            </w:pPr>
+            <w:r>
+              <w:rPr>
+                <w:b w:val="0"/>
+                <w:color w:val="667085"/>
+                <w:sz w:val="18"/>
+              </w:rPr>
+              <w:t>•</w:t>
+              <w:tab/>
+            </w:r>
+            <w:r>
+              <w:rPr>
+                <w:b w:val="0"/>
+                <w:color w:val="333333"/>
+                <w:sz w:val="18"/>
+              </w:rPr>
+              <w:t>SEB eNameChecker (vidinė SEB sistema).</w:t>
+            </w:r>
+          </w:p>
         </w:tc>
       </w:tr>
     </w:tbl>
@@ -6184,14 +6295,14 @@
               </w:rPr>
               <w:t>Planuojamos naujos jungtys su Estija, Švedija ir Vokietija</w:t>
             </w:r>
-            <w:hyperlink r:id="rId30">
+            <w:hyperlink r:id="rId32">
               <w:r>
                 <w:rPr>
                   <w:color w:val="2A78D6"/>
                   <w:vertAlign w:val="superscript"/>
                   <w:sz w:val="15"/>
                 </w:rPr>
-                <w:t xml:space="preserve">20</w:t>
+                <w:t xml:space="preserve">22</w:t>
               </w:r>
             </w:hyperlink>
             <w:r>
@@ -6201,14 +6312,14 @@
               </w:rPr>
               <w:t>,</w:t>
             </w:r>
-            <w:hyperlink r:id="rId31">
+            <w:hyperlink r:id="rId33">
               <w:r>
                 <w:rPr>
                   <w:color w:val="2A78D6"/>
                   <w:vertAlign w:val="superscript"/>
                   <w:sz w:val="15"/>
                 </w:rPr>
-                <w:t xml:space="preserve">21</w:t>
+                <w:t xml:space="preserve">23</w:t>
               </w:r>
             </w:hyperlink>
             <w:r>
@@ -6510,14 +6621,14 @@
               </w:rPr>
               <w:t>Konkursai į valdybą ir stebėtojų tarybą vyksta įprasta tvarka</w:t>
             </w:r>
-            <w:hyperlink r:id="rId30">
+            <w:hyperlink r:id="rId32">
               <w:r>
                 <w:rPr>
                   <w:color w:val="2A78D6"/>
                   <w:vertAlign w:val="superscript"/>
                   <w:sz w:val="15"/>
                 </w:rPr>
-                <w:t xml:space="preserve">22</w:t>
+                <w:t xml:space="preserve">24</w:t>
               </w:r>
             </w:hyperlink>
             <w:r>
@@ -6643,14 +6754,14 @@
               </w:rPr>
               <w:t>Elektros ir atsinaujinančios energijos politika</w:t>
             </w:r>
-            <w:hyperlink r:id="rId32">
+            <w:hyperlink r:id="rId34">
               <w:r>
                 <w:rPr>
                   <w:color w:val="2A78D6"/>
                   <w:vertAlign w:val="superscript"/>
                   <w:sz w:val="15"/>
                 </w:rPr>
-                <w:t xml:space="preserve">23</w:t>
+                <w:t xml:space="preserve">25</w:t>
               </w:r>
             </w:hyperlink>
             <w:r>
@@ -6707,7 +6818,7 @@
                   <w:vertAlign w:val="superscript"/>
                   <w:sz w:val="15"/>
                 </w:rPr>
-                <w:t xml:space="preserve">24</w:t>
+                <w:t xml:space="preserve">26</w:t>
               </w:r>
             </w:hyperlink>
             <w:r>
@@ -7013,7 +7124,7 @@
                   <w:vertAlign w:val="superscript"/>
                   <w:sz w:val="15"/>
                 </w:rPr>
-                <w:t xml:space="preserve">25</w:t>
+                <w:t xml:space="preserve">27</w:t>
               </w:r>
             </w:hyperlink>
             <w:r>
@@ -7637,7 +7748,7 @@
             <w:color w:val="2A78D6"/>
             <w:sz w:val="17"/>
           </w:rPr>
-          <w:t xml:space="preserve">AST - Condensed interim financial statements 6M 2026 (unaudited), p. 5, 11, 2026</w:t>
+          <w:t xml:space="preserve">OFAC Sanctions List Search (US Treasury)</w:t>
         </w:r>
       </w:hyperlink>
     </w:p>
@@ -7664,7 +7775,7 @@
             <w:color w:val="2A78D6"/>
             <w:sz w:val="17"/>
           </w:rPr>
-          <w:t xml:space="preserve">AST - Annual report 2025 (sustainability report and audited financial statements), p. 18, 2026-04-24</w:t>
+          <w:t xml:space="preserve">EU Sanctions Map</w:t>
         </w:r>
       </w:hyperlink>
     </w:p>
@@ -7685,7 +7796,61 @@
         <w:t>22.</w:t>
         <w:tab/>
       </w:r>
-      <w:hyperlink r:id="rId30">
+      <w:hyperlink r:id="rId32">
+        <w:r>
+          <w:rPr>
+            <w:color w:val="2A78D6"/>
+            <w:sz w:val="17"/>
+          </w:rPr>
+          <w:t xml:space="preserve">AST - Condensed interim financial statements 6M 2026 (unaudited), p. 5, 11, 2026</w:t>
+        </w:r>
+      </w:hyperlink>
+    </w:p>
+    <w:p>
+      <w:pPr>
+        <w:tabs>
+          <w:tab w:pos="397" w:val="left"/>
+        </w:tabs>
+        <w:spacing w:before="0" w:after="30"/>
+        <w:ind w:left="397" w:hanging="397"/>
+      </w:pPr>
+      <w:r>
+        <w:rPr>
+          <w:b w:val="0"/>
+          <w:color w:val="667085"/>
+          <w:sz w:val="17"/>
+        </w:rPr>
+        <w:t>23.</w:t>
+        <w:tab/>
+      </w:r>
+      <w:hyperlink r:id="rId33">
+        <w:r>
+          <w:rPr>
+            <w:color w:val="2A78D6"/>
+            <w:sz w:val="17"/>
+          </w:rPr>
+          <w:t xml:space="preserve">AST - Annual report 2025 (sustainability report and audited financial statements), p. 18, 2026-04-24</w:t>
+        </w:r>
+      </w:hyperlink>
+    </w:p>
+    <w:p>
+      <w:pPr>
+        <w:tabs>
+          <w:tab w:pos="397" w:val="left"/>
+        </w:tabs>
+        <w:spacing w:before="0" w:after="30"/>
+        <w:ind w:left="397" w:hanging="397"/>
+      </w:pPr>
+      <w:r>
+        <w:rPr>
+          <w:b w:val="0"/>
+          <w:color w:val="667085"/>
+          <w:sz w:val="17"/>
+        </w:rPr>
+        <w:t>24.</w:t>
+        <w:tab/>
+      </w:r>
+      <w:hyperlink r:id="rId32">
         <w:r>
           <w:rPr>
             <w:color w:val="2A78D6"/>
@@ -7709,10 +7874,10 @@
           <w:color w:val="667085"/>
           <w:sz w:val="17"/>
         </w:rPr>
-        <w:t>23.</w:t>
+        <w:t>25.</w:t>
         <w:tab/>
       </w:r>
-      <w:hyperlink r:id="rId32">
+      <w:hyperlink r:id="rId34">
         <w:r>
           <w:rPr>
             <w:color w:val="2A78D6"/>
@@ -7736,7 +7901,7 @@
           <w:color w:val="667085"/>
           <w:sz w:val="17"/>
         </w:rPr>
-        <w:t>24.</w:t>
+        <w:t>26.</w:t>
         <w:tab/>
       </w:r>
       <w:hyperlink r:id="rId21">
@@ -7763,7 +7928,7 @@
           <w:color w:val="667085"/>
           <w:sz w:val="17"/>
         </w:rPr>
-        <w:t>25.</w:t>
+        <w:t>27.</w:t>
         <w:tab/>
       </w:r>
       <w:hyperlink r:id="rId21">

--- a/docs/files/ast/ast_6M2026_lt.docx
+++ b/docs/files/ast/ast_6M2026_lt.docx
@@ -5884,7 +5884,7 @@
                 <w:color w:val="333333"/>
                 <w:sz w:val="18"/>
               </w:rPr>
-              <w:t>Nerasta EU, UN, UK, US OFAC konsoliduotuose sankcijų sąrašuose (automatinė patikra 2026-10-23).</w:t>
+              <w:t>Nerasta EU, UN, UK, US OFAC konsoliduotuose sankcijų sąrašuose (automatinė patikra 2026-10-24).</w:t>
             </w:r>
           </w:p>
           <w:p>
@@ -6123,7 +6123,7 @@
                 <w:color w:val="333333"/>
                 <w:sz w:val="18"/>
               </w:rPr>
-              <w:t>Naujienų suvestinė 2026-07-25 – 2026-10-23: 0 pranešimų, iš jų su neigiamu žodžiu antraštėje – 0 (plačiau – skiltyje „Ką rašo spauda“).</w:t>
+              <w:t>Naujienų suvestinė 2026-07-26 – 2026-10-24: 0 pranešimų, iš jų su neigiamu žodžiu antraštėje – 0 (plačiau – skiltyje „Ką rašo spauda“).</w:t>
             </w:r>
           </w:p>
         </w:tc>

--- a/docs/files/ast/ast_6M2026_lt.docx
+++ b/docs/files/ast/ast_6M2026_lt.docx
@@ -5884,7 +5884,7 @@
                 <w:color w:val="333333"/>
                 <w:sz w:val="18"/>
               </w:rPr>
-              <w:t>Nerasta EU, UN, UK, US OFAC konsoliduotuose sankcijų sąrašuose (automatinė patikra 2026-10-24).</w:t>
+              <w:t>Nerasta EU, UN, UK, US OFAC konsoliduotuose sankcijų sąrašuose (automatinė patikra 2026-10-25).</w:t>
             </w:r>
           </w:p>
           <w:p>
@@ -6123,7 +6123,7 @@
                 <w:color w:val="333333"/>
                 <w:sz w:val="18"/>
               </w:rPr>
-              <w:t>Naujienų suvestinė 2026-07-26 – 2026-10-24: 0 pranešimų, iš jų su neigiamu žodžiu antraštėje – 0 (plačiau – skiltyje „Ką rašo spauda“).</w:t>
+              <w:t>Naujienų suvestinė 2026-07-27 – 2026-10-25: 0 pranešimų, iš jų su neigiamu žodžiu antraštėje – 0 (plačiau – skiltyje „Ką rašo spauda“).</w:t>
             </w:r>
           </w:p>
         </w:tc>

--- a/docs/files/ast/ast_6M2026_lt.docx
+++ b/docs/files/ast/ast_6M2026_lt.docx
@@ -5235,7 +5235,7 @@
                 <w:b w:val="0"/>
                 <w:sz w:val="17"/>
               </w:rPr>
-              <w:t>3,38 % (2026-10)</w:t>
+              <w:t>3,37 % (2026-10)</w:t>
             </w:r>
           </w:p>
         </w:tc>
@@ -5307,7 +5307,7 @@
                 <w:b w:val="0"/>
                 <w:sz w:val="17"/>
               </w:rPr>
-              <w:t>▲ 0,66 p. p.</w:t>
+              <w:t>▲ 0,65 p. p.</w:t>
             </w:r>
           </w:p>
         </w:tc>
@@ -5884,7 +5884,7 @@
                 <w:color w:val="333333"/>
                 <w:sz w:val="18"/>
               </w:rPr>
-              <w:t>Nerasta EU, UN, UK, US OFAC konsoliduotuose sankcijų sąrašuose (automatinė patikra 2026-10-25).</w:t>
+              <w:t>Nerasta EU, UN, US OFAC konsoliduotuose sankcijų sąrašuose (automatinė patikra 2026-10-26).</w:t>
             </w:r>
           </w:p>
           <w:p>
@@ -6123,7 +6123,7 @@
                 <w:color w:val="333333"/>
                 <w:sz w:val="18"/>
               </w:rPr>
-              <w:t>Naujienų suvestinė 2026-07-27 – 2026-10-25: 0 pranešimų, iš jų su neigiamu žodžiu antraštėje – 0 (plačiau – skiltyje „Ką rašo spauda“).</w:t>
+              <w:t>Naujienų suvestinė 2026-07-28 – 2026-10-26: 0 pranešimų, iš jų su neigiamu žodžiu antraštėje – 0 (plačiau – skiltyje „Ką rašo spauda“).</w:t>
             </w:r>
           </w:p>
         </w:tc>

--- a/docs/files/ast/ast_6M2026_lt.docx
+++ b/docs/files/ast/ast_6M2026_lt.docx
@@ -5884,7 +5884,7 @@
                 <w:color w:val="333333"/>
                 <w:sz w:val="18"/>
               </w:rPr>
-              <w:t>Nerasta EU, UN, US OFAC konsoliduotuose sankcijų sąrašuose (automatinė patikra 2026-10-26).</w:t>
+              <w:t>Nerasta EU, UN, US OFAC konsoliduotuose sankcijų sąrašuose (automatinė patikra 2026-10-27).</w:t>
             </w:r>
           </w:p>
           <w:p>
@@ -6123,7 +6123,7 @@
                 <w:color w:val="333333"/>
                 <w:sz w:val="18"/>
               </w:rPr>
-              <w:t>Naujienų suvestinė 2026-07-28 – 2026-10-26: 0 pranešimų, iš jų su neigiamu žodžiu antraštėje – 0 (plačiau – skiltyje „Ką rašo spauda“).</w:t>
+              <w:t>Naujienų suvestinė 2026-07-29 – 2026-10-27: 0 pranešimų, iš jų su neigiamu žodžiu antraštėje – 0 (plačiau – skiltyje „Ką rašo spauda“).</w:t>
             </w:r>
           </w:p>
         </w:tc>

--- a/docs/files/ast/ast_6M2026_lt.docx
+++ b/docs/files/ast/ast_6M2026_lt.docx
@@ -5884,7 +5884,7 @@
                 <w:color w:val="333333"/>
                 <w:sz w:val="18"/>
               </w:rPr>
-              <w:t>Nerasta EU, UN, US OFAC konsoliduotuose sankcijų sąrašuose (automatinė patikra 2026-10-27).</w:t>
+              <w:t>Nerasta EU, UN, US OFAC konsoliduotuose sankcijų sąrašuose (automatinė patikra 2026-10-28).</w:t>
             </w:r>
           </w:p>
           <w:p>
@@ -6123,7 +6123,7 @@
                 <w:color w:val="333333"/>
                 <w:sz w:val="18"/>
               </w:rPr>
-              <w:t>Naujienų suvestinė 2026-07-29 – 2026-10-27: 0 pranešimų, iš jų su neigiamu žodžiu antraštėje – 0 (plačiau – skiltyje „Ką rašo spauda“).</w:t>
+              <w:t>Naujienų suvestinė 2026-07-30 – 2026-10-28: 0 pranešimų, iš jų su neigiamu žodžiu antraštėje – 0 (plačiau – skiltyje „Ką rašo spauda“).</w:t>
             </w:r>
           </w:p>
         </w:tc>

--- a/docs/files/ast/ast_6M2026_lt.docx
+++ b/docs/files/ast/ast_6M2026_lt.docx
@@ -5884,7 +5884,7 @@
                 <w:color w:val="333333"/>
                 <w:sz w:val="18"/>
               </w:rPr>
-              <w:t>Nerasta EU, UN, US OFAC konsoliduotuose sankcijų sąrašuose (automatinė patikra 2026-10-28).</w:t>
+              <w:t>Nerasta EU, UN, US OFAC konsoliduotuose sankcijų sąrašuose (automatinė patikra 2026-10-30).</w:t>
             </w:r>
           </w:p>
           <w:p>
@@ -6123,7 +6123,7 @@
                 <w:color w:val="333333"/>
                 <w:sz w:val="18"/>
               </w:rPr>
-              <w:t>Naujienų suvestinė 2026-07-30 – 2026-10-28: 0 pranešimų, iš jų su neigiamu žodžiu antraštėje – 0 (plačiau – skiltyje „Ką rašo spauda“).</w:t>
+              <w:t>Naujienų suvestinė 2026-08-01 – 2026-10-30: 0 pranešimų, iš jų su neigiamu žodžiu antraštėje – 0 (plačiau – skiltyje „Ką rašo spauda“).</w:t>
             </w:r>
           </w:p>
         </w:tc>

--- a/docs/files/ast/ast_6M2026_lt.docx
+++ b/docs/files/ast/ast_6M2026_lt.docx
@@ -5884,7 +5884,7 @@
                 <w:color w:val="333333"/>
                 <w:sz w:val="18"/>
               </w:rPr>
-              <w:t>Nerasta EU, UN, US OFAC konsoliduotuose sankcijų sąrašuose (automatinė patikra 2026-10-30).</w:t>
+              <w:t>Nerasta EU, UN, US OFAC konsoliduotuose sankcijų sąrašuose (automatinė patikra 2026-10-31).</w:t>
             </w:r>
           </w:p>
           <w:p>
@@ -6123,7 +6123,7 @@
                 <w:color w:val="333333"/>
                 <w:sz w:val="18"/>
               </w:rPr>
-              <w:t>Naujienų suvestinė 2026-08-01 – 2026-10-30: 0 pranešimų, iš jų su neigiamu žodžiu antraštėje – 0 (plačiau – skiltyje „Ką rašo spauda“).</w:t>
+              <w:t>Naujienų suvestinė 2026-08-02 – 2026-10-31: 0 pranešimų, iš jų su neigiamu žodžiu antraštėje – 0 (plačiau – skiltyje „Ką rašo spauda“).</w:t>
             </w:r>
           </w:p>
         </w:tc>
